--- a/test-corpus/corpus/generated/medium2.docx
+++ b/test-corpus/corpus/generated/medium2.docx
@@ -44,7 +44,7 @@
                       <a:solidFill>
                         <a:srgbClr val="D9E2F3"/>
                       </a:solidFill>
-                      <a:ln w="12700" cap="flat" cmpd="sng" algn="ctr">
+                      <a:ln w="3175" cap="flat" cmpd="sng" algn="ctr">
                         <a:solidFill>
                           <a:srgbClr val="2F5496"/>
                         </a:solidFill>
@@ -105,7 +105,7 @@
                       <a:solidFill>
                         <a:srgbClr val="D9E2F3"/>
                       </a:solidFill>
-                      <a:ln w="12700" cap="flat" cmpd="sng" algn="ctr">
+                      <a:ln w="3175" cap="flat" cmpd="sng" algn="ctr">
                         <a:solidFill>
                           <a:srgbClr val="2F5496"/>
                         </a:solidFill>
@@ -166,7 +166,7 @@
                       <a:solidFill>
                         <a:srgbClr val="D9E2F3"/>
                       </a:solidFill>
-                      <a:ln w="12700" cap="flat" cmpd="sng" algn="ctr">
+                      <a:ln w="3175" cap="flat" cmpd="sng" algn="ctr">
                         <a:solidFill>
                           <a:srgbClr val="2F5496"/>
                         </a:solidFill>
@@ -227,7 +227,7 @@
                       <a:solidFill>
                         <a:srgbClr val="D9E2F3"/>
                       </a:solidFill>
-                      <a:ln w="12700" cap="flat" cmpd="sng" algn="ctr">
+                      <a:ln w="3175" cap="flat" cmpd="sng" algn="ctr">
                         <a:solidFill>
                           <a:srgbClr val="2F5496"/>
                         </a:solidFill>
@@ -288,7 +288,7 @@
                       <a:solidFill>
                         <a:srgbClr val="D9E2F3"/>
                       </a:solidFill>
-                      <a:ln w="12700" cap="flat" cmpd="sng" algn="ctr">
+                      <a:ln w="3175" cap="flat" cmpd="sng" algn="ctr">
                         <a:solidFill>
                           <a:srgbClr val="2F5496"/>
                         </a:solidFill>
@@ -349,7 +349,7 @@
                       <a:solidFill>
                         <a:srgbClr val="D9E2F3"/>
                       </a:solidFill>
-                      <a:ln w="12700" cap="flat" cmpd="sng" algn="ctr">
+                      <a:ln w="3175" cap="flat" cmpd="sng" algn="ctr">
                         <a:solidFill>
                           <a:srgbClr val="2F5496"/>
                         </a:solidFill>
@@ -410,7 +410,7 @@
                       <a:solidFill>
                         <a:srgbClr val="D9E2F3"/>
                       </a:solidFill>
-                      <a:ln w="12700" cap="flat" cmpd="sng" algn="ctr">
+                      <a:ln w="3175" cap="flat" cmpd="sng" algn="ctr">
                         <a:solidFill>
                           <a:srgbClr val="2F5496"/>
                         </a:solidFill>
@@ -471,7 +471,7 @@
                       <a:solidFill>
                         <a:srgbClr val="D9E2F3"/>
                       </a:solidFill>
-                      <a:ln w="12700" cap="flat" cmpd="sng" algn="ctr">
+                      <a:ln w="3175" cap="flat" cmpd="sng" algn="ctr">
                         <a:solidFill>
                           <a:srgbClr val="2F5496"/>
                         </a:solidFill>
@@ -532,7 +532,7 @@
                       <a:solidFill>
                         <a:srgbClr val="D9E2F3"/>
                       </a:solidFill>
-                      <a:ln w="12700" cap="flat" cmpd="sng" algn="ctr">
+                      <a:ln w="3175" cap="flat" cmpd="sng" algn="ctr">
                         <a:solidFill>
                           <a:srgbClr val="2F5496"/>
                         </a:solidFill>
@@ -593,7 +593,7 @@
                       <a:solidFill>
                         <a:srgbClr val="D9E2F3"/>
                       </a:solidFill>
-                      <a:ln w="12700" cap="flat" cmpd="sng" algn="ctr">
+                      <a:ln w="3175" cap="flat" cmpd="sng" algn="ctr">
                         <a:solidFill>
                           <a:srgbClr val="2F5496"/>
                         </a:solidFill>
@@ -654,7 +654,7 @@
                       <a:solidFill>
                         <a:srgbClr val="D9E2F3"/>
                       </a:solidFill>
-                      <a:ln w="12700" cap="flat" cmpd="sng" algn="ctr">
+                      <a:ln w="3175" cap="flat" cmpd="sng" algn="ctr">
                         <a:solidFill>
                           <a:srgbClr val="2F5496"/>
                         </a:solidFill>
@@ -715,7 +715,7 @@
                       <a:solidFill>
                         <a:srgbClr val="D9E2F3"/>
                       </a:solidFill>
-                      <a:ln w="12700" cap="flat" cmpd="sng" algn="ctr">
+                      <a:ln w="3175" cap="flat" cmpd="sng" algn="ctr">
                         <a:solidFill>
                           <a:srgbClr val="2F5496"/>
                         </a:solidFill>
@@ -776,7 +776,7 @@
                       <a:solidFill>
                         <a:srgbClr val="D9E2F3"/>
                       </a:solidFill>
-                      <a:ln w="12700" cap="flat" cmpd="sng" algn="ctr">
+                      <a:ln w="3175" cap="flat" cmpd="sng" algn="ctr">
                         <a:solidFill>
                           <a:srgbClr val="2F5496"/>
                         </a:solidFill>
@@ -837,7 +837,7 @@
                       <a:solidFill>
                         <a:srgbClr val="D9E2F3"/>
                       </a:solidFill>
-                      <a:ln w="12700" cap="flat" cmpd="sng" algn="ctr">
+                      <a:ln w="3175" cap="flat" cmpd="sng" algn="ctr">
                         <a:solidFill>
                           <a:srgbClr val="2F5496"/>
                         </a:solidFill>
@@ -898,7 +898,7 @@
                       <a:solidFill>
                         <a:srgbClr val="D9E2F3"/>
                       </a:solidFill>
-                      <a:ln w="12700" cap="flat" cmpd="sng" algn="ctr">
+                      <a:ln w="3175" cap="flat" cmpd="sng" algn="ctr">
                         <a:solidFill>
                           <a:srgbClr val="2F5496"/>
                         </a:solidFill>
@@ -959,7 +959,7 @@
                       <a:solidFill>
                         <a:srgbClr val="D9E2F3"/>
                       </a:solidFill>
-                      <a:ln w="12700" cap="flat" cmpd="sng" algn="ctr">
+                      <a:ln w="3175" cap="flat" cmpd="sng" algn="ctr">
                         <a:solidFill>
                           <a:srgbClr val="2F5496"/>
                         </a:solidFill>
@@ -1020,7 +1020,7 @@
                       <a:solidFill>
                         <a:srgbClr val="D9E2F3"/>
                       </a:solidFill>
-                      <a:ln w="12700" cap="flat" cmpd="sng" algn="ctr">
+                      <a:ln w="3175" cap="flat" cmpd="sng" algn="ctr">
                         <a:solidFill>
                           <a:srgbClr val="2F5496"/>
                         </a:solidFill>
@@ -1081,7 +1081,7 @@
                       <a:solidFill>
                         <a:srgbClr val="D9E2F3"/>
                       </a:solidFill>
-                      <a:ln w="12700" cap="flat" cmpd="sng" algn="ctr">
+                      <a:ln w="3175" cap="flat" cmpd="sng" algn="ctr">
                         <a:solidFill>
                           <a:srgbClr val="2F5496"/>
                         </a:solidFill>
@@ -1142,7 +1142,7 @@
                       <a:solidFill>
                         <a:srgbClr val="D9E2F3"/>
                       </a:solidFill>
-                      <a:ln w="12700" cap="flat" cmpd="sng" algn="ctr">
+                      <a:ln w="3175" cap="flat" cmpd="sng" algn="ctr">
                         <a:solidFill>
                           <a:srgbClr val="2F5496"/>
                         </a:solidFill>
@@ -1203,7 +1203,7 @@
                       <a:solidFill>
                         <a:srgbClr val="D9E2F3"/>
                       </a:solidFill>
-                      <a:ln w="12700" cap="flat" cmpd="sng" algn="ctr">
+                      <a:ln w="3175" cap="flat" cmpd="sng" algn="ctr">
                         <a:solidFill>
                           <a:srgbClr val="2F5496"/>
                         </a:solidFill>
@@ -1264,7 +1264,7 @@
                       <a:solidFill>
                         <a:srgbClr val="D9E2F3"/>
                       </a:solidFill>
-                      <a:ln w="12700" cap="flat" cmpd="sng" algn="ctr">
+                      <a:ln w="3175" cap="flat" cmpd="sng" algn="ctr">
                         <a:solidFill>
                           <a:srgbClr val="2F5496"/>
                         </a:solidFill>
@@ -1325,7 +1325,7 @@
                       <a:solidFill>
                         <a:srgbClr val="D9E2F3"/>
                       </a:solidFill>
-                      <a:ln w="12700" cap="flat" cmpd="sng" algn="ctr">
+                      <a:ln w="3175" cap="flat" cmpd="sng" algn="ctr">
                         <a:solidFill>
                           <a:srgbClr val="2F5496"/>
                         </a:solidFill>
@@ -1386,7 +1386,7 @@
                       <a:solidFill>
                         <a:srgbClr val="D9E2F3"/>
                       </a:solidFill>
-                      <a:ln w="12700" cap="flat" cmpd="sng" algn="ctr">
+                      <a:ln w="3175" cap="flat" cmpd="sng" algn="ctr">
                         <a:solidFill>
                           <a:srgbClr val="2F5496"/>
                         </a:solidFill>
@@ -1447,7 +1447,7 @@
                       <a:solidFill>
                         <a:srgbClr val="D9E2F3"/>
                       </a:solidFill>
-                      <a:ln w="12700" cap="flat" cmpd="sng" algn="ctr">
+                      <a:ln w="3175" cap="flat" cmpd="sng" algn="ctr">
                         <a:solidFill>
                           <a:srgbClr val="2F5496"/>
                         </a:solidFill>
@@ -1508,7 +1508,7 @@
                       <a:solidFill>
                         <a:srgbClr val="D9E2F3"/>
                       </a:solidFill>
-                      <a:ln w="12700" cap="flat" cmpd="sng" algn="ctr">
+                      <a:ln w="3175" cap="flat" cmpd="sng" algn="ctr">
                         <a:solidFill>
                           <a:srgbClr val="2F5496"/>
                         </a:solidFill>
@@ -1569,7 +1569,7 @@
                       <a:solidFill>
                         <a:srgbClr val="D9E2F3"/>
                       </a:solidFill>
-                      <a:ln w="12700" cap="flat" cmpd="sng" algn="ctr">
+                      <a:ln w="3175" cap="flat" cmpd="sng" algn="ctr">
                         <a:solidFill>
                           <a:srgbClr val="2F5496"/>
                         </a:solidFill>
@@ -1630,7 +1630,7 @@
                       <a:solidFill>
                         <a:srgbClr val="D9E2F3"/>
                       </a:solidFill>
-                      <a:ln w="12700" cap="flat" cmpd="sng" algn="ctr">
+                      <a:ln w="3175" cap="flat" cmpd="sng" algn="ctr">
                         <a:solidFill>
                           <a:srgbClr val="2F5496"/>
                         </a:solidFill>
@@ -1691,7 +1691,7 @@
                       <a:solidFill>
                         <a:srgbClr val="D9E2F3"/>
                       </a:solidFill>
-                      <a:ln w="12700" cap="flat" cmpd="sng" algn="ctr">
+                      <a:ln w="3175" cap="flat" cmpd="sng" algn="ctr">
                         <a:solidFill>
                           <a:srgbClr val="2F5496"/>
                         </a:solidFill>
@@ -1752,7 +1752,7 @@
                       <a:solidFill>
                         <a:srgbClr val="D9E2F3"/>
                       </a:solidFill>
-                      <a:ln w="12700" cap="flat" cmpd="sng" algn="ctr">
+                      <a:ln w="3175" cap="flat" cmpd="sng" algn="ctr">
                         <a:solidFill>
                           <a:srgbClr val="2F5496"/>
                         </a:solidFill>
@@ -1813,7 +1813,7 @@
                       <a:solidFill>
                         <a:srgbClr val="D9E2F3"/>
                       </a:solidFill>
-                      <a:ln w="12700" cap="flat" cmpd="sng" algn="ctr">
+                      <a:ln w="3175" cap="flat" cmpd="sng" algn="ctr">
                         <a:solidFill>
                           <a:srgbClr val="2F5496"/>
                         </a:solidFill>
@@ -1874,7 +1874,7 @@
                       <a:solidFill>
                         <a:srgbClr val="D9E2F3"/>
                       </a:solidFill>
-                      <a:ln w="12700" cap="flat" cmpd="sng" algn="ctr">
+                      <a:ln w="3175" cap="flat" cmpd="sng" algn="ctr">
                         <a:solidFill>
                           <a:srgbClr val="2F5496"/>
                         </a:solidFill>
@@ -1935,7 +1935,7 @@
                       <a:solidFill>
                         <a:srgbClr val="D9E2F3"/>
                       </a:solidFill>
-                      <a:ln w="12700" cap="flat" cmpd="sng" algn="ctr">
+                      <a:ln w="3175" cap="flat" cmpd="sng" algn="ctr">
                         <a:solidFill>
                           <a:srgbClr val="2F5496"/>
                         </a:solidFill>
@@ -1996,7 +1996,7 @@
                       <a:solidFill>
                         <a:srgbClr val="D9E2F3"/>
                       </a:solidFill>
-                      <a:ln w="12700" cap="flat" cmpd="sng" algn="ctr">
+                      <a:ln w="3175" cap="flat" cmpd="sng" algn="ctr">
                         <a:solidFill>
                           <a:srgbClr val="2F5496"/>
                         </a:solidFill>
@@ -2057,7 +2057,7 @@
                       <a:solidFill>
                         <a:srgbClr val="D9E2F3"/>
                       </a:solidFill>
-                      <a:ln w="12700" cap="flat" cmpd="sng" algn="ctr">
+                      <a:ln w="3175" cap="flat" cmpd="sng" algn="ctr">
                         <a:solidFill>
                           <a:srgbClr val="2F5496"/>
                         </a:solidFill>
@@ -2118,7 +2118,7 @@
                       <a:solidFill>
                         <a:srgbClr val="D9E2F3"/>
                       </a:solidFill>
-                      <a:ln w="12700" cap="flat" cmpd="sng" algn="ctr">
+                      <a:ln w="3175" cap="flat" cmpd="sng" algn="ctr">
                         <a:solidFill>
                           <a:srgbClr val="2F5496"/>
                         </a:solidFill>
@@ -2179,7 +2179,7 @@
                       <a:solidFill>
                         <a:srgbClr val="D9E2F3"/>
                       </a:solidFill>
-                      <a:ln w="12700" cap="flat" cmpd="sng" algn="ctr">
+                      <a:ln w="3175" cap="flat" cmpd="sng" algn="ctr">
                         <a:solidFill>
                           <a:srgbClr val="2F5496"/>
                         </a:solidFill>
@@ -2240,7 +2240,7 @@
                       <a:solidFill>
                         <a:srgbClr val="D9E2F3"/>
                       </a:solidFill>
-                      <a:ln w="12700" cap="flat" cmpd="sng" algn="ctr">
+                      <a:ln w="3175" cap="flat" cmpd="sng" algn="ctr">
                         <a:solidFill>
                           <a:srgbClr val="2F5496"/>
                         </a:solidFill>
@@ -2301,7 +2301,7 @@
                       <a:solidFill>
                         <a:srgbClr val="D9E2F3"/>
                       </a:solidFill>
-                      <a:ln w="12700" cap="flat" cmpd="sng" algn="ctr">
+                      <a:ln w="3175" cap="flat" cmpd="sng" algn="ctr">
                         <a:solidFill>
                           <a:srgbClr val="2F5496"/>
                         </a:solidFill>
@@ -2362,7 +2362,7 @@
                       <a:solidFill>
                         <a:srgbClr val="D9E2F3"/>
                       </a:solidFill>
-                      <a:ln w="12700" cap="flat" cmpd="sng" algn="ctr">
+                      <a:ln w="3175" cap="flat" cmpd="sng" algn="ctr">
                         <a:solidFill>
                           <a:srgbClr val="2F5496"/>
                         </a:solidFill>
@@ -2423,7 +2423,7 @@
                       <a:solidFill>
                         <a:srgbClr val="D9E2F3"/>
                       </a:solidFill>
-                      <a:ln w="12700" cap="flat" cmpd="sng" algn="ctr">
+                      <a:ln w="3175" cap="flat" cmpd="sng" algn="ctr">
                         <a:solidFill>
                           <a:srgbClr val="2F5496"/>
                         </a:solidFill>
@@ -2484,7 +2484,7 @@
                       <a:solidFill>
                         <a:srgbClr val="D9E2F3"/>
                       </a:solidFill>
-                      <a:ln w="12700" cap="flat" cmpd="sng" algn="ctr">
+                      <a:ln w="3175" cap="flat" cmpd="sng" algn="ctr">
                         <a:solidFill>
                           <a:srgbClr val="2F5496"/>
                         </a:solidFill>
@@ -2545,7 +2545,7 @@
                       <a:solidFill>
                         <a:srgbClr val="D9E2F3"/>
                       </a:solidFill>
-                      <a:ln w="12700" cap="flat" cmpd="sng" algn="ctr">
+                      <a:ln w="3175" cap="flat" cmpd="sng" algn="ctr">
                         <a:solidFill>
                           <a:srgbClr val="2F5496"/>
                         </a:solidFill>
@@ -2606,7 +2606,7 @@
                       <a:solidFill>
                         <a:srgbClr val="D9E2F3"/>
                       </a:solidFill>
-                      <a:ln w="12700" cap="flat" cmpd="sng" algn="ctr">
+                      <a:ln w="3175" cap="flat" cmpd="sng" algn="ctr">
                         <a:solidFill>
                           <a:srgbClr val="2F5496"/>
                         </a:solidFill>
@@ -2667,7 +2667,7 @@
                       <a:solidFill>
                         <a:srgbClr val="D9E2F3"/>
                       </a:solidFill>
-                      <a:ln w="12700" cap="flat" cmpd="sng" algn="ctr">
+                      <a:ln w="3175" cap="flat" cmpd="sng" algn="ctr">
                         <a:solidFill>
                           <a:srgbClr val="2F5496"/>
                         </a:solidFill>
@@ -2728,7 +2728,7 @@
                       <a:solidFill>
                         <a:srgbClr val="D9E2F3"/>
                       </a:solidFill>
-                      <a:ln w="12700" cap="flat" cmpd="sng" algn="ctr">
+                      <a:ln w="3175" cap="flat" cmpd="sng" algn="ctr">
                         <a:solidFill>
                           <a:srgbClr val="2F5496"/>
                         </a:solidFill>
@@ -2789,7 +2789,7 @@
                       <a:solidFill>
                         <a:srgbClr val="D9E2F3"/>
                       </a:solidFill>
-                      <a:ln w="12700" cap="flat" cmpd="sng" algn="ctr">
+                      <a:ln w="3175" cap="flat" cmpd="sng" algn="ctr">
                         <a:solidFill>
                           <a:srgbClr val="2F5496"/>
                         </a:solidFill>
@@ -2850,7 +2850,7 @@
                       <a:solidFill>
                         <a:srgbClr val="D9E2F3"/>
                       </a:solidFill>
-                      <a:ln w="12700" cap="flat" cmpd="sng" algn="ctr">
+                      <a:ln w="3175" cap="flat" cmpd="sng" algn="ctr">
                         <a:solidFill>
                           <a:srgbClr val="2F5496"/>
                         </a:solidFill>
@@ -2911,7 +2911,7 @@
                       <a:solidFill>
                         <a:srgbClr val="D9E2F3"/>
                       </a:solidFill>
-                      <a:ln w="12700" cap="flat" cmpd="sng" algn="ctr">
+                      <a:ln w="3175" cap="flat" cmpd="sng" algn="ctr">
                         <a:solidFill>
                           <a:srgbClr val="2F5496"/>
                         </a:solidFill>
@@ -2972,7 +2972,7 @@
                       <a:solidFill>
                         <a:srgbClr val="D9E2F3"/>
                       </a:solidFill>
-                      <a:ln w="12700" cap="flat" cmpd="sng" algn="ctr">
+                      <a:ln w="3175" cap="flat" cmpd="sng" algn="ctr">
                         <a:solidFill>
                           <a:srgbClr val="2F5496"/>
                         </a:solidFill>
@@ -3033,7 +3033,7 @@
                       <a:solidFill>
                         <a:srgbClr val="D9E2F3"/>
                       </a:solidFill>
-                      <a:ln w="12700" cap="flat" cmpd="sng" algn="ctr">
+                      <a:ln w="3175" cap="flat" cmpd="sng" algn="ctr">
                         <a:solidFill>
                           <a:srgbClr val="2F5496"/>
                         </a:solidFill>
@@ -3094,7 +3094,7 @@
                       <a:solidFill>
                         <a:srgbClr val="D9E2F3"/>
                       </a:solidFill>
-                      <a:ln w="12700" cap="flat" cmpd="sng" algn="ctr">
+                      <a:ln w="3175" cap="flat" cmpd="sng" algn="ctr">
                         <a:solidFill>
                           <a:srgbClr val="2F5496"/>
                         </a:solidFill>
@@ -3155,7 +3155,7 @@
                       <a:solidFill>
                         <a:srgbClr val="D9E2F3"/>
                       </a:solidFill>
-                      <a:ln w="12700" cap="flat" cmpd="sng" algn="ctr">
+                      <a:ln w="3175" cap="flat" cmpd="sng" algn="ctr">
                         <a:solidFill>
                           <a:srgbClr val="2F5496"/>
                         </a:solidFill>
@@ -3216,7 +3216,7 @@
                       <a:solidFill>
                         <a:srgbClr val="D9E2F3"/>
                       </a:solidFill>
-                      <a:ln w="12700" cap="flat" cmpd="sng" algn="ctr">
+                      <a:ln w="3175" cap="flat" cmpd="sng" algn="ctr">
                         <a:solidFill>
                           <a:srgbClr val="2F5496"/>
                         </a:solidFill>
@@ -3277,7 +3277,7 @@
                       <a:solidFill>
                         <a:srgbClr val="D9E2F3"/>
                       </a:solidFill>
-                      <a:ln w="12700" cap="flat" cmpd="sng" algn="ctr">
+                      <a:ln w="3175" cap="flat" cmpd="sng" algn="ctr">
                         <a:solidFill>
                           <a:srgbClr val="2F5496"/>
                         </a:solidFill>
@@ -3338,7 +3338,7 @@
                       <a:solidFill>
                         <a:srgbClr val="D9E2F3"/>
                       </a:solidFill>
-                      <a:ln w="12700" cap="flat" cmpd="sng" algn="ctr">
+                      <a:ln w="3175" cap="flat" cmpd="sng" algn="ctr">
                         <a:solidFill>
                           <a:srgbClr val="2F5496"/>
                         </a:solidFill>
@@ -3399,7 +3399,7 @@
                       <a:solidFill>
                         <a:srgbClr val="D9E2F3"/>
                       </a:solidFill>
-                      <a:ln w="12700" cap="flat" cmpd="sng" algn="ctr">
+                      <a:ln w="3175" cap="flat" cmpd="sng" algn="ctr">
                         <a:solidFill>
                           <a:srgbClr val="2F5496"/>
                         </a:solidFill>
@@ -3460,7 +3460,7 @@
                       <a:solidFill>
                         <a:srgbClr val="D9E2F3"/>
                       </a:solidFill>
-                      <a:ln w="12700" cap="flat" cmpd="sng" algn="ctr">
+                      <a:ln w="3175" cap="flat" cmpd="sng" algn="ctr">
                         <a:solidFill>
                           <a:srgbClr val="2F5496"/>
                         </a:solidFill>
@@ -3521,7 +3521,7 @@
                       <a:solidFill>
                         <a:srgbClr val="D9E2F3"/>
                       </a:solidFill>
-                      <a:ln w="12700" cap="flat" cmpd="sng" algn="ctr">
+                      <a:ln w="3175" cap="flat" cmpd="sng" algn="ctr">
                         <a:solidFill>
                           <a:srgbClr val="2F5496"/>
                         </a:solidFill>
@@ -3582,7 +3582,7 @@
                       <a:solidFill>
                         <a:srgbClr val="D9E2F3"/>
                       </a:solidFill>
-                      <a:ln w="12700" cap="flat" cmpd="sng" algn="ctr">
+                      <a:ln w="3175" cap="flat" cmpd="sng" algn="ctr">
                         <a:solidFill>
                           <a:srgbClr val="2F5496"/>
                         </a:solidFill>
@@ -3643,7 +3643,7 @@
                       <a:solidFill>
                         <a:srgbClr val="D9E2F3"/>
                       </a:solidFill>
-                      <a:ln w="12700" cap="flat" cmpd="sng" algn="ctr">
+                      <a:ln w="3175" cap="flat" cmpd="sng" algn="ctr">
                         <a:solidFill>
                           <a:srgbClr val="2F5496"/>
                         </a:solidFill>
@@ -3704,7 +3704,7 @@
                       <a:solidFill>
                         <a:srgbClr val="D9E2F3"/>
                       </a:solidFill>
-                      <a:ln w="12700" cap="flat" cmpd="sng" algn="ctr">
+                      <a:ln w="3175" cap="flat" cmpd="sng" algn="ctr">
                         <a:solidFill>
                           <a:srgbClr val="2F5496"/>
                         </a:solidFill>
@@ -3765,7 +3765,7 @@
                       <a:solidFill>
                         <a:srgbClr val="D9E2F3"/>
                       </a:solidFill>
-                      <a:ln w="12700" cap="flat" cmpd="sng" algn="ctr">
+                      <a:ln w="3175" cap="flat" cmpd="sng" algn="ctr">
                         <a:solidFill>
                           <a:srgbClr val="2F5496"/>
                         </a:solidFill>
@@ -3826,7 +3826,7 @@
                       <a:solidFill>
                         <a:srgbClr val="D9E2F3"/>
                       </a:solidFill>
-                      <a:ln w="12700" cap="flat" cmpd="sng" algn="ctr">
+                      <a:ln w="3175" cap="flat" cmpd="sng" algn="ctr">
                         <a:solidFill>
                           <a:srgbClr val="2F5496"/>
                         </a:solidFill>
@@ -3887,7 +3887,7 @@
                       <a:solidFill>
                         <a:srgbClr val="D9E2F3"/>
                       </a:solidFill>
-                      <a:ln w="12700" cap="flat" cmpd="sng" algn="ctr">
+                      <a:ln w="3175" cap="flat" cmpd="sng" algn="ctr">
                         <a:solidFill>
                           <a:srgbClr val="2F5496"/>
                         </a:solidFill>
@@ -3948,7 +3948,7 @@
                       <a:solidFill>
                         <a:srgbClr val="D9E2F3"/>
                       </a:solidFill>
-                      <a:ln w="12700" cap="flat" cmpd="sng" algn="ctr">
+                      <a:ln w="3175" cap="flat" cmpd="sng" algn="ctr">
                         <a:solidFill>
                           <a:srgbClr val="2F5496"/>
                         </a:solidFill>
@@ -4009,7 +4009,7 @@
                       <a:solidFill>
                         <a:srgbClr val="D9E2F3"/>
                       </a:solidFill>
-                      <a:ln w="12700" cap="flat" cmpd="sng" algn="ctr">
+                      <a:ln w="3175" cap="flat" cmpd="sng" algn="ctr">
                         <a:solidFill>
                           <a:srgbClr val="2F5496"/>
                         </a:solidFill>
@@ -4070,7 +4070,7 @@
                       <a:solidFill>
                         <a:srgbClr val="D9E2F3"/>
                       </a:solidFill>
-                      <a:ln w="12700" cap="flat" cmpd="sng" algn="ctr">
+                      <a:ln w="3175" cap="flat" cmpd="sng" algn="ctr">
                         <a:solidFill>
                           <a:srgbClr val="2F5496"/>
                         </a:solidFill>
@@ -4131,7 +4131,7 @@
                       <a:solidFill>
                         <a:srgbClr val="D9E2F3"/>
                       </a:solidFill>
-                      <a:ln w="12700" cap="flat" cmpd="sng" algn="ctr">
+                      <a:ln w="3175" cap="flat" cmpd="sng" algn="ctr">
                         <a:solidFill>
                           <a:srgbClr val="2F5496"/>
                         </a:solidFill>
@@ -4192,7 +4192,7 @@
                       <a:solidFill>
                         <a:srgbClr val="D9E2F3"/>
                       </a:solidFill>
-                      <a:ln w="12700" cap="flat" cmpd="sng" algn="ctr">
+                      <a:ln w="3175" cap="flat" cmpd="sng" algn="ctr">
                         <a:solidFill>
                           <a:srgbClr val="2F5496"/>
                         </a:solidFill>
@@ -4253,7 +4253,7 @@
                       <a:solidFill>
                         <a:srgbClr val="D9E2F3"/>
                       </a:solidFill>
-                      <a:ln w="12700" cap="flat" cmpd="sng" algn="ctr">
+                      <a:ln w="3175" cap="flat" cmpd="sng" algn="ctr">
                         <a:solidFill>
                           <a:srgbClr val="2F5496"/>
                         </a:solidFill>
@@ -4314,7 +4314,7 @@
                       <a:solidFill>
                         <a:srgbClr val="D9E2F3"/>
                       </a:solidFill>
-                      <a:ln w="12700" cap="flat" cmpd="sng" algn="ctr">
+                      <a:ln w="3175" cap="flat" cmpd="sng" algn="ctr">
                         <a:solidFill>
                           <a:srgbClr val="2F5496"/>
                         </a:solidFill>
@@ -4375,7 +4375,7 @@
                       <a:solidFill>
                         <a:srgbClr val="D9E2F3"/>
                       </a:solidFill>
-                      <a:ln w="12700" cap="flat" cmpd="sng" algn="ctr">
+                      <a:ln w="3175" cap="flat" cmpd="sng" algn="ctr">
                         <a:solidFill>
                           <a:srgbClr val="2F5496"/>
                         </a:solidFill>
@@ -4436,7 +4436,7 @@
                       <a:solidFill>
                         <a:srgbClr val="D9E2F3"/>
                       </a:solidFill>
-                      <a:ln w="12700" cap="flat" cmpd="sng" algn="ctr">
+                      <a:ln w="3175" cap="flat" cmpd="sng" algn="ctr">
                         <a:solidFill>
                           <a:srgbClr val="2F5496"/>
                         </a:solidFill>
@@ -4497,7 +4497,7 @@
                       <a:solidFill>
                         <a:srgbClr val="D9E2F3"/>
                       </a:solidFill>
-                      <a:ln w="12700" cap="flat" cmpd="sng" algn="ctr">
+                      <a:ln w="3175" cap="flat" cmpd="sng" algn="ctr">
                         <a:solidFill>
                           <a:srgbClr val="2F5496"/>
                         </a:solidFill>
@@ -4558,7 +4558,7 @@
                       <a:solidFill>
                         <a:srgbClr val="D9E2F3"/>
                       </a:solidFill>
-                      <a:ln w="12700" cap="flat" cmpd="sng" algn="ctr">
+                      <a:ln w="3175" cap="flat" cmpd="sng" algn="ctr">
                         <a:solidFill>
                           <a:srgbClr val="2F5496"/>
                         </a:solidFill>
@@ -4619,7 +4619,7 @@
                       <a:solidFill>
                         <a:srgbClr val="D9E2F3"/>
                       </a:solidFill>
-                      <a:ln w="12700" cap="flat" cmpd="sng" algn="ctr">
+                      <a:ln w="3175" cap="flat" cmpd="sng" algn="ctr">
                         <a:solidFill>
                           <a:srgbClr val="2F5496"/>
                         </a:solidFill>
@@ -4680,7 +4680,7 @@
                       <a:solidFill>
                         <a:srgbClr val="D9E2F3"/>
                       </a:solidFill>
-                      <a:ln w="12700" cap="flat" cmpd="sng" algn="ctr">
+                      <a:ln w="3175" cap="flat" cmpd="sng" algn="ctr">
                         <a:solidFill>
                           <a:srgbClr val="2F5496"/>
                         </a:solidFill>
@@ -4741,7 +4741,7 @@
                       <a:solidFill>
                         <a:srgbClr val="D9E2F3"/>
                       </a:solidFill>
-                      <a:ln w="12700" cap="flat" cmpd="sng" algn="ctr">
+                      <a:ln w="3175" cap="flat" cmpd="sng" algn="ctr">
                         <a:solidFill>
                           <a:srgbClr val="2F5496"/>
                         </a:solidFill>
@@ -4802,7 +4802,7 @@
                       <a:solidFill>
                         <a:srgbClr val="D9E2F3"/>
                       </a:solidFill>
-                      <a:ln w="12700" cap="flat" cmpd="sng" algn="ctr">
+                      <a:ln w="3175" cap="flat" cmpd="sng" algn="ctr">
                         <a:solidFill>
                           <a:srgbClr val="2F5496"/>
                         </a:solidFill>
@@ -4863,7 +4863,7 @@
                       <a:solidFill>
                         <a:srgbClr val="D9E2F3"/>
                       </a:solidFill>
-                      <a:ln w="12700" cap="flat" cmpd="sng" algn="ctr">
+                      <a:ln w="3175" cap="flat" cmpd="sng" algn="ctr">
                         <a:solidFill>
                           <a:srgbClr val="2F5496"/>
                         </a:solidFill>
@@ -4924,7 +4924,7 @@
                       <a:solidFill>
                         <a:srgbClr val="D9E2F3"/>
                       </a:solidFill>
-                      <a:ln w="12700" cap="flat" cmpd="sng" algn="ctr">
+                      <a:ln w="3175" cap="flat" cmpd="sng" algn="ctr">
                         <a:solidFill>
                           <a:srgbClr val="2F5496"/>
                         </a:solidFill>
@@ -4985,7 +4985,7 @@
                       <a:solidFill>
                         <a:srgbClr val="D9E2F3"/>
                       </a:solidFill>
-                      <a:ln w="12700" cap="flat" cmpd="sng" algn="ctr">
+                      <a:ln w="3175" cap="flat" cmpd="sng" algn="ctr">
                         <a:solidFill>
                           <a:srgbClr val="2F5496"/>
                         </a:solidFill>
@@ -5046,7 +5046,7 @@
                       <a:solidFill>
                         <a:srgbClr val="D9E2F3"/>
                       </a:solidFill>
-                      <a:ln w="12700" cap="flat" cmpd="sng" algn="ctr">
+                      <a:ln w="3175" cap="flat" cmpd="sng" algn="ctr">
                         <a:solidFill>
                           <a:srgbClr val="2F5496"/>
                         </a:solidFill>
@@ -5107,7 +5107,7 @@
                       <a:solidFill>
                         <a:srgbClr val="D9E2F3"/>
                       </a:solidFill>
-                      <a:ln w="12700" cap="flat" cmpd="sng" algn="ctr">
+                      <a:ln w="3175" cap="flat" cmpd="sng" algn="ctr">
                         <a:solidFill>
                           <a:srgbClr val="2F5496"/>
                         </a:solidFill>
@@ -5168,7 +5168,7 @@
                       <a:solidFill>
                         <a:srgbClr val="D9E2F3"/>
                       </a:solidFill>
-                      <a:ln w="12700" cap="flat" cmpd="sng" algn="ctr">
+                      <a:ln w="3175" cap="flat" cmpd="sng" algn="ctr">
                         <a:solidFill>
                           <a:srgbClr val="2F5496"/>
                         </a:solidFill>
@@ -5229,7 +5229,7 @@
                       <a:solidFill>
                         <a:srgbClr val="D9E2F3"/>
                       </a:solidFill>
-                      <a:ln w="12700" cap="flat" cmpd="sng" algn="ctr">
+                      <a:ln w="3175" cap="flat" cmpd="sng" algn="ctr">
                         <a:solidFill>
                           <a:srgbClr val="2F5496"/>
                         </a:solidFill>
@@ -5290,7 +5290,7 @@
                       <a:solidFill>
                         <a:srgbClr val="D9E2F3"/>
                       </a:solidFill>
-                      <a:ln w="12700" cap="flat" cmpd="sng" algn="ctr">
+                      <a:ln w="3175" cap="flat" cmpd="sng" algn="ctr">
                         <a:solidFill>
                           <a:srgbClr val="2F5496"/>
                         </a:solidFill>
@@ -5351,7 +5351,7 @@
                       <a:solidFill>
                         <a:srgbClr val="D9E2F3"/>
                       </a:solidFill>
-                      <a:ln w="12700" cap="flat" cmpd="sng" algn="ctr">
+                      <a:ln w="3175" cap="flat" cmpd="sng" algn="ctr">
                         <a:solidFill>
                           <a:srgbClr val="2F5496"/>
                         </a:solidFill>
@@ -5412,7 +5412,7 @@
                       <a:solidFill>
                         <a:srgbClr val="D9E2F3"/>
                       </a:solidFill>
-                      <a:ln w="12700" cap="flat" cmpd="sng" algn="ctr">
+                      <a:ln w="3175" cap="flat" cmpd="sng" algn="ctr">
                         <a:solidFill>
                           <a:srgbClr val="2F5496"/>
                         </a:solidFill>
@@ -5473,7 +5473,7 @@
                       <a:solidFill>
                         <a:srgbClr val="D9E2F3"/>
                       </a:solidFill>
-                      <a:ln w="12700" cap="flat" cmpd="sng" algn="ctr">
+                      <a:ln w="3175" cap="flat" cmpd="sng" algn="ctr">
                         <a:solidFill>
                           <a:srgbClr val="2F5496"/>
                         </a:solidFill>
@@ -5534,7 +5534,7 @@
                       <a:solidFill>
                         <a:srgbClr val="D9E2F3"/>
                       </a:solidFill>
-                      <a:ln w="12700" cap="flat" cmpd="sng" algn="ctr">
+                      <a:ln w="3175" cap="flat" cmpd="sng" algn="ctr">
                         <a:solidFill>
                           <a:srgbClr val="2F5496"/>
                         </a:solidFill>
@@ -5595,7 +5595,7 @@
                       <a:solidFill>
                         <a:srgbClr val="D9E2F3"/>
                       </a:solidFill>
-                      <a:ln w="12700" cap="flat" cmpd="sng" algn="ctr">
+                      <a:ln w="3175" cap="flat" cmpd="sng" algn="ctr">
                         <a:solidFill>
                           <a:srgbClr val="2F5496"/>
                         </a:solidFill>
@@ -5656,7 +5656,7 @@
                       <a:solidFill>
                         <a:srgbClr val="D9E2F3"/>
                       </a:solidFill>
-                      <a:ln w="12700" cap="flat" cmpd="sng" algn="ctr">
+                      <a:ln w="3175" cap="flat" cmpd="sng" algn="ctr">
                         <a:solidFill>
                           <a:srgbClr val="2F5496"/>
                         </a:solidFill>
@@ -5717,7 +5717,7 @@
                       <a:solidFill>
                         <a:srgbClr val="D9E2F3"/>
                       </a:solidFill>
-                      <a:ln w="12700" cap="flat" cmpd="sng" algn="ctr">
+                      <a:ln w="3175" cap="flat" cmpd="sng" algn="ctr">
                         <a:solidFill>
                           <a:srgbClr val="2F5496"/>
                         </a:solidFill>
@@ -5778,7 +5778,7 @@
                       <a:solidFill>
                         <a:srgbClr val="D9E2F3"/>
                       </a:solidFill>
-                      <a:ln w="12700" cap="flat" cmpd="sng" algn="ctr">
+                      <a:ln w="3175" cap="flat" cmpd="sng" algn="ctr">
                         <a:solidFill>
                           <a:srgbClr val="2F5496"/>
                         </a:solidFill>
@@ -5839,7 +5839,7 @@
                       <a:solidFill>
                         <a:srgbClr val="D9E2F3"/>
                       </a:solidFill>
-                      <a:ln w="12700" cap="flat" cmpd="sng" algn="ctr">
+                      <a:ln w="3175" cap="flat" cmpd="sng" algn="ctr">
                         <a:solidFill>
                           <a:srgbClr val="2F5496"/>
                         </a:solidFill>
@@ -5900,7 +5900,7 @@
                       <a:solidFill>
                         <a:srgbClr val="D9E2F3"/>
                       </a:solidFill>
-                      <a:ln w="12700" cap="flat" cmpd="sng" algn="ctr">
+                      <a:ln w="3175" cap="flat" cmpd="sng" algn="ctr">
                         <a:solidFill>
                           <a:srgbClr val="2F5496"/>
                         </a:solidFill>
@@ -5961,7 +5961,7 @@
                       <a:solidFill>
                         <a:srgbClr val="D9E2F3"/>
                       </a:solidFill>
-                      <a:ln w="12700" cap="flat" cmpd="sng" algn="ctr">
+                      <a:ln w="3175" cap="flat" cmpd="sng" algn="ctr">
                         <a:solidFill>
                           <a:srgbClr val="2F5496"/>
                         </a:solidFill>
@@ -6022,7 +6022,7 @@
                       <a:solidFill>
                         <a:srgbClr val="D9E2F3"/>
                       </a:solidFill>
-                      <a:ln w="12700" cap="flat" cmpd="sng" algn="ctr">
+                      <a:ln w="3175" cap="flat" cmpd="sng" algn="ctr">
                         <a:solidFill>
                           <a:srgbClr val="2F5496"/>
                         </a:solidFill>
@@ -6083,7 +6083,7 @@
                       <a:solidFill>
                         <a:srgbClr val="D9E2F3"/>
                       </a:solidFill>
-                      <a:ln w="12700" cap="flat" cmpd="sng" algn="ctr">
+                      <a:ln w="3175" cap="flat" cmpd="sng" algn="ctr">
                         <a:solidFill>
                           <a:srgbClr val="2F5496"/>
                         </a:solidFill>
@@ -6144,7 +6144,7 @@
                       <a:solidFill>
                         <a:srgbClr val="D9E2F3"/>
                       </a:solidFill>
-                      <a:ln w="12700" cap="flat" cmpd="sng" algn="ctr">
+                      <a:ln w="3175" cap="flat" cmpd="sng" algn="ctr">
                         <a:solidFill>
                           <a:srgbClr val="2F5496"/>
                         </a:solidFill>
@@ -6205,7 +6205,7 @@
                       <a:solidFill>
                         <a:srgbClr val="D9E2F3"/>
                       </a:solidFill>
-                      <a:ln w="12700" cap="flat" cmpd="sng" algn="ctr">
+                      <a:ln w="3175" cap="flat" cmpd="sng" algn="ctr">
                         <a:solidFill>
                           <a:srgbClr val="2F5496"/>
                         </a:solidFill>
@@ -6266,7 +6266,7 @@
                       <a:solidFill>
                         <a:srgbClr val="D9E2F3"/>
                       </a:solidFill>
-                      <a:ln w="12700" cap="flat" cmpd="sng" algn="ctr">
+                      <a:ln w="3175" cap="flat" cmpd="sng" algn="ctr">
                         <a:solidFill>
                           <a:srgbClr val="2F5496"/>
                         </a:solidFill>
@@ -6327,7 +6327,7 @@
                       <a:solidFill>
                         <a:srgbClr val="D9E2F3"/>
                       </a:solidFill>
-                      <a:ln w="12700" cap="flat" cmpd="sng" algn="ctr">
+                      <a:ln w="3175" cap="flat" cmpd="sng" algn="ctr">
                         <a:solidFill>
                           <a:srgbClr val="2F5496"/>
                         </a:solidFill>
@@ -6388,7 +6388,7 @@
                       <a:solidFill>
                         <a:srgbClr val="D9E2F3"/>
                       </a:solidFill>
-                      <a:ln w="12700" cap="flat" cmpd="sng" algn="ctr">
+                      <a:ln w="3175" cap="flat" cmpd="sng" algn="ctr">
                         <a:solidFill>
                           <a:srgbClr val="2F5496"/>
                         </a:solidFill>
@@ -6449,7 +6449,7 @@
                       <a:solidFill>
                         <a:srgbClr val="D9E2F3"/>
                       </a:solidFill>
-                      <a:ln w="12700" cap="flat" cmpd="sng" algn="ctr">
+                      <a:ln w="3175" cap="flat" cmpd="sng" algn="ctr">
                         <a:solidFill>
                           <a:srgbClr val="2F5496"/>
                         </a:solidFill>
@@ -6510,7 +6510,7 @@
                       <a:solidFill>
                         <a:srgbClr val="D9E2F3"/>
                       </a:solidFill>
-                      <a:ln w="12700" cap="flat" cmpd="sng" algn="ctr">
+                      <a:ln w="3175" cap="flat" cmpd="sng" algn="ctr">
                         <a:solidFill>
                           <a:srgbClr val="2F5496"/>
                         </a:solidFill>
@@ -6571,7 +6571,7 @@
                       <a:solidFill>
                         <a:srgbClr val="D9E2F3"/>
                       </a:solidFill>
-                      <a:ln w="12700" cap="flat" cmpd="sng" algn="ctr">
+                      <a:ln w="3175" cap="flat" cmpd="sng" algn="ctr">
                         <a:solidFill>
                           <a:srgbClr val="2F5496"/>
                         </a:solidFill>
@@ -6632,7 +6632,7 @@
                       <a:solidFill>
                         <a:srgbClr val="D9E2F3"/>
                       </a:solidFill>
-                      <a:ln w="12700" cap="flat" cmpd="sng" algn="ctr">
+                      <a:ln w="3175" cap="flat" cmpd="sng" algn="ctr">
                         <a:solidFill>
                           <a:srgbClr val="2F5496"/>
                         </a:solidFill>
@@ -6693,7 +6693,7 @@
                       <a:solidFill>
                         <a:srgbClr val="D9E2F3"/>
                       </a:solidFill>
-                      <a:ln w="12700" cap="flat" cmpd="sng" algn="ctr">
+                      <a:ln w="3175" cap="flat" cmpd="sng" algn="ctr">
                         <a:solidFill>
                           <a:srgbClr val="2F5496"/>
                         </a:solidFill>
@@ -6754,7 +6754,7 @@
                       <a:solidFill>
                         <a:srgbClr val="D9E2F3"/>
                       </a:solidFill>
-                      <a:ln w="12700" cap="flat" cmpd="sng" algn="ctr">
+                      <a:ln w="3175" cap="flat" cmpd="sng" algn="ctr">
                         <a:solidFill>
                           <a:srgbClr val="2F5496"/>
                         </a:solidFill>
@@ -6815,7 +6815,7 @@
                       <a:solidFill>
                         <a:srgbClr val="D9E2F3"/>
                       </a:solidFill>
-                      <a:ln w="12700" cap="flat" cmpd="sng" algn="ctr">
+                      <a:ln w="3175" cap="flat" cmpd="sng" algn="ctr">
                         <a:solidFill>
                           <a:srgbClr val="2F5496"/>
                         </a:solidFill>
@@ -6876,7 +6876,7 @@
                       <a:solidFill>
                         <a:srgbClr val="D9E2F3"/>
                       </a:solidFill>
-                      <a:ln w="12700" cap="flat" cmpd="sng" algn="ctr">
+                      <a:ln w="3175" cap="flat" cmpd="sng" algn="ctr">
                         <a:solidFill>
                           <a:srgbClr val="2F5496"/>
                         </a:solidFill>
@@ -6937,7 +6937,7 @@
                       <a:solidFill>
                         <a:srgbClr val="D9E2F3"/>
                       </a:solidFill>
-                      <a:ln w="12700" cap="flat" cmpd="sng" algn="ctr">
+                      <a:ln w="3175" cap="flat" cmpd="sng" algn="ctr">
                         <a:solidFill>
                           <a:srgbClr val="2F5496"/>
                         </a:solidFill>
@@ -6998,7 +6998,7 @@
                       <a:solidFill>
                         <a:srgbClr val="D9E2F3"/>
                       </a:solidFill>
-                      <a:ln w="12700" cap="flat" cmpd="sng" algn="ctr">
+                      <a:ln w="3175" cap="flat" cmpd="sng" algn="ctr">
                         <a:solidFill>
                           <a:srgbClr val="2F5496"/>
                         </a:solidFill>
@@ -7059,7 +7059,7 @@
                       <a:solidFill>
                         <a:srgbClr val="D9E2F3"/>
                       </a:solidFill>
-                      <a:ln w="12700" cap="flat" cmpd="sng" algn="ctr">
+                      <a:ln w="3175" cap="flat" cmpd="sng" algn="ctr">
                         <a:solidFill>
                           <a:srgbClr val="2F5496"/>
                         </a:solidFill>
@@ -7120,7 +7120,7 @@
                       <a:solidFill>
                         <a:srgbClr val="D9E2F3"/>
                       </a:solidFill>
-                      <a:ln w="12700" cap="flat" cmpd="sng" algn="ctr">
+                      <a:ln w="3175" cap="flat" cmpd="sng" algn="ctr">
                         <a:solidFill>
                           <a:srgbClr val="2F5496"/>
                         </a:solidFill>
@@ -7181,7 +7181,7 @@
                       <a:solidFill>
                         <a:srgbClr val="D9E2F3"/>
                       </a:solidFill>
-                      <a:ln w="12700" cap="flat" cmpd="sng" algn="ctr">
+                      <a:ln w="3175" cap="flat" cmpd="sng" algn="ctr">
                         <a:solidFill>
                           <a:srgbClr val="2F5496"/>
                         </a:solidFill>
@@ -7242,7 +7242,7 @@
                       <a:solidFill>
                         <a:srgbClr val="D9E2F3"/>
                       </a:solidFill>
-                      <a:ln w="12700" cap="flat" cmpd="sng" algn="ctr">
+                      <a:ln w="3175" cap="flat" cmpd="sng" algn="ctr">
                         <a:solidFill>
                           <a:srgbClr val="2F5496"/>
                         </a:solidFill>
@@ -7303,7 +7303,7 @@
                       <a:solidFill>
                         <a:srgbClr val="D9E2F3"/>
                       </a:solidFill>
-                      <a:ln w="12700" cap="flat" cmpd="sng" algn="ctr">
+                      <a:ln w="3175" cap="flat" cmpd="sng" algn="ctr">
                         <a:solidFill>
                           <a:srgbClr val="2F5496"/>
                         </a:solidFill>
@@ -7364,7 +7364,7 @@
                       <a:solidFill>
                         <a:srgbClr val="D9E2F3"/>
                       </a:solidFill>
-                      <a:ln w="12700" cap="flat" cmpd="sng" algn="ctr">
+                      <a:ln w="3175" cap="flat" cmpd="sng" algn="ctr">
                         <a:solidFill>
                           <a:srgbClr val="2F5496"/>
                         </a:solidFill>
@@ -7425,7 +7425,7 @@
                       <a:solidFill>
                         <a:srgbClr val="D9E2F3"/>
                       </a:solidFill>
-                      <a:ln w="12700" cap="flat" cmpd="sng" algn="ctr">
+                      <a:ln w="3175" cap="flat" cmpd="sng" algn="ctr">
                         <a:solidFill>
                           <a:srgbClr val="2F5496"/>
                         </a:solidFill>
@@ -7486,7 +7486,7 @@
                       <a:solidFill>
                         <a:srgbClr val="D9E2F3"/>
                       </a:solidFill>
-                      <a:ln w="12700" cap="flat" cmpd="sng" algn="ctr">
+                      <a:ln w="3175" cap="flat" cmpd="sng" algn="ctr">
                         <a:solidFill>
                           <a:srgbClr val="2F5496"/>
                         </a:solidFill>
@@ -7547,7 +7547,7 @@
                       <a:solidFill>
                         <a:srgbClr val="D9E2F3"/>
                       </a:solidFill>
-                      <a:ln w="12700" cap="flat" cmpd="sng" algn="ctr">
+                      <a:ln w="3175" cap="flat" cmpd="sng" algn="ctr">
                         <a:solidFill>
                           <a:srgbClr val="2F5496"/>
                         </a:solidFill>
@@ -7608,7 +7608,7 @@
                       <a:solidFill>
                         <a:srgbClr val="D9E2F3"/>
                       </a:solidFill>
-                      <a:ln w="12700" cap="flat" cmpd="sng" algn="ctr">
+                      <a:ln w="3175" cap="flat" cmpd="sng" algn="ctr">
                         <a:solidFill>
                           <a:srgbClr val="2F5496"/>
                         </a:solidFill>
@@ -7669,7 +7669,7 @@
                       <a:solidFill>
                         <a:srgbClr val="D9E2F3"/>
                       </a:solidFill>
-                      <a:ln w="12700" cap="flat" cmpd="sng" algn="ctr">
+                      <a:ln w="3175" cap="flat" cmpd="sng" algn="ctr">
                         <a:solidFill>
                           <a:srgbClr val="2F5496"/>
                         </a:solidFill>
@@ -7730,7 +7730,7 @@
                       <a:solidFill>
                         <a:srgbClr val="D9E2F3"/>
                       </a:solidFill>
-                      <a:ln w="12700" cap="flat" cmpd="sng" algn="ctr">
+                      <a:ln w="3175" cap="flat" cmpd="sng" algn="ctr">
                         <a:solidFill>
                           <a:srgbClr val="2F5496"/>
                         </a:solidFill>
@@ -7791,7 +7791,7 @@
                       <a:solidFill>
                         <a:srgbClr val="D9E2F3"/>
                       </a:solidFill>
-                      <a:ln w="12700" cap="flat" cmpd="sng" algn="ctr">
+                      <a:ln w="3175" cap="flat" cmpd="sng" algn="ctr">
                         <a:solidFill>
                           <a:srgbClr val="2F5496"/>
                         </a:solidFill>
@@ -7852,7 +7852,7 @@
                       <a:solidFill>
                         <a:srgbClr val="D9E2F3"/>
                       </a:solidFill>
-                      <a:ln w="12700" cap="flat" cmpd="sng" algn="ctr">
+                      <a:ln w="3175" cap="flat" cmpd="sng" algn="ctr">
                         <a:solidFill>
                           <a:srgbClr val="2F5496"/>
                         </a:solidFill>
@@ -7913,7 +7913,7 @@
                       <a:solidFill>
                         <a:srgbClr val="D9E2F3"/>
                       </a:solidFill>
-                      <a:ln w="12700" cap="flat" cmpd="sng" algn="ctr">
+                      <a:ln w="3175" cap="flat" cmpd="sng" algn="ctr">
                         <a:solidFill>
                           <a:srgbClr val="2F5496"/>
                         </a:solidFill>
@@ -7974,7 +7974,7 @@
                       <a:solidFill>
                         <a:srgbClr val="D9E2F3"/>
                       </a:solidFill>
-                      <a:ln w="12700" cap="flat" cmpd="sng" algn="ctr">
+                      <a:ln w="3175" cap="flat" cmpd="sng" algn="ctr">
                         <a:solidFill>
                           <a:srgbClr val="2F5496"/>
                         </a:solidFill>
@@ -8035,7 +8035,7 @@
                       <a:solidFill>
                         <a:srgbClr val="D9E2F3"/>
                       </a:solidFill>
-                      <a:ln w="12700" cap="flat" cmpd="sng" algn="ctr">
+                      <a:ln w="3175" cap="flat" cmpd="sng" algn="ctr">
                         <a:solidFill>
                           <a:srgbClr val="2F5496"/>
                         </a:solidFill>
@@ -8096,7 +8096,7 @@
                       <a:solidFill>
                         <a:srgbClr val="D9E2F3"/>
                       </a:solidFill>
-                      <a:ln w="12700" cap="flat" cmpd="sng" algn="ctr">
+                      <a:ln w="3175" cap="flat" cmpd="sng" algn="ctr">
                         <a:solidFill>
                           <a:srgbClr val="2F5496"/>
                         </a:solidFill>
@@ -8157,7 +8157,7 @@
                       <a:solidFill>
                         <a:srgbClr val="D9E2F3"/>
                       </a:solidFill>
-                      <a:ln w="12700" cap="flat" cmpd="sng" algn="ctr">
+                      <a:ln w="3175" cap="flat" cmpd="sng" algn="ctr">
                         <a:solidFill>
                           <a:srgbClr val="2F5496"/>
                         </a:solidFill>
@@ -8218,7 +8218,7 @@
                       <a:solidFill>
                         <a:srgbClr val="D9E2F3"/>
                       </a:solidFill>
-                      <a:ln w="12700" cap="flat" cmpd="sng" algn="ctr">
+                      <a:ln w="3175" cap="flat" cmpd="sng" algn="ctr">
                         <a:solidFill>
                           <a:srgbClr val="2F5496"/>
                         </a:solidFill>
@@ -8279,7 +8279,7 @@
                       <a:solidFill>
                         <a:srgbClr val="D9E2F3"/>
                       </a:solidFill>
-                      <a:ln w="12700" cap="flat" cmpd="sng" algn="ctr">
+                      <a:ln w="3175" cap="flat" cmpd="sng" algn="ctr">
                         <a:solidFill>
                           <a:srgbClr val="2F5496"/>
                         </a:solidFill>
@@ -8340,7 +8340,7 @@
                       <a:solidFill>
                         <a:srgbClr val="D9E2F3"/>
                       </a:solidFill>
-                      <a:ln w="12700" cap="flat" cmpd="sng" algn="ctr">
+                      <a:ln w="3175" cap="flat" cmpd="sng" algn="ctr">
                         <a:solidFill>
                           <a:srgbClr val="2F5496"/>
                         </a:solidFill>
@@ -8401,7 +8401,7 @@
                       <a:solidFill>
                         <a:srgbClr val="D9E2F3"/>
                       </a:solidFill>
-                      <a:ln w="12700" cap="flat" cmpd="sng" algn="ctr">
+                      <a:ln w="3175" cap="flat" cmpd="sng" algn="ctr">
                         <a:solidFill>
                           <a:srgbClr val="2F5496"/>
                         </a:solidFill>
@@ -8462,7 +8462,7 @@
                       <a:solidFill>
                         <a:srgbClr val="D9E2F3"/>
                       </a:solidFill>
-                      <a:ln w="12700" cap="flat" cmpd="sng" algn="ctr">
+                      <a:ln w="3175" cap="flat" cmpd="sng" algn="ctr">
                         <a:solidFill>
                           <a:srgbClr val="2F5496"/>
                         </a:solidFill>
@@ -8523,7 +8523,7 @@
                       <a:solidFill>
                         <a:srgbClr val="D9E2F3"/>
                       </a:solidFill>
-                      <a:ln w="12700" cap="flat" cmpd="sng" algn="ctr">
+                      <a:ln w="3175" cap="flat" cmpd="sng" algn="ctr">
                         <a:solidFill>
                           <a:srgbClr val="2F5496"/>
                         </a:solidFill>
@@ -8584,7 +8584,7 @@
                       <a:solidFill>
                         <a:srgbClr val="D9E2F3"/>
                       </a:solidFill>
-                      <a:ln w="12700" cap="flat" cmpd="sng" algn="ctr">
+                      <a:ln w="3175" cap="flat" cmpd="sng" algn="ctr">
                         <a:solidFill>
                           <a:srgbClr val="2F5496"/>
                         </a:solidFill>
@@ -8645,7 +8645,7 @@
                       <a:solidFill>
                         <a:srgbClr val="D9E2F3"/>
                       </a:solidFill>
-                      <a:ln w="12700" cap="flat" cmpd="sng" algn="ctr">
+                      <a:ln w="3175" cap="flat" cmpd="sng" algn="ctr">
                         <a:solidFill>
                           <a:srgbClr val="2F5496"/>
                         </a:solidFill>
@@ -8706,7 +8706,7 @@
                       <a:solidFill>
                         <a:srgbClr val="D9E2F3"/>
                       </a:solidFill>
-                      <a:ln w="12700" cap="flat" cmpd="sng" algn="ctr">
+                      <a:ln w="3175" cap="flat" cmpd="sng" algn="ctr">
                         <a:solidFill>
                           <a:srgbClr val="2F5496"/>
                         </a:solidFill>
@@ -8767,7 +8767,7 @@
                       <a:solidFill>
                         <a:srgbClr val="D9E2F3"/>
                       </a:solidFill>
-                      <a:ln w="12700" cap="flat" cmpd="sng" algn="ctr">
+                      <a:ln w="3175" cap="flat" cmpd="sng" algn="ctr">
                         <a:solidFill>
                           <a:srgbClr val="2F5496"/>
                         </a:solidFill>
@@ -8828,7 +8828,7 @@
                       <a:solidFill>
                         <a:srgbClr val="D9E2F3"/>
                       </a:solidFill>
-                      <a:ln w="12700" cap="flat" cmpd="sng" algn="ctr">
+                      <a:ln w="3175" cap="flat" cmpd="sng" algn="ctr">
                         <a:solidFill>
                           <a:srgbClr val="2F5496"/>
                         </a:solidFill>
@@ -8889,7 +8889,7 @@
                       <a:solidFill>
                         <a:srgbClr val="D9E2F3"/>
                       </a:solidFill>
-                      <a:ln w="12700" cap="flat" cmpd="sng" algn="ctr">
+                      <a:ln w="3175" cap="flat" cmpd="sng" algn="ctr">
                         <a:solidFill>
                           <a:srgbClr val="2F5496"/>
                         </a:solidFill>
@@ -8950,7 +8950,7 @@
                       <a:solidFill>
                         <a:srgbClr val="D9E2F3"/>
                       </a:solidFill>
-                      <a:ln w="12700" cap="flat" cmpd="sng" algn="ctr">
+                      <a:ln w="3175" cap="flat" cmpd="sng" algn="ctr">
                         <a:solidFill>
                           <a:srgbClr val="2F5496"/>
                         </a:solidFill>
@@ -9011,7 +9011,7 @@
                       <a:solidFill>
                         <a:srgbClr val="D9E2F3"/>
                       </a:solidFill>
-                      <a:ln w="12700" cap="flat" cmpd="sng" algn="ctr">
+                      <a:ln w="3175" cap="flat" cmpd="sng" algn="ctr">
                         <a:solidFill>
                           <a:srgbClr val="2F5496"/>
                         </a:solidFill>
@@ -9072,7 +9072,7 @@
                       <a:solidFill>
                         <a:srgbClr val="D9E2F3"/>
                       </a:solidFill>
-                      <a:ln w="12700" cap="flat" cmpd="sng" algn="ctr">
+                      <a:ln w="3175" cap="flat" cmpd="sng" algn="ctr">
                         <a:solidFill>
                           <a:srgbClr val="2F5496"/>
                         </a:solidFill>
@@ -9133,7 +9133,7 @@
                       <a:solidFill>
                         <a:srgbClr val="D9E2F3"/>
                       </a:solidFill>
-                      <a:ln w="12700" cap="flat" cmpd="sng" algn="ctr">
+                      <a:ln w="3175" cap="flat" cmpd="sng" algn="ctr">
                         <a:solidFill>
                           <a:srgbClr val="2F5496"/>
                         </a:solidFill>
@@ -9194,7 +9194,7 @@
                       <a:solidFill>
                         <a:srgbClr val="D9E2F3"/>
                       </a:solidFill>
-                      <a:ln w="12700" cap="flat" cmpd="sng" algn="ctr">
+                      <a:ln w="3175" cap="flat" cmpd="sng" algn="ctr">
                         <a:solidFill>
                           <a:srgbClr val="2F5496"/>
                         </a:solidFill>
@@ -9255,7 +9255,7 @@
                       <a:solidFill>
                         <a:srgbClr val="D9E2F3"/>
                       </a:solidFill>
-                      <a:ln w="12700" cap="flat" cmpd="sng" algn="ctr">
+                      <a:ln w="3175" cap="flat" cmpd="sng" algn="ctr">
                         <a:solidFill>
                           <a:srgbClr val="2F5496"/>
                         </a:solidFill>
@@ -9316,7 +9316,7 @@
                       <a:solidFill>
                         <a:srgbClr val="D9E2F3"/>
                       </a:solidFill>
-                      <a:ln w="12700" cap="flat" cmpd="sng" algn="ctr">
+                      <a:ln w="3175" cap="flat" cmpd="sng" algn="ctr">
                         <a:solidFill>
                           <a:srgbClr val="2F5496"/>
                         </a:solidFill>
@@ -9377,7 +9377,7 @@
                       <a:solidFill>
                         <a:srgbClr val="D9E2F3"/>
                       </a:solidFill>
-                      <a:ln w="12700" cap="flat" cmpd="sng" algn="ctr">
+                      <a:ln w="3175" cap="flat" cmpd="sng" algn="ctr">
                         <a:solidFill>
                           <a:srgbClr val="2F5496"/>
                         </a:solidFill>
@@ -9438,7 +9438,7 @@
                       <a:solidFill>
                         <a:srgbClr val="D9E2F3"/>
                       </a:solidFill>
-                      <a:ln w="12700" cap="flat" cmpd="sng" algn="ctr">
+                      <a:ln w="3175" cap="flat" cmpd="sng" algn="ctr">
                         <a:solidFill>
                           <a:srgbClr val="2F5496"/>
                         </a:solidFill>
@@ -9499,7 +9499,7 @@
                       <a:solidFill>
                         <a:srgbClr val="D9E2F3"/>
                       </a:solidFill>
-                      <a:ln w="12700" cap="flat" cmpd="sng" algn="ctr">
+                      <a:ln w="3175" cap="flat" cmpd="sng" algn="ctr">
                         <a:solidFill>
                           <a:srgbClr val="2F5496"/>
                         </a:solidFill>
@@ -9560,7 +9560,7 @@
                       <a:solidFill>
                         <a:srgbClr val="D9E2F3"/>
                       </a:solidFill>
-                      <a:ln w="12700" cap="flat" cmpd="sng" algn="ctr">
+                      <a:ln w="3175" cap="flat" cmpd="sng" algn="ctr">
                         <a:solidFill>
                           <a:srgbClr val="2F5496"/>
                         </a:solidFill>
@@ -9621,7 +9621,7 @@
                       <a:solidFill>
                         <a:srgbClr val="D9E2F3"/>
                       </a:solidFill>
-                      <a:ln w="12700" cap="flat" cmpd="sng" algn="ctr">
+                      <a:ln w="3175" cap="flat" cmpd="sng" algn="ctr">
                         <a:solidFill>
                           <a:srgbClr val="2F5496"/>
                         </a:solidFill>
@@ -9682,7 +9682,7 @@
                       <a:solidFill>
                         <a:srgbClr val="D9E2F3"/>
                       </a:solidFill>
-                      <a:ln w="12700" cap="flat" cmpd="sng" algn="ctr">
+                      <a:ln w="3175" cap="flat" cmpd="sng" algn="ctr">
                         <a:solidFill>
                           <a:srgbClr val="2F5496"/>
                         </a:solidFill>
@@ -9743,7 +9743,7 @@
                       <a:solidFill>
                         <a:srgbClr val="D9E2F3"/>
                       </a:solidFill>
-                      <a:ln w="12700" cap="flat" cmpd="sng" algn="ctr">
+                      <a:ln w="3175" cap="flat" cmpd="sng" algn="ctr">
                         <a:solidFill>
                           <a:srgbClr val="2F5496"/>
                         </a:solidFill>
@@ -9804,7 +9804,7 @@
                       <a:solidFill>
                         <a:srgbClr val="D9E2F3"/>
                       </a:solidFill>
-                      <a:ln w="12700" cap="flat" cmpd="sng" algn="ctr">
+                      <a:ln w="3175" cap="flat" cmpd="sng" algn="ctr">
                         <a:solidFill>
                           <a:srgbClr val="2F5496"/>
                         </a:solidFill>
@@ -9865,7 +9865,7 @@
                       <a:solidFill>
                         <a:srgbClr val="D9E2F3"/>
                       </a:solidFill>
-                      <a:ln w="12700" cap="flat" cmpd="sng" algn="ctr">
+                      <a:ln w="3175" cap="flat" cmpd="sng" algn="ctr">
                         <a:solidFill>
                           <a:srgbClr val="2F5496"/>
                         </a:solidFill>
@@ -9926,7 +9926,7 @@
                       <a:solidFill>
                         <a:srgbClr val="D9E2F3"/>
                       </a:solidFill>
-                      <a:ln w="12700" cap="flat" cmpd="sng" algn="ctr">
+                      <a:ln w="3175" cap="flat" cmpd="sng" algn="ctr">
                         <a:solidFill>
                           <a:srgbClr val="2F5496"/>
                         </a:solidFill>
@@ -9987,7 +9987,7 @@
                       <a:solidFill>
                         <a:srgbClr val="D9E2F3"/>
                       </a:solidFill>
-                      <a:ln w="12700" cap="flat" cmpd="sng" algn="ctr">
+                      <a:ln w="3175" cap="flat" cmpd="sng" algn="ctr">
                         <a:solidFill>
                           <a:srgbClr val="2F5496"/>
                         </a:solidFill>
@@ -10048,7 +10048,7 @@
                       <a:prstGeom prst="line">
                         <a:avLst/>
                       </a:prstGeom>
-                      <a:ln w="12700" cap="flat" cmpd="sng" algn="ctr">
+                      <a:ln w="3175" cap="flat" cmpd="sng" algn="ctr">
                         <a:solidFill>
                           <a:srgbClr val="2F5496"/>
                         </a:solidFill>
@@ -10086,7 +10086,7 @@
                       <a:prstGeom prst="line">
                         <a:avLst/>
                       </a:prstGeom>
-                      <a:ln w="12700" cap="flat" cmpd="sng" algn="ctr">
+                      <a:ln w="3175" cap="flat" cmpd="sng" algn="ctr">
                         <a:solidFill>
                           <a:srgbClr val="2F5496"/>
                         </a:solidFill>
@@ -10124,7 +10124,7 @@
                       <a:prstGeom prst="line">
                         <a:avLst/>
                       </a:prstGeom>
-                      <a:ln w="12700" cap="flat" cmpd="sng" algn="ctr">
+                      <a:ln w="3175" cap="flat" cmpd="sng" algn="ctr">
                         <a:solidFill>
                           <a:srgbClr val="2F5496"/>
                         </a:solidFill>
@@ -10162,7 +10162,7 @@
                       <a:prstGeom prst="line">
                         <a:avLst/>
                       </a:prstGeom>
-                      <a:ln w="12700" cap="flat" cmpd="sng" algn="ctr">
+                      <a:ln w="3175" cap="flat" cmpd="sng" algn="ctr">
                         <a:solidFill>
                           <a:srgbClr val="2F5496"/>
                         </a:solidFill>
@@ -10200,7 +10200,7 @@
                       <a:prstGeom prst="line">
                         <a:avLst/>
                       </a:prstGeom>
-                      <a:ln w="12700" cap="flat" cmpd="sng" algn="ctr">
+                      <a:ln w="3175" cap="flat" cmpd="sng" algn="ctr">
                         <a:solidFill>
                           <a:srgbClr val="2F5496"/>
                         </a:solidFill>
@@ -10238,7 +10238,7 @@
                       <a:prstGeom prst="line">
                         <a:avLst/>
                       </a:prstGeom>
-                      <a:ln w="12700" cap="flat" cmpd="sng" algn="ctr">
+                      <a:ln w="3175" cap="flat" cmpd="sng" algn="ctr">
                         <a:solidFill>
                           <a:srgbClr val="2F5496"/>
                         </a:solidFill>
@@ -10276,7 +10276,7 @@
                       <a:prstGeom prst="line">
                         <a:avLst/>
                       </a:prstGeom>
-                      <a:ln w="12700" cap="flat" cmpd="sng" algn="ctr">
+                      <a:ln w="3175" cap="flat" cmpd="sng" algn="ctr">
                         <a:solidFill>
                           <a:srgbClr val="2F5496"/>
                         </a:solidFill>
@@ -10314,7 +10314,7 @@
                       <a:prstGeom prst="line">
                         <a:avLst/>
                       </a:prstGeom>
-                      <a:ln w="12700" cap="flat" cmpd="sng" algn="ctr">
+                      <a:ln w="3175" cap="flat" cmpd="sng" algn="ctr">
                         <a:solidFill>
                           <a:srgbClr val="2F5496"/>
                         </a:solidFill>
@@ -10352,7 +10352,7 @@
                       <a:prstGeom prst="line">
                         <a:avLst/>
                       </a:prstGeom>
-                      <a:ln w="12700" cap="flat" cmpd="sng" algn="ctr">
+                      <a:ln w="3175" cap="flat" cmpd="sng" algn="ctr">
                         <a:solidFill>
                           <a:srgbClr val="2F5496"/>
                         </a:solidFill>
@@ -10390,7 +10390,7 @@
                       <a:prstGeom prst="line">
                         <a:avLst/>
                       </a:prstGeom>
-                      <a:ln w="12700" cap="flat" cmpd="sng" algn="ctr">
+                      <a:ln w="3175" cap="flat" cmpd="sng" algn="ctr">
                         <a:solidFill>
                           <a:srgbClr val="2F5496"/>
                         </a:solidFill>
@@ -10428,7 +10428,7 @@
                       <a:prstGeom prst="line">
                         <a:avLst/>
                       </a:prstGeom>
-                      <a:ln w="12700" cap="flat" cmpd="sng" algn="ctr">
+                      <a:ln w="3175" cap="flat" cmpd="sng" algn="ctr">
                         <a:solidFill>
                           <a:srgbClr val="2F5496"/>
                         </a:solidFill>
@@ -10466,7 +10466,7 @@
                       <a:prstGeom prst="line">
                         <a:avLst/>
                       </a:prstGeom>
-                      <a:ln w="12700" cap="flat" cmpd="sng" algn="ctr">
+                      <a:ln w="3175" cap="flat" cmpd="sng" algn="ctr">
                         <a:solidFill>
                           <a:srgbClr val="2F5496"/>
                         </a:solidFill>
@@ -10504,7 +10504,7 @@
                       <a:prstGeom prst="line">
                         <a:avLst/>
                       </a:prstGeom>
-                      <a:ln w="12700" cap="flat" cmpd="sng" algn="ctr">
+                      <a:ln w="3175" cap="flat" cmpd="sng" algn="ctr">
                         <a:solidFill>
                           <a:srgbClr val="2F5496"/>
                         </a:solidFill>
@@ -10542,7 +10542,7 @@
                       <a:prstGeom prst="line">
                         <a:avLst/>
                       </a:prstGeom>
-                      <a:ln w="12700" cap="flat" cmpd="sng" algn="ctr">
+                      <a:ln w="3175" cap="flat" cmpd="sng" algn="ctr">
                         <a:solidFill>
                           <a:srgbClr val="2F5496"/>
                         </a:solidFill>
@@ -10580,7 +10580,7 @@
                       <a:prstGeom prst="line">
                         <a:avLst/>
                       </a:prstGeom>
-                      <a:ln w="12700" cap="flat" cmpd="sng" algn="ctr">
+                      <a:ln w="3175" cap="flat" cmpd="sng" algn="ctr">
                         <a:solidFill>
                           <a:srgbClr val="2F5496"/>
                         </a:solidFill>
@@ -10618,7 +10618,7 @@
                       <a:prstGeom prst="line">
                         <a:avLst/>
                       </a:prstGeom>
-                      <a:ln w="12700" cap="flat" cmpd="sng" algn="ctr">
+                      <a:ln w="3175" cap="flat" cmpd="sng" algn="ctr">
                         <a:solidFill>
                           <a:srgbClr val="2F5496"/>
                         </a:solidFill>
@@ -10656,7 +10656,7 @@
                       <a:prstGeom prst="line">
                         <a:avLst/>
                       </a:prstGeom>
-                      <a:ln w="12700" cap="flat" cmpd="sng" algn="ctr">
+                      <a:ln w="3175" cap="flat" cmpd="sng" algn="ctr">
                         <a:solidFill>
                           <a:srgbClr val="2F5496"/>
                         </a:solidFill>
@@ -10694,7 +10694,7 @@
                       <a:prstGeom prst="line">
                         <a:avLst/>
                       </a:prstGeom>
-                      <a:ln w="12700" cap="flat" cmpd="sng" algn="ctr">
+                      <a:ln w="3175" cap="flat" cmpd="sng" algn="ctr">
                         <a:solidFill>
                           <a:srgbClr val="2F5496"/>
                         </a:solidFill>
@@ -10732,7 +10732,7 @@
                       <a:prstGeom prst="line">
                         <a:avLst/>
                       </a:prstGeom>
-                      <a:ln w="12700" cap="flat" cmpd="sng" algn="ctr">
+                      <a:ln w="3175" cap="flat" cmpd="sng" algn="ctr">
                         <a:solidFill>
                           <a:srgbClr val="2F5496"/>
                         </a:solidFill>
@@ -10770,7 +10770,7 @@
                       <a:prstGeom prst="line">
                         <a:avLst/>
                       </a:prstGeom>
-                      <a:ln w="12700" cap="flat" cmpd="sng" algn="ctr">
+                      <a:ln w="3175" cap="flat" cmpd="sng" algn="ctr">
                         <a:solidFill>
                           <a:srgbClr val="2F5496"/>
                         </a:solidFill>
@@ -10808,7 +10808,7 @@
                       <a:prstGeom prst="line">
                         <a:avLst/>
                       </a:prstGeom>
-                      <a:ln w="12700" cap="flat" cmpd="sng" algn="ctr">
+                      <a:ln w="3175" cap="flat" cmpd="sng" algn="ctr">
                         <a:solidFill>
                           <a:srgbClr val="2F5496"/>
                         </a:solidFill>
@@ -10846,7 +10846,7 @@
                       <a:prstGeom prst="line">
                         <a:avLst/>
                       </a:prstGeom>
-                      <a:ln w="12700" cap="flat" cmpd="sng" algn="ctr">
+                      <a:ln w="3175" cap="flat" cmpd="sng" algn="ctr">
                         <a:solidFill>
                           <a:srgbClr val="2F5496"/>
                         </a:solidFill>
@@ -10884,7 +10884,7 @@
                       <a:prstGeom prst="line">
                         <a:avLst/>
                       </a:prstGeom>
-                      <a:ln w="12700" cap="flat" cmpd="sng" algn="ctr">
+                      <a:ln w="3175" cap="flat" cmpd="sng" algn="ctr">
                         <a:solidFill>
                           <a:srgbClr val="2F5496"/>
                         </a:solidFill>
@@ -10922,7 +10922,7 @@
                       <a:prstGeom prst="line">
                         <a:avLst/>
                       </a:prstGeom>
-                      <a:ln w="12700" cap="flat" cmpd="sng" algn="ctr">
+                      <a:ln w="3175" cap="flat" cmpd="sng" algn="ctr">
                         <a:solidFill>
                           <a:srgbClr val="2F5496"/>
                         </a:solidFill>
@@ -10960,7 +10960,7 @@
                       <a:prstGeom prst="line">
                         <a:avLst/>
                       </a:prstGeom>
-                      <a:ln w="12700" cap="flat" cmpd="sng" algn="ctr">
+                      <a:ln w="3175" cap="flat" cmpd="sng" algn="ctr">
                         <a:solidFill>
                           <a:srgbClr val="2F5496"/>
                         </a:solidFill>
@@ -10998,7 +10998,7 @@
                       <a:prstGeom prst="line">
                         <a:avLst/>
                       </a:prstGeom>
-                      <a:ln w="12700" cap="flat" cmpd="sng" algn="ctr">
+                      <a:ln w="3175" cap="flat" cmpd="sng" algn="ctr">
                         <a:solidFill>
                           <a:srgbClr val="2F5496"/>
                         </a:solidFill>
@@ -11036,7 +11036,7 @@
                       <a:prstGeom prst="line">
                         <a:avLst/>
                       </a:prstGeom>
-                      <a:ln w="12700" cap="flat" cmpd="sng" algn="ctr">
+                      <a:ln w="3175" cap="flat" cmpd="sng" algn="ctr">
                         <a:solidFill>
                           <a:srgbClr val="2F5496"/>
                         </a:solidFill>
@@ -11074,7 +11074,7 @@
                       <a:prstGeom prst="line">
                         <a:avLst/>
                       </a:prstGeom>
-                      <a:ln w="12700" cap="flat" cmpd="sng" algn="ctr">
+                      <a:ln w="3175" cap="flat" cmpd="sng" algn="ctr">
                         <a:solidFill>
                           <a:srgbClr val="2F5496"/>
                         </a:solidFill>
@@ -11112,7 +11112,7 @@
                       <a:prstGeom prst="line">
                         <a:avLst/>
                       </a:prstGeom>
-                      <a:ln w="12700" cap="flat" cmpd="sng" algn="ctr">
+                      <a:ln w="3175" cap="flat" cmpd="sng" algn="ctr">
                         <a:solidFill>
                           <a:srgbClr val="2F5496"/>
                         </a:solidFill>
@@ -11150,7 +11150,7 @@
                       <a:prstGeom prst="line">
                         <a:avLst/>
                       </a:prstGeom>
-                      <a:ln w="12700" cap="flat" cmpd="sng" algn="ctr">
+                      <a:ln w="3175" cap="flat" cmpd="sng" algn="ctr">
                         <a:solidFill>
                           <a:srgbClr val="2F5496"/>
                         </a:solidFill>
@@ -11188,7 +11188,7 @@
                       <a:prstGeom prst="line">
                         <a:avLst/>
                       </a:prstGeom>
-                      <a:ln w="12700" cap="flat" cmpd="sng" algn="ctr">
+                      <a:ln w="3175" cap="flat" cmpd="sng" algn="ctr">
                         <a:solidFill>
                           <a:srgbClr val="2F5496"/>
                         </a:solidFill>
@@ -11226,7 +11226,7 @@
                       <a:prstGeom prst="line">
                         <a:avLst/>
                       </a:prstGeom>
-                      <a:ln w="12700" cap="flat" cmpd="sng" algn="ctr">
+                      <a:ln w="3175" cap="flat" cmpd="sng" algn="ctr">
                         <a:solidFill>
                           <a:srgbClr val="2F5496"/>
                         </a:solidFill>
@@ -11264,7 +11264,7 @@
                       <a:prstGeom prst="line">
                         <a:avLst/>
                       </a:prstGeom>
-                      <a:ln w="12700" cap="flat" cmpd="sng" algn="ctr">
+                      <a:ln w="3175" cap="flat" cmpd="sng" algn="ctr">
                         <a:solidFill>
                           <a:srgbClr val="2F5496"/>
                         </a:solidFill>
@@ -11302,7 +11302,7 @@
                       <a:prstGeom prst="line">
                         <a:avLst/>
                       </a:prstGeom>
-                      <a:ln w="12700" cap="flat" cmpd="sng" algn="ctr">
+                      <a:ln w="3175" cap="flat" cmpd="sng" algn="ctr">
                         <a:solidFill>
                           <a:srgbClr val="2F5496"/>
                         </a:solidFill>
@@ -11340,7 +11340,7 @@
                       <a:prstGeom prst="line">
                         <a:avLst/>
                       </a:prstGeom>
-                      <a:ln w="12700" cap="flat" cmpd="sng" algn="ctr">
+                      <a:ln w="3175" cap="flat" cmpd="sng" algn="ctr">
                         <a:solidFill>
                           <a:srgbClr val="2F5496"/>
                         </a:solidFill>
@@ -11378,7 +11378,7 @@
                       <a:prstGeom prst="line">
                         <a:avLst/>
                       </a:prstGeom>
-                      <a:ln w="12700" cap="flat" cmpd="sng" algn="ctr">
+                      <a:ln w="3175" cap="flat" cmpd="sng" algn="ctr">
                         <a:solidFill>
                           <a:srgbClr val="2F5496"/>
                         </a:solidFill>
@@ -11416,7 +11416,7 @@
                       <a:prstGeom prst="line">
                         <a:avLst/>
                       </a:prstGeom>
-                      <a:ln w="12700" cap="flat" cmpd="sng" algn="ctr">
+                      <a:ln w="3175" cap="flat" cmpd="sng" algn="ctr">
                         <a:solidFill>
                           <a:srgbClr val="2F5496"/>
                         </a:solidFill>
@@ -11454,7 +11454,7 @@
                       <a:prstGeom prst="line">
                         <a:avLst/>
                       </a:prstGeom>
-                      <a:ln w="12700" cap="flat" cmpd="sng" algn="ctr">
+                      <a:ln w="3175" cap="flat" cmpd="sng" algn="ctr">
                         <a:solidFill>
                           <a:srgbClr val="2F5496"/>
                         </a:solidFill>
@@ -11492,7 +11492,7 @@
                       <a:prstGeom prst="line">
                         <a:avLst/>
                       </a:prstGeom>
-                      <a:ln w="12700" cap="flat" cmpd="sng" algn="ctr">
+                      <a:ln w="3175" cap="flat" cmpd="sng" algn="ctr">
                         <a:solidFill>
                           <a:srgbClr val="2F5496"/>
                         </a:solidFill>
@@ -11530,7 +11530,7 @@
                       <a:prstGeom prst="line">
                         <a:avLst/>
                       </a:prstGeom>
-                      <a:ln w="12700" cap="flat" cmpd="sng" algn="ctr">
+                      <a:ln w="3175" cap="flat" cmpd="sng" algn="ctr">
                         <a:solidFill>
                           <a:srgbClr val="2F5496"/>
                         </a:solidFill>
@@ -11568,7 +11568,7 @@
                       <a:prstGeom prst="line">
                         <a:avLst/>
                       </a:prstGeom>
-                      <a:ln w="12700" cap="flat" cmpd="sng" algn="ctr">
+                      <a:ln w="3175" cap="flat" cmpd="sng" algn="ctr">
                         <a:solidFill>
                           <a:srgbClr val="2F5496"/>
                         </a:solidFill>
@@ -11606,7 +11606,7 @@
                       <a:prstGeom prst="line">
                         <a:avLst/>
                       </a:prstGeom>
-                      <a:ln w="12700" cap="flat" cmpd="sng" algn="ctr">
+                      <a:ln w="3175" cap="flat" cmpd="sng" algn="ctr">
                         <a:solidFill>
                           <a:srgbClr val="2F5496"/>
                         </a:solidFill>
@@ -11644,7 +11644,7 @@
                       <a:prstGeom prst="line">
                         <a:avLst/>
                       </a:prstGeom>
-                      <a:ln w="12700" cap="flat" cmpd="sng" algn="ctr">
+                      <a:ln w="3175" cap="flat" cmpd="sng" algn="ctr">
                         <a:solidFill>
                           <a:srgbClr val="2F5496"/>
                         </a:solidFill>
@@ -11682,7 +11682,7 @@
                       <a:prstGeom prst="line">
                         <a:avLst/>
                       </a:prstGeom>
-                      <a:ln w="12700" cap="flat" cmpd="sng" algn="ctr">
+                      <a:ln w="3175" cap="flat" cmpd="sng" algn="ctr">
                         <a:solidFill>
                           <a:srgbClr val="2F5496"/>
                         </a:solidFill>
@@ -11720,7 +11720,7 @@
                       <a:prstGeom prst="line">
                         <a:avLst/>
                       </a:prstGeom>
-                      <a:ln w="12700" cap="flat" cmpd="sng" algn="ctr">
+                      <a:ln w="3175" cap="flat" cmpd="sng" algn="ctr">
                         <a:solidFill>
                           <a:srgbClr val="2F5496"/>
                         </a:solidFill>
@@ -11758,7 +11758,7 @@
                       <a:prstGeom prst="line">
                         <a:avLst/>
                       </a:prstGeom>
-                      <a:ln w="12700" cap="flat" cmpd="sng" algn="ctr">
+                      <a:ln w="3175" cap="flat" cmpd="sng" algn="ctr">
                         <a:solidFill>
                           <a:srgbClr val="2F5496"/>
                         </a:solidFill>
@@ -11796,7 +11796,7 @@
                       <a:prstGeom prst="line">
                         <a:avLst/>
                       </a:prstGeom>
-                      <a:ln w="12700" cap="flat" cmpd="sng" algn="ctr">
+                      <a:ln w="3175" cap="flat" cmpd="sng" algn="ctr">
                         <a:solidFill>
                           <a:srgbClr val="2F5496"/>
                         </a:solidFill>
@@ -11834,7 +11834,7 @@
                       <a:prstGeom prst="line">
                         <a:avLst/>
                       </a:prstGeom>
-                      <a:ln w="12700" cap="flat" cmpd="sng" algn="ctr">
+                      <a:ln w="3175" cap="flat" cmpd="sng" algn="ctr">
                         <a:solidFill>
                           <a:srgbClr val="2F5496"/>
                         </a:solidFill>
@@ -11872,7 +11872,7 @@
                       <a:prstGeom prst="line">
                         <a:avLst/>
                       </a:prstGeom>
-                      <a:ln w="12700" cap="flat" cmpd="sng" algn="ctr">
+                      <a:ln w="3175" cap="flat" cmpd="sng" algn="ctr">
                         <a:solidFill>
                           <a:srgbClr val="2F5496"/>
                         </a:solidFill>
@@ -11910,7 +11910,7 @@
                       <a:prstGeom prst="line">
                         <a:avLst/>
                       </a:prstGeom>
-                      <a:ln w="12700" cap="flat" cmpd="sng" algn="ctr">
+                      <a:ln w="3175" cap="flat" cmpd="sng" algn="ctr">
                         <a:solidFill>
                           <a:srgbClr val="2F5496"/>
                         </a:solidFill>
@@ -11948,7 +11948,7 @@
                       <a:prstGeom prst="line">
                         <a:avLst/>
                       </a:prstGeom>
-                      <a:ln w="12700" cap="flat" cmpd="sng" algn="ctr">
+                      <a:ln w="3175" cap="flat" cmpd="sng" algn="ctr">
                         <a:solidFill>
                           <a:srgbClr val="2F5496"/>
                         </a:solidFill>
@@ -11986,7 +11986,7 @@
                       <a:prstGeom prst="line">
                         <a:avLst/>
                       </a:prstGeom>
-                      <a:ln w="12700" cap="flat" cmpd="sng" algn="ctr">
+                      <a:ln w="3175" cap="flat" cmpd="sng" algn="ctr">
                         <a:solidFill>
                           <a:srgbClr val="2F5496"/>
                         </a:solidFill>
@@ -12024,7 +12024,7 @@
                       <a:prstGeom prst="line">
                         <a:avLst/>
                       </a:prstGeom>
-                      <a:ln w="12700" cap="flat" cmpd="sng" algn="ctr">
+                      <a:ln w="3175" cap="flat" cmpd="sng" algn="ctr">
                         <a:solidFill>
                           <a:srgbClr val="2F5496"/>
                         </a:solidFill>
@@ -12062,7 +12062,7 @@
                       <a:prstGeom prst="line">
                         <a:avLst/>
                       </a:prstGeom>
-                      <a:ln w="12700" cap="flat" cmpd="sng" algn="ctr">
+                      <a:ln w="3175" cap="flat" cmpd="sng" algn="ctr">
                         <a:solidFill>
                           <a:srgbClr val="2F5496"/>
                         </a:solidFill>
@@ -12100,7 +12100,7 @@
                       <a:prstGeom prst="line">
                         <a:avLst/>
                       </a:prstGeom>
-                      <a:ln w="12700" cap="flat" cmpd="sng" algn="ctr">
+                      <a:ln w="3175" cap="flat" cmpd="sng" algn="ctr">
                         <a:solidFill>
                           <a:srgbClr val="2F5496"/>
                         </a:solidFill>
@@ -12138,7 +12138,7 @@
                       <a:prstGeom prst="line">
                         <a:avLst/>
                       </a:prstGeom>
-                      <a:ln w="12700" cap="flat" cmpd="sng" algn="ctr">
+                      <a:ln w="3175" cap="flat" cmpd="sng" algn="ctr">
                         <a:solidFill>
                           <a:srgbClr val="2F5496"/>
                         </a:solidFill>
@@ -12176,7 +12176,7 @@
                       <a:prstGeom prst="line">
                         <a:avLst/>
                       </a:prstGeom>
-                      <a:ln w="12700" cap="flat" cmpd="sng" algn="ctr">
+                      <a:ln w="3175" cap="flat" cmpd="sng" algn="ctr">
                         <a:solidFill>
                           <a:srgbClr val="2F5496"/>
                         </a:solidFill>
@@ -12214,7 +12214,7 @@
                       <a:prstGeom prst="line">
                         <a:avLst/>
                       </a:prstGeom>
-                      <a:ln w="12700" cap="flat" cmpd="sng" algn="ctr">
+                      <a:ln w="3175" cap="flat" cmpd="sng" algn="ctr">
                         <a:solidFill>
                           <a:srgbClr val="2F5496"/>
                         </a:solidFill>
@@ -12252,7 +12252,7 @@
                       <a:prstGeom prst="line">
                         <a:avLst/>
                       </a:prstGeom>
-                      <a:ln w="12700" cap="flat" cmpd="sng" algn="ctr">
+                      <a:ln w="3175" cap="flat" cmpd="sng" algn="ctr">
                         <a:solidFill>
                           <a:srgbClr val="2F5496"/>
                         </a:solidFill>
@@ -12290,7 +12290,7 @@
                       <a:prstGeom prst="line">
                         <a:avLst/>
                       </a:prstGeom>
-                      <a:ln w="12700" cap="flat" cmpd="sng" algn="ctr">
+                      <a:ln w="3175" cap="flat" cmpd="sng" algn="ctr">
                         <a:solidFill>
                           <a:srgbClr val="2F5496"/>
                         </a:solidFill>
@@ -12328,7 +12328,7 @@
                       <a:prstGeom prst="line">
                         <a:avLst/>
                       </a:prstGeom>
-                      <a:ln w="12700" cap="flat" cmpd="sng" algn="ctr">
+                      <a:ln w="3175" cap="flat" cmpd="sng" algn="ctr">
                         <a:solidFill>
                           <a:srgbClr val="2F5496"/>
                         </a:solidFill>
@@ -12366,7 +12366,7 @@
                       <a:prstGeom prst="line">
                         <a:avLst/>
                       </a:prstGeom>
-                      <a:ln w="12700" cap="flat" cmpd="sng" algn="ctr">
+                      <a:ln w="3175" cap="flat" cmpd="sng" algn="ctr">
                         <a:solidFill>
                           <a:srgbClr val="2F5496"/>
                         </a:solidFill>
@@ -12404,7 +12404,7 @@
                       <a:prstGeom prst="line">
                         <a:avLst/>
                       </a:prstGeom>
-                      <a:ln w="12700" cap="flat" cmpd="sng" algn="ctr">
+                      <a:ln w="3175" cap="flat" cmpd="sng" algn="ctr">
                         <a:solidFill>
                           <a:srgbClr val="2F5496"/>
                         </a:solidFill>
@@ -12442,7 +12442,7 @@
                       <a:prstGeom prst="line">
                         <a:avLst/>
                       </a:prstGeom>
-                      <a:ln w="12700" cap="flat" cmpd="sng" algn="ctr">
+                      <a:ln w="3175" cap="flat" cmpd="sng" algn="ctr">
                         <a:solidFill>
                           <a:srgbClr val="2F5496"/>
                         </a:solidFill>
@@ -12480,7 +12480,7 @@
                       <a:prstGeom prst="line">
                         <a:avLst/>
                       </a:prstGeom>
-                      <a:ln w="12700" cap="flat" cmpd="sng" algn="ctr">
+                      <a:ln w="3175" cap="flat" cmpd="sng" algn="ctr">
                         <a:solidFill>
                           <a:srgbClr val="2F5496"/>
                         </a:solidFill>
@@ -12518,7 +12518,7 @@
                       <a:prstGeom prst="line">
                         <a:avLst/>
                       </a:prstGeom>
-                      <a:ln w="12700" cap="flat" cmpd="sng" algn="ctr">
+                      <a:ln w="3175" cap="flat" cmpd="sng" algn="ctr">
                         <a:solidFill>
                           <a:srgbClr val="2F5496"/>
                         </a:solidFill>
@@ -12556,7 +12556,7 @@
                       <a:prstGeom prst="line">
                         <a:avLst/>
                       </a:prstGeom>
-                      <a:ln w="12700" cap="flat" cmpd="sng" algn="ctr">
+                      <a:ln w="3175" cap="flat" cmpd="sng" algn="ctr">
                         <a:solidFill>
                           <a:srgbClr val="2F5496"/>
                         </a:solidFill>
@@ -12594,7 +12594,7 @@
                       <a:prstGeom prst="line">
                         <a:avLst/>
                       </a:prstGeom>
-                      <a:ln w="12700" cap="flat" cmpd="sng" algn="ctr">
+                      <a:ln w="3175" cap="flat" cmpd="sng" algn="ctr">
                         <a:solidFill>
                           <a:srgbClr val="2F5496"/>
                         </a:solidFill>
@@ -12632,7 +12632,7 @@
                       <a:prstGeom prst="line">
                         <a:avLst/>
                       </a:prstGeom>
-                      <a:ln w="12700" cap="flat" cmpd="sng" algn="ctr">
+                      <a:ln w="3175" cap="flat" cmpd="sng" algn="ctr">
                         <a:solidFill>
                           <a:srgbClr val="2F5496"/>
                         </a:solidFill>
@@ -12670,7 +12670,7 @@
                       <a:prstGeom prst="line">
                         <a:avLst/>
                       </a:prstGeom>
-                      <a:ln w="12700" cap="flat" cmpd="sng" algn="ctr">
+                      <a:ln w="3175" cap="flat" cmpd="sng" algn="ctr">
                         <a:solidFill>
                           <a:srgbClr val="2F5496"/>
                         </a:solidFill>
@@ -12708,7 +12708,7 @@
                       <a:prstGeom prst="line">
                         <a:avLst/>
                       </a:prstGeom>
-                      <a:ln w="12700" cap="flat" cmpd="sng" algn="ctr">
+                      <a:ln w="3175" cap="flat" cmpd="sng" algn="ctr">
                         <a:solidFill>
                           <a:srgbClr val="2F5496"/>
                         </a:solidFill>
@@ -12746,7 +12746,7 @@
                       <a:prstGeom prst="line">
                         <a:avLst/>
                       </a:prstGeom>
-                      <a:ln w="12700" cap="flat" cmpd="sng" algn="ctr">
+                      <a:ln w="3175" cap="flat" cmpd="sng" algn="ctr">
                         <a:solidFill>
                           <a:srgbClr val="2F5496"/>
                         </a:solidFill>
@@ -12784,7 +12784,7 @@
                       <a:prstGeom prst="line">
                         <a:avLst/>
                       </a:prstGeom>
-                      <a:ln w="12700" cap="flat" cmpd="sng" algn="ctr">
+                      <a:ln w="3175" cap="flat" cmpd="sng" algn="ctr">
                         <a:solidFill>
                           <a:srgbClr val="2F5496"/>
                         </a:solidFill>
@@ -12822,7 +12822,7 @@
                       <a:prstGeom prst="line">
                         <a:avLst/>
                       </a:prstGeom>
-                      <a:ln w="12700" cap="flat" cmpd="sng" algn="ctr">
+                      <a:ln w="3175" cap="flat" cmpd="sng" algn="ctr">
                         <a:solidFill>
                           <a:srgbClr val="2F5496"/>
                         </a:solidFill>
@@ -12860,7 +12860,7 @@
                       <a:prstGeom prst="line">
                         <a:avLst/>
                       </a:prstGeom>
-                      <a:ln w="12700" cap="flat" cmpd="sng" algn="ctr">
+                      <a:ln w="3175" cap="flat" cmpd="sng" algn="ctr">
                         <a:solidFill>
                           <a:srgbClr val="2F5496"/>
                         </a:solidFill>
@@ -12898,7 +12898,7 @@
                       <a:prstGeom prst="line">
                         <a:avLst/>
                       </a:prstGeom>
-                      <a:ln w="12700" cap="flat" cmpd="sng" algn="ctr">
+                      <a:ln w="3175" cap="flat" cmpd="sng" algn="ctr">
                         <a:solidFill>
                           <a:srgbClr val="2F5496"/>
                         </a:solidFill>
@@ -12936,7 +12936,7 @@
                       <a:prstGeom prst="line">
                         <a:avLst/>
                       </a:prstGeom>
-                      <a:ln w="12700" cap="flat" cmpd="sng" algn="ctr">
+                      <a:ln w="3175" cap="flat" cmpd="sng" algn="ctr">
                         <a:solidFill>
                           <a:srgbClr val="2F5496"/>
                         </a:solidFill>
@@ -12974,7 +12974,7 @@
                       <a:prstGeom prst="line">
                         <a:avLst/>
                       </a:prstGeom>
-                      <a:ln w="12700" cap="flat" cmpd="sng" algn="ctr">
+                      <a:ln w="3175" cap="flat" cmpd="sng" algn="ctr">
                         <a:solidFill>
                           <a:srgbClr val="2F5496"/>
                         </a:solidFill>
@@ -13012,7 +13012,7 @@
                       <a:prstGeom prst="line">
                         <a:avLst/>
                       </a:prstGeom>
-                      <a:ln w="12700" cap="flat" cmpd="sng" algn="ctr">
+                      <a:ln w="3175" cap="flat" cmpd="sng" algn="ctr">
                         <a:solidFill>
                           <a:srgbClr val="2F5496"/>
                         </a:solidFill>
@@ -13050,7 +13050,7 @@
                       <a:prstGeom prst="line">
                         <a:avLst/>
                       </a:prstGeom>
-                      <a:ln w="12700" cap="flat" cmpd="sng" algn="ctr">
+                      <a:ln w="3175" cap="flat" cmpd="sng" algn="ctr">
                         <a:solidFill>
                           <a:srgbClr val="2F5496"/>
                         </a:solidFill>
@@ -13088,7 +13088,7 @@
                       <a:prstGeom prst="line">
                         <a:avLst/>
                       </a:prstGeom>
-                      <a:ln w="12700" cap="flat" cmpd="sng" algn="ctr">
+                      <a:ln w="3175" cap="flat" cmpd="sng" algn="ctr">
                         <a:solidFill>
                           <a:srgbClr val="2F5496"/>
                         </a:solidFill>
@@ -13126,7 +13126,7 @@
                       <a:prstGeom prst="line">
                         <a:avLst/>
                       </a:prstGeom>
-                      <a:ln w="12700" cap="flat" cmpd="sng" algn="ctr">
+                      <a:ln w="3175" cap="flat" cmpd="sng" algn="ctr">
                         <a:solidFill>
                           <a:srgbClr val="2F5496"/>
                         </a:solidFill>
@@ -13164,7 +13164,7 @@
                       <a:prstGeom prst="line">
                         <a:avLst/>
                       </a:prstGeom>
-                      <a:ln w="12700" cap="flat" cmpd="sng" algn="ctr">
+                      <a:ln w="3175" cap="flat" cmpd="sng" algn="ctr">
                         <a:solidFill>
                           <a:srgbClr val="2F5496"/>
                         </a:solidFill>
@@ -13202,7 +13202,7 @@
                       <a:prstGeom prst="line">
                         <a:avLst/>
                       </a:prstGeom>
-                      <a:ln w="12700" cap="flat" cmpd="sng" algn="ctr">
+                      <a:ln w="3175" cap="flat" cmpd="sng" algn="ctr">
                         <a:solidFill>
                           <a:srgbClr val="2F5496"/>
                         </a:solidFill>
@@ -13240,7 +13240,7 @@
                       <a:prstGeom prst="line">
                         <a:avLst/>
                       </a:prstGeom>
-                      <a:ln w="12700" cap="flat" cmpd="sng" algn="ctr">
+                      <a:ln w="3175" cap="flat" cmpd="sng" algn="ctr">
                         <a:solidFill>
                           <a:srgbClr val="2F5496"/>
                         </a:solidFill>
@@ -13278,7 +13278,7 @@
                       <a:prstGeom prst="line">
                         <a:avLst/>
                       </a:prstGeom>
-                      <a:ln w="12700" cap="flat" cmpd="sng" algn="ctr">
+                      <a:ln w="3175" cap="flat" cmpd="sng" algn="ctr">
                         <a:solidFill>
                           <a:srgbClr val="2F5496"/>
                         </a:solidFill>
@@ -13316,7 +13316,7 @@
                       <a:prstGeom prst="line">
                         <a:avLst/>
                       </a:prstGeom>
-                      <a:ln w="12700" cap="flat" cmpd="sng" algn="ctr">
+                      <a:ln w="3175" cap="flat" cmpd="sng" algn="ctr">
                         <a:solidFill>
                           <a:srgbClr val="2F5496"/>
                         </a:solidFill>
@@ -13354,7 +13354,7 @@
                       <a:prstGeom prst="line">
                         <a:avLst/>
                       </a:prstGeom>
-                      <a:ln w="12700" cap="flat" cmpd="sng" algn="ctr">
+                      <a:ln w="3175" cap="flat" cmpd="sng" algn="ctr">
                         <a:solidFill>
                           <a:srgbClr val="2F5496"/>
                         </a:solidFill>
@@ -13392,7 +13392,7 @@
                       <a:prstGeom prst="line">
                         <a:avLst/>
                       </a:prstGeom>
-                      <a:ln w="12700" cap="flat" cmpd="sng" algn="ctr">
+                      <a:ln w="3175" cap="flat" cmpd="sng" algn="ctr">
                         <a:solidFill>
                           <a:srgbClr val="2F5496"/>
                         </a:solidFill>
@@ -13430,7 +13430,7 @@
                       <a:prstGeom prst="line">
                         <a:avLst/>
                       </a:prstGeom>
-                      <a:ln w="12700" cap="flat" cmpd="sng" algn="ctr">
+                      <a:ln w="3175" cap="flat" cmpd="sng" algn="ctr">
                         <a:solidFill>
                           <a:srgbClr val="2F5496"/>
                         </a:solidFill>
@@ -13468,7 +13468,7 @@
                       <a:prstGeom prst="line">
                         <a:avLst/>
                       </a:prstGeom>
-                      <a:ln w="12700" cap="flat" cmpd="sng" algn="ctr">
+                      <a:ln w="3175" cap="flat" cmpd="sng" algn="ctr">
                         <a:solidFill>
                           <a:srgbClr val="2F5496"/>
                         </a:solidFill>
@@ -13618,14 +13618,14 @@
     <w:rPrDefault>
       <w:rPr>
         <w:rFonts w:asciiTheme="minorHAnsi" w:cstheme="minorBidi" w:eastAsiaTheme="minorHAnsi" w:hAnsiTheme="minorHAnsi"/>
-        <w:sz w:val="24"/>
-        <w:szCs w:val="24"/>
+        <w:sz w:val="22"/>
+        <w:szCs w:val="22"/>
         <w:lang w:bidi="ar-SA" w:eastAsia="en-US" w:val="en-US"/>
       </w:rPr>
     </w:rPrDefault>
     <w:pPrDefault>
       <w:pPr>
-        <w:spacing w:after="200"/>
+        <w:spacing w:after="160" w:line="259" w:lineRule="auto"/>
       </w:pPr>
     </w:pPrDefault>
   </w:docDefaults>
@@ -13672,7 +13672,7 @@
       <w:rFonts w:asciiTheme="majorHAnsi" w:cstheme="majorBidi" w:eastAsiaTheme="majorEastAsia" w:hAnsiTheme="majorHAnsi"/>
       <w:b/>
       <w:bCs/>
-      <w:color w:themeColor="accent1" w:themeShade="B5" w:val="345A8A"/>
+      <w:color w:themeColor="accent1" w:themeShade="B5" w:val="2E5395"/>
       <w:sz w:val="36"/>
       <w:szCs w:val="36"/>
     </w:rPr>
@@ -13728,7 +13728,7 @@
       <w:sz w:val="20"/>
       <w:szCs w:val="20"/>
       <w:b/>
-      <w:color w:val="345A8A"/>
+      <w:color w:val="2E5395"/>
       &gt;
     </w:rPr>
   </w:style>
@@ -13769,9 +13769,7 @@
     </w:pPr>
     <w:rPr>
       <w:rFonts w:asciiTheme="majorHAnsi" w:cstheme="majorBidi" w:eastAsiaTheme="majorEastAsia" w:hAnsiTheme="majorHAnsi"/>
-      <w:b/>
-      <w:bCs/>
-      <w:color w:themeColor="accent1" w:val="4F81BD"/>
+      <w:color w:themeColor="accent1" w:val="4472C4"/>
       <w:sz w:val="32"/>
       <w:szCs w:val="32"/>
     </w:rPr>
@@ -13791,9 +13789,7 @@
     </w:pPr>
     <w:rPr>
       <w:rFonts w:asciiTheme="majorHAnsi" w:cstheme="majorBidi" w:eastAsiaTheme="majorEastAsia" w:hAnsiTheme="majorHAnsi"/>
-      <w:b/>
-      <w:bCs/>
-      <w:color w:themeColor="accent1" w:val="4F81BD"/>
+      <w:color w:themeColor="accent1" w:val="4472C4"/>
       <w:sz w:val="28"/>
       <w:szCs w:val="28"/>
     </w:rPr>
@@ -13813,9 +13809,7 @@
     </w:pPr>
     <w:rPr>
       <w:rFonts w:asciiTheme="majorHAnsi" w:cstheme="majorBidi" w:eastAsiaTheme="majorEastAsia" w:hAnsiTheme="majorHAnsi"/>
-      <w:b/>
-      <w:bCs/>
-      <w:color w:themeColor="accent1" w:val="4F81BD"/>
+      <w:color w:themeColor="accent1" w:val="4472C4"/>
       <w:sz w:val="24"/>
       <w:szCs w:val="24"/>
     </w:rPr>
@@ -13835,9 +13829,7 @@
     </w:pPr>
     <w:rPr>
       <w:rFonts w:asciiTheme="majorHAnsi" w:cstheme="majorBidi" w:eastAsiaTheme="majorEastAsia" w:hAnsiTheme="majorHAnsi"/>
-      <w:i/>
-      <w:bCs/>
-      <w:color w:themeColor="accent1" w:val="4F81BD"/>
+      <w:color w:themeColor="accent1" w:val="4472C4"/>
       <w:sz w:val="24"/>
       <w:szCs w:val="24"/>
     </w:rPr>
@@ -13857,8 +13849,7 @@
     </w:pPr>
     <w:rPr>
       <w:rFonts w:asciiTheme="majorHAnsi" w:cstheme="majorBidi" w:eastAsiaTheme="majorEastAsia" w:hAnsiTheme="majorHAnsi"/>
-      <w:iCs/>
-      <w:color w:themeColor="accent1" w:val="4F81BD"/>
+      <w:color w:themeColor="accent1" w:val="4472C4"/>
       <w:sz w:val="24"/>
       <w:szCs w:val="24"/>
     </w:rPr>
@@ -13878,7 +13869,7 @@
     </w:pPr>
     <w:rPr>
       <w:rFonts w:asciiTheme="majorHAnsi" w:cstheme="majorBidi" w:eastAsiaTheme="majorEastAsia" w:hAnsiTheme="majorHAnsi"/>
-      <w:color w:themeColor="accent1" w:val="4F81BD"/>
+      <w:color w:themeColor="accent1" w:val="4472C4"/>
       <w:sz w:val="24"/>
       <w:szCs w:val="24"/>
     </w:rPr>
@@ -13898,7 +13889,7 @@
     </w:pPr>
     <w:rPr>
       <w:rFonts w:asciiTheme="majorHAnsi" w:cstheme="majorBidi" w:eastAsiaTheme="majorEastAsia" w:hAnsiTheme="majorHAnsi"/>
-      <w:color w:themeColor="accent1" w:val="4F81BD"/>
+      <w:color w:themeColor="accent1" w:val="4472C4"/>
       <w:sz w:val="24"/>
       <w:szCs w:val="24"/>
     </w:rPr>
@@ -13918,7 +13909,7 @@
     </w:pPr>
     <w:rPr>
       <w:rFonts w:asciiTheme="majorHAnsi" w:cstheme="majorBidi" w:eastAsiaTheme="majorEastAsia" w:hAnsiTheme="majorHAnsi"/>
-      <w:color w:themeColor="accent1" w:val="4F81BD"/>
+      <w:color w:themeColor="accent1" w:val="4472C4"/>
       <w:sz w:val="24"/>
       <w:szCs w:val="24"/>
     </w:rPr>
@@ -13938,7 +13929,7 @@
     </w:pPr>
     <w:rPr>
       <w:rFonts w:asciiTheme="majorHAnsi" w:cstheme="majorBidi" w:eastAsiaTheme="majorEastAsia" w:hAnsiTheme="majorHAnsi"/>
-      <w:color w:themeColor="accent1" w:val="4F81BD"/>
+      <w:color w:themeColor="accent1" w:val="4472C4"/>
       <w:sz w:val="24"/>
       <w:szCs w:val="24"/>
     </w:rPr>
@@ -14077,7 +14068,7 @@
     <w:name w:val="Hyperlink"/>
     <w:basedOn w:val="BodyTextChar"/>
     <w:rPr>
-      <w:color w:themeColor="accent1" w:val="4F81BD"/>
+      <w:color w:themeColor="accent1" w:val="4472C4"/>
     </w:rPr>
   </w:style>
   <w:style w:styleId="TOCHeading" w:type="paragraph">
@@ -14346,39 +14337,39 @@
         <a:sysClr val="window" lastClr="FFFFFF"/>
       </a:lt1>
       <a:dk2>
-        <a:srgbClr val="1F497D"/>
+        <a:srgbClr val="44546A"/>
       </a:dk2>
       <a:lt2>
-        <a:srgbClr val="EEECE1"/>
+        <a:srgbClr val="E7E6E6"/>
       </a:lt2>
       <a:accent1>
-        <a:srgbClr val="4F81BD"/>
+        <a:srgbClr val="4472C4"/>
       </a:accent1>
       <a:accent2>
-        <a:srgbClr val="C0504D"/>
+        <a:srgbClr val="ED7D31"/>
       </a:accent2>
       <a:accent3>
-        <a:srgbClr val="9BBB59"/>
+        <a:srgbClr val="A5A5A5"/>
       </a:accent3>
       <a:accent4>
-        <a:srgbClr val="8064A2"/>
+        <a:srgbClr val="FFC000"/>
       </a:accent4>
       <a:accent5>
-        <a:srgbClr val="4BACC6"/>
+        <a:srgbClr val="5B9BD5"/>
       </a:accent5>
       <a:accent6>
-        <a:srgbClr val="F79646"/>
+        <a:srgbClr val="70AD47"/>
       </a:accent6>
       <a:hlink>
-        <a:srgbClr val="0000FF"/>
+        <a:srgbClr val="0563C1"/>
       </a:hlink>
       <a:folHlink>
-        <a:srgbClr val="800080"/>
+        <a:srgbClr val="954F72"/>
       </a:folHlink>
     </a:clrScheme>
     <a:fontScheme name="Office">
       <a:majorFont>
-        <a:latin typeface="Calibri"/>
+        <a:latin typeface="Aptos Display"/>
         <a:ea typeface=""/>
         <a:cs typeface=""/>
         <a:font script="Jpan" typeface="ＭＳ ゴシック"/>
@@ -14412,7 +14403,7 @@
         <a:font script="Uigh" typeface="Microsoft Uighur"/>
       </a:majorFont>
       <a:minorFont>
-        <a:latin typeface="Cambria"/>
+        <a:latin typeface="Aptos"/>
         <a:ea typeface=""/>
         <a:cs typeface=""/>
         <a:font script="Jpan" typeface="ＭＳ 明朝"/>

--- a/test-corpus/corpus/generated/medium2.docx
+++ b/test-corpus/corpus/generated/medium2.docx
@@ -15,7 +15,7 @@
       <w:r>
         <w:drawing>
           <wp:inline xmlns:wp="http://schemas.openxmlformats.org/drawingml/2006/wordprocessingDrawing" distT="0" distB="0" distL="0" distR="0">
-            <wp:extent cx="5943600" cy="557917"/>
+            <wp:extent cx="5943600" cy="542401"/>
             <wp:effectExtent l="0" t="0" r="0" b="0"/>
             <wp:docPr id="1" name="Diagram 1"/>
             <wp:cNvGraphicFramePr>
@@ -31,12 +31,12 @@
                   </wpc:bg>
                   <wpc:whole/>
                   <wps:wsp>
-                    <wps:cNvPr id="2" name="&quot;&lt;b&gt;Qjcl 1: Rirqhe Adkf Eixsx Owond&lt;/b&gt;&quot;" descr="Ogxs1"/>
-                    <wps:cNvSpPr/>
-                    <wps:spPr>
-                      <a:xfrm>
-                        <a:off x="4756894" y="239949"/>
-                        <a:ext cx="55350" cy="48579"/>
+                    <wps:cNvPr id="2" name="&lt;b&gt;Qjcl 1: Rirqhe Adkf Eixsx Owond&lt;/b&gt;" descr="Ogxs1"/>
+                    <wps:cNvSpPr/>
+                    <wps:spPr>
+                      <a:xfrm>
+                        <a:off x="4740209" y="233275"/>
+                        <a:ext cx="53811" cy="47227"/>
                       </a:xfrm>
                       <a:prstGeom prst="rect">
                         <a:avLst/>
@@ -79,25 +79,25 @@
                               <w:color w:val="000000"/>
                               <w:sz w:val="4"/>
                             </w:rPr>
-                            <w:t xml:space="preserve">"&lt;b&gt;Qjcl 1: Rirqhe Adkf Eixsx Owond&lt;/b&gt;"</w:t>
-                          </w:r>
-                        </w:p>
-                      </w:txbxContent>
-                    </wps:txbx>
-                    <wps:bodyPr rot="0" spcFirstLastPara="0" vertOverflow="overflow" horzOverflow="overflow" vert="horz" wrap="square" lIns="2826" tIns="1413" rIns="2826" bIns="1413" numCol="1" spcCol="0" rtlCol="0" fromWordArt="0" anchor="ctr" anchorCtr="0" forceAA="0" compatLnSpc="1">
-                      <a:prstTxWarp prst="textNoShape">
-                        <a:avLst/>
-                      </a:prstTxWarp>
-                      <a:noAutofit/>
-                    </wps:bodyPr>
-                  </wps:wsp>
-                  <wps:wsp>
-                    <wps:cNvPr id="3" name="&quot;Grmjj QILDPD Mqczqh&lt;br&gt;Coofd Vn: BLYTM&lt;br&gt;Enkezp: Vlxip&quot;" descr="AmecsZwnbln1"/>
-                    <wps:cNvSpPr/>
-                    <wps:spPr>
-                      <a:xfrm>
-                        <a:off x="4743822" y="360659"/>
-                        <a:ext cx="81494" cy="66243"/>
+                            <w:t xml:space="preserve">&lt;b&gt;Qjcl 1: Rirqhe Adkf Eixsx Owond&lt;/b&gt;</w:t>
+                          </w:r>
+                        </w:p>
+                      </w:txbxContent>
+                    </wps:txbx>
+                    <wps:bodyPr rot="0" spcFirstLastPara="0" vertOverflow="overflow" horzOverflow="overflow" vert="horz" wrap="square" lIns="2748" tIns="1374" rIns="2748" bIns="1374" numCol="1" spcCol="0" rtlCol="0" fromWordArt="0" anchor="ctr" anchorCtr="0" forceAA="0" compatLnSpc="1">
+                      <a:prstTxWarp prst="textNoShape">
+                        <a:avLst/>
+                      </a:prstTxWarp>
+                      <a:noAutofit/>
+                    </wps:bodyPr>
+                  </wps:wsp>
+                  <wps:wsp>
+                    <wps:cNvPr id="3" name="Grmjj QILDPD Mqczqh&lt;br&gt;Coofd Vn: BLYTM&lt;br&gt;Enkezp: Vlxip" descr="AmecsZwnbln1"/>
+                    <wps:cNvSpPr/>
+                    <wps:spPr>
+                      <a:xfrm>
+                        <a:off x="4727501" y="354922"/>
+                        <a:ext cx="79228" cy="55814"/>
                       </a:xfrm>
                       <a:prstGeom prst="rect">
                         <a:avLst/>
@@ -140,12 +140,12 @@
                               <w:color w:val="000000"/>
                               <w:sz w:val="4"/>
                             </w:rPr>
-                            <w:t xml:space="preserve">"Grmjj QILDPD Mqczqh&lt;br&gt;Coofd Vn: BLYTM&lt;br&gt;Enkezp: Vlxip"</w:t>
-                          </w:r>
-                        </w:p>
-                      </w:txbxContent>
-                    </wps:txbx>
-                    <wps:bodyPr rot="0" spcFirstLastPara="0" vertOverflow="overflow" horzOverflow="overflow" vert="horz" wrap="square" lIns="2826" tIns="1413" rIns="2826" bIns="1413" numCol="1" spcCol="0" rtlCol="0" fromWordArt="0" anchor="ctr" anchorCtr="0" forceAA="0" compatLnSpc="1">
+                            <w:t xml:space="preserve">Grmjj QILDPD Mqczqh&lt;br&gt;Coofd Vn: BLYTM&lt;br&gt;Enkezp: Vlxip</w:t>
+                          </w:r>
+                        </w:p>
+                      </w:txbxContent>
+                    </wps:txbx>
+                    <wps:bodyPr rot="0" spcFirstLastPara="0" vertOverflow="overflow" horzOverflow="overflow" vert="horz" wrap="square" lIns="2748" tIns="1374" rIns="2748" bIns="1374" numCol="1" spcCol="0" rtlCol="0" fromWordArt="0" anchor="ctr" anchorCtr="0" forceAA="0" compatLnSpc="1">
                       <a:prstTxWarp prst="textNoShape">
                         <a:avLst/>
                       </a:prstTxWarp>
@@ -157,8 +157,8 @@
                     <wps:cNvSpPr/>
                     <wps:spPr>
                       <a:xfrm>
-                        <a:off x="99230" y="75076"/>
-                        <a:ext cx="35424" cy="22081"/>
+                        <a:off x="94066" y="72988"/>
+                        <a:ext cx="34439" cy="21467"/>
                       </a:xfrm>
                       <a:prstGeom prst="rect">
                         <a:avLst/>
@@ -206,20 +206,20 @@
                         </w:p>
                       </w:txbxContent>
                     </wps:txbx>
-                    <wps:bodyPr rot="0" spcFirstLastPara="0" vertOverflow="overflow" horzOverflow="overflow" vert="horz" wrap="square" lIns="2826" tIns="1413" rIns="2826" bIns="1413" numCol="1" spcCol="0" rtlCol="0" fromWordArt="0" anchor="ctr" anchorCtr="0" forceAA="0" compatLnSpc="1">
-                      <a:prstTxWarp prst="textNoShape">
-                        <a:avLst/>
-                      </a:prstTxWarp>
-                      <a:noAutofit/>
-                    </wps:bodyPr>
-                  </wps:wsp>
-                  <wps:wsp>
-                    <wps:cNvPr id="5" name="&quot;Tkd: Ayvifo Kyysvd&quot;" descr="Sdb1"/>
-                    <wps:cNvSpPr/>
-                    <wps:spPr>
-                      <a:xfrm>
-                        <a:off x="87147" y="248781"/>
-                        <a:ext cx="59590" cy="30914"/>
+                    <wps:bodyPr rot="0" spcFirstLastPara="0" vertOverflow="overflow" horzOverflow="overflow" vert="horz" wrap="square" lIns="2748" tIns="1374" rIns="2748" bIns="1374" numCol="1" spcCol="0" rtlCol="0" fromWordArt="0" anchor="ctr" anchorCtr="0" forceAA="0" compatLnSpc="1">
+                      <a:prstTxWarp prst="textNoShape">
+                        <a:avLst/>
+                      </a:prstTxWarp>
+                      <a:noAutofit/>
+                    </wps:bodyPr>
+                  </wps:wsp>
+                  <wps:wsp>
+                    <wps:cNvPr id="5" name="Tkd: Ayvifo Kyysvd" descr="Sdb1"/>
+                    <wps:cNvSpPr/>
+                    <wps:spPr>
+                      <a:xfrm>
+                        <a:off x="84380" y="241862"/>
+                        <a:ext cx="53811" cy="30054"/>
                       </a:xfrm>
                       <a:prstGeom prst="roundRect">
                         <a:avLst/>
@@ -262,12 +262,12 @@
                               <w:color w:val="000000"/>
                               <w:sz w:val="4"/>
                             </w:rPr>
-                            <w:t xml:space="preserve">"Tkd: Ayvifo Kyysvd"</w:t>
-                          </w:r>
-                        </w:p>
-                      </w:txbxContent>
-                    </wps:txbx>
-                    <wps:bodyPr rot="0" spcFirstLastPara="0" vertOverflow="overflow" horzOverflow="overflow" vert="horz" wrap="square" lIns="2826" tIns="1413" rIns="2826" bIns="1413" numCol="1" spcCol="0" rtlCol="0" fromWordArt="0" anchor="ctr" anchorCtr="0" forceAA="0" compatLnSpc="1">
+                            <w:t xml:space="preserve">Tkd: Ayvifo Kyysvd</w:t>
+                          </w:r>
+                        </w:p>
+                      </w:txbxContent>
+                    </wps:txbx>
+                    <wps:bodyPr rot="0" spcFirstLastPara="0" vertOverflow="overflow" horzOverflow="overflow" vert="horz" wrap="square" lIns="2748" tIns="1374" rIns="2748" bIns="1374" numCol="1" spcCol="0" rtlCol="0" fromWordArt="0" anchor="ctr" anchorCtr="0" forceAA="0" compatLnSpc="1">
                       <a:prstTxWarp prst="textNoShape">
                         <a:avLst/>
                       </a:prstTxWarp>
@@ -279,8 +279,8 @@
                     <wps:cNvSpPr/>
                     <wps:spPr>
                       <a:xfrm>
-                        <a:off x="181784" y="75076"/>
-                        <a:ext cx="31184" cy="22081"/>
+                        <a:off x="172263" y="72988"/>
+                        <a:ext cx="30317" cy="21467"/>
                       </a:xfrm>
                       <a:prstGeom prst="rect">
                         <a:avLst/>
@@ -328,20 +328,20 @@
                         </w:p>
                       </w:txbxContent>
                     </wps:txbx>
-                    <wps:bodyPr rot="0" spcFirstLastPara="0" vertOverflow="overflow" horzOverflow="overflow" vert="horz" wrap="square" lIns="2826" tIns="1413" rIns="2826" bIns="1413" numCol="1" spcCol="0" rtlCol="0" fromWordArt="0" anchor="ctr" anchorCtr="0" forceAA="0" compatLnSpc="1">
-                      <a:prstTxWarp prst="textNoShape">
-                        <a:avLst/>
-                      </a:prstTxWarp>
-                      <a:noAutofit/>
-                    </wps:bodyPr>
-                  </wps:wsp>
-                  <wps:wsp>
-                    <wps:cNvPr id="7" name="&quot;Qyceogyli Zsqgskp Ivsymf&lt;br&gt;Noa qss Ivsymf = 2000 / Yft lagbfh yhttjrqtfg BSBK wn gfaq jqry&lt;br&gt;&quot;" descr="XdekZGR"/>
-                    <wps:cNvSpPr/>
-                    <wps:spPr>
-                      <a:xfrm>
-                        <a:off x="164402" y="217867"/>
-                        <a:ext cx="65949" cy="92741"/>
+                    <wps:bodyPr rot="0" spcFirstLastPara="0" vertOverflow="overflow" horzOverflow="overflow" vert="horz" wrap="square" lIns="2748" tIns="1374" rIns="2748" bIns="1374" numCol="1" spcCol="0" rtlCol="0" fromWordArt="0" anchor="ctr" anchorCtr="0" forceAA="0" compatLnSpc="1">
+                      <a:prstTxWarp prst="textNoShape">
+                        <a:avLst/>
+                      </a:prstTxWarp>
+                      <a:noAutofit/>
+                    </wps:bodyPr>
+                  </wps:wsp>
+                  <wps:wsp>
+                    <wps:cNvPr id="7" name="Qyceogyli Zsqgskp Ivsymf&lt;br&gt;Noa qss Ivsymf = 2000 / Yft lagbfh yhttjrqtfg BSBK wn gfaq jqry&lt;br&gt;" descr="XdekZGR"/>
+                    <wps:cNvSpPr/>
+                    <wps:spPr>
+                      <a:xfrm>
+                        <a:off x="155364" y="211808"/>
+                        <a:ext cx="64115" cy="90162"/>
                       </a:xfrm>
                       <a:prstGeom prst="rect">
                         <a:avLst/>
@@ -384,12 +384,12 @@
                               <w:color w:val="000000"/>
                               <w:sz w:val="4"/>
                             </w:rPr>
-                            <w:t xml:space="preserve">"Qyceogyli Zsqgskp Ivsymf&lt;br&gt;Noa qss Ivsymf = 2000 / Yft lagbfh yhttjrqtfg BSBK wn gfaq jqry&lt;br&gt;"</w:t>
-                          </w:r>
-                        </w:p>
-                      </w:txbxContent>
-                    </wps:txbx>
-                    <wps:bodyPr rot="0" spcFirstLastPara="0" vertOverflow="overflow" horzOverflow="overflow" vert="horz" wrap="square" lIns="2826" tIns="1413" rIns="2826" bIns="1413" numCol="1" spcCol="0" rtlCol="0" fromWordArt="0" anchor="ctr" anchorCtr="0" forceAA="0" compatLnSpc="1">
+                            <w:t xml:space="preserve">Qyceogyli Zsqgskp Ivsymf&lt;br&gt;Noa qss Ivsymf = 2000 / Yft lagbfh yhttjrqtfg BSBK wn gfaq jqry&lt;br&gt;</w:t>
+                          </w:r>
+                        </w:p>
+                      </w:txbxContent>
+                    </wps:txbx>
+                    <wps:bodyPr rot="0" spcFirstLastPara="0" vertOverflow="overflow" horzOverflow="overflow" vert="horz" wrap="square" lIns="2748" tIns="1374" rIns="2748" bIns="1374" numCol="1" spcCol="0" rtlCol="0" fromWordArt="0" anchor="ctr" anchorCtr="0" forceAA="0" compatLnSpc="1">
                       <a:prstTxWarp prst="textNoShape">
                         <a:avLst/>
                       </a:prstTxWarp>
@@ -401,8 +401,8 @@
                     <wps:cNvSpPr/>
                     <wps:spPr>
                       <a:xfrm>
-                        <a:off x="297948" y="75076"/>
-                        <a:ext cx="40512" cy="22081"/>
+                        <a:off x="281075" y="72988"/>
+                        <a:ext cx="39385" cy="21467"/>
                       </a:xfrm>
                       <a:prstGeom prst="rect">
                         <a:avLst/>
@@ -450,20 +450,20 @@
                         </w:p>
                       </w:txbxContent>
                     </wps:txbx>
-                    <wps:bodyPr rot="0" spcFirstLastPara="0" vertOverflow="overflow" horzOverflow="overflow" vert="horz" wrap="square" lIns="2826" tIns="1413" rIns="2826" bIns="1413" numCol="1" spcCol="0" rtlCol="0" fromWordArt="0" anchor="ctr" anchorCtr="0" forceAA="0" compatLnSpc="1">
-                      <a:prstTxWarp prst="textNoShape">
-                        <a:avLst/>
-                      </a:prstTxWarp>
-                      <a:noAutofit/>
-                    </wps:bodyPr>
-                  </wps:wsp>
-                  <wps:wsp>
-                    <wps:cNvPr id="9" name="&quot;Qyceogyli rso ttmr:&lt;br&gt;Dxkqyc qss qopss ttmr-1, Dxkqyc qss qopss ttmr-2, mhy...&quot;" descr="JzfQtt"/>
-                    <wps:cNvSpPr/>
-                    <wps:spPr>
-                      <a:xfrm>
-                        <a:off x="281343" y="222284"/>
-                        <a:ext cx="73722" cy="83908"/>
+                    <wps:bodyPr rot="0" spcFirstLastPara="0" vertOverflow="overflow" horzOverflow="overflow" vert="horz" wrap="square" lIns="2748" tIns="1374" rIns="2748" bIns="1374" numCol="1" spcCol="0" rtlCol="0" fromWordArt="0" anchor="ctr" anchorCtr="0" forceAA="0" compatLnSpc="1">
+                      <a:prstTxWarp prst="textNoShape">
+                        <a:avLst/>
+                      </a:prstTxWarp>
+                      <a:noAutofit/>
+                    </wps:bodyPr>
+                  </wps:wsp>
+                  <wps:wsp>
+                    <wps:cNvPr id="9" name="Qyceogyli rso ttmr:&lt;br&gt;Dxkqyc qss qopss ttmr-1, Dxkqyc qss qopss ttmr-2, mhy..." descr="JzfQtt"/>
+                    <wps:cNvSpPr/>
+                    <wps:spPr>
+                      <a:xfrm>
+                        <a:off x="264932" y="220395"/>
+                        <a:ext cx="71671" cy="72988"/>
                       </a:xfrm>
                       <a:prstGeom prst="rect">
                         <a:avLst/>
@@ -506,12 +506,12 @@
                               <w:color w:val="000000"/>
                               <w:sz w:val="4"/>
                             </w:rPr>
-                            <w:t xml:space="preserve">"Qyceogyli rso ttmr:&lt;br&gt;Dxkqyc qss qopss ttmr-1, Dxkqyc qss qopss ttmr-2, mhy..."</w:t>
-                          </w:r>
-                        </w:p>
-                      </w:txbxContent>
-                    </wps:txbx>
-                    <wps:bodyPr rot="0" spcFirstLastPara="0" vertOverflow="overflow" horzOverflow="overflow" vert="horz" wrap="square" lIns="2826" tIns="1413" rIns="2826" bIns="1413" numCol="1" spcCol="0" rtlCol="0" fromWordArt="0" anchor="ctr" anchorCtr="0" forceAA="0" compatLnSpc="1">
+                            <w:t xml:space="preserve">Qyceogyli rso ttmr:&lt;br&gt;Dxkqyc qss qopss ttmr-1, Dxkqyc qss qopss ttmr-2, mhy...</w:t>
+                          </w:r>
+                        </w:p>
+                      </w:txbxContent>
+                    </wps:txbx>
+                    <wps:bodyPr rot="0" spcFirstLastPara="0" vertOverflow="overflow" horzOverflow="overflow" vert="horz" wrap="square" lIns="2748" tIns="1374" rIns="2748" bIns="1374" numCol="1" spcCol="0" rtlCol="0" fromWordArt="0" anchor="ctr" anchorCtr="0" forceAA="0" compatLnSpc="1">
                       <a:prstTxWarp prst="textNoShape">
                         <a:avLst/>
                       </a:prstTxWarp>
@@ -523,8 +523,8 @@
                     <wps:cNvSpPr/>
                     <wps:spPr>
                       <a:xfrm>
-                        <a:off x="369550" y="75076"/>
-                        <a:ext cx="48991" cy="22081"/>
+                        <a:off x="360303" y="72988"/>
+                        <a:ext cx="47628" cy="21467"/>
                       </a:xfrm>
                       <a:prstGeom prst="rect">
                         <a:avLst/>
@@ -572,20 +572,20 @@
                         </w:p>
                       </w:txbxContent>
                     </wps:txbx>
-                    <wps:bodyPr rot="0" spcFirstLastPara="0" vertOverflow="overflow" horzOverflow="overflow" vert="horz" wrap="square" lIns="2826" tIns="1413" rIns="2826" bIns="1413" numCol="1" spcCol="0" rtlCol="0" fromWordArt="0" anchor="ctr" anchorCtr="0" forceAA="0" compatLnSpc="1">
-                      <a:prstTxWarp prst="textNoShape">
-                        <a:avLst/>
-                      </a:prstTxWarp>
-                      <a:noAutofit/>
-                    </wps:bodyPr>
-                  </wps:wsp>
-                  <wps:wsp>
-                    <wps:cNvPr id="11" name="&quot;Tkd: Lm Lmesd&quot;" descr="Exb3"/>
-                    <wps:cNvSpPr/>
-                    <wps:spPr>
-                      <a:xfrm>
-                        <a:off x="372730" y="248781"/>
-                        <a:ext cx="42631" cy="30914"/>
+                    <wps:bodyPr rot="0" spcFirstLastPara="0" vertOverflow="overflow" horzOverflow="overflow" vert="horz" wrap="square" lIns="2748" tIns="1374" rIns="2748" bIns="1374" numCol="1" spcCol="0" rtlCol="0" fromWordArt="0" anchor="ctr" anchorCtr="0" forceAA="0" compatLnSpc="1">
+                      <a:prstTxWarp prst="textNoShape">
+                        <a:avLst/>
+                      </a:prstTxWarp>
+                      <a:noAutofit/>
+                    </wps:bodyPr>
+                  </wps:wsp>
+                  <wps:wsp>
+                    <wps:cNvPr id="11" name="Tkd: Lm Lmesd" descr="Exb3"/>
+                    <wps:cNvSpPr/>
+                    <wps:spPr>
+                      <a:xfrm>
+                        <a:off x="353777" y="246155"/>
+                        <a:ext cx="60680" cy="21467"/>
                       </a:xfrm>
                       <a:prstGeom prst="roundRect">
                         <a:avLst/>
@@ -628,12 +628,12 @@
                               <w:color w:val="000000"/>
                               <w:sz w:val="4"/>
                             </w:rPr>
-                            <w:t xml:space="preserve">"Tkd: Lm Lmesd"</w:t>
-                          </w:r>
-                        </w:p>
-                      </w:txbxContent>
-                    </wps:txbx>
-                    <wps:bodyPr rot="0" spcFirstLastPara="0" vertOverflow="overflow" horzOverflow="overflow" vert="horz" wrap="square" lIns="2826" tIns="1413" rIns="2826" bIns="1413" numCol="1" spcCol="0" rtlCol="0" fromWordArt="0" anchor="ctr" anchorCtr="0" forceAA="0" compatLnSpc="1">
+                            <w:t xml:space="preserve">Tkd: Lm Lmesd</w:t>
+                          </w:r>
+                        </w:p>
+                      </w:txbxContent>
+                    </wps:txbx>
+                    <wps:bodyPr rot="0" spcFirstLastPara="0" vertOverflow="overflow" horzOverflow="overflow" vert="horz" wrap="square" lIns="2748" tIns="1374" rIns="2748" bIns="1374" numCol="1" spcCol="0" rtlCol="0" fromWordArt="0" anchor="ctr" anchorCtr="0" forceAA="0" compatLnSpc="1">
                       <a:prstTxWarp prst="textNoShape">
                         <a:avLst/>
                       </a:prstTxWarp>
@@ -645,8 +645,8 @@
                     <wps:cNvSpPr/>
                     <wps:spPr>
                       <a:xfrm>
-                        <a:off x="436913" y="75076"/>
-                        <a:ext cx="74428" cy="22081"/>
+                        <a:off x="433348" y="72988"/>
+                        <a:ext cx="72358" cy="21467"/>
                       </a:xfrm>
                       <a:prstGeom prst="rect">
                         <a:avLst/>
@@ -694,20 +694,20 @@
                         </w:p>
                       </w:txbxContent>
                     </wps:txbx>
-                    <wps:bodyPr rot="0" spcFirstLastPara="0" vertOverflow="overflow" horzOverflow="overflow" vert="horz" wrap="square" lIns="2826" tIns="1413" rIns="2826" bIns="1413" numCol="1" spcCol="0" rtlCol="0" fromWordArt="0" anchor="ctr" anchorCtr="0" forceAA="0" compatLnSpc="1">
-                      <a:prstTxWarp prst="textNoShape">
-                        <a:avLst/>
-                      </a:prstTxWarp>
-                      <a:noAutofit/>
-                    </wps:bodyPr>
-                  </wps:wsp>
-                  <wps:wsp>
-                    <wps:cNvPr id="13" name="&quot;&lt;b&gt;Qjcl 5: Yws-Xswtq Yrskupij&lt;br&gt;&lt;/b&gt;&quot;" descr="Rmos5"/>
-                    <wps:cNvSpPr/>
-                    <wps:spPr>
-                      <a:xfrm>
-                        <a:off x="433026" y="244365"/>
-                        <a:ext cx="82201" cy="39746"/>
+                    <wps:bodyPr rot="0" spcFirstLastPara="0" vertOverflow="overflow" horzOverflow="overflow" vert="horz" wrap="square" lIns="2748" tIns="1374" rIns="2748" bIns="1374" numCol="1" spcCol="0" rtlCol="0" fromWordArt="0" anchor="ctr" anchorCtr="0" forceAA="0" compatLnSpc="1">
+                      <a:prstTxWarp prst="textNoShape">
+                        <a:avLst/>
+                      </a:prstTxWarp>
+                      <a:noAutofit/>
+                    </wps:bodyPr>
+                  </wps:wsp>
+                  <wps:wsp>
+                    <wps:cNvPr id="13" name="&lt;b&gt;Qjcl 5: Yws-Xswtq Yrskupij&lt;br&gt;&lt;/b&gt;" descr="Rmos5"/>
+                    <wps:cNvSpPr/>
+                    <wps:spPr>
+                      <a:xfrm>
+                        <a:off x="431631" y="237569"/>
+                        <a:ext cx="75793" cy="38641"/>
                       </a:xfrm>
                       <a:prstGeom prst="rect">
                         <a:avLst/>
@@ -750,12 +750,12 @@
                               <w:color w:val="000000"/>
                               <w:sz w:val="4"/>
                             </w:rPr>
-                            <w:t xml:space="preserve">"&lt;b&gt;Qjcl 5: Yws-Xswtq Yrskupij&lt;br&gt;&lt;/b&gt;"</w:t>
-                          </w:r>
-                        </w:p>
-                      </w:txbxContent>
-                    </wps:txbx>
-                    <wps:bodyPr rot="0" spcFirstLastPara="0" vertOverflow="overflow" horzOverflow="overflow" vert="horz" wrap="square" lIns="2826" tIns="1413" rIns="2826" bIns="1413" numCol="1" spcCol="0" rtlCol="0" fromWordArt="0" anchor="ctr" anchorCtr="0" forceAA="0" compatLnSpc="1">
+                            <w:t xml:space="preserve">&lt;b&gt;Qjcl 5: Yws-Xswtq Yrskupij&lt;br&gt;&lt;/b&gt;</w:t>
+                          </w:r>
+                        </w:p>
+                      </w:txbxContent>
+                    </wps:txbx>
+                    <wps:bodyPr rot="0" spcFirstLastPara="0" vertOverflow="overflow" horzOverflow="overflow" vert="horz" wrap="square" lIns="2748" tIns="1374" rIns="2748" bIns="1374" numCol="1" spcCol="0" rtlCol="0" fromWordArt="0" anchor="ctr" anchorCtr="0" forceAA="0" compatLnSpc="1">
                       <a:prstTxWarp prst="textNoShape">
                         <a:avLst/>
                       </a:prstTxWarp>
@@ -767,8 +767,8 @@
                     <wps:cNvSpPr/>
                     <wps:spPr>
                       <a:xfrm>
-                        <a:off x="168641" y="382740"/>
-                        <a:ext cx="57470" cy="22081"/>
+                        <a:off x="159486" y="372095"/>
+                        <a:ext cx="55872" cy="21467"/>
                       </a:xfrm>
                       <a:prstGeom prst="rect">
                         <a:avLst/>
@@ -816,20 +816,20 @@
                         </w:p>
                       </w:txbxContent>
                     </wps:txbx>
-                    <wps:bodyPr rot="0" spcFirstLastPara="0" vertOverflow="overflow" horzOverflow="overflow" vert="horz" wrap="square" lIns="2826" tIns="1413" rIns="2826" bIns="1413" numCol="1" spcCol="0" rtlCol="0" fromWordArt="0" anchor="ctr" anchorCtr="0" forceAA="0" compatLnSpc="1">
-                      <a:prstTxWarp prst="textNoShape">
-                        <a:avLst/>
-                      </a:prstTxWarp>
-                      <a:noAutofit/>
-                    </wps:bodyPr>
-                  </wps:wsp>
-                  <wps:wsp>
-                    <wps:cNvPr id="15" name="&quot;Wjlt&lt;br&gt;Vzufcb ≥ 14?&quot;" descr="DmndaSpxbe"/>
-                    <wps:cNvSpPr/>
-                    <wps:spPr>
-                      <a:xfrm>
-                        <a:off x="243776" y="362867"/>
-                        <a:ext cx="148856" cy="61827"/>
+                    <wps:bodyPr rot="0" spcFirstLastPara="0" vertOverflow="overflow" horzOverflow="overflow" vert="horz" wrap="square" lIns="2748" tIns="1374" rIns="2748" bIns="1374" numCol="1" spcCol="0" rtlCol="0" fromWordArt="0" anchor="ctr" anchorCtr="0" forceAA="0" compatLnSpc="1">
+                      <a:prstTxWarp prst="textNoShape">
+                        <a:avLst/>
+                      </a:prstTxWarp>
+                      <a:noAutofit/>
+                    </wps:bodyPr>
+                  </wps:wsp>
+                  <wps:wsp>
+                    <wps:cNvPr id="15" name="Wjlt&lt;br&gt;Vzufcb ≥ 14?" descr="DmndaSpxbe"/>
+                    <wps:cNvSpPr/>
+                    <wps:spPr>
+                      <a:xfrm>
+                        <a:off x="232531" y="352775"/>
+                        <a:ext cx="136473" cy="60108"/>
                       </a:xfrm>
                       <a:prstGeom prst="diamond">
                         <a:avLst/>
@@ -872,12 +872,12 @@
                               <w:color w:val="000000"/>
                               <w:sz w:val="4"/>
                             </w:rPr>
-                            <w:t xml:space="preserve">"Wjlt&lt;br&gt;Vzufcb ≥ 14?"</w:t>
-                          </w:r>
-                        </w:p>
-                      </w:txbxContent>
-                    </wps:txbx>
-                    <wps:bodyPr rot="0" spcFirstLastPara="0" vertOverflow="overflow" horzOverflow="overflow" vert="horz" wrap="square" lIns="2826" tIns="1413" rIns="2826" bIns="1413" numCol="1" spcCol="0" rtlCol="0" fromWordArt="0" anchor="ctr" anchorCtr="0" forceAA="0" compatLnSpc="1">
+                            <w:t xml:space="preserve">Wjlt&lt;br&gt;Vzufcb ≥ 14?</w:t>
+                          </w:r>
+                        </w:p>
+                      </w:txbxContent>
+                    </wps:txbx>
+                    <wps:bodyPr rot="0" spcFirstLastPara="0" vertOverflow="overflow" horzOverflow="overflow" vert="horz" wrap="square" lIns="2748" tIns="1374" rIns="2748" bIns="1374" numCol="1" spcCol="0" rtlCol="0" fromWordArt="0" anchor="ctr" anchorCtr="0" forceAA="0" compatLnSpc="1">
                       <a:prstTxWarp prst="textNoShape">
                         <a:avLst/>
                       </a:prstTxWarp>
@@ -889,8 +889,8 @@
                     <wps:cNvSpPr/>
                     <wps:spPr>
                       <a:xfrm>
-                        <a:off x="4774264" y="75076"/>
-                        <a:ext cx="20609" cy="22081"/>
+                        <a:off x="4757097" y="72988"/>
+                        <a:ext cx="20036" cy="21467"/>
                       </a:xfrm>
                       <a:prstGeom prst="rect">
                         <a:avLst/>
@@ -938,7 +938,7 @@
                         </w:p>
                       </w:txbxContent>
                     </wps:txbx>
-                    <wps:bodyPr rot="0" spcFirstLastPara="0" vertOverflow="overflow" horzOverflow="overflow" vert="horz" wrap="square" lIns="2826" tIns="1413" rIns="2826" bIns="1413" numCol="1" spcCol="0" rtlCol="0" fromWordArt="0" anchor="ctr" anchorCtr="0" forceAA="0" compatLnSpc="1">
+                    <wps:bodyPr rot="0" spcFirstLastPara="0" vertOverflow="overflow" horzOverflow="overflow" vert="horz" wrap="square" lIns="2748" tIns="1374" rIns="2748" bIns="1374" numCol="1" spcCol="0" rtlCol="0" fromWordArt="0" anchor="ctr" anchorCtr="0" forceAA="0" compatLnSpc="1">
                       <a:prstTxWarp prst="textNoShape">
                         <a:avLst/>
                       </a:prstTxWarp>
@@ -950,8 +950,8 @@
                     <wps:cNvSpPr/>
                     <wps:spPr>
                       <a:xfrm>
-                        <a:off x="532892" y="75076"/>
-                        <a:ext cx="20609" cy="22081"/>
+                        <a:off x="524597" y="72988"/>
+                        <a:ext cx="20036" cy="21467"/>
                       </a:xfrm>
                       <a:prstGeom prst="rect">
                         <a:avLst/>
@@ -999,7 +999,7 @@
                         </w:p>
                       </w:txbxContent>
                     </wps:txbx>
-                    <wps:bodyPr rot="0" spcFirstLastPara="0" vertOverflow="overflow" horzOverflow="overflow" vert="horz" wrap="square" lIns="2826" tIns="1413" rIns="2826" bIns="1413" numCol="1" spcCol="0" rtlCol="0" fromWordArt="0" anchor="ctr" anchorCtr="0" forceAA="0" compatLnSpc="1">
+                    <wps:bodyPr rot="0" spcFirstLastPara="0" vertOverflow="overflow" horzOverflow="overflow" vert="horz" wrap="square" lIns="2748" tIns="1374" rIns="2748" bIns="1374" numCol="1" spcCol="0" rtlCol="0" fromWordArt="0" anchor="ctr" anchorCtr="0" forceAA="0" compatLnSpc="1">
                       <a:prstTxWarp prst="textNoShape">
                         <a:avLst/>
                       </a:prstTxWarp>
@@ -1011,8 +1011,8 @@
                     <wps:cNvSpPr/>
                     <wps:spPr>
                       <a:xfrm>
-                        <a:off x="532892" y="253197"/>
-                        <a:ext cx="20609" cy="22081"/>
+                        <a:off x="524597" y="246155"/>
+                        <a:ext cx="20036" cy="21467"/>
                       </a:xfrm>
                       <a:prstGeom prst="rect">
                         <a:avLst/>
@@ -1060,7 +1060,7 @@
                         </w:p>
                       </w:txbxContent>
                     </wps:txbx>
-                    <wps:bodyPr rot="0" spcFirstLastPara="0" vertOverflow="overflow" horzOverflow="overflow" vert="horz" wrap="square" lIns="2826" tIns="1413" rIns="2826" bIns="1413" numCol="1" spcCol="0" rtlCol="0" fromWordArt="0" anchor="ctr" anchorCtr="0" forceAA="0" compatLnSpc="1">
+                    <wps:bodyPr rot="0" spcFirstLastPara="0" vertOverflow="overflow" horzOverflow="overflow" vert="horz" wrap="square" lIns="2748" tIns="1374" rIns="2748" bIns="1374" numCol="1" spcCol="0" rtlCol="0" fromWordArt="0" anchor="ctr" anchorCtr="0" forceAA="0" compatLnSpc="1">
                       <a:prstTxWarp prst="textNoShape">
                         <a:avLst/>
                       </a:prstTxWarp>
@@ -1072,8 +1072,8 @@
                     <wps:cNvSpPr/>
                     <wps:spPr>
                       <a:xfrm>
-                        <a:off x="603811" y="75076"/>
-                        <a:ext cx="21857" cy="22081"/>
+                        <a:off x="589422" y="72988"/>
+                        <a:ext cx="21250" cy="21467"/>
                       </a:xfrm>
                       <a:prstGeom prst="rect">
                         <a:avLst/>
@@ -1121,20 +1121,20 @@
                         </w:p>
                       </w:txbxContent>
                     </wps:txbx>
-                    <wps:bodyPr rot="0" spcFirstLastPara="0" vertOverflow="overflow" horzOverflow="overflow" vert="horz" wrap="square" lIns="2826" tIns="1413" rIns="2826" bIns="1413" numCol="1" spcCol="0" rtlCol="0" fromWordArt="0" anchor="ctr" anchorCtr="0" forceAA="0" compatLnSpc="1">
-                      <a:prstTxWarp prst="textNoShape">
-                        <a:avLst/>
-                      </a:prstTxWarp>
-                      <a:noAutofit/>
-                    </wps:bodyPr>
-                  </wps:wsp>
-                  <wps:wsp>
-                    <wps:cNvPr id="20" name="&quot;Adjv&lt;br&gt;Eabmrpi?&quot;" descr="q19"/>
-                    <wps:cNvSpPr/>
-                    <wps:spPr>
-                      <a:xfrm>
-                        <a:off x="571166" y="253197"/>
-                        <a:ext cx="87147" cy="22081"/>
+                    <wps:bodyPr rot="0" spcFirstLastPara="0" vertOverflow="overflow" horzOverflow="overflow" vert="horz" wrap="square" lIns="2748" tIns="1374" rIns="2748" bIns="1374" numCol="1" spcCol="0" rtlCol="0" fromWordArt="0" anchor="ctr" anchorCtr="0" forceAA="0" compatLnSpc="1">
+                      <a:prstTxWarp prst="textNoShape">
+                        <a:avLst/>
+                      </a:prstTxWarp>
+                      <a:noAutofit/>
+                    </wps:bodyPr>
+                  </wps:wsp>
+                  <wps:wsp>
+                    <wps:cNvPr id="20" name="Adjv&lt;br&gt;Eabmrpi?" descr="q19"/>
+                    <wps:cNvSpPr/>
+                    <wps:spPr>
+                      <a:xfrm>
+                        <a:off x="561807" y="246155"/>
+                        <a:ext cx="76480" cy="21467"/>
                       </a:xfrm>
                       <a:prstGeom prst="rect">
                         <a:avLst/>
@@ -1177,25 +1177,25 @@
                               <w:color w:val="000000"/>
                               <w:sz w:val="4"/>
                             </w:rPr>
-                            <w:t xml:space="preserve">"Adjv&lt;br&gt;Eabmrpi?"</w:t>
-                          </w:r>
-                        </w:p>
-                      </w:txbxContent>
-                    </wps:txbx>
-                    <wps:bodyPr rot="0" spcFirstLastPara="0" vertOverflow="overflow" horzOverflow="overflow" vert="horz" wrap="square" lIns="2826" tIns="1413" rIns="2826" bIns="1413" numCol="1" spcCol="0" rtlCol="0" fromWordArt="0" anchor="ctr" anchorCtr="0" forceAA="0" compatLnSpc="1">
-                      <a:prstTxWarp prst="textNoShape">
-                        <a:avLst/>
-                      </a:prstTxWarp>
-                      <a:noAutofit/>
-                    </wps:bodyPr>
-                  </wps:wsp>
-                  <wps:wsp>
-                    <wps:cNvPr id="21" name="&quot;Wvrxqj: Vlxip-Goqarazr Mqczqh&lt;br&gt;- Onsumknoocg Iotu Tjmrkco&lt;br&gt;- Mdhkphaz Vpwmlpsg&lt;br&gt;- Ejjjnoclxc Adjv&quot;" descr="p27"/>
-                    <wps:cNvSpPr/>
-                    <wps:spPr>
-                      <a:xfrm>
-                        <a:off x="675978" y="213451"/>
-                        <a:ext cx="70189" cy="101573"/>
+                            <w:t xml:space="preserve">Adjv&lt;br&gt;Eabmrpi?</w:t>
+                          </w:r>
+                        </w:p>
+                      </w:txbxContent>
+                    </wps:txbx>
+                    <wps:bodyPr rot="0" spcFirstLastPara="0" vertOverflow="overflow" horzOverflow="overflow" vert="horz" wrap="square" lIns="2748" tIns="1374" rIns="2748" bIns="1374" numCol="1" spcCol="0" rtlCol="0" fromWordArt="0" anchor="ctr" anchorCtr="0" forceAA="0" compatLnSpc="1">
+                      <a:prstTxWarp prst="textNoShape">
+                        <a:avLst/>
+                      </a:prstTxWarp>
+                      <a:noAutofit/>
+                    </wps:bodyPr>
+                  </wps:wsp>
+                  <wps:wsp>
+                    <wps:cNvPr id="21" name="Wvrxqj: Vlxip-Goqarazr Mqczqh&lt;br&gt;- Onsumknoocg Iotu Tjmrkco&lt;br&gt;- Mdhkphaz Vpwmlpsg&lt;br&gt;- Ejjjnoclxc Adjv" descr="p27"/>
+                    <wps:cNvSpPr/>
+                    <wps:spPr>
+                      <a:xfrm>
+                        <a:off x="655460" y="207515"/>
+                        <a:ext cx="68237" cy="98748"/>
                       </a:xfrm>
                       <a:prstGeom prst="rect">
                         <a:avLst/>
@@ -1238,25 +1238,25 @@
                               <w:color w:val="000000"/>
                               <w:sz w:val="4"/>
                             </w:rPr>
-                            <w:t xml:space="preserve">"Wvrxqj: Vlxip-Goqarazr Mqczqh&lt;br&gt;- Onsumknoocg Iotu Tjmrkco&lt;br&gt;- Mdhkphaz Vpwmlpsg&lt;br&gt;- Ejjjnoclxc Adjv"</w:t>
-                          </w:r>
-                        </w:p>
-                      </w:txbxContent>
-                    </wps:txbx>
-                    <wps:bodyPr rot="0" spcFirstLastPara="0" vertOverflow="overflow" horzOverflow="overflow" vert="horz" wrap="square" lIns="2826" tIns="1413" rIns="2826" bIns="1413" numCol="1" spcCol="0" rtlCol="0" fromWordArt="0" anchor="ctr" anchorCtr="0" forceAA="0" compatLnSpc="1">
-                      <a:prstTxWarp prst="textNoShape">
-                        <a:avLst/>
-                      </a:prstTxWarp>
-                      <a:noAutofit/>
-                    </wps:bodyPr>
-                  </wps:wsp>
-                  <wps:wsp>
-                    <wps:cNvPr id="22" name="&quot;Tkd: Vlxip Zpwggwpwmevty&quot;" descr="l29"/>
-                    <wps:cNvSpPr/>
-                    <wps:spPr>
-                      <a:xfrm>
-                        <a:off x="676331" y="378324"/>
-                        <a:ext cx="69482" cy="30914"/>
+                            <w:t xml:space="preserve">Wvrxqj: Vlxip-Goqarazr Mqczqh&lt;br&gt;- Onsumknoocg Iotu Tjmrkco&lt;br&gt;- Mdhkphaz Vpwmlpsg&lt;br&gt;- Ejjjnoclxc Adjv</w:t>
+                          </w:r>
+                        </w:p>
+                      </w:txbxContent>
+                    </wps:txbx>
+                    <wps:bodyPr rot="0" spcFirstLastPara="0" vertOverflow="overflow" horzOverflow="overflow" vert="horz" wrap="square" lIns="2748" tIns="1374" rIns="2748" bIns="1374" numCol="1" spcCol="0" rtlCol="0" fromWordArt="0" anchor="ctr" anchorCtr="0" forceAA="0" compatLnSpc="1">
+                      <a:prstTxWarp prst="textNoShape">
+                        <a:avLst/>
+                      </a:prstTxWarp>
+                      <a:noAutofit/>
+                    </wps:bodyPr>
+                  </wps:wsp>
+                  <wps:wsp>
+                    <wps:cNvPr id="22" name="Tkd: Vlxip Zpwggwpwmevty" descr="l29"/>
+                    <wps:cNvSpPr/>
+                    <wps:spPr>
+                      <a:xfrm>
+                        <a:off x="657865" y="367802"/>
+                        <a:ext cx="63428" cy="30054"/>
                       </a:xfrm>
                       <a:prstGeom prst="roundRect">
                         <a:avLst/>
@@ -1299,12 +1299,12 @@
                               <w:color w:val="000000"/>
                               <w:sz w:val="4"/>
                             </w:rPr>
-                            <w:t xml:space="preserve">"Tkd: Vlxip Zpwggwpwmevty"</w:t>
-                          </w:r>
-                        </w:p>
-                      </w:txbxContent>
-                    </wps:txbx>
-                    <wps:bodyPr rot="0" spcFirstLastPara="0" vertOverflow="overflow" horzOverflow="overflow" vert="horz" wrap="square" lIns="2826" tIns="1413" rIns="2826" bIns="1413" numCol="1" spcCol="0" rtlCol="0" fromWordArt="0" anchor="ctr" anchorCtr="0" forceAA="0" compatLnSpc="1">
+                            <w:t xml:space="preserve">Tkd: Vlxip Zpwggwpwmevty</w:t>
+                          </w:r>
+                        </w:p>
+                      </w:txbxContent>
+                    </wps:txbx>
+                    <wps:bodyPr rot="0" spcFirstLastPara="0" vertOverflow="overflow" horzOverflow="overflow" vert="horz" wrap="square" lIns="2748" tIns="1374" rIns="2748" bIns="1374" numCol="1" spcCol="0" rtlCol="0" fromWordArt="0" anchor="ctr" anchorCtr="0" forceAA="0" compatLnSpc="1">
                       <a:prstTxWarp prst="textNoShape">
                         <a:avLst/>
                       </a:prstTxWarp>
@@ -1316,8 +1316,8 @@
                     <wps:cNvSpPr/>
                     <wps:spPr>
                       <a:xfrm>
-                        <a:off x="767718" y="75076"/>
-                        <a:ext cx="74428" cy="22081"/>
+                        <a:off x="744649" y="72988"/>
+                        <a:ext cx="72358" cy="21467"/>
                       </a:xfrm>
                       <a:prstGeom prst="rect">
                         <a:avLst/>
@@ -1365,20 +1365,20 @@
                         </w:p>
                       </w:txbxContent>
                     </wps:txbx>
-                    <wps:bodyPr rot="0" spcFirstLastPara="0" vertOverflow="overflow" horzOverflow="overflow" vert="horz" wrap="square" lIns="2826" tIns="1413" rIns="2826" bIns="1413" numCol="1" spcCol="0" rtlCol="0" fromWordArt="0" anchor="ctr" anchorCtr="0" forceAA="0" compatLnSpc="1">
-                      <a:prstTxWarp prst="textNoShape">
-                        <a:avLst/>
-                      </a:prstTxWarp>
-                      <a:noAutofit/>
-                    </wps:bodyPr>
-                  </wps:wsp>
-                  <wps:wsp>
-                    <wps:cNvPr id="24" name="&quot;Qyceogyli qopss jpcms fni vqns:&lt;br&gt;&lt;b&gt;Akfhk Gbimh&lt;/b&gt; = Yiw-jbmmun sd Vlxip oqoh x qyroijql vqns / Rqpth Yiw-jbmmun ercpdwrs ia piv Vlxip oqoh pqp zwqcs&quot;" descr="b30"/>
-                    <wps:cNvSpPr/>
-                    <wps:spPr>
-                      <a:xfrm>
-                        <a:off x="763831" y="200202"/>
-                        <a:ext cx="82201" cy="128071"/>
+                    <wps:bodyPr rot="0" spcFirstLastPara="0" vertOverflow="overflow" horzOverflow="overflow" vert="horz" wrap="square" lIns="2748" tIns="1374" rIns="2748" bIns="1374" numCol="1" spcCol="0" rtlCol="0" fromWordArt="0" anchor="ctr" anchorCtr="0" forceAA="0" compatLnSpc="1">
+                      <a:prstTxWarp prst="textNoShape">
+                        <a:avLst/>
+                      </a:prstTxWarp>
+                      <a:noAutofit/>
+                    </wps:bodyPr>
+                  </wps:wsp>
+                  <wps:wsp>
+                    <wps:cNvPr id="24" name="Qyceogyli qopss jpcms fni vqns:&lt;br&gt;&lt;b&gt;Akfhk Gbimh&lt;/b&gt; = Yiw-jbmmun sd Vlxip oqoh x qyroijql vqns / Rqpth Yiw-jbmmun ercpdwrs ia piv Vlxip oqoh pqp zwqcs" descr="b30"/>
+                    <wps:cNvSpPr/>
+                    <wps:spPr>
+                      <a:xfrm>
+                        <a:off x="740871" y="194635"/>
+                        <a:ext cx="79915" cy="124509"/>
                       </a:xfrm>
                       <a:prstGeom prst="rect">
                         <a:avLst/>
@@ -1421,25 +1421,25 @@
                               <w:color w:val="000000"/>
                               <w:sz w:val="4"/>
                             </w:rPr>
-                            <w:t xml:space="preserve">"Qyceogyli qopss jpcms fni vqns:&lt;br&gt;&lt;b&gt;Akfhk Gbimh&lt;/b&gt; = Yiw-jbmmun sd Vlxip oqoh x qyroijql vqns / Rqpth Yiw-jbmmun ercpdwrs ia piv Vlxip oqoh pqp zwqcs"</w:t>
-                          </w:r>
-                        </w:p>
-                      </w:txbxContent>
-                    </wps:txbx>
-                    <wps:bodyPr rot="0" spcFirstLastPara="0" vertOverflow="overflow" horzOverflow="overflow" vert="horz" wrap="square" lIns="2826" tIns="1413" rIns="2826" bIns="1413" numCol="1" spcCol="0" rtlCol="0" fromWordArt="0" anchor="ctr" anchorCtr="0" forceAA="0" compatLnSpc="1">
-                      <a:prstTxWarp prst="textNoShape">
-                        <a:avLst/>
-                      </a:prstTxWarp>
-                      <a:noAutofit/>
-                    </wps:bodyPr>
-                  </wps:wsp>
-                  <wps:wsp>
-                    <wps:cNvPr id="25" name="&quot;Wvrxqj: Yws-Xswtq Mqczqh&lt;br&gt;- Qsz ps Zrk Aoeoxljxvitm&lt;br&gt;- Jpxldca Onsumknoocg&lt;br&gt;- Hvsvgkmrdjgvid&quot;" descr="ZlmjezYyo"/>
-                    <wps:cNvSpPr/>
-                    <wps:spPr>
-                      <a:xfrm>
-                        <a:off x="863697" y="222284"/>
-                        <a:ext cx="82201" cy="83908"/>
+                            <w:t xml:space="preserve">Qyceogyli qopss jpcms fni vqns:&lt;br&gt;&lt;b&gt;Akfhk Gbimh&lt;/b&gt; = Yiw-jbmmun sd Vlxip oqoh x qyroijql vqns / Rqpth Yiw-jbmmun ercpdwrs ia piv Vlxip oqoh pqp zwqcs</w:t>
+                          </w:r>
+                        </w:p>
+                      </w:txbxContent>
+                    </wps:txbx>
+                    <wps:bodyPr rot="0" spcFirstLastPara="0" vertOverflow="overflow" horzOverflow="overflow" vert="horz" wrap="square" lIns="2748" tIns="1374" rIns="2748" bIns="1374" numCol="1" spcCol="0" rtlCol="0" fromWordArt="0" anchor="ctr" anchorCtr="0" forceAA="0" compatLnSpc="1">
+                      <a:prstTxWarp prst="textNoShape">
+                        <a:avLst/>
+                      </a:prstTxWarp>
+                      <a:noAutofit/>
+                    </wps:bodyPr>
+                  </wps:wsp>
+                  <wps:wsp>
+                    <wps:cNvPr id="25" name="Wvrxqj: Yws-Xswtq Mqczqh&lt;br&gt;- Qsz ps Zrk Aoeoxljxvitm&lt;br&gt;- Jpxldca Onsumknoocg&lt;br&gt;- Hvsvgkmrdjgvid" descr="ZlmjezYyo"/>
+                    <wps:cNvSpPr/>
+                    <wps:spPr>
+                      <a:xfrm>
+                        <a:off x="837959" y="216102"/>
+                        <a:ext cx="79915" cy="81575"/>
                       </a:xfrm>
                       <a:prstGeom prst="rect">
                         <a:avLst/>
@@ -1482,25 +1482,25 @@
                               <w:color w:val="000000"/>
                               <w:sz w:val="4"/>
                             </w:rPr>
-                            <w:t xml:space="preserve">"Wvrxqj: Yws-Xswtq Mqczqh&lt;br&gt;- Qsz ps Zrk Aoeoxljxvitm&lt;br&gt;- Jpxldca Onsumknoocg&lt;br&gt;- Hvsvgkmrdjgvid"</w:t>
-                          </w:r>
-                        </w:p>
-                      </w:txbxContent>
-                    </wps:txbx>
-                    <wps:bodyPr rot="0" spcFirstLastPara="0" vertOverflow="overflow" horzOverflow="overflow" vert="horz" wrap="square" lIns="2826" tIns="1413" rIns="2826" bIns="1413" numCol="1" spcCol="0" rtlCol="0" fromWordArt="0" anchor="ctr" anchorCtr="0" forceAA="0" compatLnSpc="1">
-                      <a:prstTxWarp prst="textNoShape">
-                        <a:avLst/>
-                      </a:prstTxWarp>
-                      <a:noAutofit/>
-                    </wps:bodyPr>
-                  </wps:wsp>
-                  <wps:wsp>
-                    <wps:cNvPr id="26" name="&quot;Tkd: Ywztjsmdv Kyysvd&quot;" descr="v17"/>
-                    <wps:cNvSpPr/>
-                    <wps:spPr>
-                      <a:xfrm>
-                        <a:off x="880655" y="373908"/>
-                        <a:ext cx="48284" cy="39746"/>
+                            <w:t xml:space="preserve">Wvrxqj: Yws-Xswtq Mqczqh&lt;br&gt;- Qsz ps Zrk Aoeoxljxvitm&lt;br&gt;- Jpxldca Onsumknoocg&lt;br&gt;- Hvsvgkmrdjgvid</w:t>
+                          </w:r>
+                        </w:p>
+                      </w:txbxContent>
+                    </wps:txbx>
+                    <wps:bodyPr rot="0" spcFirstLastPara="0" vertOverflow="overflow" horzOverflow="overflow" vert="horz" wrap="square" lIns="2748" tIns="1374" rIns="2748" bIns="1374" numCol="1" spcCol="0" rtlCol="0" fromWordArt="0" anchor="ctr" anchorCtr="0" forceAA="0" compatLnSpc="1">
+                      <a:prstTxWarp prst="textNoShape">
+                        <a:avLst/>
+                      </a:prstTxWarp>
+                      <a:noAutofit/>
+                    </wps:bodyPr>
+                  </wps:wsp>
+                  <wps:wsp>
+                    <wps:cNvPr id="26" name="Tkd: Ywztjsmdv Kyysvd" descr="v17"/>
+                    <wps:cNvSpPr/>
+                    <wps:spPr>
+                      <a:xfrm>
+                        <a:off x="854446" y="363509"/>
+                        <a:ext cx="46941" cy="38641"/>
                       </a:xfrm>
                       <a:prstGeom prst="roundRect">
                         <a:avLst/>
@@ -1543,12 +1543,12 @@
                               <w:color w:val="000000"/>
                               <w:sz w:val="4"/>
                             </w:rPr>
-                            <w:t xml:space="preserve">"Tkd: Ywztjsmdv Kyysvd"</w:t>
-                          </w:r>
-                        </w:p>
-                      </w:txbxContent>
-                    </wps:txbx>
-                    <wps:bodyPr rot="0" spcFirstLastPara="0" vertOverflow="overflow" horzOverflow="overflow" vert="horz" wrap="square" lIns="2826" tIns="1413" rIns="2826" bIns="1413" numCol="1" spcCol="0" rtlCol="0" fromWordArt="0" anchor="ctr" anchorCtr="0" forceAA="0" compatLnSpc="1">
+                            <w:t xml:space="preserve">Tkd: Ywztjsmdv Kyysvd</w:t>
+                          </w:r>
+                        </w:p>
+                      </w:txbxContent>
+                    </wps:txbx>
+                    <wps:bodyPr rot="0" spcFirstLastPara="0" vertOverflow="overflow" horzOverflow="overflow" vert="horz" wrap="square" lIns="2748" tIns="1374" rIns="2748" bIns="1374" numCol="1" spcCol="0" rtlCol="0" fromWordArt="0" anchor="ctr" anchorCtr="0" forceAA="0" compatLnSpc="1">
                       <a:prstTxWarp prst="textNoShape">
                         <a:avLst/>
                       </a:prstTxWarp>
@@ -1560,8 +1560,8 @@
                     <wps:cNvSpPr/>
                     <wps:spPr>
                       <a:xfrm>
-                        <a:off x="973950" y="75076"/>
-                        <a:ext cx="21857" cy="22081"/>
+                        <a:off x="954762" y="72988"/>
+                        <a:ext cx="21250" cy="21467"/>
                       </a:xfrm>
                       <a:prstGeom prst="rect">
                         <a:avLst/>
@@ -1609,20 +1609,20 @@
                         </w:p>
                       </w:txbxContent>
                     </wps:txbx>
-                    <wps:bodyPr rot="0" spcFirstLastPara="0" vertOverflow="overflow" horzOverflow="overflow" vert="horz" wrap="square" lIns="2826" tIns="1413" rIns="2826" bIns="1413" numCol="1" spcCol="0" rtlCol="0" fromWordArt="0" anchor="ctr" anchorCtr="0" forceAA="0" compatLnSpc="1">
-                      <a:prstTxWarp prst="textNoShape">
-                        <a:avLst/>
-                      </a:prstTxWarp>
-                      <a:noAutofit/>
-                    </wps:bodyPr>
-                  </wps:wsp>
-                  <wps:wsp>
-                    <wps:cNvPr id="28" name="&quot;Tkd: Lm Lmesd&quot;" descr="Knb2"/>
-                    <wps:cNvSpPr/>
-                    <wps:spPr>
-                      <a:xfrm>
-                        <a:off x="963563" y="248781"/>
-                        <a:ext cx="42631" cy="30914"/>
+                    <wps:bodyPr rot="0" spcFirstLastPara="0" vertOverflow="overflow" horzOverflow="overflow" vert="horz" wrap="square" lIns="2748" tIns="1374" rIns="2748" bIns="1374" numCol="1" spcCol="0" rtlCol="0" fromWordArt="0" anchor="ctr" anchorCtr="0" forceAA="0" compatLnSpc="1">
+                      <a:prstTxWarp prst="textNoShape">
+                        <a:avLst/>
+                      </a:prstTxWarp>
+                      <a:noAutofit/>
+                    </wps:bodyPr>
+                  </wps:wsp>
+                  <wps:wsp>
+                    <wps:cNvPr id="28" name="Tkd: Lm Lmesd" descr="Knb2"/>
+                    <wps:cNvSpPr/>
+                    <wps:spPr>
+                      <a:xfrm>
+                        <a:off x="935047" y="246155"/>
+                        <a:ext cx="60680" cy="21467"/>
                       </a:xfrm>
                       <a:prstGeom prst="roundRect">
                         <a:avLst/>
@@ -1665,12 +1665,12 @@
                               <w:color w:val="000000"/>
                               <w:sz w:val="4"/>
                             </w:rPr>
-                            <w:t xml:space="preserve">"Tkd: Lm Lmesd"</w:t>
-                          </w:r>
-                        </w:p>
-                      </w:txbxContent>
-                    </wps:txbx>
-                    <wps:bodyPr rot="0" spcFirstLastPara="0" vertOverflow="overflow" horzOverflow="overflow" vert="horz" wrap="square" lIns="2826" tIns="1413" rIns="2826" bIns="1413" numCol="1" spcCol="0" rtlCol="0" fromWordArt="0" anchor="ctr" anchorCtr="0" forceAA="0" compatLnSpc="1">
+                            <w:t xml:space="preserve">Tkd: Lm Lmesd</w:t>
+                          </w:r>
+                        </w:p>
+                      </w:txbxContent>
+                    </wps:txbx>
+                    <wps:bodyPr rot="0" spcFirstLastPara="0" vertOverflow="overflow" horzOverflow="overflow" vert="horz" wrap="square" lIns="2748" tIns="1374" rIns="2748" bIns="1374" numCol="1" spcCol="0" rtlCol="0" fromWordArt="0" anchor="ctr" anchorCtr="0" forceAA="0" compatLnSpc="1">
                       <a:prstTxWarp prst="textNoShape">
                         <a:avLst/>
                       </a:prstTxWarp>
@@ -1682,8 +1682,8 @@
                     <wps:cNvSpPr/>
                     <wps:spPr>
                       <a:xfrm>
-                        <a:off x="893869" y="75076"/>
-                        <a:ext cx="21857" cy="22081"/>
+                        <a:off x="867291" y="72988"/>
+                        <a:ext cx="21250" cy="21467"/>
                       </a:xfrm>
                       <a:prstGeom prst="rect">
                         <a:avLst/>
@@ -1731,7 +1731,7 @@
                         </w:p>
                       </w:txbxContent>
                     </wps:txbx>
-                    <wps:bodyPr rot="0" spcFirstLastPara="0" vertOverflow="overflow" horzOverflow="overflow" vert="horz" wrap="square" lIns="2826" tIns="1413" rIns="2826" bIns="1413" numCol="1" spcCol="0" rtlCol="0" fromWordArt="0" anchor="ctr" anchorCtr="0" forceAA="0" compatLnSpc="1">
+                    <wps:bodyPr rot="0" spcFirstLastPara="0" vertOverflow="overflow" horzOverflow="overflow" vert="horz" wrap="square" lIns="2748" tIns="1374" rIns="2748" bIns="1374" numCol="1" spcCol="0" rtlCol="0" fromWordArt="0" anchor="ctr" anchorCtr="0" forceAA="0" compatLnSpc="1">
                       <a:prstTxWarp prst="textNoShape">
                         <a:avLst/>
                       </a:prstTxWarp>
@@ -1743,8 +1743,8 @@
                     <wps:cNvSpPr/>
                     <wps:spPr>
                       <a:xfrm>
-                        <a:off x="1037072" y="75076"/>
-                        <a:ext cx="21857" cy="22081"/>
+                        <a:off x="1025747" y="72988"/>
+                        <a:ext cx="21250" cy="21467"/>
                       </a:xfrm>
                       <a:prstGeom prst="rect">
                         <a:avLst/>
@@ -1792,20 +1792,20 @@
                         </w:p>
                       </w:txbxContent>
                     </wps:txbx>
-                    <wps:bodyPr rot="0" spcFirstLastPara="0" vertOverflow="overflow" horzOverflow="overflow" vert="horz" wrap="square" lIns="2826" tIns="1413" rIns="2826" bIns="1413" numCol="1" spcCol="0" rtlCol="0" fromWordArt="0" anchor="ctr" anchorCtr="0" forceAA="0" compatLnSpc="1">
-                      <a:prstTxWarp prst="textNoShape">
-                        <a:avLst/>
-                      </a:prstTxWarp>
-                      <a:noAutofit/>
-                    </wps:bodyPr>
-                  </wps:wsp>
-                  <wps:wsp>
-                    <wps:cNvPr id="31" name="&quot;Tkd: Wsgxhawpd Kyysvd&quot;" descr="Bmn5"/>
-                    <wps:cNvSpPr/>
-                    <wps:spPr>
-                      <a:xfrm>
-                        <a:off x="1023859" y="244365"/>
-                        <a:ext cx="48284" cy="39746"/>
+                    <wps:bodyPr rot="0" spcFirstLastPara="0" vertOverflow="overflow" horzOverflow="overflow" vert="horz" wrap="square" lIns="2748" tIns="1374" rIns="2748" bIns="1374" numCol="1" spcCol="0" rtlCol="0" fromWordArt="0" anchor="ctr" anchorCtr="0" forceAA="0" compatLnSpc="1">
+                      <a:prstTxWarp prst="textNoShape">
+                        <a:avLst/>
+                      </a:prstTxWarp>
+                      <a:noAutofit/>
+                    </wps:bodyPr>
+                  </wps:wsp>
+                  <wps:wsp>
+                    <wps:cNvPr id="31" name="Tkd: Wsgxhawpd Kyysvd" descr="Bmn5"/>
+                    <wps:cNvSpPr/>
+                    <wps:spPr>
+                      <a:xfrm>
+                        <a:off x="1012901" y="237569"/>
+                        <a:ext cx="46941" cy="38641"/>
                       </a:xfrm>
                       <a:prstGeom prst="roundRect">
                         <a:avLst/>
@@ -1848,12 +1848,12 @@
                               <w:color w:val="000000"/>
                               <w:sz w:val="4"/>
                             </w:rPr>
-                            <w:t xml:space="preserve">"Tkd: Wsgxhawpd Kyysvd"</w:t>
-                          </w:r>
-                        </w:p>
-                      </w:txbxContent>
-                    </wps:txbx>
-                    <wps:bodyPr rot="0" spcFirstLastPara="0" vertOverflow="overflow" horzOverflow="overflow" vert="horz" wrap="square" lIns="2826" tIns="1413" rIns="2826" bIns="1413" numCol="1" spcCol="0" rtlCol="0" fromWordArt="0" anchor="ctr" anchorCtr="0" forceAA="0" compatLnSpc="1">
+                            <w:t xml:space="preserve">Tkd: Wsgxhawpd Kyysvd</w:t>
+                          </w:r>
+                        </w:p>
+                      </w:txbxContent>
+                    </wps:txbx>
+                    <wps:bodyPr rot="0" spcFirstLastPara="0" vertOverflow="overflow" horzOverflow="overflow" vert="horz" wrap="square" lIns="2748" tIns="1374" rIns="2748" bIns="1374" numCol="1" spcCol="0" rtlCol="0" fromWordArt="0" anchor="ctr" anchorCtr="0" forceAA="0" compatLnSpc="1">
                       <a:prstTxWarp prst="textNoShape">
                         <a:avLst/>
                       </a:prstTxWarp>
@@ -1865,8 +1865,8 @@
                     <wps:cNvSpPr/>
                     <wps:spPr>
                       <a:xfrm>
-                        <a:off x="1111501" y="75076"/>
-                        <a:ext cx="21857" cy="22081"/>
+                        <a:off x="1098105" y="72988"/>
+                        <a:ext cx="21250" cy="21467"/>
                       </a:xfrm>
                       <a:prstGeom prst="rect">
                         <a:avLst/>
@@ -1914,20 +1914,20 @@
                         </w:p>
                       </w:txbxContent>
                     </wps:txbx>
-                    <wps:bodyPr rot="0" spcFirstLastPara="0" vertOverflow="overflow" horzOverflow="overflow" vert="horz" wrap="square" lIns="2826" tIns="1413" rIns="2826" bIns="1413" numCol="1" spcCol="0" rtlCol="0" fromWordArt="0" anchor="ctr" anchorCtr="0" forceAA="0" compatLnSpc="1">
-                      <a:prstTxWarp prst="textNoShape">
-                        <a:avLst/>
-                      </a:prstTxWarp>
-                      <a:noAutofit/>
-                    </wps:bodyPr>
-                  </wps:wsp>
-                  <wps:wsp>
-                    <wps:cNvPr id="33" name="&quot;Wvrxqj: Wgroekpj Lmesd&lt;br&gt;- Mdhkphaz Frcegu Ykzk&lt;br&gt;- Hiyeia Mmwbnled&lt;br&gt;- Smoufhxr&quot;" descr="e25"/>
-                    <wps:cNvSpPr/>
-                    <wps:spPr>
-                      <a:xfrm>
-                        <a:off x="1089808" y="217867"/>
-                        <a:ext cx="65242" cy="92741"/>
+                    <wps:bodyPr rot="0" spcFirstLastPara="0" vertOverflow="overflow" horzOverflow="overflow" vert="horz" wrap="square" lIns="2748" tIns="1374" rIns="2748" bIns="1374" numCol="1" spcCol="0" rtlCol="0" fromWordArt="0" anchor="ctr" anchorCtr="0" forceAA="0" compatLnSpc="1">
+                      <a:prstTxWarp prst="textNoShape">
+                        <a:avLst/>
+                      </a:prstTxWarp>
+                      <a:noAutofit/>
+                    </wps:bodyPr>
+                  </wps:wsp>
+                  <wps:wsp>
+                    <wps:cNvPr id="33" name="Wvrxqj: Wgroekpj Lmesd&lt;br&gt;- Mdhkphaz Frcegu Ykzk&lt;br&gt;- Hiyeia Mmwbnled&lt;br&gt;- Smoufhxr" descr="e25"/>
+                    <wps:cNvSpPr/>
+                    <wps:spPr>
+                      <a:xfrm>
+                        <a:off x="1077016" y="211808"/>
+                        <a:ext cx="63428" cy="90162"/>
                       </a:xfrm>
                       <a:prstGeom prst="rect">
                         <a:avLst/>
@@ -1970,25 +1970,25 @@
                               <w:color w:val="000000"/>
                               <w:sz w:val="4"/>
                             </w:rPr>
-                            <w:t xml:space="preserve">"Wvrxqj: Wgroekpj Lmesd&lt;br&gt;- Mdhkphaz Frcegu Ykzk&lt;br&gt;- Hiyeia Mmwbnled&lt;br&gt;- Smoufhxr"</w:t>
-                          </w:r>
-                        </w:p>
-                      </w:txbxContent>
-                    </wps:txbx>
-                    <wps:bodyPr rot="0" spcFirstLastPara="0" vertOverflow="overflow" horzOverflow="overflow" vert="horz" wrap="square" lIns="2826" tIns="1413" rIns="2826" bIns="1413" numCol="1" spcCol="0" rtlCol="0" fromWordArt="0" anchor="ctr" anchorCtr="0" forceAA="0" compatLnSpc="1">
-                      <a:prstTxWarp prst="textNoShape">
-                        <a:avLst/>
-                      </a:prstTxWarp>
-                      <a:noAutofit/>
-                    </wps:bodyPr>
-                  </wps:wsp>
-                  <wps:wsp>
-                    <wps:cNvPr id="34" name="&quot;Tkd: Wgroekpj Exxdbpedtdmjt&quot;" descr="Jgc6"/>
-                    <wps:cNvSpPr/>
-                    <wps:spPr>
-                      <a:xfrm>
-                        <a:off x="1087688" y="373908"/>
-                        <a:ext cx="69482" cy="39746"/>
+                            <w:t xml:space="preserve">Wvrxqj: Wgroekpj Lmesd&lt;br&gt;- Mdhkphaz Frcegu Ykzk&lt;br&gt;- Hiyeia Mmwbnled&lt;br&gt;- Smoufhxr</w:t>
+                          </w:r>
+                        </w:p>
+                      </w:txbxContent>
+                    </wps:txbx>
+                    <wps:bodyPr rot="0" spcFirstLastPara="0" vertOverflow="overflow" horzOverflow="overflow" vert="horz" wrap="square" lIns="2748" tIns="1374" rIns="2748" bIns="1374" numCol="1" spcCol="0" rtlCol="0" fromWordArt="0" anchor="ctr" anchorCtr="0" forceAA="0" compatLnSpc="1">
+                      <a:prstTxWarp prst="textNoShape">
+                        <a:avLst/>
+                      </a:prstTxWarp>
+                      <a:noAutofit/>
+                    </wps:bodyPr>
+                  </wps:wsp>
+                  <wps:wsp>
+                    <wps:cNvPr id="34" name="Tkd: Wgroekpj Exxdbpedtdmjt" descr="Jgc6"/>
+                    <wps:cNvSpPr/>
+                    <wps:spPr>
+                      <a:xfrm>
+                        <a:off x="1077016" y="367802"/>
+                        <a:ext cx="63428" cy="30054"/>
                       </a:xfrm>
                       <a:prstGeom prst="roundRect">
                         <a:avLst/>
@@ -2031,12 +2031,12 @@
                               <w:color w:val="000000"/>
                               <w:sz w:val="4"/>
                             </w:rPr>
-                            <w:t xml:space="preserve">"Tkd: Wgroekpj Exxdbpedtdmjt"</w:t>
-                          </w:r>
-                        </w:p>
-                      </w:txbxContent>
-                    </wps:txbx>
-                    <wps:bodyPr rot="0" spcFirstLastPara="0" vertOverflow="overflow" horzOverflow="overflow" vert="horz" wrap="square" lIns="2826" tIns="1413" rIns="2826" bIns="1413" numCol="1" spcCol="0" rtlCol="0" fromWordArt="0" anchor="ctr" anchorCtr="0" forceAA="0" compatLnSpc="1">
+                            <w:t xml:space="preserve">Tkd: Wgroekpj Exxdbpedtdmjt</w:t>
+                          </w:r>
+                        </w:p>
+                      </w:txbxContent>
+                    </wps:txbx>
+                    <wps:bodyPr rot="0" spcFirstLastPara="0" vertOverflow="overflow" horzOverflow="overflow" vert="horz" wrap="square" lIns="2748" tIns="1374" rIns="2748" bIns="1374" numCol="1" spcCol="0" rtlCol="0" fromWordArt="0" anchor="ctr" anchorCtr="0" forceAA="0" compatLnSpc="1">
                       <a:prstTxWarp prst="textNoShape">
                         <a:avLst/>
                       </a:prstTxWarp>
@@ -2048,8 +2048,8 @@
                     <wps:cNvSpPr/>
                     <wps:spPr>
                       <a:xfrm>
-                        <a:off x="700143" y="75076"/>
-                        <a:ext cx="21857" cy="22081"/>
+                        <a:off x="678954" y="72988"/>
+                        <a:ext cx="21250" cy="21467"/>
                       </a:xfrm>
                       <a:prstGeom prst="rect">
                         <a:avLst/>
@@ -2097,7 +2097,7 @@
                         </w:p>
                       </w:txbxContent>
                     </wps:txbx>
-                    <wps:bodyPr rot="0" spcFirstLastPara="0" vertOverflow="overflow" horzOverflow="overflow" vert="horz" wrap="square" lIns="2826" tIns="1413" rIns="2826" bIns="1413" numCol="1" spcCol="0" rtlCol="0" fromWordArt="0" anchor="ctr" anchorCtr="0" forceAA="0" compatLnSpc="1">
+                    <wps:bodyPr rot="0" spcFirstLastPara="0" vertOverflow="overflow" horzOverflow="overflow" vert="horz" wrap="square" lIns="2748" tIns="1374" rIns="2748" bIns="1374" numCol="1" spcCol="0" rtlCol="0" fromWordArt="0" anchor="ctr" anchorCtr="0" forceAA="0" compatLnSpc="1">
                       <a:prstTxWarp prst="textNoShape">
                         <a:avLst/>
                       </a:prstTxWarp>
@@ -2109,8 +2109,8 @@
                     <wps:cNvSpPr/>
                     <wps:spPr>
                       <a:xfrm>
-                        <a:off x="1188402" y="75076"/>
-                        <a:ext cx="21857" cy="22081"/>
+                        <a:off x="1172868" y="72988"/>
+                        <a:ext cx="21250" cy="21467"/>
                       </a:xfrm>
                       <a:prstGeom prst="rect">
                         <a:avLst/>
@@ -2158,7 +2158,7 @@
                         </w:p>
                       </w:txbxContent>
                     </wps:txbx>
-                    <wps:bodyPr rot="0" spcFirstLastPara="0" vertOverflow="overflow" horzOverflow="overflow" vert="horz" wrap="square" lIns="2826" tIns="1413" rIns="2826" bIns="1413" numCol="1" spcCol="0" rtlCol="0" fromWordArt="0" anchor="ctr" anchorCtr="0" forceAA="0" compatLnSpc="1">
+                    <wps:bodyPr rot="0" spcFirstLastPara="0" vertOverflow="overflow" horzOverflow="overflow" vert="horz" wrap="square" lIns="2748" tIns="1374" rIns="2748" bIns="1374" numCol="1" spcCol="0" rtlCol="0" fromWordArt="0" anchor="ctr" anchorCtr="0" forceAA="0" compatLnSpc="1">
                       <a:prstTxWarp prst="textNoShape">
                         <a:avLst/>
                       </a:prstTxWarp>
@@ -2170,8 +2170,8 @@
                     <wps:cNvSpPr/>
                     <wps:spPr>
                       <a:xfrm>
-                        <a:off x="1172716" y="253197"/>
-                        <a:ext cx="53230" cy="22081"/>
+                        <a:off x="1157617" y="246155"/>
+                        <a:ext cx="51750" cy="21467"/>
                       </a:xfrm>
                       <a:prstGeom prst="rect">
                         <a:avLst/>
@@ -2219,7 +2219,7 @@
                         </w:p>
                       </w:txbxContent>
                     </wps:txbx>
-                    <wps:bodyPr rot="0" spcFirstLastPara="0" vertOverflow="overflow" horzOverflow="overflow" vert="horz" wrap="square" lIns="2826" tIns="1413" rIns="2826" bIns="1413" numCol="1" spcCol="0" rtlCol="0" fromWordArt="0" anchor="ctr" anchorCtr="0" forceAA="0" compatLnSpc="1">
+                    <wps:bodyPr rot="0" spcFirstLastPara="0" vertOverflow="overflow" horzOverflow="overflow" vert="horz" wrap="square" lIns="2748" tIns="1374" rIns="2748" bIns="1374" numCol="1" spcCol="0" rtlCol="0" fromWordArt="0" anchor="ctr" anchorCtr="0" forceAA="0" compatLnSpc="1">
                       <a:prstTxWarp prst="textNoShape">
                         <a:avLst/>
                       </a:prstTxWarp>
@@ -2231,8 +2231,8 @@
                     <wps:cNvSpPr/>
                     <wps:spPr>
                       <a:xfrm>
-                        <a:off x="1236109" y="75076"/>
-                        <a:ext cx="21857" cy="22081"/>
+                        <a:off x="1219248" y="72988"/>
+                        <a:ext cx="21250" cy="21467"/>
                       </a:xfrm>
                       <a:prstGeom prst="rect">
                         <a:avLst/>
@@ -2280,20 +2280,20 @@
                         </w:p>
                       </w:txbxContent>
                     </wps:txbx>
-                    <wps:bodyPr rot="0" spcFirstLastPara="0" vertOverflow="overflow" horzOverflow="overflow" vert="horz" wrap="square" lIns="2826" tIns="1413" rIns="2826" bIns="1413" numCol="1" spcCol="0" rtlCol="0" fromWordArt="0" anchor="ctr" anchorCtr="0" forceAA="0" compatLnSpc="1">
-                      <a:prstTxWarp prst="textNoShape">
-                        <a:avLst/>
-                      </a:prstTxWarp>
-                      <a:noAutofit/>
-                    </wps:bodyPr>
-                  </wps:wsp>
-                  <wps:wsp>
-                    <wps:cNvPr id="39" name="&quot;Cc piv qmziit oqoh x pewsd qjvubmvv-qsf?&lt;br&gt;(100% wn jgblydepymen)&quot;" descr="p78"/>
-                    <wps:cNvSpPr/>
-                    <wps:spPr>
-                      <a:xfrm>
-                        <a:off x="1243611" y="235532"/>
-                        <a:ext cx="102268" cy="57411"/>
+                    <wps:bodyPr rot="0" spcFirstLastPara="0" vertOverflow="overflow" horzOverflow="overflow" vert="horz" wrap="square" lIns="2748" tIns="1374" rIns="2748" bIns="1374" numCol="1" spcCol="0" rtlCol="0" fromWordArt="0" anchor="ctr" anchorCtr="0" forceAA="0" compatLnSpc="1">
+                      <a:prstTxWarp prst="textNoShape">
+                        <a:avLst/>
+                      </a:prstTxWarp>
+                      <a:noAutofit/>
+                    </wps:bodyPr>
+                  </wps:wsp>
+                  <wps:wsp>
+                    <wps:cNvPr id="39" name="Cc piv qmziit oqoh x pewsd qjvubmvv-qsf?&lt;br&gt;(100% wn jgblydepymen)" descr="p78"/>
+                    <wps:cNvSpPr/>
+                    <wps:spPr>
+                      <a:xfrm>
+                        <a:off x="1226541" y="228982"/>
+                        <a:ext cx="99424" cy="55814"/>
                       </a:xfrm>
                       <a:prstGeom prst="rect">
                         <a:avLst/>
@@ -2336,12 +2336,12 @@
                               <w:color w:val="000000"/>
                               <w:sz w:val="4"/>
                             </w:rPr>
-                            <w:t xml:space="preserve">"Cc piv qmziit oqoh x pewsd qjvubmvv-qsf?&lt;br&gt;(100% wn jgblydepymen)"</w:t>
-                          </w:r>
-                        </w:p>
-                      </w:txbxContent>
-                    </wps:txbx>
-                    <wps:bodyPr rot="0" spcFirstLastPara="0" vertOverflow="overflow" horzOverflow="overflow" vert="horz" wrap="square" lIns="2826" tIns="1413" rIns="2826" bIns="1413" numCol="1" spcCol="0" rtlCol="0" fromWordArt="0" anchor="ctr" anchorCtr="0" forceAA="0" compatLnSpc="1">
+                            <w:t xml:space="preserve">Cc piv qmziit oqoh x pewsd qjvubmvv-qsf?&lt;br&gt;(100% wn jgblydepymen)</w:t>
+                          </w:r>
+                        </w:p>
+                      </w:txbxContent>
+                    </wps:txbx>
+                    <wps:bodyPr rot="0" spcFirstLastPara="0" vertOverflow="overflow" horzOverflow="overflow" vert="horz" wrap="square" lIns="2748" tIns="1374" rIns="2748" bIns="1374" numCol="1" spcCol="0" rtlCol="0" fromWordArt="0" anchor="ctr" anchorCtr="0" forceAA="0" compatLnSpc="1">
                       <a:prstTxWarp prst="textNoShape">
                         <a:avLst/>
                       </a:prstTxWarp>
@@ -2353,8 +2353,8 @@
                     <wps:cNvSpPr/>
                     <wps:spPr>
                       <a:xfrm>
-                        <a:off x="1283816" y="75076"/>
-                        <a:ext cx="21857" cy="22081"/>
+                        <a:off x="1265628" y="72988"/>
+                        <a:ext cx="21250" cy="21467"/>
                       </a:xfrm>
                       <a:prstGeom prst="rect">
                         <a:avLst/>
@@ -2402,7 +2402,7 @@
                         </w:p>
                       </w:txbxContent>
                     </wps:txbx>
-                    <wps:bodyPr rot="0" spcFirstLastPara="0" vertOverflow="overflow" horzOverflow="overflow" vert="horz" wrap="square" lIns="2826" tIns="1413" rIns="2826" bIns="1413" numCol="1" spcCol="0" rtlCol="0" fromWordArt="0" anchor="ctr" anchorCtr="0" forceAA="0" compatLnSpc="1">
+                    <wps:bodyPr rot="0" spcFirstLastPara="0" vertOverflow="overflow" horzOverflow="overflow" vert="horz" wrap="square" lIns="2748" tIns="1374" rIns="2748" bIns="1374" numCol="1" spcCol="0" rtlCol="0" fromWordArt="0" anchor="ctr" anchorCtr="0" forceAA="0" compatLnSpc="1">
                       <a:prstTxWarp prst="textNoShape">
                         <a:avLst/>
                       </a:prstTxWarp>
@@ -2414,8 +2414,8 @@
                     <wps:cNvSpPr/>
                     <wps:spPr>
                       <a:xfrm>
-                        <a:off x="1324634" y="75076"/>
-                        <a:ext cx="21857" cy="22081"/>
+                        <a:off x="1306341" y="72988"/>
+                        <a:ext cx="21250" cy="21467"/>
                       </a:xfrm>
                       <a:prstGeom prst="rect">
                         <a:avLst/>
@@ -2463,20 +2463,20 @@
                         </w:p>
                       </w:txbxContent>
                     </wps:txbx>
-                    <wps:bodyPr rot="0" spcFirstLastPara="0" vertOverflow="overflow" horzOverflow="overflow" vert="horz" wrap="square" lIns="2826" tIns="1413" rIns="2826" bIns="1413" numCol="1" spcCol="0" rtlCol="0" fromWordArt="0" anchor="ctr" anchorCtr="0" forceAA="0" compatLnSpc="1">
-                      <a:prstTxWarp prst="textNoShape">
-                        <a:avLst/>
-                      </a:prstTxWarp>
-                      <a:noAutofit/>
-                    </wps:bodyPr>
-                  </wps:wsp>
-                  <wps:wsp>
-                    <wps:cNvPr id="42" name="&quot;Dxkqyc: Ymwarz Gpmdipgau&quot;" descr="z85"/>
-                    <wps:cNvSpPr/>
-                    <wps:spPr>
-                      <a:xfrm>
-                        <a:off x="1365452" y="66243"/>
-                        <a:ext cx="52524" cy="39746"/>
+                    <wps:bodyPr rot="0" spcFirstLastPara="0" vertOverflow="overflow" horzOverflow="overflow" vert="horz" wrap="square" lIns="2748" tIns="1374" rIns="2748" bIns="1374" numCol="1" spcCol="0" rtlCol="0" fromWordArt="0" anchor="ctr" anchorCtr="0" forceAA="0" compatLnSpc="1">
+                      <a:prstTxWarp prst="textNoShape">
+                        <a:avLst/>
+                      </a:prstTxWarp>
+                      <a:noAutofit/>
+                    </wps:bodyPr>
+                  </wps:wsp>
+                  <wps:wsp>
+                    <wps:cNvPr id="42" name="Dxkqyc: Ymwarz Gpmdipgau" descr="z85"/>
+                    <wps:cNvSpPr/>
+                    <wps:spPr>
+                      <a:xfrm>
+                        <a:off x="1347054" y="64401"/>
+                        <a:ext cx="46941" cy="38641"/>
                       </a:xfrm>
                       <a:prstGeom prst="rect">
                         <a:avLst/>
@@ -2519,25 +2519,25 @@
                               <w:color w:val="000000"/>
                               <w:sz w:val="4"/>
                             </w:rPr>
-                            <w:t xml:space="preserve">"Dxkqyc: Ymwarz Gpmdipgau"</w:t>
-                          </w:r>
-                        </w:p>
-                      </w:txbxContent>
-                    </wps:txbx>
-                    <wps:bodyPr rot="0" spcFirstLastPara="0" vertOverflow="overflow" horzOverflow="overflow" vert="horz" wrap="square" lIns="2826" tIns="1413" rIns="2826" bIns="1413" numCol="1" spcCol="0" rtlCol="0" fromWordArt="0" anchor="ctr" anchorCtr="0" forceAA="0" compatLnSpc="1">
-                      <a:prstTxWarp prst="textNoShape">
-                        <a:avLst/>
-                      </a:prstTxWarp>
-                      <a:noAutofit/>
-                    </wps:bodyPr>
-                  </wps:wsp>
-                  <wps:wsp>
-                    <wps:cNvPr id="43" name="&quot;Yzrbh qqjwdrb&quot;] &amp; e259[&quot;Yzrbh olfqrgp bgkjgbp&quot;" descr="a88"/>
-                    <wps:cNvSpPr/>
-                    <wps:spPr>
-                      <a:xfrm>
-                        <a:off x="1363544" y="235532"/>
-                        <a:ext cx="56339" cy="57411"/>
+                            <w:t xml:space="preserve">Dxkqyc: Ymwarz Gpmdipgau</w:t>
+                          </w:r>
+                        </w:p>
+                      </w:txbxContent>
+                    </wps:txbx>
+                    <wps:bodyPr rot="0" spcFirstLastPara="0" vertOverflow="overflow" horzOverflow="overflow" vert="horz" wrap="square" lIns="2748" tIns="1374" rIns="2748" bIns="1374" numCol="1" spcCol="0" rtlCol="0" fromWordArt="0" anchor="ctr" anchorCtr="0" forceAA="0" compatLnSpc="1">
+                      <a:prstTxWarp prst="textNoShape">
+                        <a:avLst/>
+                      </a:prstTxWarp>
+                      <a:noAutofit/>
+                    </wps:bodyPr>
+                  </wps:wsp>
+                  <wps:wsp>
+                    <wps:cNvPr id="43" name="Yzrbh qqjwdrb&quot;] &amp; e259[&quot;Yzrbh olfqrgp bgkjgbp" descr="a88"/>
+                    <wps:cNvSpPr/>
+                    <wps:spPr>
+                      <a:xfrm>
+                        <a:off x="1343138" y="228982"/>
+                        <a:ext cx="54772" cy="55814"/>
                       </a:xfrm>
                       <a:prstGeom prst="rect">
                         <a:avLst/>
@@ -2580,25 +2580,25 @@
                               <w:color w:val="000000"/>
                               <w:sz w:val="4"/>
                             </w:rPr>
-                            <w:t xml:space="preserve">"Yzrbh qqjwdrb"] &amp; e259["Yzrbh olfqrgp bgkjgbp"</w:t>
-                          </w:r>
-                        </w:p>
-                      </w:txbxContent>
-                    </wps:txbx>
-                    <wps:bodyPr rot="0" spcFirstLastPara="0" vertOverflow="overflow" horzOverflow="overflow" vert="horz" wrap="square" lIns="2826" tIns="1413" rIns="2826" bIns="1413" numCol="1" spcCol="0" rtlCol="0" fromWordArt="0" anchor="ctr" anchorCtr="0" forceAA="0" compatLnSpc="1">
-                      <a:prstTxWarp prst="textNoShape">
-                        <a:avLst/>
-                      </a:prstTxWarp>
-                      <a:noAutofit/>
-                    </wps:bodyPr>
-                  </wps:wsp>
-                  <wps:wsp>
-                    <wps:cNvPr id="44" name="&quot;Ywwwxcrp nsubgawlesd zzjwmp&quot;" descr="f89"/>
-                    <wps:cNvSpPr/>
-                    <wps:spPr>
-                      <a:xfrm>
-                        <a:off x="1363685" y="373908"/>
-                        <a:ext cx="56057" cy="39746"/>
+                            <w:t xml:space="preserve">Yzrbh qqjwdrb"] &amp; e259["Yzrbh olfqrgp bgkjgbp</w:t>
+                          </w:r>
+                        </w:p>
+                      </w:txbxContent>
+                    </wps:txbx>
+                    <wps:bodyPr rot="0" spcFirstLastPara="0" vertOverflow="overflow" horzOverflow="overflow" vert="horz" wrap="square" lIns="2748" tIns="1374" rIns="2748" bIns="1374" numCol="1" spcCol="0" rtlCol="0" fromWordArt="0" anchor="ctr" anchorCtr="0" forceAA="0" compatLnSpc="1">
+                      <a:prstTxWarp prst="textNoShape">
+                        <a:avLst/>
+                      </a:prstTxWarp>
+                      <a:noAutofit/>
+                    </wps:bodyPr>
+                  </wps:wsp>
+                  <wps:wsp>
+                    <wps:cNvPr id="44" name="Ywwwxcrp nsubgawlesd zzjwmp" descr="f89"/>
+                    <wps:cNvSpPr/>
+                    <wps:spPr>
+                      <a:xfrm>
+                        <a:off x="1343276" y="363509"/>
+                        <a:ext cx="54498" cy="38641"/>
                       </a:xfrm>
                       <a:prstGeom prst="rect">
                         <a:avLst/>
@@ -2641,12 +2641,12 @@
                               <w:color w:val="000000"/>
                               <w:sz w:val="4"/>
                             </w:rPr>
-                            <w:t xml:space="preserve">"Ywwwxcrp nsubgawlesd zzjwmp"</w:t>
-                          </w:r>
-                        </w:p>
-                      </w:txbxContent>
-                    </wps:txbx>
-                    <wps:bodyPr rot="0" spcFirstLastPara="0" vertOverflow="overflow" horzOverflow="overflow" vert="horz" wrap="square" lIns="2826" tIns="1413" rIns="2826" bIns="1413" numCol="1" spcCol="0" rtlCol="0" fromWordArt="0" anchor="ctr" anchorCtr="0" forceAA="0" compatLnSpc="1">
+                            <w:t xml:space="preserve">Ywwwxcrp nsubgawlesd zzjwmp</w:t>
+                          </w:r>
+                        </w:p>
+                      </w:txbxContent>
+                    </wps:txbx>
+                    <wps:bodyPr rot="0" spcFirstLastPara="0" vertOverflow="overflow" horzOverflow="overflow" vert="horz" wrap="square" lIns="2748" tIns="1374" rIns="2748" bIns="1374" numCol="1" spcCol="0" rtlCol="0" fromWordArt="0" anchor="ctr" anchorCtr="0" forceAA="0" compatLnSpc="1">
                       <a:prstTxWarp prst="textNoShape">
                         <a:avLst/>
                       </a:prstTxWarp>
@@ -2658,8 +2658,8 @@
                     <wps:cNvSpPr/>
                     <wps:spPr>
                       <a:xfrm>
-                        <a:off x="3341238" y="75076"/>
-                        <a:ext cx="21857" cy="22081"/>
+                        <a:off x="3286850" y="72988"/>
+                        <a:ext cx="21250" cy="21467"/>
                       </a:xfrm>
                       <a:prstGeom prst="rect">
                         <a:avLst/>
@@ -2707,20 +2707,20 @@
                         </w:p>
                       </w:txbxContent>
                     </wps:txbx>
-                    <wps:bodyPr rot="0" spcFirstLastPara="0" vertOverflow="overflow" horzOverflow="overflow" vert="horz" wrap="square" lIns="2826" tIns="1413" rIns="2826" bIns="1413" numCol="1" spcCol="0" rtlCol="0" fromWordArt="0" anchor="ctr" anchorCtr="0" forceAA="0" compatLnSpc="1">
-                      <a:prstTxWarp prst="textNoShape">
-                        <a:avLst/>
-                      </a:prstTxWarp>
-                      <a:noAutofit/>
-                    </wps:bodyPr>
-                  </wps:wsp>
-                  <wps:wsp>
-                    <wps:cNvPr id="46" name="&quot;Dxkqyc: Jowbh bmkmw zzjwmp&lt;br&gt;Enkezp: Quuvlpwvk ttmr&quot;" descr="d100"/>
-                    <wps:cNvSpPr/>
-                    <wps:spPr>
-                      <a:xfrm>
-                        <a:off x="3311067" y="235532"/>
-                        <a:ext cx="82201" cy="57411"/>
+                    <wps:bodyPr rot="0" spcFirstLastPara="0" vertOverflow="overflow" horzOverflow="overflow" vert="horz" wrap="square" lIns="2748" tIns="1374" rIns="2748" bIns="1374" numCol="1" spcCol="0" rtlCol="0" fromWordArt="0" anchor="ctr" anchorCtr="0" forceAA="0" compatLnSpc="1">
+                      <a:prstTxWarp prst="textNoShape">
+                        <a:avLst/>
+                      </a:prstTxWarp>
+                      <a:noAutofit/>
+                    </wps:bodyPr>
+                  </wps:wsp>
+                  <wps:wsp>
+                    <wps:cNvPr id="46" name="Dxkqyc: Jowbh bmkmw zzjwmp&lt;br&gt;Enkezp: Quuvlpwvk ttmr" descr="d100"/>
+                    <wps:cNvSpPr/>
+                    <wps:spPr>
+                      <a:xfrm>
+                        <a:off x="3257518" y="228982"/>
+                        <a:ext cx="79915" cy="55814"/>
                       </a:xfrm>
                       <a:prstGeom prst="rect">
                         <a:avLst/>
@@ -2763,25 +2763,25 @@
                               <w:color w:val="000000"/>
                               <w:sz w:val="4"/>
                             </w:rPr>
-                            <w:t xml:space="preserve">"Dxkqyc: Jowbh bmkmw zzjwmp&lt;br&gt;Enkezp: Quuvlpwvk ttmr"</w:t>
-                          </w:r>
-                        </w:p>
-                      </w:txbxContent>
-                    </wps:txbx>
-                    <wps:bodyPr rot="0" spcFirstLastPara="0" vertOverflow="overflow" horzOverflow="overflow" vert="horz" wrap="square" lIns="2826" tIns="1413" rIns="2826" bIns="1413" numCol="1" spcCol="0" rtlCol="0" fromWordArt="0" anchor="ctr" anchorCtr="0" forceAA="0" compatLnSpc="1">
-                      <a:prstTxWarp prst="textNoShape">
-                        <a:avLst/>
-                      </a:prstTxWarp>
-                      <a:noAutofit/>
-                    </wps:bodyPr>
-                  </wps:wsp>
-                  <wps:wsp>
-                    <wps:cNvPr id="47" name="&quot;KGFO qmziit- Boldm ucic&quot;] --&gt; s132@{ label: &quot;&lt;span id=\&quot;docs-internal-guid-9f2ceca1-7fff-0df1-b81b-3269ceae5c1c\&quot;&gt;&lt;p dir=\&quot;ltr\&quot; style=\&quot;line-height:1.7999999999999998;margin-top:0pt;margin-bottom:10pt;\&quot;&gt;&lt;span style=\&quot;--tw-scale-x:\&quot;&gt;&lt;b&gt;Sqcn:&lt;br style=\&quot;--tw-scale-x:\&quot;&gt;&lt;/b&gt;&lt;/span&gt;Yzrbh dhdfqo vdgbiiup olfqrgp fni qasmq, fni zoal_zc&lt;/p&gt;&lt;/span&gt;&quot; } &amp; c368[&quot;&lt;b&gt;&lt;b&gt;Sqcn:&lt;br&gt;&lt;/b&gt;Mezxjfspmgj hrpi fni bitstmpghmy&lt;/b&gt;&quot;" descr="x103"/>
-                    <wps:cNvSpPr/>
-                    <wps:spPr>
-                      <a:xfrm>
-                        <a:off x="1504698" y="0"/>
-                        <a:ext cx="350001" cy="172233"/>
+                            <w:t xml:space="preserve">Dxkqyc: Jowbh bmkmw zzjwmp&lt;br&gt;Enkezp: Quuvlpwvk ttmr</w:t>
+                          </w:r>
+                        </w:p>
+                      </w:txbxContent>
+                    </wps:txbx>
+                    <wps:bodyPr rot="0" spcFirstLastPara="0" vertOverflow="overflow" horzOverflow="overflow" vert="horz" wrap="square" lIns="2748" tIns="1374" rIns="2748" bIns="1374" numCol="1" spcCol="0" rtlCol="0" fromWordArt="0" anchor="ctr" anchorCtr="0" forceAA="0" compatLnSpc="1">
+                      <a:prstTxWarp prst="textNoShape">
+                        <a:avLst/>
+                      </a:prstTxWarp>
+                      <a:noAutofit/>
+                    </wps:bodyPr>
+                  </wps:wsp>
+                  <wps:wsp>
+                    <wps:cNvPr id="47" name="KGFO qmziit- Boldm ucic&quot;] --&gt; s132@{ label: &quot;&lt;span id=\&quot;docs-internal-guid-9f2ceca1-7fff-0df1-b81b-3269ceae5c1c\&quot;&gt;&lt;p dir=\&quot;ltr\&quot; style=\&quot;line-height:1.7999999999999998;margin-top:0pt;margin-bottom:10pt;\&quot;&gt;&lt;span style=\&quot;--tw-scale-x:\&quot;&gt;&lt;b&gt;Sqcn:&lt;br style=\&quot;--tw-scale-x:\&quot;&gt;&lt;/b&gt;&lt;/span&gt;Yzrbh dhdfqo vdgbiiup olfqrgp fni qasmq, fni zoal_zc&lt;/p&gt;&lt;/span&gt;&quot; } &amp; c368[&quot;&lt;b&gt;&lt;b&gt;Sqcn:&lt;br&gt;&lt;/b&gt;Mezxjfspmgj hrpi fni bitstmpghmy&lt;/b&gt;" descr="x103"/>
+                    <wps:cNvSpPr/>
+                    <wps:spPr>
+                      <a:xfrm>
+                        <a:off x="1480367" y="0"/>
+                        <a:ext cx="340267" cy="167443"/>
                       </a:xfrm>
                       <a:prstGeom prst="rect">
                         <a:avLst/>
@@ -2824,25 +2824,25 @@
                               <w:color w:val="000000"/>
                               <w:sz w:val="4"/>
                             </w:rPr>
-                            <w:t xml:space="preserve">"KGFO qmziit- Boldm ucic"] --&gt; s132@{ label: "&lt;span id=\"docs-internal-guid-9f2ceca1-7fff-0df1-b81b-3269ceae5c1c\"&gt;&lt;p dir=\"ltr\" style=\"line-height:1.7999999999999998;margin-top:0pt;margin-bottom:10pt;\"&gt;&lt;span style=\"--tw-scale-x:\"&gt;&lt;b&gt;Sqcn:&lt;br style=\"--tw-scale-x:\"&gt;&lt;/b&gt;&lt;/span&gt;Yzrbh dhdfqo vdgbiiup olfqrgp fni qasmq, fni zoal_zc&lt;/p&gt;&lt;/span&gt;" } &amp; c368["&lt;b&gt;&lt;b&gt;Sqcn:&lt;br&gt;&lt;/b&gt;Mezxjfspmgj hrpi fni bitstmpghmy&lt;/b&gt;"</w:t>
-                          </w:r>
-                        </w:p>
-                      </w:txbxContent>
-                    </wps:txbx>
-                    <wps:bodyPr rot="0" spcFirstLastPara="0" vertOverflow="overflow" horzOverflow="overflow" vert="horz" wrap="square" lIns="2826" tIns="1413" rIns="2826" bIns="1413" numCol="1" spcCol="0" rtlCol="0" fromWordArt="0" anchor="ctr" anchorCtr="0" forceAA="0" compatLnSpc="1">
-                      <a:prstTxWarp prst="textNoShape">
-                        <a:avLst/>
-                      </a:prstTxWarp>
-                      <a:noAutofit/>
-                    </wps:bodyPr>
-                  </wps:wsp>
-                  <wps:wsp>
-                    <wps:cNvPr id="48" name="&quot;✅ Lm Cqahnnptqhq Zvdbeqc&lt;br&gt;Onsumknoocg Nutntt&quot;" descr="v146"/>
-                    <wps:cNvSpPr/>
-                    <wps:spPr>
-                      <a:xfrm>
-                        <a:off x="1872364" y="61827"/>
-                        <a:ext cx="104105" cy="48579"/>
+                            <w:t xml:space="preserve">KGFO qmziit- Boldm ucic"] --&gt; s132@{ label: "&lt;span id=\"docs-internal-guid-9f2ceca1-7fff-0df1-b81b-3269ceae5c1c\"&gt;&lt;p dir=\"ltr\" style=\"line-height:1.7999999999999998;margin-top:0pt;margin-bottom:10pt;\"&gt;&lt;span style=\"--tw-scale-x:\"&gt;&lt;b&gt;Sqcn:&lt;br style=\"--tw-scale-x:\"&gt;&lt;/b&gt;&lt;/span&gt;Yzrbh dhdfqo vdgbiiup olfqrgp fni qasmq, fni zoal_zc&lt;/p&gt;&lt;/span&gt;" } &amp; c368["&lt;b&gt;&lt;b&gt;Sqcn:&lt;br&gt;&lt;/b&gt;Mezxjfspmgj hrpi fni bitstmpghmy&lt;/b&gt;</w:t>
+                          </w:r>
+                        </w:p>
+                      </w:txbxContent>
+                    </wps:txbx>
+                    <wps:bodyPr rot="0" spcFirstLastPara="0" vertOverflow="overflow" horzOverflow="overflow" vert="horz" wrap="square" lIns="2748" tIns="1374" rIns="2748" bIns="1374" numCol="1" spcCol="0" rtlCol="0" fromWordArt="0" anchor="ctr" anchorCtr="0" forceAA="0" compatLnSpc="1">
+                      <a:prstTxWarp prst="textNoShape">
+                        <a:avLst/>
+                      </a:prstTxWarp>
+                      <a:noAutofit/>
+                    </wps:bodyPr>
+                  </wps:wsp>
+                  <wps:wsp>
+                    <wps:cNvPr id="48" name="✅ Lm Cqahnnptqhq Zvdbeqc&lt;br&gt;Onsumknoocg Nutntt" descr="v146"/>
+                    <wps:cNvSpPr/>
+                    <wps:spPr>
+                      <a:xfrm>
+                        <a:off x="1837808" y="60108"/>
+                        <a:ext cx="101210" cy="47227"/>
                       </a:xfrm>
                       <a:prstGeom prst="rect">
                         <a:avLst/>
@@ -2885,25 +2885,25 @@
                               <w:color w:val="000000"/>
                               <w:sz w:val="4"/>
                             </w:rPr>
-                            <w:t xml:space="preserve">"✅ Lm Cqahnnptqhq Zvdbeqc&lt;br&gt;Onsumknoocg Nutntt"</w:t>
-                          </w:r>
-                        </w:p>
-                      </w:txbxContent>
-                    </wps:txbx>
-                    <wps:bodyPr rot="0" spcFirstLastPara="0" vertOverflow="overflow" horzOverflow="overflow" vert="horz" wrap="square" lIns="2826" tIns="1413" rIns="2826" bIns="1413" numCol="1" spcCol="0" rtlCol="0" fromWordArt="0" anchor="ctr" anchorCtr="0" forceAA="0" compatLnSpc="1">
-                      <a:prstTxWarp prst="textNoShape">
-                        <a:avLst/>
-                      </a:prstTxWarp>
-                      <a:noAutofit/>
-                    </wps:bodyPr>
-                  </wps:wsp>
-                  <wps:wsp>
-                    <wps:cNvPr id="49" name="&quot;Tkd: Lm Lmesd&quot;" descr="a148"/>
-                    <wps:cNvSpPr/>
-                    <wps:spPr>
-                      <a:xfrm>
-                        <a:off x="1903101" y="248781"/>
-                        <a:ext cx="42631" cy="30914"/>
+                            <w:t xml:space="preserve">✅ Lm Cqahnnptqhq Zvdbeqc&lt;br&gt;Onsumknoocg Nutntt</w:t>
+                          </w:r>
+                        </w:p>
+                      </w:txbxContent>
+                    </wps:txbx>
+                    <wps:bodyPr rot="0" spcFirstLastPara="0" vertOverflow="overflow" horzOverflow="overflow" vert="horz" wrap="square" lIns="2748" tIns="1374" rIns="2748" bIns="1374" numCol="1" spcCol="0" rtlCol="0" fromWordArt="0" anchor="ctr" anchorCtr="0" forceAA="0" compatLnSpc="1">
+                      <a:prstTxWarp prst="textNoShape">
+                        <a:avLst/>
+                      </a:prstTxWarp>
+                      <a:noAutofit/>
+                    </wps:bodyPr>
+                  </wps:wsp>
+                  <wps:wsp>
+                    <wps:cNvPr id="49" name="Tkd: Lm Lmesd" descr="a148"/>
+                    <wps:cNvSpPr/>
+                    <wps:spPr>
+                      <a:xfrm>
+                        <a:off x="1858073" y="246155"/>
+                        <a:ext cx="60680" cy="21467"/>
                       </a:xfrm>
                       <a:prstGeom prst="roundRect">
                         <a:avLst/>
@@ -2946,25 +2946,25 @@
                               <w:color w:val="000000"/>
                               <w:sz w:val="4"/>
                             </w:rPr>
-                            <w:t xml:space="preserve">"Tkd: Lm Lmesd"</w:t>
-                          </w:r>
-                        </w:p>
-                      </w:txbxContent>
-                    </wps:txbx>
-                    <wps:bodyPr rot="0" spcFirstLastPara="0" vertOverflow="overflow" horzOverflow="overflow" vert="horz" wrap="square" lIns="2826" tIns="1413" rIns="2826" bIns="1413" numCol="1" spcCol="0" rtlCol="0" fromWordArt="0" anchor="ctr" anchorCtr="0" forceAA="0" compatLnSpc="1">
-                      <a:prstTxWarp prst="textNoShape">
-                        <a:avLst/>
-                      </a:prstTxWarp>
-                      <a:noAutofit/>
-                    </wps:bodyPr>
-                  </wps:wsp>
-                  <wps:wsp>
-                    <wps:cNvPr id="50" name="&quot;Zsj ylcoseuygdtyza: Actocabj qyroijql ypaoqllihbhgd ktp kquvab cygevd vd evupfs&lt;br&gt;Zsj sd jbhodm: Djottyeplg qmziit nsokj zgir zjj jtxemqeegb&quot;" descr="b158"/>
-                    <wps:cNvSpPr/>
-                    <wps:spPr>
-                      <a:xfrm>
-                        <a:off x="1437548" y="200202"/>
-                        <a:ext cx="73015" cy="128071"/>
+                            <w:t xml:space="preserve">Tkd: Lm Lmesd</w:t>
+                          </w:r>
+                        </w:p>
+                      </w:txbxContent>
+                    </wps:txbx>
+                    <wps:bodyPr rot="0" spcFirstLastPara="0" vertOverflow="overflow" horzOverflow="overflow" vert="horz" wrap="square" lIns="2748" tIns="1374" rIns="2748" bIns="1374" numCol="1" spcCol="0" rtlCol="0" fromWordArt="0" anchor="ctr" anchorCtr="0" forceAA="0" compatLnSpc="1">
+                      <a:prstTxWarp prst="textNoShape">
+                        <a:avLst/>
+                      </a:prstTxWarp>
+                      <a:noAutofit/>
+                    </wps:bodyPr>
+                  </wps:wsp>
+                  <wps:wsp>
+                    <wps:cNvPr id="50" name="Zsj ylcoseuygdtyza: Actocabj qyroijql ypaoqllihbhgd ktp kquvab cygevd vd evupfs&lt;br&gt;Zsj sd jbhodm: Djottyeplg qmziit nsokj zgir zjj jtxemqeegb" descr="b158"/>
+                    <wps:cNvSpPr/>
+                    <wps:spPr>
+                      <a:xfrm>
+                        <a:off x="1415085" y="194635"/>
+                        <a:ext cx="70984" cy="124509"/>
                       </a:xfrm>
                       <a:prstGeom prst="rect">
                         <a:avLst/>
@@ -3007,25 +3007,25 @@
                               <w:color w:val="000000"/>
                               <w:sz w:val="4"/>
                             </w:rPr>
-                            <w:t xml:space="preserve">"Zsj ylcoseuygdtyza: Actocabj qyroijql ypaoqllihbhgd ktp kquvab cygevd vd evupfs&lt;br&gt;Zsj sd jbhodm: Djottyeplg qmziit nsokj zgir zjj jtxemqeegb"</w:t>
-                          </w:r>
-                        </w:p>
-                      </w:txbxContent>
-                    </wps:txbx>
-                    <wps:bodyPr rot="0" spcFirstLastPara="0" vertOverflow="overflow" horzOverflow="overflow" vert="horz" wrap="square" lIns="2826" tIns="1413" rIns="2826" bIns="1413" numCol="1" spcCol="0" rtlCol="0" fromWordArt="0" anchor="ctr" anchorCtr="0" forceAA="0" compatLnSpc="1">
-                      <a:prstTxWarp prst="textNoShape">
-                        <a:avLst/>
-                      </a:prstTxWarp>
-                      <a:noAutofit/>
-                    </wps:bodyPr>
-                  </wps:wsp>
-                  <wps:wsp>
-                    <wps:cNvPr id="51" name="&quot;Tkd: Ywztjsmdv Kyysvd&quot;" descr="i159"/>
-                    <wps:cNvSpPr/>
-                    <wps:spPr>
-                      <a:xfrm>
-                        <a:off x="1449914" y="373908"/>
-                        <a:ext cx="48284" cy="39746"/>
+                            <w:t xml:space="preserve">Zsj ylcoseuygdtyza: Actocabj qyroijql ypaoqllihbhgd ktp kquvab cygevd vd evupfs&lt;br&gt;Zsj sd jbhodm: Djottyeplg qmziit nsokj zgir zjj jtxemqeegb</w:t>
+                          </w:r>
+                        </w:p>
+                      </w:txbxContent>
+                    </wps:txbx>
+                    <wps:bodyPr rot="0" spcFirstLastPara="0" vertOverflow="overflow" horzOverflow="overflow" vert="horz" wrap="square" lIns="2748" tIns="1374" rIns="2748" bIns="1374" numCol="1" spcCol="0" rtlCol="0" fromWordArt="0" anchor="ctr" anchorCtr="0" forceAA="0" compatLnSpc="1">
+                      <a:prstTxWarp prst="textNoShape">
+                        <a:avLst/>
+                      </a:prstTxWarp>
+                      <a:noAutofit/>
+                    </wps:bodyPr>
+                  </wps:wsp>
+                  <wps:wsp>
+                    <wps:cNvPr id="51" name="Tkd: Ywztjsmdv Kyysvd" descr="i159"/>
+                    <wps:cNvSpPr/>
+                    <wps:spPr>
+                      <a:xfrm>
+                        <a:off x="1427106" y="363509"/>
+                        <a:ext cx="46941" cy="38641"/>
                       </a:xfrm>
                       <a:prstGeom prst="roundRect">
                         <a:avLst/>
@@ -3068,12 +3068,12 @@
                               <w:color w:val="000000"/>
                               <w:sz w:val="4"/>
                             </w:rPr>
-                            <w:t xml:space="preserve">"Tkd: Ywztjsmdv Kyysvd"</w:t>
-                          </w:r>
-                        </w:p>
-                      </w:txbxContent>
-                    </wps:txbx>
-                    <wps:bodyPr rot="0" spcFirstLastPara="0" vertOverflow="overflow" horzOverflow="overflow" vert="horz" wrap="square" lIns="2826" tIns="1413" rIns="2826" bIns="1413" numCol="1" spcCol="0" rtlCol="0" fromWordArt="0" anchor="ctr" anchorCtr="0" forceAA="0" compatLnSpc="1">
+                            <w:t xml:space="preserve">Tkd: Ywztjsmdv Kyysvd</w:t>
+                          </w:r>
+                        </w:p>
+                      </w:txbxContent>
+                    </wps:txbx>
+                    <wps:bodyPr rot="0" spcFirstLastPara="0" vertOverflow="overflow" horzOverflow="overflow" vert="horz" wrap="square" lIns="2748" tIns="1374" rIns="2748" bIns="1374" numCol="1" spcCol="0" rtlCol="0" fromWordArt="0" anchor="ctr" anchorCtr="0" forceAA="0" compatLnSpc="1">
                       <a:prstTxWarp prst="textNoShape">
                         <a:avLst/>
                       </a:prstTxWarp>
@@ -3085,8 +3085,8 @@
                     <wps:cNvSpPr/>
                     <wps:spPr>
                       <a:xfrm>
-                        <a:off x="1461078" y="75076"/>
-                        <a:ext cx="25956" cy="22081"/>
+                        <a:off x="1437960" y="72988"/>
+                        <a:ext cx="25234" cy="21467"/>
                       </a:xfrm>
                       <a:prstGeom prst="rect">
                         <a:avLst/>
@@ -3134,7 +3134,7 @@
                         </w:p>
                       </w:txbxContent>
                     </wps:txbx>
-                    <wps:bodyPr rot="0" spcFirstLastPara="0" vertOverflow="overflow" horzOverflow="overflow" vert="horz" wrap="square" lIns="2826" tIns="1413" rIns="2826" bIns="1413" numCol="1" spcCol="0" rtlCol="0" fromWordArt="0" anchor="ctr" anchorCtr="0" forceAA="0" compatLnSpc="1">
+                    <wps:bodyPr rot="0" spcFirstLastPara="0" vertOverflow="overflow" horzOverflow="overflow" vert="horz" wrap="square" lIns="2748" tIns="1374" rIns="2748" bIns="1374" numCol="1" spcCol="0" rtlCol="0" fromWordArt="0" anchor="ctr" anchorCtr="0" forceAA="0" compatLnSpc="1">
                       <a:prstTxWarp prst="textNoShape">
                         <a:avLst/>
                       </a:prstTxWarp>
@@ -3146,8 +3146,8 @@
                     <wps:cNvSpPr/>
                     <wps:spPr>
                       <a:xfrm>
-                        <a:off x="2048919" y="75076"/>
-                        <a:ext cx="25956" cy="22081"/>
+                        <a:off x="2007392" y="72988"/>
+                        <a:ext cx="25234" cy="21467"/>
                       </a:xfrm>
                       <a:prstGeom prst="rect">
                         <a:avLst/>
@@ -3195,7 +3195,7 @@
                         </w:p>
                       </w:txbxContent>
                     </wps:txbx>
-                    <wps:bodyPr rot="0" spcFirstLastPara="0" vertOverflow="overflow" horzOverflow="overflow" vert="horz" wrap="square" lIns="2826" tIns="1413" rIns="2826" bIns="1413" numCol="1" spcCol="0" rtlCol="0" fromWordArt="0" anchor="ctr" anchorCtr="0" forceAA="0" compatLnSpc="1">
+                    <wps:bodyPr rot="0" spcFirstLastPara="0" vertOverflow="overflow" horzOverflow="overflow" vert="horz" wrap="square" lIns="2748" tIns="1374" rIns="2748" bIns="1374" numCol="1" spcCol="0" rtlCol="0" fromWordArt="0" anchor="ctr" anchorCtr="0" forceAA="0" compatLnSpc="1">
                       <a:prstTxWarp prst="textNoShape">
                         <a:avLst/>
                       </a:prstTxWarp>
@@ -3207,8 +3207,8 @@
                     <wps:cNvSpPr/>
                     <wps:spPr>
                       <a:xfrm>
-                        <a:off x="2048919" y="253197"/>
-                        <a:ext cx="25956" cy="22081"/>
+                        <a:off x="2007392" y="246155"/>
+                        <a:ext cx="25234" cy="21467"/>
                       </a:xfrm>
                       <a:prstGeom prst="rect">
                         <a:avLst/>
@@ -3256,20 +3256,20 @@
                         </w:p>
                       </w:txbxContent>
                     </wps:txbx>
-                    <wps:bodyPr rot="0" spcFirstLastPara="0" vertOverflow="overflow" horzOverflow="overflow" vert="horz" wrap="square" lIns="2826" tIns="1413" rIns="2826" bIns="1413" numCol="1" spcCol="0" rtlCol="0" fromWordArt="0" anchor="ctr" anchorCtr="0" forceAA="0" compatLnSpc="1">
-                      <a:prstTxWarp prst="textNoShape">
-                        <a:avLst/>
-                      </a:prstTxWarp>
-                      <a:noAutofit/>
-                    </wps:bodyPr>
-                  </wps:wsp>
-                  <wps:wsp>
-                    <wps:cNvPr id="55" name="&quot;Ywwwxcrp Kupdgs Qgmzwpn zzjwmp&quot;" descr="e86"/>
-                    <wps:cNvSpPr/>
-                    <wps:spPr>
-                      <a:xfrm>
-                        <a:off x="1982970" y="239949"/>
-                        <a:ext cx="48284" cy="48579"/>
+                    <wps:bodyPr rot="0" spcFirstLastPara="0" vertOverflow="overflow" horzOverflow="overflow" vert="horz" wrap="square" lIns="2748" tIns="1374" rIns="2748" bIns="1374" numCol="1" spcCol="0" rtlCol="0" fromWordArt="0" anchor="ctr" anchorCtr="0" forceAA="0" compatLnSpc="1">
+                      <a:prstTxWarp prst="textNoShape">
+                        <a:avLst/>
+                      </a:prstTxWarp>
+                      <a:noAutofit/>
+                    </wps:bodyPr>
+                  </wps:wsp>
+                  <wps:wsp>
+                    <wps:cNvPr id="55" name="Ywwwxcrp Kupdgs Qgmzwpn zzjwmp" descr="e86"/>
+                    <wps:cNvSpPr/>
+                    <wps:spPr>
+                      <a:xfrm>
+                        <a:off x="1947398" y="233275"/>
+                        <a:ext cx="42820" cy="47227"/>
                       </a:xfrm>
                       <a:prstGeom prst="rect">
                         <a:avLst/>
@@ -3312,25 +3312,25 @@
                               <w:color w:val="000000"/>
                               <w:sz w:val="4"/>
                             </w:rPr>
-                            <w:t xml:space="preserve">"Ywwwxcrp Kupdgs Qgmzwpn zzjwmp"</w:t>
-                          </w:r>
-                        </w:p>
-                      </w:txbxContent>
-                    </wps:txbx>
-                    <wps:bodyPr rot="0" spcFirstLastPara="0" vertOverflow="overflow" horzOverflow="overflow" vert="horz" wrap="square" lIns="2826" tIns="1413" rIns="2826" bIns="1413" numCol="1" spcCol="0" rtlCol="0" fromWordArt="0" anchor="ctr" anchorCtr="0" forceAA="0" compatLnSpc="1">
-                      <a:prstTxWarp prst="textNoShape">
-                        <a:avLst/>
-                      </a:prstTxWarp>
-                      <a:noAutofit/>
-                    </wps:bodyPr>
-                  </wps:wsp>
-                  <wps:wsp>
-                    <wps:cNvPr id="56" name="&quot;Ickukbg&quot;] &amp; v168[&quot;Lcwbqx&quot;] &amp; k169[&quot;Wavguz&quot;" descr="b167"/>
-                    <wps:cNvSpPr/>
-                    <wps:spPr>
-                      <a:xfrm>
-                        <a:off x="1972583" y="369491"/>
-                        <a:ext cx="69058" cy="48579"/>
+                            <w:t xml:space="preserve">Ywwwxcrp Kupdgs Qgmzwpn zzjwmp</w:t>
+                          </w:r>
+                        </w:p>
+                      </w:txbxContent>
+                    </wps:txbx>
+                    <wps:bodyPr rot="0" spcFirstLastPara="0" vertOverflow="overflow" horzOverflow="overflow" vert="horz" wrap="square" lIns="2748" tIns="1374" rIns="2748" bIns="1374" numCol="1" spcCol="0" rtlCol="0" fromWordArt="0" anchor="ctr" anchorCtr="0" forceAA="0" compatLnSpc="1">
+                      <a:prstTxWarp prst="textNoShape">
+                        <a:avLst/>
+                      </a:prstTxWarp>
+                      <a:noAutofit/>
+                    </wps:bodyPr>
+                  </wps:wsp>
+                  <wps:wsp>
+                    <wps:cNvPr id="56" name="Ickukbg&quot;] &amp; v168[&quot;Lcwbqx&quot;] &amp; k169[&quot;Wavguz" descr="b167"/>
+                    <wps:cNvSpPr/>
+                    <wps:spPr>
+                      <a:xfrm>
+                        <a:off x="1935240" y="359215"/>
+                        <a:ext cx="67137" cy="47227"/>
                       </a:xfrm>
                       <a:prstGeom prst="rect">
                         <a:avLst/>
@@ -3373,25 +3373,25 @@
                               <w:color w:val="000000"/>
                               <w:sz w:val="4"/>
                             </w:rPr>
-                            <w:t xml:space="preserve">"Ickukbg"] &amp; v168["Lcwbqx"] &amp; k169["Wavguz"</w:t>
-                          </w:r>
-                        </w:p>
-                      </w:txbxContent>
-                    </wps:txbx>
-                    <wps:bodyPr rot="0" spcFirstLastPara="0" vertOverflow="overflow" horzOverflow="overflow" vert="horz" wrap="square" lIns="2826" tIns="1413" rIns="2826" bIns="1413" numCol="1" spcCol="0" rtlCol="0" fromWordArt="0" anchor="ctr" anchorCtr="0" forceAA="0" compatLnSpc="1">
-                      <a:prstTxWarp prst="textNoShape">
-                        <a:avLst/>
-                      </a:prstTxWarp>
-                      <a:noAutofit/>
-                    </wps:bodyPr>
-                  </wps:wsp>
-                  <wps:wsp>
-                    <wps:cNvPr id="57" name="&quot;✅ Lm Cqahnnptqhq Zvdbeqc&lt;br&gt;Onsumknoocg Nutntt&quot;" descr="q189"/>
-                    <wps:cNvSpPr/>
-                    <wps:spPr>
-                      <a:xfrm>
-                        <a:off x="2164637" y="61827"/>
-                        <a:ext cx="104105" cy="48579"/>
+                            <w:t xml:space="preserve">Ickukbg"] &amp; v168["Lcwbqx"] &amp; k169["Wavguz</w:t>
+                          </w:r>
+                        </w:p>
+                      </w:txbxContent>
+                    </wps:txbx>
+                    <wps:bodyPr rot="0" spcFirstLastPara="0" vertOverflow="overflow" horzOverflow="overflow" vert="horz" wrap="square" lIns="2748" tIns="1374" rIns="2748" bIns="1374" numCol="1" spcCol="0" rtlCol="0" fromWordArt="0" anchor="ctr" anchorCtr="0" forceAA="0" compatLnSpc="1">
+                      <a:prstTxWarp prst="textNoShape">
+                        <a:avLst/>
+                      </a:prstTxWarp>
+                      <a:noAutofit/>
+                    </wps:bodyPr>
+                  </wps:wsp>
+                  <wps:wsp>
+                    <wps:cNvPr id="57" name="✅ Lm Cqahnnptqhq Zvdbeqc&lt;br&gt;Onsumknoocg Nutntt" descr="q189"/>
+                    <wps:cNvSpPr/>
+                    <wps:spPr>
+                      <a:xfrm>
+                        <a:off x="2117830" y="60108"/>
+                        <a:ext cx="101210" cy="47227"/>
                       </a:xfrm>
                       <a:prstGeom prst="rect">
                         <a:avLst/>
@@ -3434,25 +3434,25 @@
                               <w:color w:val="000000"/>
                               <w:sz w:val="4"/>
                             </w:rPr>
-                            <w:t xml:space="preserve">"✅ Lm Cqahnnptqhq Zvdbeqc&lt;br&gt;Onsumknoocg Nutntt"</w:t>
-                          </w:r>
-                        </w:p>
-                      </w:txbxContent>
-                    </wps:txbx>
-                    <wps:bodyPr rot="0" spcFirstLastPara="0" vertOverflow="overflow" horzOverflow="overflow" vert="horz" wrap="square" lIns="2826" tIns="1413" rIns="2826" bIns="1413" numCol="1" spcCol="0" rtlCol="0" fromWordArt="0" anchor="ctr" anchorCtr="0" forceAA="0" compatLnSpc="1">
-                      <a:prstTxWarp prst="textNoShape">
-                        <a:avLst/>
-                      </a:prstTxWarp>
-                      <a:noAutofit/>
-                    </wps:bodyPr>
-                  </wps:wsp>
-                  <wps:wsp>
-                    <wps:cNvPr id="58" name="&quot;Tkd: Lm Lmesd&quot;" descr="q190"/>
-                    <wps:cNvSpPr/>
-                    <wps:spPr>
-                      <a:xfrm>
-                        <a:off x="2195373" y="248781"/>
-                        <a:ext cx="42631" cy="30914"/>
+                            <w:t xml:space="preserve">✅ Lm Cqahnnptqhq Zvdbeqc&lt;br&gt;Onsumknoocg Nutntt</w:t>
+                          </w:r>
+                        </w:p>
+                      </w:txbxContent>
+                    </wps:txbx>
+                    <wps:bodyPr rot="0" spcFirstLastPara="0" vertOverflow="overflow" horzOverflow="overflow" vert="horz" wrap="square" lIns="2748" tIns="1374" rIns="2748" bIns="1374" numCol="1" spcCol="0" rtlCol="0" fromWordArt="0" anchor="ctr" anchorCtr="0" forceAA="0" compatLnSpc="1">
+                      <a:prstTxWarp prst="textNoShape">
+                        <a:avLst/>
+                      </a:prstTxWarp>
+                      <a:noAutofit/>
+                    </wps:bodyPr>
+                  </wps:wsp>
+                  <wps:wsp>
+                    <wps:cNvPr id="58" name="Tkd: Lm Lmesd" descr="q190"/>
+                    <wps:cNvSpPr/>
+                    <wps:spPr>
+                      <a:xfrm>
+                        <a:off x="2138095" y="246155"/>
+                        <a:ext cx="60680" cy="21467"/>
                       </a:xfrm>
                       <a:prstGeom prst="roundRect">
                         <a:avLst/>
@@ -3495,12 +3495,12 @@
                               <w:color w:val="000000"/>
                               <w:sz w:val="4"/>
                             </w:rPr>
-                            <w:t xml:space="preserve">"Tkd: Lm Lmesd"</w:t>
-                          </w:r>
-                        </w:p>
-                      </w:txbxContent>
-                    </wps:txbx>
-                    <wps:bodyPr rot="0" spcFirstLastPara="0" vertOverflow="overflow" horzOverflow="overflow" vert="horz" wrap="square" lIns="2826" tIns="1413" rIns="2826" bIns="1413" numCol="1" spcCol="0" rtlCol="0" fromWordArt="0" anchor="ctr" anchorCtr="0" forceAA="0" compatLnSpc="1">
+                            <w:t xml:space="preserve">Tkd: Lm Lmesd</w:t>
+                          </w:r>
+                        </w:p>
+                      </w:txbxContent>
+                    </wps:txbx>
+                    <wps:bodyPr rot="0" spcFirstLastPara="0" vertOverflow="overflow" horzOverflow="overflow" vert="horz" wrap="square" lIns="2748" tIns="1374" rIns="2748" bIns="1374" numCol="1" spcCol="0" rtlCol="0" fromWordArt="0" anchor="ctr" anchorCtr="0" forceAA="0" compatLnSpc="1">
                       <a:prstTxWarp prst="textNoShape">
                         <a:avLst/>
                       </a:prstTxWarp>
@@ -3512,8 +3512,8 @@
                     <wps:cNvSpPr/>
                     <wps:spPr>
                       <a:xfrm>
-                        <a:off x="2286407" y="75076"/>
-                        <a:ext cx="25956" cy="22081"/>
+                        <a:off x="2236213" y="72988"/>
+                        <a:ext cx="25234" cy="21467"/>
                       </a:xfrm>
                       <a:prstGeom prst="rect">
                         <a:avLst/>
@@ -3561,20 +3561,20 @@
                         </w:p>
                       </w:txbxContent>
                     </wps:txbx>
-                    <wps:bodyPr rot="0" spcFirstLastPara="0" vertOverflow="overflow" horzOverflow="overflow" vert="horz" wrap="square" lIns="2826" tIns="1413" rIns="2826" bIns="1413" numCol="1" spcCol="0" rtlCol="0" fromWordArt="0" anchor="ctr" anchorCtr="0" forceAA="0" compatLnSpc="1">
-                      <a:prstTxWarp prst="textNoShape">
-                        <a:avLst/>
-                      </a:prstTxWarp>
-                      <a:noAutofit/>
-                    </wps:bodyPr>
-                  </wps:wsp>
-                  <wps:wsp>
-                    <wps:cNvPr id="60" name="&quot;Ipiwmnmdw tavkznppa piv dhdfqo nu pqp dcljj, ijcoudf fvo qyroijql nae mtla sd mgoupcz piv foco vfqkq wn piv qmziit nu KGFO.&lt;br&gt;Zsj sd jbhodm: KGFO qmziit fni zoal_zc.&quot;" descr="t133"/>
-                    <wps:cNvSpPr/>
-                    <wps:spPr>
-                      <a:xfrm>
-                        <a:off x="2267470" y="195786"/>
-                        <a:ext cx="63829" cy="136903"/>
+                    <wps:bodyPr rot="0" spcFirstLastPara="0" vertOverflow="overflow" horzOverflow="overflow" vert="horz" wrap="square" lIns="2748" tIns="1374" rIns="2748" bIns="1374" numCol="1" spcCol="0" rtlCol="0" fromWordArt="0" anchor="ctr" anchorCtr="0" forceAA="0" compatLnSpc="1">
+                      <a:prstTxWarp prst="textNoShape">
+                        <a:avLst/>
+                      </a:prstTxWarp>
+                      <a:noAutofit/>
+                    </wps:bodyPr>
+                  </wps:wsp>
+                  <wps:wsp>
+                    <wps:cNvPr id="60" name="Ipiwmnmdw tavkznppa piv dhdfqo nu pqp dcljj, ijcoudf fvo qyroijql nae mtla sd mgoupcz piv foco vfqkq wn piv qmziit nu KGFO.&lt;br&gt;Zsj sd jbhodm: KGFO qmziit fni zoal_zc." descr="t133"/>
+                    <wps:cNvSpPr/>
+                    <wps:spPr>
+                      <a:xfrm>
+                        <a:off x="2217803" y="190341"/>
+                        <a:ext cx="62054" cy="133096"/>
                       </a:xfrm>
                       <a:prstGeom prst="rect">
                         <a:avLst/>
@@ -3617,25 +3617,25 @@
                               <w:color w:val="000000"/>
                               <w:sz w:val="4"/>
                             </w:rPr>
-                            <w:t xml:space="preserve">"Ipiwmnmdw tavkznppa piv dhdfqo nu pqp dcljj, ijcoudf fvo qyroijql nae mtla sd mgoupcz piv foco vfqkq wn piv qmziit nu KGFO.&lt;br&gt;Zsj sd jbhodm: KGFO qmziit fni zoal_zc."</w:t>
-                          </w:r>
-                        </w:p>
-                      </w:txbxContent>
-                    </wps:txbx>
-                    <wps:bodyPr rot="0" spcFirstLastPara="0" vertOverflow="overflow" horzOverflow="overflow" vert="horz" wrap="square" lIns="2826" tIns="1413" rIns="2826" bIns="1413" numCol="1" spcCol="0" rtlCol="0" fromWordArt="0" anchor="ctr" anchorCtr="0" forceAA="0" compatLnSpc="1">
-                      <a:prstTxWarp prst="textNoShape">
-                        <a:avLst/>
-                      </a:prstTxWarp>
-                      <a:noAutofit/>
-                    </wps:bodyPr>
-                  </wps:wsp>
-                  <wps:wsp>
-                    <wps:cNvPr id="61" name="&quot;✅ Lm Cqahnnptqhq Zvdbeqc&lt;br&gt;Onsumknoocg Nutntt&quot;" descr="e252"/>
-                    <wps:cNvSpPr/>
-                    <wps:spPr>
-                      <a:xfrm>
-                        <a:off x="2330027" y="61827"/>
-                        <a:ext cx="104105" cy="48579"/>
+                            <w:t xml:space="preserve">Ipiwmnmdw tavkznppa piv dhdfqo nu pqp dcljj, ijcoudf fvo qyroijql nae mtla sd mgoupcz piv foco vfqkq wn piv qmziit nu KGFO.&lt;br&gt;Zsj sd jbhodm: KGFO qmziit fni zoal_zc.</w:t>
+                          </w:r>
+                        </w:p>
+                      </w:txbxContent>
+                    </wps:txbx>
+                    <wps:bodyPr rot="0" spcFirstLastPara="0" vertOverflow="overflow" horzOverflow="overflow" vert="horz" wrap="square" lIns="2748" tIns="1374" rIns="2748" bIns="1374" numCol="1" spcCol="0" rtlCol="0" fromWordArt="0" anchor="ctr" anchorCtr="0" forceAA="0" compatLnSpc="1">
+                      <a:prstTxWarp prst="textNoShape">
+                        <a:avLst/>
+                      </a:prstTxWarp>
+                      <a:noAutofit/>
+                    </wps:bodyPr>
+                  </wps:wsp>
+                  <wps:wsp>
+                    <wps:cNvPr id="61" name="✅ Lm Cqahnnptqhq Zvdbeqc&lt;br&gt;Onsumknoocg Nutntt" descr="e252"/>
+                    <wps:cNvSpPr/>
+                    <wps:spPr>
+                      <a:xfrm>
+                        <a:off x="2278621" y="60108"/>
+                        <a:ext cx="101210" cy="47227"/>
                       </a:xfrm>
                       <a:prstGeom prst="rect">
                         <a:avLst/>
@@ -3678,25 +3678,25 @@
                               <w:color w:val="000000"/>
                               <w:sz w:val="4"/>
                             </w:rPr>
-                            <w:t xml:space="preserve">"✅ Lm Cqahnnptqhq Zvdbeqc&lt;br&gt;Onsumknoocg Nutntt"</w:t>
-                          </w:r>
-                        </w:p>
-                      </w:txbxContent>
-                    </wps:txbx>
-                    <wps:bodyPr rot="0" spcFirstLastPara="0" vertOverflow="overflow" horzOverflow="overflow" vert="horz" wrap="square" lIns="2826" tIns="1413" rIns="2826" bIns="1413" numCol="1" spcCol="0" rtlCol="0" fromWordArt="0" anchor="ctr" anchorCtr="0" forceAA="0" compatLnSpc="1">
-                      <a:prstTxWarp prst="textNoShape">
-                        <a:avLst/>
-                      </a:prstTxWarp>
-                      <a:noAutofit/>
-                    </wps:bodyPr>
-                  </wps:wsp>
-                  <wps:wsp>
-                    <wps:cNvPr id="62" name="&quot;Tkd: Lm Lmesd&quot;" descr="r253"/>
-                    <wps:cNvSpPr/>
-                    <wps:spPr>
-                      <a:xfrm>
-                        <a:off x="2360764" y="248781"/>
-                        <a:ext cx="42631" cy="30914"/>
+                            <w:t xml:space="preserve">✅ Lm Cqahnnptqhq Zvdbeqc&lt;br&gt;Onsumknoocg Nutntt</w:t>
+                          </w:r>
+                        </w:p>
+                      </w:txbxContent>
+                    </wps:txbx>
+                    <wps:bodyPr rot="0" spcFirstLastPara="0" vertOverflow="overflow" horzOverflow="overflow" vert="horz" wrap="square" lIns="2748" tIns="1374" rIns="2748" bIns="1374" numCol="1" spcCol="0" rtlCol="0" fromWordArt="0" anchor="ctr" anchorCtr="0" forceAA="0" compatLnSpc="1">
+                      <a:prstTxWarp prst="textNoShape">
+                        <a:avLst/>
+                      </a:prstTxWarp>
+                      <a:noAutofit/>
+                    </wps:bodyPr>
+                  </wps:wsp>
+                  <wps:wsp>
+                    <wps:cNvPr id="62" name="Tkd: Lm Lmesd" descr="r253"/>
+                    <wps:cNvSpPr/>
+                    <wps:spPr>
+                      <a:xfrm>
+                        <a:off x="2298886" y="246155"/>
+                        <a:ext cx="60680" cy="21467"/>
                       </a:xfrm>
                       <a:prstGeom prst="roundRect">
                         <a:avLst/>
@@ -3739,25 +3739,25 @@
                               <w:color w:val="000000"/>
                               <w:sz w:val="4"/>
                             </w:rPr>
-                            <w:t xml:space="preserve">"Tkd: Lm Lmesd"</w:t>
-                          </w:r>
-                        </w:p>
-                      </w:txbxContent>
-                    </wps:txbx>
-                    <wps:bodyPr rot="0" spcFirstLastPara="0" vertOverflow="overflow" horzOverflow="overflow" vert="horz" wrap="square" lIns="2826" tIns="1413" rIns="2826" bIns="1413" numCol="1" spcCol="0" rtlCol="0" fromWordArt="0" anchor="ctr" anchorCtr="0" forceAA="0" compatLnSpc="1">
-                      <a:prstTxWarp prst="textNoShape">
-                        <a:avLst/>
-                      </a:prstTxWarp>
-                      <a:noAutofit/>
-                    </wps:bodyPr>
-                  </wps:wsp>
-                  <wps:wsp>
-                    <wps:cNvPr id="63" name="&quot;✅ Lm Cqahnnptqhq Zvdbeqc&lt;br&gt;Onsumknoocg Nutntt&quot;" descr="s256"/>
-                    <wps:cNvSpPr/>
-                    <wps:spPr>
-                      <a:xfrm>
-                        <a:off x="2451798" y="61827"/>
-                        <a:ext cx="104105" cy="48579"/>
+                            <w:t xml:space="preserve">Tkd: Lm Lmesd</w:t>
+                          </w:r>
+                        </w:p>
+                      </w:txbxContent>
+                    </wps:txbx>
+                    <wps:bodyPr rot="0" spcFirstLastPara="0" vertOverflow="overflow" horzOverflow="overflow" vert="horz" wrap="square" lIns="2748" tIns="1374" rIns="2748" bIns="1374" numCol="1" spcCol="0" rtlCol="0" fromWordArt="0" anchor="ctr" anchorCtr="0" forceAA="0" compatLnSpc="1">
+                      <a:prstTxWarp prst="textNoShape">
+                        <a:avLst/>
+                      </a:prstTxWarp>
+                      <a:noAutofit/>
+                    </wps:bodyPr>
+                  </wps:wsp>
+                  <wps:wsp>
+                    <wps:cNvPr id="63" name="✅ Lm Cqahnnptqhq Zvdbeqc&lt;br&gt;Onsumknoocg Nutntt" descr="s256"/>
+                    <wps:cNvSpPr/>
+                    <wps:spPr>
+                      <a:xfrm>
+                        <a:off x="2397004" y="60108"/>
+                        <a:ext cx="101210" cy="47227"/>
                       </a:xfrm>
                       <a:prstGeom prst="rect">
                         <a:avLst/>
@@ -3800,25 +3800,25 @@
                               <w:color w:val="000000"/>
                               <w:sz w:val="4"/>
                             </w:rPr>
-                            <w:t xml:space="preserve">"✅ Lm Cqahnnptqhq Zvdbeqc&lt;br&gt;Onsumknoocg Nutntt"</w:t>
-                          </w:r>
-                        </w:p>
-                      </w:txbxContent>
-                    </wps:txbx>
-                    <wps:bodyPr rot="0" spcFirstLastPara="0" vertOverflow="overflow" horzOverflow="overflow" vert="horz" wrap="square" lIns="2826" tIns="1413" rIns="2826" bIns="1413" numCol="1" spcCol="0" rtlCol="0" fromWordArt="0" anchor="ctr" anchorCtr="0" forceAA="0" compatLnSpc="1">
-                      <a:prstTxWarp prst="textNoShape">
-                        <a:avLst/>
-                      </a:prstTxWarp>
-                      <a:noAutofit/>
-                    </wps:bodyPr>
-                  </wps:wsp>
-                  <wps:wsp>
-                    <wps:cNvPr id="64" name="&quot;Tkd: Lm Lmesd&quot;" descr="d257"/>
-                    <wps:cNvSpPr/>
-                    <wps:spPr>
-                      <a:xfrm>
-                        <a:off x="2482535" y="248781"/>
-                        <a:ext cx="42631" cy="30914"/>
+                            <w:t xml:space="preserve">✅ Lm Cqahnnptqhq Zvdbeqc&lt;br&gt;Onsumknoocg Nutntt</w:t>
+                          </w:r>
+                        </w:p>
+                      </w:txbxContent>
+                    </wps:txbx>
+                    <wps:bodyPr rot="0" spcFirstLastPara="0" vertOverflow="overflow" horzOverflow="overflow" vert="horz" wrap="square" lIns="2748" tIns="1374" rIns="2748" bIns="1374" numCol="1" spcCol="0" rtlCol="0" fromWordArt="0" anchor="ctr" anchorCtr="0" forceAA="0" compatLnSpc="1">
+                      <a:prstTxWarp prst="textNoShape">
+                        <a:avLst/>
+                      </a:prstTxWarp>
+                      <a:noAutofit/>
+                    </wps:bodyPr>
+                  </wps:wsp>
+                  <wps:wsp>
+                    <wps:cNvPr id="64" name="Tkd: Lm Lmesd" descr="d257"/>
+                    <wps:cNvSpPr/>
+                    <wps:spPr>
+                      <a:xfrm>
+                        <a:off x="2417269" y="246155"/>
+                        <a:ext cx="60680" cy="21467"/>
                       </a:xfrm>
                       <a:prstGeom prst="roundRect">
                         <a:avLst/>
@@ -3861,12 +3861,12 @@
                               <w:color w:val="000000"/>
                               <w:sz w:val="4"/>
                             </w:rPr>
-                            <w:t xml:space="preserve">"Tkd: Lm Lmesd"</w:t>
-                          </w:r>
-                        </w:p>
-                      </w:txbxContent>
-                    </wps:txbx>
-                    <wps:bodyPr rot="0" spcFirstLastPara="0" vertOverflow="overflow" horzOverflow="overflow" vert="horz" wrap="square" lIns="2826" tIns="1413" rIns="2826" bIns="1413" numCol="1" spcCol="0" rtlCol="0" fromWordArt="0" anchor="ctr" anchorCtr="0" forceAA="0" compatLnSpc="1">
+                            <w:t xml:space="preserve">Tkd: Lm Lmesd</w:t>
+                          </w:r>
+                        </w:p>
+                      </w:txbxContent>
+                    </wps:txbx>
+                    <wps:bodyPr rot="0" spcFirstLastPara="0" vertOverflow="overflow" horzOverflow="overflow" vert="horz" wrap="square" lIns="2748" tIns="1374" rIns="2748" bIns="1374" numCol="1" spcCol="0" rtlCol="0" fromWordArt="0" anchor="ctr" anchorCtr="0" forceAA="0" compatLnSpc="1">
                       <a:prstTxWarp prst="textNoShape">
                         <a:avLst/>
                       </a:prstTxWarp>
@@ -3878,8 +3878,8 @@
                     <wps:cNvSpPr/>
                     <wps:spPr>
                       <a:xfrm>
-                        <a:off x="1994135" y="75076"/>
-                        <a:ext cx="25956" cy="22081"/>
+                        <a:off x="1956191" y="72988"/>
+                        <a:ext cx="25234" cy="21467"/>
                       </a:xfrm>
                       <a:prstGeom prst="rect">
                         <a:avLst/>
@@ -3927,20 +3927,20 @@
                         </w:p>
                       </w:txbxContent>
                     </wps:txbx>
-                    <wps:bodyPr rot="0" spcFirstLastPara="0" vertOverflow="overflow" horzOverflow="overflow" vert="horz" wrap="square" lIns="2826" tIns="1413" rIns="2826" bIns="1413" numCol="1" spcCol="0" rtlCol="0" fromWordArt="0" anchor="ctr" anchorCtr="0" forceAA="0" compatLnSpc="1">
-                      <a:prstTxWarp prst="textNoShape">
-                        <a:avLst/>
-                      </a:prstTxWarp>
-                      <a:noAutofit/>
-                    </wps:bodyPr>
-                  </wps:wsp>
-                  <wps:wsp>
-                    <wps:cNvPr id="66" name="&quot;Dxkqyc: Ymwarz Gpmdipgau&quot;" descr="j271"/>
-                    <wps:cNvSpPr/>
-                    <wps:spPr>
-                      <a:xfrm>
-                        <a:off x="2094448" y="66243"/>
-                        <a:ext cx="52524" cy="39746"/>
+                    <wps:bodyPr rot="0" spcFirstLastPara="0" vertOverflow="overflow" horzOverflow="overflow" vert="horz" wrap="square" lIns="2748" tIns="1374" rIns="2748" bIns="1374" numCol="1" spcCol="0" rtlCol="0" fromWordArt="0" anchor="ctr" anchorCtr="0" forceAA="0" compatLnSpc="1">
+                      <a:prstTxWarp prst="textNoShape">
+                        <a:avLst/>
+                      </a:prstTxWarp>
+                      <a:noAutofit/>
+                    </wps:bodyPr>
+                  </wps:wsp>
+                  <wps:wsp>
+                    <wps:cNvPr id="66" name="Dxkqyc: Ymwarz Gpmdipgau" descr="j271"/>
+                    <wps:cNvSpPr/>
+                    <wps:spPr>
+                      <a:xfrm>
+                        <a:off x="2053715" y="64401"/>
+                        <a:ext cx="46941" cy="38641"/>
                       </a:xfrm>
                       <a:prstGeom prst="rect">
                         <a:avLst/>
@@ -3983,25 +3983,25 @@
                               <w:color w:val="000000"/>
                               <w:sz w:val="4"/>
                             </w:rPr>
-                            <w:t xml:space="preserve">"Dxkqyc: Ymwarz Gpmdipgau"</w:t>
-                          </w:r>
-                        </w:p>
-                      </w:txbxContent>
-                    </wps:txbx>
-                    <wps:bodyPr rot="0" spcFirstLastPara="0" vertOverflow="overflow" horzOverflow="overflow" vert="horz" wrap="square" lIns="2826" tIns="1413" rIns="2826" bIns="1413" numCol="1" spcCol="0" rtlCol="0" fromWordArt="0" anchor="ctr" anchorCtr="0" forceAA="0" compatLnSpc="1">
-                      <a:prstTxWarp prst="textNoShape">
-                        <a:avLst/>
-                      </a:prstTxWarp>
-                      <a:noAutofit/>
-                    </wps:bodyPr>
-                  </wps:wsp>
-                  <wps:wsp>
-                    <wps:cNvPr id="67" name="&quot;Yzrbh qqjwdrb&quot;] &amp; c274[&quot;Yzrbh olfqrgp bgkjgbp&quot;" descr="b272"/>
-                    <wps:cNvSpPr/>
-                    <wps:spPr>
-                      <a:xfrm>
-                        <a:off x="2092540" y="235532"/>
-                        <a:ext cx="56339" cy="57411"/>
+                            <w:t xml:space="preserve">Dxkqyc: Ymwarz Gpmdipgau</w:t>
+                          </w:r>
+                        </w:p>
+                      </w:txbxContent>
+                    </wps:txbx>
+                    <wps:bodyPr rot="0" spcFirstLastPara="0" vertOverflow="overflow" horzOverflow="overflow" vert="horz" wrap="square" lIns="2748" tIns="1374" rIns="2748" bIns="1374" numCol="1" spcCol="0" rtlCol="0" fromWordArt="0" anchor="ctr" anchorCtr="0" forceAA="0" compatLnSpc="1">
+                      <a:prstTxWarp prst="textNoShape">
+                        <a:avLst/>
+                      </a:prstTxWarp>
+                      <a:noAutofit/>
+                    </wps:bodyPr>
+                  </wps:wsp>
+                  <wps:wsp>
+                    <wps:cNvPr id="67" name="Yzrbh qqjwdrb&quot;] &amp; c274[&quot;Yzrbh olfqrgp bgkjgbp" descr="b272"/>
+                    <wps:cNvSpPr/>
+                    <wps:spPr>
+                      <a:xfrm>
+                        <a:off x="2049799" y="228982"/>
+                        <a:ext cx="54772" cy="55814"/>
                       </a:xfrm>
                       <a:prstGeom prst="rect">
                         <a:avLst/>
@@ -4044,25 +4044,25 @@
                               <w:color w:val="000000"/>
                               <w:sz w:val="4"/>
                             </w:rPr>
-                            <w:t xml:space="preserve">"Yzrbh qqjwdrb"] &amp; c274["Yzrbh olfqrgp bgkjgbp"</w:t>
-                          </w:r>
-                        </w:p>
-                      </w:txbxContent>
-                    </wps:txbx>
-                    <wps:bodyPr rot="0" spcFirstLastPara="0" vertOverflow="overflow" horzOverflow="overflow" vert="horz" wrap="square" lIns="2826" tIns="1413" rIns="2826" bIns="1413" numCol="1" spcCol="0" rtlCol="0" fromWordArt="0" anchor="ctr" anchorCtr="0" forceAA="0" compatLnSpc="1">
-                      <a:prstTxWarp prst="textNoShape">
-                        <a:avLst/>
-                      </a:prstTxWarp>
-                      <a:noAutofit/>
-                    </wps:bodyPr>
-                  </wps:wsp>
-                  <wps:wsp>
-                    <wps:cNvPr id="68" name="&quot;Ywwwxcrp nsubgawlesd zzjwmp&quot;" descr="t275"/>
-                    <wps:cNvSpPr/>
-                    <wps:spPr>
-                      <a:xfrm>
-                        <a:off x="2092681" y="373908"/>
-                        <a:ext cx="56057" cy="39746"/>
+                            <w:t xml:space="preserve">Yzrbh qqjwdrb"] &amp; c274["Yzrbh olfqrgp bgkjgbp</w:t>
+                          </w:r>
+                        </w:p>
+                      </w:txbxContent>
+                    </wps:txbx>
+                    <wps:bodyPr rot="0" spcFirstLastPara="0" vertOverflow="overflow" horzOverflow="overflow" vert="horz" wrap="square" lIns="2748" tIns="1374" rIns="2748" bIns="1374" numCol="1" spcCol="0" rtlCol="0" fromWordArt="0" anchor="ctr" anchorCtr="0" forceAA="0" compatLnSpc="1">
+                      <a:prstTxWarp prst="textNoShape">
+                        <a:avLst/>
+                      </a:prstTxWarp>
+                      <a:noAutofit/>
+                    </wps:bodyPr>
+                  </wps:wsp>
+                  <wps:wsp>
+                    <wps:cNvPr id="68" name="Ywwwxcrp nsubgawlesd zzjwmp" descr="t275"/>
+                    <wps:cNvSpPr/>
+                    <wps:spPr>
+                      <a:xfrm>
+                        <a:off x="2049937" y="363509"/>
+                        <a:ext cx="54498" cy="38641"/>
                       </a:xfrm>
                       <a:prstGeom prst="rect">
                         <a:avLst/>
@@ -4105,25 +4105,25 @@
                               <w:color w:val="000000"/>
                               <w:sz w:val="4"/>
                             </w:rPr>
-                            <w:t xml:space="preserve">"Ywwwxcrp nsubgawlesd zzjwmp"</w:t>
-                          </w:r>
-                        </w:p>
-                      </w:txbxContent>
-                    </wps:txbx>
-                    <wps:bodyPr rot="0" spcFirstLastPara="0" vertOverflow="overflow" horzOverflow="overflow" vert="horz" wrap="square" lIns="2826" tIns="1413" rIns="2826" bIns="1413" numCol="1" spcCol="0" rtlCol="0" fromWordArt="0" anchor="ctr" anchorCtr="0" forceAA="0" compatLnSpc="1">
-                      <a:prstTxWarp prst="textNoShape">
-                        <a:avLst/>
-                      </a:prstTxWarp>
-                      <a:noAutofit/>
-                    </wps:bodyPr>
-                  </wps:wsp>
-                  <wps:wsp>
-                    <wps:cNvPr id="69" name="&quot;Wvrxqj: Yws-Xswtq Mqczqh&lt;br&gt;- Qsz ps Zrk Aoeoxljxvitm&lt;br&gt;- Jpxldca Onsumknoocg&lt;br&gt;- Hvsvgkmrdjgvid&quot;" descr="p281"/>
-                    <wps:cNvSpPr/>
-                    <wps:spPr>
-                      <a:xfrm>
-                        <a:off x="2545445" y="222284"/>
-                        <a:ext cx="82201" cy="83908"/>
+                            <w:t xml:space="preserve">Ywwwxcrp nsubgawlesd zzjwmp</w:t>
+                          </w:r>
+                        </w:p>
+                      </w:txbxContent>
+                    </wps:txbx>
+                    <wps:bodyPr rot="0" spcFirstLastPara="0" vertOverflow="overflow" horzOverflow="overflow" vert="horz" wrap="square" lIns="2748" tIns="1374" rIns="2748" bIns="1374" numCol="1" spcCol="0" rtlCol="0" fromWordArt="0" anchor="ctr" anchorCtr="0" forceAA="0" compatLnSpc="1">
+                      <a:prstTxWarp prst="textNoShape">
+                        <a:avLst/>
+                      </a:prstTxWarp>
+                      <a:noAutofit/>
+                    </wps:bodyPr>
+                  </wps:wsp>
+                  <wps:wsp>
+                    <wps:cNvPr id="69" name="Wvrxqj: Yws-Xswtq Mqczqh&lt;br&gt;- Qsz ps Zrk Aoeoxljxvitm&lt;br&gt;- Jpxldca Onsumknoocg&lt;br&gt;- Hvsvgkmrdjgvid" descr="p281"/>
+                    <wps:cNvSpPr/>
+                    <wps:spPr>
+                      <a:xfrm>
+                        <a:off x="2495123" y="216102"/>
+                        <a:ext cx="79915" cy="81575"/>
                       </a:xfrm>
                       <a:prstGeom prst="rect">
                         <a:avLst/>
@@ -4166,25 +4166,25 @@
                               <w:color w:val="000000"/>
                               <w:sz w:val="4"/>
                             </w:rPr>
-                            <w:t xml:space="preserve">"Wvrxqj: Yws-Xswtq Mqczqh&lt;br&gt;- Qsz ps Zrk Aoeoxljxvitm&lt;br&gt;- Jpxldca Onsumknoocg&lt;br&gt;- Hvsvgkmrdjgvid"</w:t>
-                          </w:r>
-                        </w:p>
-                      </w:txbxContent>
-                    </wps:txbx>
-                    <wps:bodyPr rot="0" spcFirstLastPara="0" vertOverflow="overflow" horzOverflow="overflow" vert="horz" wrap="square" lIns="2826" tIns="1413" rIns="2826" bIns="1413" numCol="1" spcCol="0" rtlCol="0" fromWordArt="0" anchor="ctr" anchorCtr="0" forceAA="0" compatLnSpc="1">
-                      <a:prstTxWarp prst="textNoShape">
-                        <a:avLst/>
-                      </a:prstTxWarp>
-                      <a:noAutofit/>
-                    </wps:bodyPr>
-                  </wps:wsp>
-                  <wps:wsp>
-                    <wps:cNvPr id="70" name="&quot;Tkd: Ywztjsmdv Kyysvd&quot;" descr="e282"/>
-                    <wps:cNvSpPr/>
-                    <wps:spPr>
-                      <a:xfrm>
-                        <a:off x="2562404" y="373908"/>
-                        <a:ext cx="48284" cy="39746"/>
+                            <w:t xml:space="preserve">Wvrxqj: Yws-Xswtq Mqczqh&lt;br&gt;- Qsz ps Zrk Aoeoxljxvitm&lt;br&gt;- Jpxldca Onsumknoocg&lt;br&gt;- Hvsvgkmrdjgvid</w:t>
+                          </w:r>
+                        </w:p>
+                      </w:txbxContent>
+                    </wps:txbx>
+                    <wps:bodyPr rot="0" spcFirstLastPara="0" vertOverflow="overflow" horzOverflow="overflow" vert="horz" wrap="square" lIns="2748" tIns="1374" rIns="2748" bIns="1374" numCol="1" spcCol="0" rtlCol="0" fromWordArt="0" anchor="ctr" anchorCtr="0" forceAA="0" compatLnSpc="1">
+                      <a:prstTxWarp prst="textNoShape">
+                        <a:avLst/>
+                      </a:prstTxWarp>
+                      <a:noAutofit/>
+                    </wps:bodyPr>
+                  </wps:wsp>
+                  <wps:wsp>
+                    <wps:cNvPr id="70" name="Tkd: Ywztjsmdv Kyysvd" descr="e282"/>
+                    <wps:cNvSpPr/>
+                    <wps:spPr>
+                      <a:xfrm>
+                        <a:off x="2511610" y="363509"/>
+                        <a:ext cx="46941" cy="38641"/>
                       </a:xfrm>
                       <a:prstGeom prst="roundRect">
                         <a:avLst/>
@@ -4227,12 +4227,12 @@
                               <w:color w:val="000000"/>
                               <w:sz w:val="4"/>
                             </w:rPr>
-                            <w:t xml:space="preserve">"Tkd: Ywztjsmdv Kyysvd"</w:t>
-                          </w:r>
-                        </w:p>
-                      </w:txbxContent>
-                    </wps:txbx>
-                    <wps:bodyPr rot="0" spcFirstLastPara="0" vertOverflow="overflow" horzOverflow="overflow" vert="horz" wrap="square" lIns="2826" tIns="1413" rIns="2826" bIns="1413" numCol="1" spcCol="0" rtlCol="0" fromWordArt="0" anchor="ctr" anchorCtr="0" forceAA="0" compatLnSpc="1">
+                            <w:t xml:space="preserve">Tkd: Ywztjsmdv Kyysvd</w:t>
+                          </w:r>
+                        </w:p>
+                      </w:txbxContent>
+                    </wps:txbx>
+                    <wps:bodyPr rot="0" spcFirstLastPara="0" vertOverflow="overflow" horzOverflow="overflow" vert="horz" wrap="square" lIns="2748" tIns="1374" rIns="2748" bIns="1374" numCol="1" spcCol="0" rtlCol="0" fromWordArt="0" anchor="ctr" anchorCtr="0" forceAA="0" compatLnSpc="1">
                       <a:prstTxWarp prst="textNoShape">
                         <a:avLst/>
                       </a:prstTxWarp>
@@ -4244,8 +4244,8 @@
                     <wps:cNvSpPr/>
                     <wps:spPr>
                       <a:xfrm>
-                        <a:off x="2573568" y="75076"/>
-                        <a:ext cx="25956" cy="22081"/>
+                        <a:off x="2522463" y="72988"/>
+                        <a:ext cx="25234" cy="21467"/>
                       </a:xfrm>
                       <a:prstGeom prst="rect">
                         <a:avLst/>
@@ -4293,7 +4293,7 @@
                         </w:p>
                       </w:txbxContent>
                     </wps:txbx>
-                    <wps:bodyPr rot="0" spcFirstLastPara="0" vertOverflow="overflow" horzOverflow="overflow" vert="horz" wrap="square" lIns="2826" tIns="1413" rIns="2826" bIns="1413" numCol="1" spcCol="0" rtlCol="0" fromWordArt="0" anchor="ctr" anchorCtr="0" forceAA="0" compatLnSpc="1">
+                    <wps:bodyPr rot="0" spcFirstLastPara="0" vertOverflow="overflow" horzOverflow="overflow" vert="horz" wrap="square" lIns="2748" tIns="1374" rIns="2748" bIns="1374" numCol="1" spcCol="0" rtlCol="0" fromWordArt="0" anchor="ctr" anchorCtr="0" forceAA="0" compatLnSpc="1">
                       <a:prstTxWarp prst="textNoShape">
                         <a:avLst/>
                       </a:prstTxWarp>
@@ -4305,8 +4305,8 @@
                     <wps:cNvSpPr/>
                     <wps:spPr>
                       <a:xfrm>
-                        <a:off x="2711260" y="75076"/>
-                        <a:ext cx="25956" cy="22081"/>
+                        <a:off x="2652204" y="72988"/>
+                        <a:ext cx="25234" cy="21467"/>
                       </a:xfrm>
                       <a:prstGeom prst="rect">
                         <a:avLst/>
@@ -4354,7 +4354,7 @@
                         </w:p>
                       </w:txbxContent>
                     </wps:txbx>
-                    <wps:bodyPr rot="0" spcFirstLastPara="0" vertOverflow="overflow" horzOverflow="overflow" vert="horz" wrap="square" lIns="2826" tIns="1413" rIns="2826" bIns="1413" numCol="1" spcCol="0" rtlCol="0" fromWordArt="0" anchor="ctr" anchorCtr="0" forceAA="0" compatLnSpc="1">
+                    <wps:bodyPr rot="0" spcFirstLastPara="0" vertOverflow="overflow" horzOverflow="overflow" vert="horz" wrap="square" lIns="2748" tIns="1374" rIns="2748" bIns="1374" numCol="1" spcCol="0" rtlCol="0" fromWordArt="0" anchor="ctr" anchorCtr="0" forceAA="0" compatLnSpc="1">
                       <a:prstTxWarp prst="textNoShape">
                         <a:avLst/>
                       </a:prstTxWarp>
@@ -4366,8 +4366,8 @@
                     <wps:cNvSpPr/>
                     <wps:spPr>
                       <a:xfrm>
-                        <a:off x="2711260" y="253197"/>
-                        <a:ext cx="25956" cy="22081"/>
+                        <a:off x="2652204" y="246155"/>
+                        <a:ext cx="25234" cy="21467"/>
                       </a:xfrm>
                       <a:prstGeom prst="rect">
                         <a:avLst/>
@@ -4415,20 +4415,20 @@
                         </w:p>
                       </w:txbxContent>
                     </wps:txbx>
-                    <wps:bodyPr rot="0" spcFirstLastPara="0" vertOverflow="overflow" horzOverflow="overflow" vert="horz" wrap="square" lIns="2826" tIns="1413" rIns="2826" bIns="1413" numCol="1" spcCol="0" rtlCol="0" fromWordArt="0" anchor="ctr" anchorCtr="0" forceAA="0" compatLnSpc="1">
-                      <a:prstTxWarp prst="textNoShape">
-                        <a:avLst/>
-                      </a:prstTxWarp>
-                      <a:noAutofit/>
-                    </wps:bodyPr>
-                  </wps:wsp>
-                  <wps:wsp>
-                    <wps:cNvPr id="74" name="&quot;Ywwwxcrp Kupdgs Qgmzwpn zzjwmp&quot;" descr="d289"/>
-                    <wps:cNvSpPr/>
-                    <wps:spPr>
-                      <a:xfrm>
-                        <a:off x="2645311" y="239949"/>
-                        <a:ext cx="48284" cy="48579"/>
+                    <wps:bodyPr rot="0" spcFirstLastPara="0" vertOverflow="overflow" horzOverflow="overflow" vert="horz" wrap="square" lIns="2748" tIns="1374" rIns="2748" bIns="1374" numCol="1" spcCol="0" rtlCol="0" fromWordArt="0" anchor="ctr" anchorCtr="0" forceAA="0" compatLnSpc="1">
+                      <a:prstTxWarp prst="textNoShape">
+                        <a:avLst/>
+                      </a:prstTxWarp>
+                      <a:noAutofit/>
+                    </wps:bodyPr>
+                  </wps:wsp>
+                  <wps:wsp>
+                    <wps:cNvPr id="74" name="Ywwwxcrp Kupdgs Qgmzwpn zzjwmp" descr="d289"/>
+                    <wps:cNvSpPr/>
+                    <wps:spPr>
+                      <a:xfrm>
+                        <a:off x="2592211" y="233275"/>
+                        <a:ext cx="42820" cy="47227"/>
                       </a:xfrm>
                       <a:prstGeom prst="rect">
                         <a:avLst/>
@@ -4471,25 +4471,25 @@
                               <w:color w:val="000000"/>
                               <w:sz w:val="4"/>
                             </w:rPr>
-                            <w:t xml:space="preserve">"Ywwwxcrp Kupdgs Qgmzwpn zzjwmp"</w:t>
-                          </w:r>
-                        </w:p>
-                      </w:txbxContent>
-                    </wps:txbx>
-                    <wps:bodyPr rot="0" spcFirstLastPara="0" vertOverflow="overflow" horzOverflow="overflow" vert="horz" wrap="square" lIns="2826" tIns="1413" rIns="2826" bIns="1413" numCol="1" spcCol="0" rtlCol="0" fromWordArt="0" anchor="ctr" anchorCtr="0" forceAA="0" compatLnSpc="1">
-                      <a:prstTxWarp prst="textNoShape">
-                        <a:avLst/>
-                      </a:prstTxWarp>
-                      <a:noAutofit/>
-                    </wps:bodyPr>
-                  </wps:wsp>
-                  <wps:wsp>
-                    <wps:cNvPr id="75" name="&quot;Ickukbg&quot;] &amp; y291[&quot;Lcwbqx&quot;] &amp; k292[&quot;Wavguz&quot;" descr="y290"/>
-                    <wps:cNvSpPr/>
-                    <wps:spPr>
-                      <a:xfrm>
-                        <a:off x="2634924" y="369491"/>
-                        <a:ext cx="69058" cy="48579"/>
+                            <w:t xml:space="preserve">Ywwwxcrp Kupdgs Qgmzwpn zzjwmp</w:t>
+                          </w:r>
+                        </w:p>
+                      </w:txbxContent>
+                    </wps:txbx>
+                    <wps:bodyPr rot="0" spcFirstLastPara="0" vertOverflow="overflow" horzOverflow="overflow" vert="horz" wrap="square" lIns="2748" tIns="1374" rIns="2748" bIns="1374" numCol="1" spcCol="0" rtlCol="0" fromWordArt="0" anchor="ctr" anchorCtr="0" forceAA="0" compatLnSpc="1">
+                      <a:prstTxWarp prst="textNoShape">
+                        <a:avLst/>
+                      </a:prstTxWarp>
+                      <a:noAutofit/>
+                    </wps:bodyPr>
+                  </wps:wsp>
+                  <wps:wsp>
+                    <wps:cNvPr id="75" name="Ickukbg&quot;] &amp; y291[&quot;Lcwbqx&quot;] &amp; k292[&quot;Wavguz" descr="y290"/>
+                    <wps:cNvSpPr/>
+                    <wps:spPr>
+                      <a:xfrm>
+                        <a:off x="2580052" y="359215"/>
+                        <a:ext cx="67137" cy="47227"/>
                       </a:xfrm>
                       <a:prstGeom prst="rect">
                         <a:avLst/>
@@ -4532,25 +4532,25 @@
                               <w:color w:val="000000"/>
                               <w:sz w:val="4"/>
                             </w:rPr>
-                            <w:t xml:space="preserve">"Ickukbg"] &amp; y291["Lcwbqx"] &amp; k292["Wavguz"</w:t>
-                          </w:r>
-                        </w:p>
-                      </w:txbxContent>
-                    </wps:txbx>
-                    <wps:bodyPr rot="0" spcFirstLastPara="0" vertOverflow="overflow" horzOverflow="overflow" vert="horz" wrap="square" lIns="2826" tIns="1413" rIns="2826" bIns="1413" numCol="1" spcCol="0" rtlCol="0" fromWordArt="0" anchor="ctr" anchorCtr="0" forceAA="0" compatLnSpc="1">
-                      <a:prstTxWarp prst="textNoShape">
-                        <a:avLst/>
-                      </a:prstTxWarp>
-                      <a:noAutofit/>
-                    </wps:bodyPr>
-                  </wps:wsp>
-                  <wps:wsp>
-                    <wps:cNvPr id="76" name="&quot;✅ Lm Cqahnnptqhq Zvdbeqc&lt;br&gt;Onsumknoocg Nutntt&quot;" descr="b301"/>
-                    <wps:cNvSpPr/>
-                    <wps:spPr>
-                      <a:xfrm>
-                        <a:off x="2822384" y="61827"/>
-                        <a:ext cx="104105" cy="48579"/>
+                            <w:t xml:space="preserve">Ickukbg"] &amp; y291["Lcwbqx"] &amp; k292["Wavguz</w:t>
+                          </w:r>
+                        </w:p>
+                      </w:txbxContent>
+                    </wps:txbx>
+                    <wps:bodyPr rot="0" spcFirstLastPara="0" vertOverflow="overflow" horzOverflow="overflow" vert="horz" wrap="square" lIns="2748" tIns="1374" rIns="2748" bIns="1374" numCol="1" spcCol="0" rtlCol="0" fromWordArt="0" anchor="ctr" anchorCtr="0" forceAA="0" compatLnSpc="1">
+                      <a:prstTxWarp prst="textNoShape">
+                        <a:avLst/>
+                      </a:prstTxWarp>
+                      <a:noAutofit/>
+                    </wps:bodyPr>
+                  </wps:wsp>
+                  <wps:wsp>
+                    <wps:cNvPr id="76" name="✅ Lm Cqahnnptqhq Zvdbeqc&lt;br&gt;Onsumknoocg Nutntt" descr="b301"/>
+                    <wps:cNvSpPr/>
+                    <wps:spPr>
+                      <a:xfrm>
+                        <a:off x="2763192" y="60108"/>
+                        <a:ext cx="101210" cy="47227"/>
                       </a:xfrm>
                       <a:prstGeom prst="rect">
                         <a:avLst/>
@@ -4593,25 +4593,25 @@
                               <w:color w:val="000000"/>
                               <w:sz w:val="4"/>
                             </w:rPr>
-                            <w:t xml:space="preserve">"✅ Lm Cqahnnptqhq Zvdbeqc&lt;br&gt;Onsumknoocg Nutntt"</w:t>
-                          </w:r>
-                        </w:p>
-                      </w:txbxContent>
-                    </wps:txbx>
-                    <wps:bodyPr rot="0" spcFirstLastPara="0" vertOverflow="overflow" horzOverflow="overflow" vert="horz" wrap="square" lIns="2826" tIns="1413" rIns="2826" bIns="1413" numCol="1" spcCol="0" rtlCol="0" fromWordArt="0" anchor="ctr" anchorCtr="0" forceAA="0" compatLnSpc="1">
-                      <a:prstTxWarp prst="textNoShape">
-                        <a:avLst/>
-                      </a:prstTxWarp>
-                      <a:noAutofit/>
-                    </wps:bodyPr>
-                  </wps:wsp>
-                  <wps:wsp>
-                    <wps:cNvPr id="77" name="&quot;Tkd: Lm Lmesd&quot;" descr="n302"/>
-                    <wps:cNvSpPr/>
-                    <wps:spPr>
-                      <a:xfrm>
-                        <a:off x="2853121" y="248781"/>
-                        <a:ext cx="42631" cy="30914"/>
+                            <w:t xml:space="preserve">✅ Lm Cqahnnptqhq Zvdbeqc&lt;br&gt;Onsumknoocg Nutntt</w:t>
+                          </w:r>
+                        </w:p>
+                      </w:txbxContent>
+                    </wps:txbx>
+                    <wps:bodyPr rot="0" spcFirstLastPara="0" vertOverflow="overflow" horzOverflow="overflow" vert="horz" wrap="square" lIns="2748" tIns="1374" rIns="2748" bIns="1374" numCol="1" spcCol="0" rtlCol="0" fromWordArt="0" anchor="ctr" anchorCtr="0" forceAA="0" compatLnSpc="1">
+                      <a:prstTxWarp prst="textNoShape">
+                        <a:avLst/>
+                      </a:prstTxWarp>
+                      <a:noAutofit/>
+                    </wps:bodyPr>
+                  </wps:wsp>
+                  <wps:wsp>
+                    <wps:cNvPr id="77" name="Tkd: Lm Lmesd" descr="n302"/>
+                    <wps:cNvSpPr/>
+                    <wps:spPr>
+                      <a:xfrm>
+                        <a:off x="2783457" y="246155"/>
+                        <a:ext cx="60680" cy="21467"/>
                       </a:xfrm>
                       <a:prstGeom prst="roundRect">
                         <a:avLst/>
@@ -4654,25 +4654,25 @@
                               <w:color w:val="000000"/>
                               <w:sz w:val="4"/>
                             </w:rPr>
-                            <w:t xml:space="preserve">"Tkd: Lm Lmesd"</w:t>
-                          </w:r>
-                        </w:p>
-                      </w:txbxContent>
-                    </wps:txbx>
-                    <wps:bodyPr rot="0" spcFirstLastPara="0" vertOverflow="overflow" horzOverflow="overflow" vert="horz" wrap="square" lIns="2826" tIns="1413" rIns="2826" bIns="1413" numCol="1" spcCol="0" rtlCol="0" fromWordArt="0" anchor="ctr" anchorCtr="0" forceAA="0" compatLnSpc="1">
-                      <a:prstTxWarp prst="textNoShape">
-                        <a:avLst/>
-                      </a:prstTxWarp>
-                      <a:noAutofit/>
-                    </wps:bodyPr>
-                  </wps:wsp>
-                  <wps:wsp>
-                    <wps:cNvPr id="78" name="&quot;✅ Lm Cqahnnptqhq Zvdbeqc&lt;br&gt;Onsumknoocg Nutntt&quot;" descr="n309"/>
-                    <wps:cNvSpPr/>
-                    <wps:spPr>
-                      <a:xfrm>
-                        <a:off x="2944154" y="61827"/>
-                        <a:ext cx="104105" cy="48579"/>
+                            <w:t xml:space="preserve">Tkd: Lm Lmesd</w:t>
+                          </w:r>
+                        </w:p>
+                      </w:txbxContent>
+                    </wps:txbx>
+                    <wps:bodyPr rot="0" spcFirstLastPara="0" vertOverflow="overflow" horzOverflow="overflow" vert="horz" wrap="square" lIns="2748" tIns="1374" rIns="2748" bIns="1374" numCol="1" spcCol="0" rtlCol="0" fromWordArt="0" anchor="ctr" anchorCtr="0" forceAA="0" compatLnSpc="1">
+                      <a:prstTxWarp prst="textNoShape">
+                        <a:avLst/>
+                      </a:prstTxWarp>
+                      <a:noAutofit/>
+                    </wps:bodyPr>
+                  </wps:wsp>
+                  <wps:wsp>
+                    <wps:cNvPr id="78" name="✅ Lm Cqahnnptqhq Zvdbeqc&lt;br&gt;Onsumknoocg Nutntt" descr="n309"/>
+                    <wps:cNvSpPr/>
+                    <wps:spPr>
+                      <a:xfrm>
+                        <a:off x="2881575" y="60108"/>
+                        <a:ext cx="101210" cy="47227"/>
                       </a:xfrm>
                       <a:prstGeom prst="rect">
                         <a:avLst/>
@@ -4715,25 +4715,25 @@
                               <w:color w:val="000000"/>
                               <w:sz w:val="4"/>
                             </w:rPr>
-                            <w:t xml:space="preserve">"✅ Lm Cqahnnptqhq Zvdbeqc&lt;br&gt;Onsumknoocg Nutntt"</w:t>
-                          </w:r>
-                        </w:p>
-                      </w:txbxContent>
-                    </wps:txbx>
-                    <wps:bodyPr rot="0" spcFirstLastPara="0" vertOverflow="overflow" horzOverflow="overflow" vert="horz" wrap="square" lIns="2826" tIns="1413" rIns="2826" bIns="1413" numCol="1" spcCol="0" rtlCol="0" fromWordArt="0" anchor="ctr" anchorCtr="0" forceAA="0" compatLnSpc="1">
-                      <a:prstTxWarp prst="textNoShape">
-                        <a:avLst/>
-                      </a:prstTxWarp>
-                      <a:noAutofit/>
-                    </wps:bodyPr>
-                  </wps:wsp>
-                  <wps:wsp>
-                    <wps:cNvPr id="79" name="&quot;Tkd: Lm Lmesd&quot;" descr="j310"/>
-                    <wps:cNvSpPr/>
-                    <wps:spPr>
-                      <a:xfrm>
-                        <a:off x="2974891" y="248781"/>
-                        <a:ext cx="42631" cy="30914"/>
+                            <w:t xml:space="preserve">✅ Lm Cqahnnptqhq Zvdbeqc&lt;br&gt;Onsumknoocg Nutntt</w:t>
+                          </w:r>
+                        </w:p>
+                      </w:txbxContent>
+                    </wps:txbx>
+                    <wps:bodyPr rot="0" spcFirstLastPara="0" vertOverflow="overflow" horzOverflow="overflow" vert="horz" wrap="square" lIns="2748" tIns="1374" rIns="2748" bIns="1374" numCol="1" spcCol="0" rtlCol="0" fromWordArt="0" anchor="ctr" anchorCtr="0" forceAA="0" compatLnSpc="1">
+                      <a:prstTxWarp prst="textNoShape">
+                        <a:avLst/>
+                      </a:prstTxWarp>
+                      <a:noAutofit/>
+                    </wps:bodyPr>
+                  </wps:wsp>
+                  <wps:wsp>
+                    <wps:cNvPr id="79" name="Tkd: Lm Lmesd" descr="j310"/>
+                    <wps:cNvSpPr/>
+                    <wps:spPr>
+                      <a:xfrm>
+                        <a:off x="2901840" y="246155"/>
+                        <a:ext cx="60680" cy="21467"/>
                       </a:xfrm>
                       <a:prstGeom prst="roundRect">
                         <a:avLst/>
@@ -4776,12 +4776,12 @@
                               <w:color w:val="000000"/>
                               <w:sz w:val="4"/>
                             </w:rPr>
-                            <w:t xml:space="preserve">"Tkd: Lm Lmesd"</w:t>
-                          </w:r>
-                        </w:p>
-                      </w:txbxContent>
-                    </wps:txbx>
-                    <wps:bodyPr rot="0" spcFirstLastPara="0" vertOverflow="overflow" horzOverflow="overflow" vert="horz" wrap="square" lIns="2826" tIns="1413" rIns="2826" bIns="1413" numCol="1" spcCol="0" rtlCol="0" fromWordArt="0" anchor="ctr" anchorCtr="0" forceAA="0" compatLnSpc="1">
+                            <w:t xml:space="preserve">Tkd: Lm Lmesd</w:t>
+                          </w:r>
+                        </w:p>
+                      </w:txbxContent>
+                    </wps:txbx>
+                    <wps:bodyPr rot="0" spcFirstLastPara="0" vertOverflow="overflow" horzOverflow="overflow" vert="horz" wrap="square" lIns="2748" tIns="1374" rIns="2748" bIns="1374" numCol="1" spcCol="0" rtlCol="0" fromWordArt="0" anchor="ctr" anchorCtr="0" forceAA="0" compatLnSpc="1">
                       <a:prstTxWarp prst="textNoShape">
                         <a:avLst/>
                       </a:prstTxWarp>
@@ -4793,8 +4793,8 @@
                     <wps:cNvSpPr/>
                     <wps:spPr>
                       <a:xfrm>
-                        <a:off x="2656475" y="75076"/>
-                        <a:ext cx="25956" cy="22081"/>
+                        <a:off x="2601004" y="72988"/>
+                        <a:ext cx="25234" cy="21467"/>
                       </a:xfrm>
                       <a:prstGeom prst="rect">
                         <a:avLst/>
@@ -4842,7 +4842,7 @@
                         </w:p>
                       </w:txbxContent>
                     </wps:txbx>
-                    <wps:bodyPr rot="0" spcFirstLastPara="0" vertOverflow="overflow" horzOverflow="overflow" vert="horz" wrap="square" lIns="2826" tIns="1413" rIns="2826" bIns="1413" numCol="1" spcCol="0" rtlCol="0" fromWordArt="0" anchor="ctr" anchorCtr="0" forceAA="0" compatLnSpc="1">
+                    <wps:bodyPr rot="0" spcFirstLastPara="0" vertOverflow="overflow" horzOverflow="overflow" vert="horz" wrap="square" lIns="2748" tIns="1374" rIns="2748" bIns="1374" numCol="1" spcCol="0" rtlCol="0" fromWordArt="0" anchor="ctr" anchorCtr="0" forceAA="0" compatLnSpc="1">
                       <a:prstTxWarp prst="textNoShape">
                         <a:avLst/>
                       </a:prstTxWarp>
@@ -4854,8 +4854,8 @@
                     <wps:cNvSpPr/>
                     <wps:spPr>
                       <a:xfrm>
-                        <a:off x="3065925" y="75076"/>
-                        <a:ext cx="25956" cy="22081"/>
+                        <a:off x="2999959" y="72988"/>
+                        <a:ext cx="25234" cy="21467"/>
                       </a:xfrm>
                       <a:prstGeom prst="rect">
                         <a:avLst/>
@@ -4903,20 +4903,20 @@
                         </w:p>
                       </w:txbxContent>
                     </wps:txbx>
-                    <wps:bodyPr rot="0" spcFirstLastPara="0" vertOverflow="overflow" horzOverflow="overflow" vert="horz" wrap="square" lIns="2826" tIns="1413" rIns="2826" bIns="1413" numCol="1" spcCol="0" rtlCol="0" fromWordArt="0" anchor="ctr" anchorCtr="0" forceAA="0" compatLnSpc="1">
-                      <a:prstTxWarp prst="textNoShape">
-                        <a:avLst/>
-                      </a:prstTxWarp>
-                      <a:noAutofit/>
-                    </wps:bodyPr>
-                  </wps:wsp>
-                  <wps:wsp>
-                    <wps:cNvPr id="82" name="&quot;Kk&lt;br&gt;Yft vdgbiiup rg &amp;gt;3&quot;" descr="k313"/>
-                    <wps:cNvSpPr/>
-                    <wps:spPr>
-                      <a:xfrm>
-                        <a:off x="3051934" y="244365"/>
-                        <a:ext cx="53937" cy="39746"/>
+                    <wps:bodyPr rot="0" spcFirstLastPara="0" vertOverflow="overflow" horzOverflow="overflow" vert="horz" wrap="square" lIns="2748" tIns="1374" rIns="2748" bIns="1374" numCol="1" spcCol="0" rtlCol="0" fromWordArt="0" anchor="ctr" anchorCtr="0" forceAA="0" compatLnSpc="1">
+                      <a:prstTxWarp prst="textNoShape">
+                        <a:avLst/>
+                      </a:prstTxWarp>
+                      <a:noAutofit/>
+                    </wps:bodyPr>
+                  </wps:wsp>
+                  <wps:wsp>
+                    <wps:cNvPr id="82" name="Kk&lt;br&gt;Yft vdgbiiup rg &amp;gt;3" descr="k313"/>
+                    <wps:cNvSpPr/>
+                    <wps:spPr>
+                      <a:xfrm>
+                        <a:off x="2986358" y="237569"/>
+                        <a:ext cx="52437" cy="38641"/>
                       </a:xfrm>
                       <a:prstGeom prst="rect">
                         <a:avLst/>
@@ -4959,12 +4959,12 @@
                               <w:color w:val="000000"/>
                               <w:sz w:val="4"/>
                             </w:rPr>
-                            <w:t xml:space="preserve">"Kk&lt;br&gt;Yft vdgbiiup rg &amp;gt;3"</w:t>
-                          </w:r>
-                        </w:p>
-                      </w:txbxContent>
-                    </wps:txbx>
-                    <wps:bodyPr rot="0" spcFirstLastPara="0" vertOverflow="overflow" horzOverflow="overflow" vert="horz" wrap="square" lIns="2826" tIns="1413" rIns="2826" bIns="1413" numCol="1" spcCol="0" rtlCol="0" fromWordArt="0" anchor="ctr" anchorCtr="0" forceAA="0" compatLnSpc="1">
+                            <w:t xml:space="preserve">Kk&lt;br&gt;Yft vdgbiiup rg &amp;gt;3</w:t>
+                          </w:r>
+                        </w:p>
+                      </w:txbxContent>
+                    </wps:txbx>
+                    <wps:bodyPr rot="0" spcFirstLastPara="0" vertOverflow="overflow" horzOverflow="overflow" vert="horz" wrap="square" lIns="2748" tIns="1374" rIns="2748" bIns="1374" numCol="1" spcCol="0" rtlCol="0" fromWordArt="0" anchor="ctr" anchorCtr="0" forceAA="0" compatLnSpc="1">
                       <a:prstTxWarp prst="textNoShape">
                         <a:avLst/>
                       </a:prstTxWarp>
@@ -4976,8 +4976,8 @@
                     <wps:cNvSpPr/>
                     <wps:spPr>
                       <a:xfrm>
-                        <a:off x="3123536" y="75076"/>
-                        <a:ext cx="25956" cy="22081"/>
+                        <a:off x="3055968" y="72988"/>
+                        <a:ext cx="25234" cy="21467"/>
                       </a:xfrm>
                       <a:prstGeom prst="rect">
                         <a:avLst/>
@@ -5025,7 +5025,7 @@
                         </w:p>
                       </w:txbxContent>
                     </wps:txbx>
-                    <wps:bodyPr rot="0" spcFirstLastPara="0" vertOverflow="overflow" horzOverflow="overflow" vert="horz" wrap="square" lIns="2826" tIns="1413" rIns="2826" bIns="1413" numCol="1" spcCol="0" rtlCol="0" fromWordArt="0" anchor="ctr" anchorCtr="0" forceAA="0" compatLnSpc="1">
+                    <wps:bodyPr rot="0" spcFirstLastPara="0" vertOverflow="overflow" horzOverflow="overflow" vert="horz" wrap="square" lIns="2748" tIns="1374" rIns="2748" bIns="1374" numCol="1" spcCol="0" rtlCol="0" fromWordArt="0" anchor="ctr" anchorCtr="0" forceAA="0" compatLnSpc="1">
                       <a:prstTxWarp prst="textNoShape">
                         <a:avLst/>
                       </a:prstTxWarp>
@@ -5037,8 +5037,8 @@
                     <wps:cNvSpPr/>
                     <wps:spPr>
                       <a:xfrm>
-                        <a:off x="3123536" y="253197"/>
-                        <a:ext cx="25956" cy="22081"/>
+                        <a:off x="3055968" y="246155"/>
+                        <a:ext cx="25234" cy="21467"/>
                       </a:xfrm>
                       <a:prstGeom prst="rect">
                         <a:avLst/>
@@ -5086,20 +5086,20 @@
                         </w:p>
                       </w:txbxContent>
                     </wps:txbx>
-                    <wps:bodyPr rot="0" spcFirstLastPara="0" vertOverflow="overflow" horzOverflow="overflow" vert="horz" wrap="square" lIns="2826" tIns="1413" rIns="2826" bIns="1413" numCol="1" spcCol="0" rtlCol="0" fromWordArt="0" anchor="ctr" anchorCtr="0" forceAA="0" compatLnSpc="1">
-                      <a:prstTxWarp prst="textNoShape">
-                        <a:avLst/>
-                      </a:prstTxWarp>
-                      <a:noAutofit/>
-                    </wps:bodyPr>
-                  </wps:wsp>
-                  <wps:wsp>
-                    <wps:cNvPr id="85" name="&quot;Qyceogyli rso ttmr:&lt;br&gt;Dxkqyc qopss ttmr-1, Dxkqyc qopss ttmr-2, mhy...&quot;" descr="m322"/>
-                    <wps:cNvSpPr/>
-                    <wps:spPr>
-                      <a:xfrm>
-                        <a:off x="2754881" y="226700"/>
-                        <a:ext cx="73722" cy="75076"/>
+                    <wps:bodyPr rot="0" spcFirstLastPara="0" vertOverflow="overflow" horzOverflow="overflow" vert="horz" wrap="square" lIns="2748" tIns="1374" rIns="2748" bIns="1374" numCol="1" spcCol="0" rtlCol="0" fromWordArt="0" anchor="ctr" anchorCtr="0" forceAA="0" compatLnSpc="1">
+                      <a:prstTxWarp prst="textNoShape">
+                        <a:avLst/>
+                      </a:prstTxWarp>
+                      <a:noAutofit/>
+                    </wps:bodyPr>
+                  </wps:wsp>
+                  <wps:wsp>
+                    <wps:cNvPr id="85" name="Qyceogyli rso ttmr:&lt;br&gt;Dxkqyc qopss ttmr-1, Dxkqyc qopss ttmr-2, mhy..." descr="m322"/>
+                    <wps:cNvSpPr/>
+                    <wps:spPr>
+                      <a:xfrm>
+                        <a:off x="2694612" y="224688"/>
+                        <a:ext cx="71671" cy="64401"/>
                       </a:xfrm>
                       <a:prstGeom prst="rect">
                         <a:avLst/>
@@ -5142,25 +5142,25 @@
                               <w:color w:val="000000"/>
                               <w:sz w:val="4"/>
                             </w:rPr>
-                            <w:t xml:space="preserve">"Qyceogyli rso ttmr:&lt;br&gt;Dxkqyc qopss ttmr-1, Dxkqyc qopss ttmr-2, mhy..."</w:t>
-                          </w:r>
-                        </w:p>
-                      </w:txbxContent>
-                    </wps:txbx>
-                    <wps:bodyPr rot="0" spcFirstLastPara="0" vertOverflow="overflow" horzOverflow="overflow" vert="horz" wrap="square" lIns="2826" tIns="1413" rIns="2826" bIns="1413" numCol="1" spcCol="0" rtlCol="0" fromWordArt="0" anchor="ctr" anchorCtr="0" forceAA="0" compatLnSpc="1">
-                      <a:prstTxWarp prst="textNoShape">
-                        <a:avLst/>
-                      </a:prstTxWarp>
-                      <a:noAutofit/>
-                    </wps:bodyPr>
-                  </wps:wsp>
-                  <wps:wsp>
-                    <wps:cNvPr id="86" name="&quot;Wjlt&lt;br&gt;Vzufcb ≥ 14?&quot;" descr="i333"/>
-                    <wps:cNvSpPr/>
-                    <wps:spPr>
-                      <a:xfrm>
-                        <a:off x="2754527" y="378324"/>
-                        <a:ext cx="74428" cy="30914"/>
+                            <w:t xml:space="preserve">Qyceogyli rso ttmr:&lt;br&gt;Dxkqyc qopss ttmr-1, Dxkqyc qopss ttmr-2, mhy...</w:t>
+                          </w:r>
+                        </w:p>
+                      </w:txbxContent>
+                    </wps:txbx>
+                    <wps:bodyPr rot="0" spcFirstLastPara="0" vertOverflow="overflow" horzOverflow="overflow" vert="horz" wrap="square" lIns="2748" tIns="1374" rIns="2748" bIns="1374" numCol="1" spcCol="0" rtlCol="0" fromWordArt="0" anchor="ctr" anchorCtr="0" forceAA="0" compatLnSpc="1">
+                      <a:prstTxWarp prst="textNoShape">
+                        <a:avLst/>
+                      </a:prstTxWarp>
+                      <a:noAutofit/>
+                    </wps:bodyPr>
+                  </wps:wsp>
+                  <wps:wsp>
+                    <wps:cNvPr id="86" name="Wjlt&lt;br&gt;Vzufcb ≥ 14?" descr="i333"/>
+                    <wps:cNvSpPr/>
+                    <wps:spPr>
+                      <a:xfrm>
+                        <a:off x="2696329" y="367802"/>
+                        <a:ext cx="68237" cy="30054"/>
                       </a:xfrm>
                       <a:prstGeom prst="rect">
                         <a:avLst/>
@@ -5203,12 +5203,12 @@
                               <w:color w:val="000000"/>
                               <w:sz w:val="4"/>
                             </w:rPr>
-                            <w:t xml:space="preserve">"Wjlt&lt;br&gt;Vzufcb ≥ 14?"</w:t>
-                          </w:r>
-                        </w:p>
-                      </w:txbxContent>
-                    </wps:txbx>
-                    <wps:bodyPr rot="0" spcFirstLastPara="0" vertOverflow="overflow" horzOverflow="overflow" vert="horz" wrap="square" lIns="2826" tIns="1413" rIns="2826" bIns="1413" numCol="1" spcCol="0" rtlCol="0" fromWordArt="0" anchor="ctr" anchorCtr="0" forceAA="0" compatLnSpc="1">
+                            <w:t xml:space="preserve">Wjlt&lt;br&gt;Vzufcb ≥ 14?</w:t>
+                          </w:r>
+                        </w:p>
+                      </w:txbxContent>
+                    </wps:txbx>
+                    <wps:bodyPr rot="0" spcFirstLastPara="0" vertOverflow="overflow" horzOverflow="overflow" vert="horz" wrap="square" lIns="2748" tIns="1374" rIns="2748" bIns="1374" numCol="1" spcCol="0" rtlCol="0" fromWordArt="0" anchor="ctr" anchorCtr="0" forceAA="0" compatLnSpc="1">
                       <a:prstTxWarp prst="textNoShape">
                         <a:avLst/>
                       </a:prstTxWarp>
@@ -5220,8 +5220,8 @@
                     <wps:cNvSpPr/>
                     <wps:spPr>
                       <a:xfrm>
-                        <a:off x="3259108" y="75076"/>
-                        <a:ext cx="25956" cy="22081"/>
+                        <a:off x="3197387" y="72988"/>
+                        <a:ext cx="25234" cy="21467"/>
                       </a:xfrm>
                       <a:prstGeom prst="rect">
                         <a:avLst/>
@@ -5269,20 +5269,20 @@
                         </w:p>
                       </w:txbxContent>
                     </wps:txbx>
-                    <wps:bodyPr rot="0" spcFirstLastPara="0" vertOverflow="overflow" horzOverflow="overflow" vert="horz" wrap="square" lIns="2826" tIns="1413" rIns="2826" bIns="1413" numCol="1" spcCol="0" rtlCol="0" fromWordArt="0" anchor="ctr" anchorCtr="0" forceAA="0" compatLnSpc="1">
-                      <a:prstTxWarp prst="textNoShape">
-                        <a:avLst/>
-                      </a:prstTxWarp>
-                      <a:noAutofit/>
-                    </wps:bodyPr>
-                  </wps:wsp>
-                  <wps:wsp>
-                    <wps:cNvPr id="88" name="&quot;Tkd: Lm Lmesd&quot;" descr="w342"/>
-                    <wps:cNvSpPr/>
-                    <wps:spPr>
-                      <a:xfrm>
-                        <a:off x="3250770" y="248781"/>
-                        <a:ext cx="42631" cy="30914"/>
+                    <wps:bodyPr rot="0" spcFirstLastPara="0" vertOverflow="overflow" horzOverflow="overflow" vert="horz" wrap="square" lIns="2748" tIns="1374" rIns="2748" bIns="1374" numCol="1" spcCol="0" rtlCol="0" fromWordArt="0" anchor="ctr" anchorCtr="0" forceAA="0" compatLnSpc="1">
+                      <a:prstTxWarp prst="textNoShape">
+                        <a:avLst/>
+                      </a:prstTxWarp>
+                      <a:noAutofit/>
+                    </wps:bodyPr>
+                  </wps:wsp>
+                  <wps:wsp>
+                    <wps:cNvPr id="88" name="Tkd: Lm Lmesd" descr="w342"/>
+                    <wps:cNvSpPr/>
+                    <wps:spPr>
+                      <a:xfrm>
+                        <a:off x="3179664" y="246155"/>
+                        <a:ext cx="60680" cy="21467"/>
                       </a:xfrm>
                       <a:prstGeom prst="roundRect">
                         <a:avLst/>
@@ -5325,12 +5325,12 @@
                               <w:color w:val="000000"/>
                               <w:sz w:val="4"/>
                             </w:rPr>
-                            <w:t xml:space="preserve">"Tkd: Lm Lmesd"</w:t>
-                          </w:r>
-                        </w:p>
-                      </w:txbxContent>
-                    </wps:txbx>
-                    <wps:bodyPr rot="0" spcFirstLastPara="0" vertOverflow="overflow" horzOverflow="overflow" vert="horz" wrap="square" lIns="2826" tIns="1413" rIns="2826" bIns="1413" numCol="1" spcCol="0" rtlCol="0" fromWordArt="0" anchor="ctr" anchorCtr="0" forceAA="0" compatLnSpc="1">
+                            <w:t xml:space="preserve">Tkd: Lm Lmesd</w:t>
+                          </w:r>
+                        </w:p>
+                      </w:txbxContent>
+                    </wps:txbx>
+                    <wps:bodyPr rot="0" spcFirstLastPara="0" vertOverflow="overflow" horzOverflow="overflow" vert="horz" wrap="square" lIns="2748" tIns="1374" rIns="2748" bIns="1374" numCol="1" spcCol="0" rtlCol="0" fromWordArt="0" anchor="ctr" anchorCtr="0" forceAA="0" compatLnSpc="1">
                       <a:prstTxWarp prst="textNoShape">
                         <a:avLst/>
                       </a:prstTxWarp>
@@ -5342,8 +5342,8 @@
                     <wps:cNvSpPr/>
                     <wps:spPr>
                       <a:xfrm>
-                        <a:off x="3826835" y="75076"/>
-                        <a:ext cx="25956" cy="22081"/>
+                        <a:off x="3788962" y="72988"/>
+                        <a:ext cx="25234" cy="21467"/>
                       </a:xfrm>
                       <a:prstGeom prst="rect">
                         <a:avLst/>
@@ -5391,20 +5391,20 @@
                         </w:p>
                       </w:txbxContent>
                     </wps:txbx>
-                    <wps:bodyPr rot="0" spcFirstLastPara="0" vertOverflow="overflow" horzOverflow="overflow" vert="horz" wrap="square" lIns="2826" tIns="1413" rIns="2826" bIns="1413" numCol="1" spcCol="0" rtlCol="0" fromWordArt="0" anchor="ctr" anchorCtr="0" forceAA="0" compatLnSpc="1">
-                      <a:prstTxWarp prst="textNoShape">
-                        <a:avLst/>
-                      </a:prstTxWarp>
-                      <a:noAutofit/>
-                    </wps:bodyPr>
-                  </wps:wsp>
-                  <wps:wsp>
-                    <wps:cNvPr id="90" name="&quot;&lt;b&gt;Mezxjfspmgj Lztsenaxnvjg&lt;br&gt;R-Dbhcw Zhsuzr&lt;/b&gt;&quot;" descr="s138"/>
-                    <wps:cNvSpPr/>
-                    <wps:spPr>
-                      <a:xfrm>
-                        <a:off x="3835138" y="244365"/>
-                        <a:ext cx="109051" cy="39746"/>
+                    <wps:bodyPr rot="0" spcFirstLastPara="0" vertOverflow="overflow" horzOverflow="overflow" vert="horz" wrap="square" lIns="2748" tIns="1374" rIns="2748" bIns="1374" numCol="1" spcCol="0" rtlCol="0" fromWordArt="0" anchor="ctr" anchorCtr="0" forceAA="0" compatLnSpc="1">
+                      <a:prstTxWarp prst="textNoShape">
+                        <a:avLst/>
+                      </a:prstTxWarp>
+                      <a:noAutofit/>
+                    </wps:bodyPr>
+                  </wps:wsp>
+                  <wps:wsp>
+                    <wps:cNvPr id="90" name="&lt;b&gt;Mezxjfspmgj Lztsenaxnvjg&lt;br&gt;R-Dbhcw Zhsuzr&lt;/b&gt;" descr="s138"/>
+                    <wps:cNvSpPr/>
+                    <wps:spPr>
+                      <a:xfrm>
+                        <a:off x="3796003" y="237569"/>
+                        <a:ext cx="106019" cy="38641"/>
                       </a:xfrm>
                       <a:prstGeom prst="rect">
                         <a:avLst/>
@@ -5447,12 +5447,12 @@
                               <w:color w:val="000000"/>
                               <w:sz w:val="4"/>
                             </w:rPr>
-                            <w:t xml:space="preserve">"&lt;b&gt;Mezxjfspmgj Lztsenaxnvjg&lt;br&gt;R-Dbhcw Zhsuzr&lt;/b&gt;"</w:t>
-                          </w:r>
-                        </w:p>
-                      </w:txbxContent>
-                    </wps:txbx>
-                    <wps:bodyPr rot="0" spcFirstLastPara="0" vertOverflow="overflow" horzOverflow="overflow" vert="horz" wrap="square" lIns="2826" tIns="1413" rIns="2826" bIns="1413" numCol="1" spcCol="0" rtlCol="0" fromWordArt="0" anchor="ctr" anchorCtr="0" forceAA="0" compatLnSpc="1">
+                            <w:t xml:space="preserve">&lt;b&gt;Mezxjfspmgj Lztsenaxnvjg&lt;br&gt;R-Dbhcw Zhsuzr&lt;/b&gt;</w:t>
+                          </w:r>
+                        </w:p>
+                      </w:txbxContent>
+                    </wps:txbx>
+                    <wps:bodyPr rot="0" spcFirstLastPara="0" vertOverflow="overflow" horzOverflow="overflow" vert="horz" wrap="square" lIns="2748" tIns="1374" rIns="2748" bIns="1374" numCol="1" spcCol="0" rtlCol="0" fromWordArt="0" anchor="ctr" anchorCtr="0" forceAA="0" compatLnSpc="1">
                       <a:prstTxWarp prst="textNoShape">
                         <a:avLst/>
                       </a:prstTxWarp>
@@ -5464,8 +5464,8 @@
                     <wps:cNvSpPr/>
                     <wps:spPr>
                       <a:xfrm>
-                        <a:off x="3907282" y="75076"/>
-                        <a:ext cx="25956" cy="22081"/>
+                        <a:off x="3865453" y="72988"/>
+                        <a:ext cx="25234" cy="21467"/>
                       </a:xfrm>
                       <a:prstGeom prst="rect">
                         <a:avLst/>
@@ -5513,20 +5513,20 @@
                         </w:p>
                       </w:txbxContent>
                     </wps:txbx>
-                    <wps:bodyPr rot="0" spcFirstLastPara="0" vertOverflow="overflow" horzOverflow="overflow" vert="horz" wrap="square" lIns="2826" tIns="1413" rIns="2826" bIns="1413" numCol="1" spcCol="0" rtlCol="0" fromWordArt="0" anchor="ctr" anchorCtr="0" forceAA="0" compatLnSpc="1">
-                      <a:prstTxWarp prst="textNoShape">
-                        <a:avLst/>
-                      </a:prstTxWarp>
-                      <a:noAutofit/>
-                    </wps:bodyPr>
-                  </wps:wsp>
-                  <wps:wsp>
-                    <wps:cNvPr id="92" name="&quot;✅ Lm Cqahnnptqhq Zvdbeqc&lt;br&gt;Onsumknoocg Nutntt&quot;" descr="g350"/>
-                    <wps:cNvSpPr/>
-                    <wps:spPr>
-                      <a:xfrm>
-                        <a:off x="3380761" y="61827"/>
-                        <a:ext cx="104105" cy="48579"/>
+                    <wps:bodyPr rot="0" spcFirstLastPara="0" vertOverflow="overflow" horzOverflow="overflow" vert="horz" wrap="square" lIns="2748" tIns="1374" rIns="2748" bIns="1374" numCol="1" spcCol="0" rtlCol="0" fromWordArt="0" anchor="ctr" anchorCtr="0" forceAA="0" compatLnSpc="1">
+                      <a:prstTxWarp prst="textNoShape">
+                        <a:avLst/>
+                      </a:prstTxWarp>
+                      <a:noAutofit/>
+                    </wps:bodyPr>
+                  </wps:wsp>
+                  <wps:wsp>
+                    <wps:cNvPr id="92" name="✅ Lm Cqahnnptqhq Zvdbeqc&lt;br&gt;Onsumknoocg Nutntt" descr="g350"/>
+                    <wps:cNvSpPr/>
+                    <wps:spPr>
+                      <a:xfrm>
+                        <a:off x="3334341" y="60108"/>
+                        <a:ext cx="101210" cy="47227"/>
                       </a:xfrm>
                       <a:prstGeom prst="rect">
                         <a:avLst/>
@@ -5569,25 +5569,25 @@
                               <w:color w:val="000000"/>
                               <w:sz w:val="4"/>
                             </w:rPr>
-                            <w:t xml:space="preserve">"✅ Lm Cqahnnptqhq Zvdbeqc&lt;br&gt;Onsumknoocg Nutntt"</w:t>
-                          </w:r>
-                        </w:p>
-                      </w:txbxContent>
-                    </wps:txbx>
-                    <wps:bodyPr rot="0" spcFirstLastPara="0" vertOverflow="overflow" horzOverflow="overflow" vert="horz" wrap="square" lIns="2826" tIns="1413" rIns="2826" bIns="1413" numCol="1" spcCol="0" rtlCol="0" fromWordArt="0" anchor="ctr" anchorCtr="0" forceAA="0" compatLnSpc="1">
-                      <a:prstTxWarp prst="textNoShape">
-                        <a:avLst/>
-                      </a:prstTxWarp>
-                      <a:noAutofit/>
-                    </wps:bodyPr>
-                  </wps:wsp>
-                  <wps:wsp>
-                    <wps:cNvPr id="93" name="&quot;Tkd: Lm Lmesd&quot;" descr="y351"/>
-                    <wps:cNvSpPr/>
-                    <wps:spPr>
-                      <a:xfrm>
-                        <a:off x="3411498" y="248781"/>
-                        <a:ext cx="42631" cy="30914"/>
+                            <w:t xml:space="preserve">✅ Lm Cqahnnptqhq Zvdbeqc&lt;br&gt;Onsumknoocg Nutntt</w:t>
+                          </w:r>
+                        </w:p>
+                      </w:txbxContent>
+                    </wps:txbx>
+                    <wps:bodyPr rot="0" spcFirstLastPara="0" vertOverflow="overflow" horzOverflow="overflow" vert="horz" wrap="square" lIns="2748" tIns="1374" rIns="2748" bIns="1374" numCol="1" spcCol="0" rtlCol="0" fromWordArt="0" anchor="ctr" anchorCtr="0" forceAA="0" compatLnSpc="1">
+                      <a:prstTxWarp prst="textNoShape">
+                        <a:avLst/>
+                      </a:prstTxWarp>
+                      <a:noAutofit/>
+                    </wps:bodyPr>
+                  </wps:wsp>
+                  <wps:wsp>
+                    <wps:cNvPr id="93" name="Tkd: Lm Lmesd" descr="y351"/>
+                    <wps:cNvSpPr/>
+                    <wps:spPr>
+                      <a:xfrm>
+                        <a:off x="3354606" y="246155"/>
+                        <a:ext cx="60680" cy="21467"/>
                       </a:xfrm>
                       <a:prstGeom prst="roundRect">
                         <a:avLst/>
@@ -5630,25 +5630,25 @@
                               <w:color w:val="000000"/>
                               <w:sz w:val="4"/>
                             </w:rPr>
-                            <w:t xml:space="preserve">"Tkd: Lm Lmesd"</w:t>
-                          </w:r>
-                        </w:p>
-                      </w:txbxContent>
-                    </wps:txbx>
-                    <wps:bodyPr rot="0" spcFirstLastPara="0" vertOverflow="overflow" horzOverflow="overflow" vert="horz" wrap="square" lIns="2826" tIns="1413" rIns="2826" bIns="1413" numCol="1" spcCol="0" rtlCol="0" fromWordArt="0" anchor="ctr" anchorCtr="0" forceAA="0" compatLnSpc="1">
-                      <a:prstTxWarp prst="textNoShape">
-                        <a:avLst/>
-                      </a:prstTxWarp>
-                      <a:noAutofit/>
-                    </wps:bodyPr>
-                  </wps:wsp>
-                  <wps:wsp>
-                    <wps:cNvPr id="94" name="&quot;&lt;b&gt;Yzrbh TPX &amp;amp; Lhetck&lt;/b&gt;&quot;" descr="i353"/>
-                    <wps:cNvSpPr/>
-                    <wps:spPr>
-                      <a:xfrm>
-                        <a:off x="3167510" y="66243"/>
-                        <a:ext cx="65242" cy="39746"/>
+                            <w:t xml:space="preserve">Tkd: Lm Lmesd</w:t>
+                          </w:r>
+                        </w:p>
+                      </w:txbxContent>
+                    </wps:txbx>
+                    <wps:bodyPr rot="0" spcFirstLastPara="0" vertOverflow="overflow" horzOverflow="overflow" vert="horz" wrap="square" lIns="2748" tIns="1374" rIns="2748" bIns="1374" numCol="1" spcCol="0" rtlCol="0" fromWordArt="0" anchor="ctr" anchorCtr="0" forceAA="0" compatLnSpc="1">
+                      <a:prstTxWarp prst="textNoShape">
+                        <a:avLst/>
+                      </a:prstTxWarp>
+                      <a:noAutofit/>
+                    </wps:bodyPr>
+                  </wps:wsp>
+                  <wps:wsp>
+                    <wps:cNvPr id="94" name="&lt;b&gt;Yzrbh TPX &amp;amp; Lhetck&lt;/b&gt;" descr="i353"/>
+                    <wps:cNvSpPr/>
+                    <wps:spPr>
+                      <a:xfrm>
+                        <a:off x="3100780" y="64401"/>
+                        <a:ext cx="59306" cy="38641"/>
                       </a:xfrm>
                       <a:prstGeom prst="rect">
                         <a:avLst/>
@@ -5691,25 +5691,25 @@
                               <w:color w:val="000000"/>
                               <w:sz w:val="4"/>
                             </w:rPr>
-                            <w:t xml:space="preserve">"&lt;b&gt;Yzrbh TPX &amp;amp; Lhetck&lt;/b&gt;"</w:t>
-                          </w:r>
-                        </w:p>
-                      </w:txbxContent>
-                    </wps:txbx>
-                    <wps:bodyPr rot="0" spcFirstLastPara="0" vertOverflow="overflow" horzOverflow="overflow" vert="horz" wrap="square" lIns="2826" tIns="1413" rIns="2826" bIns="1413" numCol="1" spcCol="0" rtlCol="0" fromWordArt="0" anchor="ctr" anchorCtr="0" forceAA="0" compatLnSpc="1">
-                      <a:prstTxWarp prst="textNoShape">
-                        <a:avLst/>
-                      </a:prstTxWarp>
-                      <a:noAutofit/>
-                    </wps:bodyPr>
-                  </wps:wsp>
-                  <wps:wsp>
-                    <wps:cNvPr id="95" name="&quot;Qyceogyli Zsqgskp Ivsymf&lt;br&gt;Noa nu jbmmun = &lt;br&gt;2000/Yft TPX wn 7 gxqpeoog koyow&lt;br&gt;&quot;" descr="t354"/>
-                    <wps:cNvSpPr/>
-                    <wps:spPr>
-                      <a:xfrm>
-                        <a:off x="3167156" y="222284"/>
-                        <a:ext cx="65949" cy="83908"/>
+                            <w:t xml:space="preserve">&lt;b&gt;Yzrbh TPX &amp;amp; Lhetck&lt;/b&gt;</w:t>
+                          </w:r>
+                        </w:p>
+                      </w:txbxContent>
+                    </wps:txbx>
+                    <wps:bodyPr rot="0" spcFirstLastPara="0" vertOverflow="overflow" horzOverflow="overflow" vert="horz" wrap="square" lIns="2748" tIns="1374" rIns="2748" bIns="1374" numCol="1" spcCol="0" rtlCol="0" fromWordArt="0" anchor="ctr" anchorCtr="0" forceAA="0" compatLnSpc="1">
+                      <a:prstTxWarp prst="textNoShape">
+                        <a:avLst/>
+                      </a:prstTxWarp>
+                      <a:noAutofit/>
+                    </wps:bodyPr>
+                  </wps:wsp>
+                  <wps:wsp>
+                    <wps:cNvPr id="95" name="Qyceogyli Zsqgskp Ivsymf&lt;br&gt;Noa nu jbmmun = &lt;br&gt;2000/Yft TPX wn 7 gxqpeoog koyow&lt;br&gt;" descr="t354"/>
+                    <wps:cNvSpPr/>
+                    <wps:spPr>
+                      <a:xfrm>
+                        <a:off x="3098375" y="216102"/>
+                        <a:ext cx="64115" cy="81575"/>
                       </a:xfrm>
                       <a:prstGeom prst="rect">
                         <a:avLst/>
@@ -5752,12 +5752,12 @@
                               <w:color w:val="000000"/>
                               <w:sz w:val="4"/>
                             </w:rPr>
-                            <w:t xml:space="preserve">"Qyceogyli Zsqgskp Ivsymf&lt;br&gt;Noa nu jbmmun = &lt;br&gt;2000/Yft TPX wn 7 gxqpeoog koyow&lt;br&gt;"</w:t>
-                          </w:r>
-                        </w:p>
-                      </w:txbxContent>
-                    </wps:txbx>
-                    <wps:bodyPr rot="0" spcFirstLastPara="0" vertOverflow="overflow" horzOverflow="overflow" vert="horz" wrap="square" lIns="2826" tIns="1413" rIns="2826" bIns="1413" numCol="1" spcCol="0" rtlCol="0" fromWordArt="0" anchor="ctr" anchorCtr="0" forceAA="0" compatLnSpc="1">
+                            <w:t xml:space="preserve">Qyceogyli Zsqgskp Ivsymf&lt;br&gt;Noa nu jbmmun = &lt;br&gt;2000/Yft TPX wn 7 gxqpeoog koyow&lt;br&gt;</w:t>
+                          </w:r>
+                        </w:p>
+                      </w:txbxContent>
+                    </wps:txbx>
+                    <wps:bodyPr rot="0" spcFirstLastPara="0" vertOverflow="overflow" horzOverflow="overflow" vert="horz" wrap="square" lIns="2748" tIns="1374" rIns="2748" bIns="1374" numCol="1" spcCol="0" rtlCol="0" fromWordArt="0" anchor="ctr" anchorCtr="0" forceAA="0" compatLnSpc="1">
                       <a:prstTxWarp prst="textNoShape">
                         <a:avLst/>
                       </a:prstTxWarp>
@@ -5769,8 +5769,8 @@
                     <wps:cNvSpPr/>
                     <wps:spPr>
                       <a:xfrm>
-                        <a:off x="3187153" y="382740"/>
-                        <a:ext cx="25956" cy="22081"/>
+                        <a:off x="3117816" y="372095"/>
+                        <a:ext cx="25234" cy="21467"/>
                       </a:xfrm>
                       <a:prstGeom prst="rect">
                         <a:avLst/>
@@ -5818,20 +5818,20 @@
                         </w:p>
                       </w:txbxContent>
                     </wps:txbx>
-                    <wps:bodyPr rot="0" spcFirstLastPara="0" vertOverflow="overflow" horzOverflow="overflow" vert="horz" wrap="square" lIns="2826" tIns="1413" rIns="2826" bIns="1413" numCol="1" spcCol="0" rtlCol="0" fromWordArt="0" anchor="ctr" anchorCtr="0" forceAA="0" compatLnSpc="1">
-                      <a:prstTxWarp prst="textNoShape">
-                        <a:avLst/>
-                      </a:prstTxWarp>
-                      <a:noAutofit/>
-                    </wps:bodyPr>
-                  </wps:wsp>
-                  <wps:wsp>
-                    <wps:cNvPr id="97" name="&quot;Qyceogyli rso ttmr:&lt;br&gt;Dxkqyc qopss ttmr-1, Dxkqyc qopss ttmr-2, mhy...&quot;" descr="z357"/>
-                    <wps:cNvSpPr/>
-                    <wps:spPr>
-                      <a:xfrm>
-                        <a:off x="353" y="356243"/>
-                        <a:ext cx="73722" cy="75076"/>
+                    <wps:bodyPr rot="0" spcFirstLastPara="0" vertOverflow="overflow" horzOverflow="overflow" vert="horz" wrap="square" lIns="2748" tIns="1374" rIns="2748" bIns="1374" numCol="1" spcCol="0" rtlCol="0" fromWordArt="0" anchor="ctr" anchorCtr="0" forceAA="0" compatLnSpc="1">
+                      <a:prstTxWarp prst="textNoShape">
+                        <a:avLst/>
+                      </a:prstTxWarp>
+                      <a:noAutofit/>
+                    </wps:bodyPr>
+                  </wps:wsp>
+                  <wps:wsp>
+                    <wps:cNvPr id="97" name="Qyceogyli rso ttmr:&lt;br&gt;Dxkqyc qopss ttmr-1, Dxkqyc qopss ttmr-2, mhy..." descr="z357"/>
+                    <wps:cNvSpPr/>
+                    <wps:spPr>
+                      <a:xfrm>
+                        <a:off x="0" y="350628"/>
+                        <a:ext cx="71671" cy="64401"/>
                       </a:xfrm>
                       <a:prstGeom prst="rect">
                         <a:avLst/>
@@ -5874,25 +5874,25 @@
                               <w:color w:val="000000"/>
                               <w:sz w:val="4"/>
                             </w:rPr>
-                            <w:t xml:space="preserve">"Qyceogyli rso ttmr:&lt;br&gt;Dxkqyc qopss ttmr-1, Dxkqyc qopss ttmr-2, mhy..."</w:t>
-                          </w:r>
-                        </w:p>
-                      </w:txbxContent>
-                    </wps:txbx>
-                    <wps:bodyPr rot="0" spcFirstLastPara="0" vertOverflow="overflow" horzOverflow="overflow" vert="horz" wrap="square" lIns="2826" tIns="1413" rIns="2826" bIns="1413" numCol="1" spcCol="0" rtlCol="0" fromWordArt="0" anchor="ctr" anchorCtr="0" forceAA="0" compatLnSpc="1">
-                      <a:prstTxWarp prst="textNoShape">
-                        <a:avLst/>
-                      </a:prstTxWarp>
-                      <a:noAutofit/>
-                    </wps:bodyPr>
-                  </wps:wsp>
-                  <wps:wsp>
-                    <wps:cNvPr id="98" name="&quot;Wjlt&lt;br&gt;Vzufcb ≥ 14?&quot;" descr="c358"/>
-                    <wps:cNvSpPr/>
-                    <wps:spPr>
-                      <a:xfrm>
-                        <a:off x="0" y="463704"/>
-                        <a:ext cx="74428" cy="30914"/>
+                            <w:t xml:space="preserve">Qyceogyli rso ttmr:&lt;br&gt;Dxkqyc qopss ttmr-1, Dxkqyc qopss ttmr-2, mhy...</w:t>
+                          </w:r>
+                        </w:p>
+                      </w:txbxContent>
+                    </wps:txbx>
+                    <wps:bodyPr rot="0" spcFirstLastPara="0" vertOverflow="overflow" horzOverflow="overflow" vert="horz" wrap="square" lIns="2748" tIns="1374" rIns="2748" bIns="1374" numCol="1" spcCol="0" rtlCol="0" fromWordArt="0" anchor="ctr" anchorCtr="0" forceAA="0" compatLnSpc="1">
+                      <a:prstTxWarp prst="textNoShape">
+                        <a:avLst/>
+                      </a:prstTxWarp>
+                      <a:noAutofit/>
+                    </wps:bodyPr>
+                  </wps:wsp>
+                  <wps:wsp>
+                    <wps:cNvPr id="98" name="Wjlt&lt;br&gt;Vzufcb ≥ 14?" descr="c358"/>
+                    <wps:cNvSpPr/>
+                    <wps:spPr>
+                      <a:xfrm>
+                        <a:off x="1717" y="450808"/>
+                        <a:ext cx="68237" cy="30054"/>
                       </a:xfrm>
                       <a:prstGeom prst="rect">
                         <a:avLst/>
@@ -5935,12 +5935,12 @@
                               <w:color w:val="000000"/>
                               <w:sz w:val="4"/>
                             </w:rPr>
-                            <w:t xml:space="preserve">"Wjlt&lt;br&gt;Vzufcb ≥ 14?"</w:t>
-                          </w:r>
-                        </w:p>
-                      </w:txbxContent>
-                    </wps:txbx>
-                    <wps:bodyPr rot="0" spcFirstLastPara="0" vertOverflow="overflow" horzOverflow="overflow" vert="horz" wrap="square" lIns="2826" tIns="1413" rIns="2826" bIns="1413" numCol="1" spcCol="0" rtlCol="0" fromWordArt="0" anchor="ctr" anchorCtr="0" forceAA="0" compatLnSpc="1">
+                            <w:t xml:space="preserve">Wjlt&lt;br&gt;Vzufcb ≥ 14?</w:t>
+                          </w:r>
+                        </w:p>
+                      </w:txbxContent>
+                    </wps:txbx>
+                    <wps:bodyPr rot="0" spcFirstLastPara="0" vertOverflow="overflow" horzOverflow="overflow" vert="horz" wrap="square" lIns="2748" tIns="1374" rIns="2748" bIns="1374" numCol="1" spcCol="0" rtlCol="0" fromWordArt="0" anchor="ctr" anchorCtr="0" forceAA="0" compatLnSpc="1">
                       <a:prstTxWarp prst="textNoShape">
                         <a:avLst/>
                       </a:prstTxWarp>
@@ -5952,8 +5952,8 @@
                     <wps:cNvSpPr/>
                     <wps:spPr>
                       <a:xfrm>
-                        <a:off x="3623253" y="75076"/>
-                        <a:ext cx="25956" cy="22081"/>
+                        <a:off x="3584515" y="72988"/>
+                        <a:ext cx="25234" cy="21467"/>
                       </a:xfrm>
                       <a:prstGeom prst="rect">
                         <a:avLst/>
@@ -6001,20 +6001,20 @@
                         </w:p>
                       </w:txbxContent>
                     </wps:txbx>
-                    <wps:bodyPr rot="0" spcFirstLastPara="0" vertOverflow="overflow" horzOverflow="overflow" vert="horz" wrap="square" lIns="2826" tIns="1413" rIns="2826" bIns="1413" numCol="1" spcCol="0" rtlCol="0" fromWordArt="0" anchor="ctr" anchorCtr="0" forceAA="0" compatLnSpc="1">
-                      <a:prstTxWarp prst="textNoShape">
-                        <a:avLst/>
-                      </a:prstTxWarp>
-                      <a:noAutofit/>
-                    </wps:bodyPr>
-                  </wps:wsp>
-                  <wps:wsp>
-                    <wps:cNvPr id="100" name="&quot;Tkd: Lm Lmesd&quot;" descr="c364"/>
-                    <wps:cNvSpPr/>
-                    <wps:spPr>
-                      <a:xfrm>
-                        <a:off x="3614915" y="248781"/>
-                        <a:ext cx="42631" cy="30914"/>
+                    <wps:bodyPr rot="0" spcFirstLastPara="0" vertOverflow="overflow" horzOverflow="overflow" vert="horz" wrap="square" lIns="2748" tIns="1374" rIns="2748" bIns="1374" numCol="1" spcCol="0" rtlCol="0" fromWordArt="0" anchor="ctr" anchorCtr="0" forceAA="0" compatLnSpc="1">
+                      <a:prstTxWarp prst="textNoShape">
+                        <a:avLst/>
+                      </a:prstTxWarp>
+                      <a:noAutofit/>
+                    </wps:bodyPr>
+                  </wps:wsp>
+                  <wps:wsp>
+                    <wps:cNvPr id="100" name="Tkd: Lm Lmesd" descr="c364"/>
+                    <wps:cNvSpPr/>
+                    <wps:spPr>
+                      <a:xfrm>
+                        <a:off x="3566792" y="246155"/>
+                        <a:ext cx="60680" cy="21467"/>
                       </a:xfrm>
                       <a:prstGeom prst="roundRect">
                         <a:avLst/>
@@ -6057,12 +6057,12 @@
                               <w:color w:val="000000"/>
                               <w:sz w:val="4"/>
                             </w:rPr>
-                            <w:t xml:space="preserve">"Tkd: Lm Lmesd"</w:t>
-                          </w:r>
-                        </w:p>
-                      </w:txbxContent>
-                    </wps:txbx>
-                    <wps:bodyPr rot="0" spcFirstLastPara="0" vertOverflow="overflow" horzOverflow="overflow" vert="horz" wrap="square" lIns="2826" tIns="1413" rIns="2826" bIns="1413" numCol="1" spcCol="0" rtlCol="0" fromWordArt="0" anchor="ctr" anchorCtr="0" forceAA="0" compatLnSpc="1">
+                            <w:t xml:space="preserve">Tkd: Lm Lmesd</w:t>
+                          </w:r>
+                        </w:p>
+                      </w:txbxContent>
+                    </wps:txbx>
+                    <wps:bodyPr rot="0" spcFirstLastPara="0" vertOverflow="overflow" horzOverflow="overflow" vert="horz" wrap="square" lIns="2748" tIns="1374" rIns="2748" bIns="1374" numCol="1" spcCol="0" rtlCol="0" fromWordArt="0" anchor="ctr" anchorCtr="0" forceAA="0" compatLnSpc="1">
                       <a:prstTxWarp prst="textNoShape">
                         <a:avLst/>
                       </a:prstTxWarp>
@@ -6074,8 +6074,8 @@
                     <wps:cNvSpPr/>
                     <wps:spPr>
                       <a:xfrm>
-                        <a:off x="3507936" y="75076"/>
-                        <a:ext cx="25956" cy="22081"/>
+                        <a:off x="3462788" y="72988"/>
+                        <a:ext cx="25234" cy="21467"/>
                       </a:xfrm>
                       <a:prstGeom prst="rect">
                         <a:avLst/>
@@ -6123,20 +6123,20 @@
                         </w:p>
                       </w:txbxContent>
                     </wps:txbx>
-                    <wps:bodyPr rot="0" spcFirstLastPara="0" vertOverflow="overflow" horzOverflow="overflow" vert="horz" wrap="square" lIns="2826" tIns="1413" rIns="2826" bIns="1413" numCol="1" spcCol="0" rtlCol="0" fromWordArt="0" anchor="ctr" anchorCtr="0" forceAA="0" compatLnSpc="1">
-                      <a:prstTxWarp prst="textNoShape">
-                        <a:avLst/>
-                      </a:prstTxWarp>
-                      <a:noAutofit/>
-                    </wps:bodyPr>
-                  </wps:wsp>
-                  <wps:wsp>
-                    <wps:cNvPr id="102" name="&quot;&lt;b&gt;Mezxjfspmgj Lztsenaxnvjg&lt;br&gt;R-Dbhcw Zhsuzr&lt;/b&gt;&quot;" descr="x365"/>
-                    <wps:cNvSpPr/>
-                    <wps:spPr>
-                      <a:xfrm>
-                        <a:off x="3488199" y="244365"/>
-                        <a:ext cx="109051" cy="39746"/>
+                    <wps:bodyPr rot="0" spcFirstLastPara="0" vertOverflow="overflow" horzOverflow="overflow" vert="horz" wrap="square" lIns="2748" tIns="1374" rIns="2748" bIns="1374" numCol="1" spcCol="0" rtlCol="0" fromWordArt="0" anchor="ctr" anchorCtr="0" forceAA="0" compatLnSpc="1">
+                      <a:prstTxWarp prst="textNoShape">
+                        <a:avLst/>
+                      </a:prstTxWarp>
+                      <a:noAutofit/>
+                    </wps:bodyPr>
+                  </wps:wsp>
+                  <wps:wsp>
+                    <wps:cNvPr id="102" name="&lt;b&gt;Mezxjfspmgj Lztsenaxnvjg&lt;br&gt;R-Dbhcw Zhsuzr&lt;/b&gt;" descr="x365"/>
+                    <wps:cNvSpPr/>
+                    <wps:spPr>
+                      <a:xfrm>
+                        <a:off x="3443600" y="237569"/>
+                        <a:ext cx="106019" cy="38641"/>
                       </a:xfrm>
                       <a:prstGeom prst="rect">
                         <a:avLst/>
@@ -6179,12 +6179,12 @@
                               <w:color w:val="000000"/>
                               <w:sz w:val="4"/>
                             </w:rPr>
-                            <w:t xml:space="preserve">"&lt;b&gt;Mezxjfspmgj Lztsenaxnvjg&lt;br&gt;R-Dbhcw Zhsuzr&lt;/b&gt;"</w:t>
-                          </w:r>
-                        </w:p>
-                      </w:txbxContent>
-                    </wps:txbx>
-                    <wps:bodyPr rot="0" spcFirstLastPara="0" vertOverflow="overflow" horzOverflow="overflow" vert="horz" wrap="square" lIns="2826" tIns="1413" rIns="2826" bIns="1413" numCol="1" spcCol="0" rtlCol="0" fromWordArt="0" anchor="ctr" anchorCtr="0" forceAA="0" compatLnSpc="1">
+                            <w:t xml:space="preserve">&lt;b&gt;Mezxjfspmgj Lztsenaxnvjg&lt;br&gt;R-Dbhcw Zhsuzr&lt;/b&gt;</w:t>
+                          </w:r>
+                        </w:p>
+                      </w:txbxContent>
+                    </wps:txbx>
+                    <wps:bodyPr rot="0" spcFirstLastPara="0" vertOverflow="overflow" horzOverflow="overflow" vert="horz" wrap="square" lIns="2748" tIns="1374" rIns="2748" bIns="1374" numCol="1" spcCol="0" rtlCol="0" fromWordArt="0" anchor="ctr" anchorCtr="0" forceAA="0" compatLnSpc="1">
                       <a:prstTxWarp prst="textNoShape">
                         <a:avLst/>
                       </a:prstTxWarp>
@@ -6196,8 +6196,8 @@
                     <wps:cNvSpPr/>
                     <wps:spPr>
                       <a:xfrm>
-                        <a:off x="3554690" y="75076"/>
-                        <a:ext cx="25956" cy="22081"/>
+                        <a:off x="3513050" y="72988"/>
+                        <a:ext cx="25234" cy="21467"/>
                       </a:xfrm>
                       <a:prstGeom prst="rect">
                         <a:avLst/>
@@ -6245,20 +6245,20 @@
                         </w:p>
                       </w:txbxContent>
                     </wps:txbx>
-                    <wps:bodyPr rot="0" spcFirstLastPara="0" vertOverflow="overflow" horzOverflow="overflow" vert="horz" wrap="square" lIns="2826" tIns="1413" rIns="2826" bIns="1413" numCol="1" spcCol="0" rtlCol="0" fromWordArt="0" anchor="ctr" anchorCtr="0" forceAA="0" compatLnSpc="1">
-                      <a:prstTxWarp prst="textNoShape">
-                        <a:avLst/>
-                      </a:prstTxWarp>
-                      <a:noAutofit/>
-                    </wps:bodyPr>
-                  </wps:wsp>
-                  <wps:wsp>
-                    <wps:cNvPr id="104" name="&quot;Qyceogyli Qopwgruh s̄:&lt;br&gt;Piirilcn Qeixtgw TPX&lt;br&gt;wn &lt;b&gt;Qopwgruh &lt;/b&gt;Cscdmt&quot;" descr="e348"/>
-                    <wps:cNvSpPr/>
-                    <wps:spPr>
-                      <a:xfrm>
-                        <a:off x="3505864" y="356243"/>
-                        <a:ext cx="73722" cy="75076"/>
+                    <wps:bodyPr rot="0" spcFirstLastPara="0" vertOverflow="overflow" horzOverflow="overflow" vert="horz" wrap="square" lIns="2748" tIns="1374" rIns="2748" bIns="1374" numCol="1" spcCol="0" rtlCol="0" fromWordArt="0" anchor="ctr" anchorCtr="0" forceAA="0" compatLnSpc="1">
+                      <a:prstTxWarp prst="textNoShape">
+                        <a:avLst/>
+                      </a:prstTxWarp>
+                      <a:noAutofit/>
+                    </wps:bodyPr>
+                  </wps:wsp>
+                  <wps:wsp>
+                    <wps:cNvPr id="104" name="Qyceogyli Qopwgruh s̄:&lt;br&gt;Piirilcn Qeixtgw TPX&lt;br&gt;wn &lt;b&gt;Qopwgruh &lt;/b&gt;Cscdmt" descr="e348"/>
+                    <wps:cNvSpPr/>
+                    <wps:spPr>
+                      <a:xfrm>
+                        <a:off x="3460773" y="346335"/>
+                        <a:ext cx="71671" cy="72988"/>
                       </a:xfrm>
                       <a:prstGeom prst="rect">
                         <a:avLst/>
@@ -6301,12 +6301,12 @@
                               <w:color w:val="000000"/>
                               <w:sz w:val="4"/>
                             </w:rPr>
-                            <w:t xml:space="preserve">"Qyceogyli Qopwgruh s̄:&lt;br&gt;Piirilcn Qeixtgw TPX&lt;br&gt;wn &lt;b&gt;Qopwgruh &lt;/b&gt;Cscdmt"</w:t>
-                          </w:r>
-                        </w:p>
-                      </w:txbxContent>
-                    </wps:txbx>
-                    <wps:bodyPr rot="0" spcFirstLastPara="0" vertOverflow="overflow" horzOverflow="overflow" vert="horz" wrap="square" lIns="2826" tIns="1413" rIns="2826" bIns="1413" numCol="1" spcCol="0" rtlCol="0" fromWordArt="0" anchor="ctr" anchorCtr="0" forceAA="0" compatLnSpc="1">
+                            <w:t xml:space="preserve">Qyceogyli Qopwgruh s̄:&lt;br&gt;Piirilcn Qeixtgw TPX&lt;br&gt;wn &lt;b&gt;Qopwgruh &lt;/b&gt;Cscdmt</w:t>
+                          </w:r>
+                        </w:p>
+                      </w:txbxContent>
+                    </wps:txbx>
+                    <wps:bodyPr rot="0" spcFirstLastPara="0" vertOverflow="overflow" horzOverflow="overflow" vert="horz" wrap="square" lIns="2748" tIns="1374" rIns="2748" bIns="1374" numCol="1" spcCol="0" rtlCol="0" fromWordArt="0" anchor="ctr" anchorCtr="0" forceAA="0" compatLnSpc="1">
                       <a:prstTxWarp prst="textNoShape">
                         <a:avLst/>
                       </a:prstTxWarp>
@@ -6318,8 +6318,8 @@
                     <wps:cNvSpPr/>
                     <wps:spPr>
                       <a:xfrm>
-                        <a:off x="3733364" y="75076"/>
-                        <a:ext cx="25956" cy="22081"/>
+                        <a:off x="3699121" y="72988"/>
+                        <a:ext cx="25234" cy="21467"/>
                       </a:xfrm>
                       <a:prstGeom prst="rect">
                         <a:avLst/>
@@ -6367,20 +6367,20 @@
                         </w:p>
                       </w:txbxContent>
                     </wps:txbx>
-                    <wps:bodyPr rot="0" spcFirstLastPara="0" vertOverflow="overflow" horzOverflow="overflow" vert="horz" wrap="square" lIns="2826" tIns="1413" rIns="2826" bIns="1413" numCol="1" spcCol="0" rtlCol="0" fromWordArt="0" anchor="ctr" anchorCtr="0" forceAA="0" compatLnSpc="1">
-                      <a:prstTxWarp prst="textNoShape">
-                        <a:avLst/>
-                      </a:prstTxWarp>
-                      <a:noAutofit/>
-                    </wps:bodyPr>
-                  </wps:wsp>
-                  <wps:wsp>
-                    <wps:cNvPr id="106" name="&quot;&lt;b&gt;&lt;b&gt;Sqcn:&lt;br&gt;&lt;/b&gt;Mezxjfspmgj hrpi fni bitstmpghmy&lt;/b&gt;&quot;" descr="q366"/>
-                    <wps:cNvSpPr/>
-                    <wps:spPr>
-                      <a:xfrm>
-                        <a:off x="3675211" y="244365"/>
-                        <a:ext cx="142262" cy="39746"/>
+                    <wps:bodyPr rot="0" spcFirstLastPara="0" vertOverflow="overflow" horzOverflow="overflow" vert="horz" wrap="square" lIns="2748" tIns="1374" rIns="2748" bIns="1374" numCol="1" spcCol="0" rtlCol="0" fromWordArt="0" anchor="ctr" anchorCtr="0" forceAA="0" compatLnSpc="1">
+                      <a:prstTxWarp prst="textNoShape">
+                        <a:avLst/>
+                      </a:prstTxWarp>
+                      <a:noAutofit/>
+                    </wps:bodyPr>
+                  </wps:wsp>
+                  <wps:wsp>
+                    <wps:cNvPr id="106" name="&lt;b&gt;&lt;b&gt;Sqcn:&lt;br&gt;&lt;/b&gt;Mezxjfspmgj hrpi fni bitstmpghmy&lt;/b&gt;" descr="q366"/>
+                    <wps:cNvSpPr/>
+                    <wps:spPr>
+                      <a:xfrm>
+                        <a:off x="3644646" y="237569"/>
+                        <a:ext cx="134183" cy="38641"/>
                       </a:xfrm>
                       <a:prstGeom prst="rect">
                         <a:avLst/>
@@ -6423,12 +6423,12 @@
                               <w:color w:val="000000"/>
                               <w:sz w:val="4"/>
                             </w:rPr>
-                            <w:t xml:space="preserve">"&lt;b&gt;&lt;b&gt;Sqcn:&lt;br&gt;&lt;/b&gt;Mezxjfspmgj hrpi fni bitstmpghmy&lt;/b&gt;"</w:t>
-                          </w:r>
-                        </w:p>
-                      </w:txbxContent>
-                    </wps:txbx>
-                    <wps:bodyPr rot="0" spcFirstLastPara="0" vertOverflow="overflow" horzOverflow="overflow" vert="horz" wrap="square" lIns="2826" tIns="1413" rIns="2826" bIns="1413" numCol="1" spcCol="0" rtlCol="0" fromWordArt="0" anchor="ctr" anchorCtr="0" forceAA="0" compatLnSpc="1">
+                            <w:t xml:space="preserve">&lt;b&gt;&lt;b&gt;Sqcn:&lt;br&gt;&lt;/b&gt;Mezxjfspmgj hrpi fni bitstmpghmy&lt;/b&gt;</w:t>
+                          </w:r>
+                        </w:p>
+                      </w:txbxContent>
+                    </wps:txbx>
+                    <wps:bodyPr rot="0" spcFirstLastPara="0" vertOverflow="overflow" horzOverflow="overflow" vert="horz" wrap="square" lIns="2748" tIns="1374" rIns="2748" bIns="1374" numCol="1" spcCol="0" rtlCol="0" fromWordArt="0" anchor="ctr" anchorCtr="0" forceAA="0" compatLnSpc="1">
                       <a:prstTxWarp prst="textNoShape">
                         <a:avLst/>
                       </a:prstTxWarp>
@@ -6440,8 +6440,8 @@
                     <wps:cNvSpPr/>
                     <wps:spPr>
                       <a:xfrm>
-                        <a:off x="3735414" y="382740"/>
-                        <a:ext cx="21857" cy="22081"/>
+                        <a:off x="3701113" y="372095"/>
+                        <a:ext cx="21250" cy="21467"/>
                       </a:xfrm>
                       <a:prstGeom prst="rect">
                         <a:avLst/>
@@ -6489,20 +6489,20 @@
                         </w:p>
                       </w:txbxContent>
                     </wps:txbx>
-                    <wps:bodyPr rot="0" spcFirstLastPara="0" vertOverflow="overflow" horzOverflow="overflow" vert="horz" wrap="square" lIns="2826" tIns="1413" rIns="2826" bIns="1413" numCol="1" spcCol="0" rtlCol="0" fromWordArt="0" anchor="ctr" anchorCtr="0" forceAA="0" compatLnSpc="1">
-                      <a:prstTxWarp prst="textNoShape">
-                        <a:avLst/>
-                      </a:prstTxWarp>
-                      <a:noAutofit/>
-                    </wps:bodyPr>
-                  </wps:wsp>
-                  <wps:wsp>
-                    <wps:cNvPr id="108" name="&quot;Qyceogyli Qopwgruh s̄:&lt;br&gt;Piirilcn Qeixtgw KGFO&lt;br&gt;wn &lt;b&gt;Qopwgruh &lt;/b&gt;Cscdmt&quot;" descr="a139"/>
-                    <wps:cNvSpPr/>
-                    <wps:spPr>
-                      <a:xfrm>
-                        <a:off x="3852803" y="356243"/>
-                        <a:ext cx="73722" cy="75076"/>
+                    <wps:bodyPr rot="0" spcFirstLastPara="0" vertOverflow="overflow" horzOverflow="overflow" vert="horz" wrap="square" lIns="2748" tIns="1374" rIns="2748" bIns="1374" numCol="1" spcCol="0" rtlCol="0" fromWordArt="0" anchor="ctr" anchorCtr="0" forceAA="0" compatLnSpc="1">
+                      <a:prstTxWarp prst="textNoShape">
+                        <a:avLst/>
+                      </a:prstTxWarp>
+                      <a:noAutofit/>
+                    </wps:bodyPr>
+                  </wps:wsp>
+                  <wps:wsp>
+                    <wps:cNvPr id="108" name="Qyceogyli Qopwgruh s̄:&lt;br&gt;Piirilcn Qeixtgw KGFO&lt;br&gt;wn &lt;b&gt;Qopwgruh &lt;/b&gt;Cscdmt" descr="a139"/>
+                    <wps:cNvSpPr/>
+                    <wps:spPr>
+                      <a:xfrm>
+                        <a:off x="3813176" y="346335"/>
+                        <a:ext cx="71671" cy="72988"/>
                       </a:xfrm>
                       <a:prstGeom prst="rect">
                         <a:avLst/>
@@ -6545,12 +6545,12 @@
                               <w:color w:val="000000"/>
                               <w:sz w:val="4"/>
                             </w:rPr>
-                            <w:t xml:space="preserve">"Qyceogyli Qopwgruh s̄:&lt;br&gt;Piirilcn Qeixtgw KGFO&lt;br&gt;wn &lt;b&gt;Qopwgruh &lt;/b&gt;Cscdmt"</w:t>
-                          </w:r>
-                        </w:p>
-                      </w:txbxContent>
-                    </wps:txbx>
-                    <wps:bodyPr rot="0" spcFirstLastPara="0" vertOverflow="overflow" horzOverflow="overflow" vert="horz" wrap="square" lIns="2826" tIns="1413" rIns="2826" bIns="1413" numCol="1" spcCol="0" rtlCol="0" fromWordArt="0" anchor="ctr" anchorCtr="0" forceAA="0" compatLnSpc="1">
+                            <w:t xml:space="preserve">Qyceogyli Qopwgruh s̄:&lt;br&gt;Piirilcn Qeixtgw KGFO&lt;br&gt;wn &lt;b&gt;Qopwgruh &lt;/b&gt;Cscdmt</w:t>
+                          </w:r>
+                        </w:p>
+                      </w:txbxContent>
+                    </wps:txbx>
+                    <wps:bodyPr rot="0" spcFirstLastPara="0" vertOverflow="overflow" horzOverflow="overflow" vert="horz" wrap="square" lIns="2748" tIns="1374" rIns="2748" bIns="1374" numCol="1" spcCol="0" rtlCol="0" fromWordArt="0" anchor="ctr" anchorCtr="0" forceAA="0" compatLnSpc="1">
                       <a:prstTxWarp prst="textNoShape">
                         <a:avLst/>
                       </a:prstTxWarp>
@@ -6562,8 +6562,8 @@
                     <wps:cNvSpPr/>
                     <wps:spPr>
                       <a:xfrm>
-                        <a:off x="3981498" y="75076"/>
-                        <a:ext cx="25956" cy="22081"/>
+                        <a:off x="3936918" y="72988"/>
+                        <a:ext cx="25234" cy="21467"/>
                       </a:xfrm>
                       <a:prstGeom prst="rect">
                         <a:avLst/>
@@ -6611,20 +6611,20 @@
                         </w:p>
                       </w:txbxContent>
                     </wps:txbx>
-                    <wps:bodyPr rot="0" spcFirstLastPara="0" vertOverflow="overflow" horzOverflow="overflow" vert="horz" wrap="square" lIns="2826" tIns="1413" rIns="2826" bIns="1413" numCol="1" spcCol="0" rtlCol="0" fromWordArt="0" anchor="ctr" anchorCtr="0" forceAA="0" compatLnSpc="1">
-                      <a:prstTxWarp prst="textNoShape">
-                        <a:avLst/>
-                      </a:prstTxWarp>
-                      <a:noAutofit/>
-                    </wps:bodyPr>
-                  </wps:wsp>
-                  <wps:wsp>
-                    <wps:cNvPr id="110" name="&quot;Cc oipofbd xbox slgyyxnx Ymwarz/ EUC?&quot;" descr="s372"/>
-                    <wps:cNvSpPr/>
-                    <wps:spPr>
-                      <a:xfrm>
-                        <a:off x="3961854" y="244365"/>
-                        <a:ext cx="65242" cy="39746"/>
+                    <wps:bodyPr rot="0" spcFirstLastPara="0" vertOverflow="overflow" horzOverflow="overflow" vert="horz" wrap="square" lIns="2748" tIns="1374" rIns="2748" bIns="1374" numCol="1" spcCol="0" rtlCol="0" fromWordArt="0" anchor="ctr" anchorCtr="0" forceAA="0" compatLnSpc="1">
+                      <a:prstTxWarp prst="textNoShape">
+                        <a:avLst/>
+                      </a:prstTxWarp>
+                      <a:noAutofit/>
+                    </wps:bodyPr>
+                  </wps:wsp>
+                  <wps:wsp>
+                    <wps:cNvPr id="110" name="Cc oipofbd xbox slgyyxnx Ymwarz/ EUC?" descr="s372"/>
+                    <wps:cNvSpPr/>
+                    <wps:spPr>
+                      <a:xfrm>
+                        <a:off x="3919195" y="237569"/>
+                        <a:ext cx="60680" cy="38641"/>
                       </a:xfrm>
                       <a:prstGeom prst="rect">
                         <a:avLst/>
@@ -6667,12 +6667,12 @@
                               <w:color w:val="000000"/>
                               <w:sz w:val="4"/>
                             </w:rPr>
-                            <w:t xml:space="preserve">"Cc oipofbd xbox slgyyxnx Ymwarz/ EUC?"</w:t>
-                          </w:r>
-                        </w:p>
-                      </w:txbxContent>
-                    </wps:txbx>
-                    <wps:bodyPr rot="0" spcFirstLastPara="0" vertOverflow="overflow" horzOverflow="overflow" vert="horz" wrap="square" lIns="2826" tIns="1413" rIns="2826" bIns="1413" numCol="1" spcCol="0" rtlCol="0" fromWordArt="0" anchor="ctr" anchorCtr="0" forceAA="0" compatLnSpc="1">
+                            <w:t xml:space="preserve">Cc oipofbd xbox slgyyxnx Ymwarz/ EUC?</w:t>
+                          </w:r>
+                        </w:p>
+                      </w:txbxContent>
+                    </wps:txbx>
+                    <wps:bodyPr rot="0" spcFirstLastPara="0" vertOverflow="overflow" horzOverflow="overflow" vert="horz" wrap="square" lIns="2748" tIns="1374" rIns="2748" bIns="1374" numCol="1" spcCol="0" rtlCol="0" fromWordArt="0" anchor="ctr" anchorCtr="0" forceAA="0" compatLnSpc="1">
                       <a:prstTxWarp prst="textNoShape">
                         <a:avLst/>
                       </a:prstTxWarp>
@@ -6684,8 +6684,8 @@
                     <wps:cNvSpPr/>
                     <wps:spPr>
                       <a:xfrm>
-                        <a:off x="4059812" y="75076"/>
-                        <a:ext cx="25956" cy="22081"/>
+                        <a:off x="4011681" y="72988"/>
+                        <a:ext cx="25234" cy="21467"/>
                       </a:xfrm>
                       <a:prstGeom prst="rect">
                         <a:avLst/>
@@ -6733,20 +6733,20 @@
                         </w:p>
                       </w:txbxContent>
                     </wps:txbx>
-                    <wps:bodyPr rot="0" spcFirstLastPara="0" vertOverflow="overflow" horzOverflow="overflow" vert="horz" wrap="square" lIns="2826" tIns="1413" rIns="2826" bIns="1413" numCol="1" spcCol="0" rtlCol="0" fromWordArt="0" anchor="ctr" anchorCtr="0" forceAA="0" compatLnSpc="1">
-                      <a:prstTxWarp prst="textNoShape">
-                        <a:avLst/>
-                      </a:prstTxWarp>
-                      <a:noAutofit/>
-                    </wps:bodyPr>
-                  </wps:wsp>
-                  <wps:wsp>
-                    <wps:cNvPr id="112" name="&quot;Ywwwxcrp nsubgawlesd zzjwmp&quot;" descr="m375"/>
-                    <wps:cNvSpPr/>
-                    <wps:spPr>
-                      <a:xfrm>
-                        <a:off x="4044762" y="244365"/>
-                        <a:ext cx="56057" cy="39746"/>
+                    <wps:bodyPr rot="0" spcFirstLastPara="0" vertOverflow="overflow" horzOverflow="overflow" vert="horz" wrap="square" lIns="2748" tIns="1374" rIns="2748" bIns="1374" numCol="1" spcCol="0" rtlCol="0" fromWordArt="0" anchor="ctr" anchorCtr="0" forceAA="0" compatLnSpc="1">
+                      <a:prstTxWarp prst="textNoShape">
+                        <a:avLst/>
+                      </a:prstTxWarp>
+                      <a:noAutofit/>
+                    </wps:bodyPr>
+                  </wps:wsp>
+                  <wps:wsp>
+                    <wps:cNvPr id="112" name="Ywwwxcrp nsubgawlesd zzjwmp" descr="m375"/>
+                    <wps:cNvSpPr/>
+                    <wps:spPr>
+                      <a:xfrm>
+                        <a:off x="3997049" y="237569"/>
+                        <a:ext cx="54498" cy="38641"/>
                       </a:xfrm>
                       <a:prstGeom prst="rect">
                         <a:avLst/>
@@ -6789,12 +6789,12 @@
                               <w:color w:val="000000"/>
                               <w:sz w:val="4"/>
                             </w:rPr>
-                            <w:t xml:space="preserve">"Ywwwxcrp nsubgawlesd zzjwmp"</w:t>
-                          </w:r>
-                        </w:p>
-                      </w:txbxContent>
-                    </wps:txbx>
-                    <wps:bodyPr rot="0" spcFirstLastPara="0" vertOverflow="overflow" horzOverflow="overflow" vert="horz" wrap="square" lIns="2826" tIns="1413" rIns="2826" bIns="1413" numCol="1" spcCol="0" rtlCol="0" fromWordArt="0" anchor="ctr" anchorCtr="0" forceAA="0" compatLnSpc="1">
+                            <w:t xml:space="preserve">Ywwwxcrp nsubgawlesd zzjwmp</w:t>
+                          </w:r>
+                        </w:p>
+                      </w:txbxContent>
+                    </wps:txbx>
+                    <wps:bodyPr rot="0" spcFirstLastPara="0" vertOverflow="overflow" horzOverflow="overflow" vert="horz" wrap="square" lIns="2748" tIns="1374" rIns="2748" bIns="1374" numCol="1" spcCol="0" rtlCol="0" fromWordArt="0" anchor="ctr" anchorCtr="0" forceAA="0" compatLnSpc="1">
                       <a:prstTxWarp prst="textNoShape">
                         <a:avLst/>
                       </a:prstTxWarp>
@@ -6806,8 +6806,8 @@
                     <wps:cNvSpPr/>
                     <wps:spPr>
                       <a:xfrm>
-                        <a:off x="4126821" y="75076"/>
-                        <a:ext cx="25956" cy="22081"/>
+                        <a:off x="4086443" y="72988"/>
+                        <a:ext cx="25234" cy="21467"/>
                       </a:xfrm>
                       <a:prstGeom prst="rect">
                         <a:avLst/>
@@ -6855,20 +6855,20 @@
                         </w:p>
                       </w:txbxContent>
                     </wps:txbx>
-                    <wps:bodyPr rot="0" spcFirstLastPara="0" vertOverflow="overflow" horzOverflow="overflow" vert="horz" wrap="square" lIns="2826" tIns="1413" rIns="2826" bIns="1413" numCol="1" spcCol="0" rtlCol="0" fromWordArt="0" anchor="ctr" anchorCtr="0" forceAA="0" compatLnSpc="1">
-                      <a:prstTxWarp prst="textNoShape">
-                        <a:avLst/>
-                      </a:prstTxWarp>
-                      <a:noAutofit/>
-                    </wps:bodyPr>
-                  </wps:wsp>
-                  <wps:wsp>
-                    <wps:cNvPr id="114" name="&quot;Tkd: Lm Lmesd&quot;" descr="f379"/>
-                    <wps:cNvSpPr/>
-                    <wps:spPr>
-                      <a:xfrm>
-                        <a:off x="4118483" y="248781"/>
-                        <a:ext cx="42631" cy="30914"/>
+                    <wps:bodyPr rot="0" spcFirstLastPara="0" vertOverflow="overflow" horzOverflow="overflow" vert="horz" wrap="square" lIns="2748" tIns="1374" rIns="2748" bIns="1374" numCol="1" spcCol="0" rtlCol="0" fromWordArt="0" anchor="ctr" anchorCtr="0" forceAA="0" compatLnSpc="1">
+                      <a:prstTxWarp prst="textNoShape">
+                        <a:avLst/>
+                      </a:prstTxWarp>
+                      <a:noAutofit/>
+                    </wps:bodyPr>
+                  </wps:wsp>
+                  <wps:wsp>
+                    <wps:cNvPr id="114" name="Tkd: Lm Lmesd" descr="f379"/>
+                    <wps:cNvSpPr/>
+                    <wps:spPr>
+                      <a:xfrm>
+                        <a:off x="4068720" y="246155"/>
+                        <a:ext cx="60680" cy="21467"/>
                       </a:xfrm>
                       <a:prstGeom prst="roundRect">
                         <a:avLst/>
@@ -6911,25 +6911,25 @@
                               <w:color w:val="000000"/>
                               <w:sz w:val="4"/>
                             </w:rPr>
-                            <w:t xml:space="preserve">"Tkd: Lm Lmesd"</w:t>
-                          </w:r>
-                        </w:p>
-                      </w:txbxContent>
-                    </wps:txbx>
-                    <wps:bodyPr rot="0" spcFirstLastPara="0" vertOverflow="overflow" horzOverflow="overflow" vert="horz" wrap="square" lIns="2826" tIns="1413" rIns="2826" bIns="1413" numCol="1" spcCol="0" rtlCol="0" fromWordArt="0" anchor="ctr" anchorCtr="0" forceAA="0" compatLnSpc="1">
-                      <a:prstTxWarp prst="textNoShape">
-                        <a:avLst/>
-                      </a:prstTxWarp>
-                      <a:noAutofit/>
-                    </wps:bodyPr>
-                  </wps:wsp>
-                  <wps:wsp>
-                    <wps:cNvPr id="115" name="&quot;Cc oipofbd xbox slgyyxnx Ymwarz/ EUC?&quot;] -- EUC --&gt; u382[&quot;Dxkqyc: Yuyvpgoit Opdcyadddld Gpmdipgau&quot;" descr="y381"/>
-                    <wps:cNvSpPr/>
-                    <wps:spPr>
-                      <a:xfrm>
-                        <a:off x="4178780" y="217867"/>
-                        <a:ext cx="64819" cy="92741"/>
+                            <w:t xml:space="preserve">Tkd: Lm Lmesd</w:t>
+                          </w:r>
+                        </w:p>
+                      </w:txbxContent>
+                    </wps:txbx>
+                    <wps:bodyPr rot="0" spcFirstLastPara="0" vertOverflow="overflow" horzOverflow="overflow" vert="horz" wrap="square" lIns="2748" tIns="1374" rIns="2748" bIns="1374" numCol="1" spcCol="0" rtlCol="0" fromWordArt="0" anchor="ctr" anchorCtr="0" forceAA="0" compatLnSpc="1">
+                      <a:prstTxWarp prst="textNoShape">
+                        <a:avLst/>
+                      </a:prstTxWarp>
+                      <a:noAutofit/>
+                    </wps:bodyPr>
+                  </wps:wsp>
+                  <wps:wsp>
+                    <wps:cNvPr id="115" name="Cc oipofbd xbox slgyyxnx Ymwarz/ EUC?&quot;] -- EUC --&gt; u382[&quot;Dxkqyc: Yuyvpgoit Opdcyadddld Gpmdipgau" descr="y381"/>
+                    <wps:cNvSpPr/>
+                    <wps:spPr>
+                      <a:xfrm>
+                        <a:off x="4146574" y="211808"/>
+                        <a:ext cx="63016" cy="90162"/>
                       </a:xfrm>
                       <a:prstGeom prst="rect">
                         <a:avLst/>
@@ -6972,12 +6972,12 @@
                               <w:color w:val="000000"/>
                               <w:sz w:val="4"/>
                             </w:rPr>
-                            <w:t xml:space="preserve">"Cc oipofbd xbox slgyyxnx Ymwarz/ EUC?"] -- EUC --&gt; u382["Dxkqyc: Yuyvpgoit Opdcyadddld Gpmdipgau"</w:t>
-                          </w:r>
-                        </w:p>
-                      </w:txbxContent>
-                    </wps:txbx>
-                    <wps:bodyPr rot="0" spcFirstLastPara="0" vertOverflow="overflow" horzOverflow="overflow" vert="horz" wrap="square" lIns="2826" tIns="1413" rIns="2826" bIns="1413" numCol="1" spcCol="0" rtlCol="0" fromWordArt="0" anchor="ctr" anchorCtr="0" forceAA="0" compatLnSpc="1">
+                            <w:t xml:space="preserve">Cc oipofbd xbox slgyyxnx Ymwarz/ EUC?"] -- EUC --&gt; u382["Dxkqyc: Yuyvpgoit Opdcyadddld Gpmdipgau</w:t>
+                          </w:r>
+                        </w:p>
+                      </w:txbxContent>
+                    </wps:txbx>
+                    <wps:bodyPr rot="0" spcFirstLastPara="0" vertOverflow="overflow" horzOverflow="overflow" vert="horz" wrap="square" lIns="2748" tIns="1374" rIns="2748" bIns="1374" numCol="1" spcCol="0" rtlCol="0" fromWordArt="0" anchor="ctr" anchorCtr="0" forceAA="0" compatLnSpc="1">
                       <a:prstTxWarp prst="textNoShape">
                         <a:avLst/>
                       </a:prstTxWarp>
@@ -6989,8 +6989,8 @@
                     <wps:cNvSpPr/>
                     <wps:spPr>
                       <a:xfrm>
-                        <a:off x="4269954" y="75076"/>
-                        <a:ext cx="25956" cy="22081"/>
+                        <a:off x="4244830" y="72988"/>
+                        <a:ext cx="25234" cy="21467"/>
                       </a:xfrm>
                       <a:prstGeom prst="rect">
                         <a:avLst/>
@@ -7038,20 +7038,20 @@
                         </w:p>
                       </w:txbxContent>
                     </wps:txbx>
-                    <wps:bodyPr rot="0" spcFirstLastPara="0" vertOverflow="overflow" horzOverflow="overflow" vert="horz" wrap="square" lIns="2826" tIns="1413" rIns="2826" bIns="1413" numCol="1" spcCol="0" rtlCol="0" fromWordArt="0" anchor="ctr" anchorCtr="0" forceAA="0" compatLnSpc="1">
-                      <a:prstTxWarp prst="textNoShape">
-                        <a:avLst/>
-                      </a:prstTxWarp>
-                      <a:noAutofit/>
-                    </wps:bodyPr>
-                  </wps:wsp>
-                  <wps:wsp>
-                    <wps:cNvPr id="117" name="&quot;Yzrbh qqjwdrb&quot;" descr="g383"/>
-                    <wps:cNvSpPr/>
-                    <wps:spPr>
-                      <a:xfrm>
-                        <a:off x="4261263" y="248781"/>
-                        <a:ext cx="43338" cy="30914"/>
+                    <wps:bodyPr rot="0" spcFirstLastPara="0" vertOverflow="overflow" horzOverflow="overflow" vert="horz" wrap="square" lIns="2748" tIns="1374" rIns="2748" bIns="1374" numCol="1" spcCol="0" rtlCol="0" fromWordArt="0" anchor="ctr" anchorCtr="0" forceAA="0" compatLnSpc="1">
+                      <a:prstTxWarp prst="textNoShape">
+                        <a:avLst/>
+                      </a:prstTxWarp>
+                      <a:noAutofit/>
+                    </wps:bodyPr>
+                  </wps:wsp>
+                  <wps:wsp>
+                    <wps:cNvPr id="117" name="Yzrbh qqjwdrb" descr="g383"/>
+                    <wps:cNvSpPr/>
+                    <wps:spPr>
+                      <a:xfrm>
+                        <a:off x="4226763" y="246155"/>
+                        <a:ext cx="61367" cy="21467"/>
                       </a:xfrm>
                       <a:prstGeom prst="rect">
                         <a:avLst/>
@@ -7094,25 +7094,25 @@
                               <w:color w:val="000000"/>
                               <w:sz w:val="4"/>
                             </w:rPr>
-                            <w:t xml:space="preserve">"Yzrbh qqjwdrb"</w:t>
-                          </w:r>
-                        </w:p>
-                      </w:txbxContent>
-                    </wps:txbx>
-                    <wps:bodyPr rot="0" spcFirstLastPara="0" vertOverflow="overflow" horzOverflow="overflow" vert="horz" wrap="square" lIns="2826" tIns="1413" rIns="2826" bIns="1413" numCol="1" spcCol="0" rtlCol="0" fromWordArt="0" anchor="ctr" anchorCtr="0" forceAA="0" compatLnSpc="1">
-                      <a:prstTxWarp prst="textNoShape">
-                        <a:avLst/>
-                      </a:prstTxWarp>
-                      <a:noAutofit/>
-                    </wps:bodyPr>
-                  </wps:wsp>
-                  <wps:wsp>
-                    <wps:cNvPr id="118" name="&quot;Ywwwxcrp nsubgawlesd zzjwmp&quot;" descr="m384"/>
-                    <wps:cNvSpPr/>
-                    <wps:spPr>
-                      <a:xfrm>
-                        <a:off x="4254904" y="373908"/>
-                        <a:ext cx="56057" cy="39746"/>
+                            <w:t xml:space="preserve">Yzrbh qqjwdrb</w:t>
+                          </w:r>
+                        </w:p>
+                      </w:txbxContent>
+                    </wps:txbx>
+                    <wps:bodyPr rot="0" spcFirstLastPara="0" vertOverflow="overflow" horzOverflow="overflow" vert="horz" wrap="square" lIns="2748" tIns="1374" rIns="2748" bIns="1374" numCol="1" spcCol="0" rtlCol="0" fromWordArt="0" anchor="ctr" anchorCtr="0" forceAA="0" compatLnSpc="1">
+                      <a:prstTxWarp prst="textNoShape">
+                        <a:avLst/>
+                      </a:prstTxWarp>
+                      <a:noAutofit/>
+                    </wps:bodyPr>
+                  </wps:wsp>
+                  <wps:wsp>
+                    <wps:cNvPr id="118" name="Ywwwxcrp nsubgawlesd zzjwmp" descr="m384"/>
+                    <wps:cNvSpPr/>
+                    <wps:spPr>
+                      <a:xfrm>
+                        <a:off x="4230198" y="363509"/>
+                        <a:ext cx="54498" cy="38641"/>
                       </a:xfrm>
                       <a:prstGeom prst="rect">
                         <a:avLst/>
@@ -7155,12 +7155,12 @@
                               <w:color w:val="000000"/>
                               <w:sz w:val="4"/>
                             </w:rPr>
-                            <w:t xml:space="preserve">"Ywwwxcrp nsubgawlesd zzjwmp"</w:t>
-                          </w:r>
-                        </w:p>
-                      </w:txbxContent>
-                    </wps:txbx>
-                    <wps:bodyPr rot="0" spcFirstLastPara="0" vertOverflow="overflow" horzOverflow="overflow" vert="horz" wrap="square" lIns="2826" tIns="1413" rIns="2826" bIns="1413" numCol="1" spcCol="0" rtlCol="0" fromWordArt="0" anchor="ctr" anchorCtr="0" forceAA="0" compatLnSpc="1">
+                            <w:t xml:space="preserve">Ywwwxcrp nsubgawlesd zzjwmp</w:t>
+                          </w:r>
+                        </w:p>
+                      </w:txbxContent>
+                    </wps:txbx>
+                    <wps:bodyPr rot="0" spcFirstLastPara="0" vertOverflow="overflow" horzOverflow="overflow" vert="horz" wrap="square" lIns="2748" tIns="1374" rIns="2748" bIns="1374" numCol="1" spcCol="0" rtlCol="0" fromWordArt="0" anchor="ctr" anchorCtr="0" forceAA="0" compatLnSpc="1">
                       <a:prstTxWarp prst="textNoShape">
                         <a:avLst/>
                       </a:prstTxWarp>
@@ -7172,8 +7172,8 @@
                     <wps:cNvSpPr/>
                     <wps:spPr>
                       <a:xfrm>
-                        <a:off x="4330604" y="75076"/>
-                        <a:ext cx="25956" cy="22081"/>
+                        <a:off x="4323027" y="72988"/>
+                        <a:ext cx="25234" cy="21467"/>
                       </a:xfrm>
                       <a:prstGeom prst="rect">
                         <a:avLst/>
@@ -7221,20 +7221,20 @@
                         </w:p>
                       </w:txbxContent>
                     </wps:txbx>
-                    <wps:bodyPr rot="0" spcFirstLastPara="0" vertOverflow="overflow" horzOverflow="overflow" vert="horz" wrap="square" lIns="2826" tIns="1413" rIns="2826" bIns="1413" numCol="1" spcCol="0" rtlCol="0" fromWordArt="0" anchor="ctr" anchorCtr="0" forceAA="0" compatLnSpc="1">
-                      <a:prstTxWarp prst="textNoShape">
-                        <a:avLst/>
-                      </a:prstTxWarp>
-                      <a:noAutofit/>
-                    </wps:bodyPr>
-                  </wps:wsp>
-                  <wps:wsp>
-                    <wps:cNvPr id="120" name="&quot;Tkd: Lm Lmesd&quot;" descr="j389"/>
-                    <wps:cNvSpPr/>
-                    <wps:spPr>
-                      <a:xfrm>
-                        <a:off x="4322266" y="248781"/>
-                        <a:ext cx="42631" cy="30914"/>
+                    <wps:bodyPr rot="0" spcFirstLastPara="0" vertOverflow="overflow" horzOverflow="overflow" vert="horz" wrap="square" lIns="2748" tIns="1374" rIns="2748" bIns="1374" numCol="1" spcCol="0" rtlCol="0" fromWordArt="0" anchor="ctr" anchorCtr="0" forceAA="0" compatLnSpc="1">
+                      <a:prstTxWarp prst="textNoShape">
+                        <a:avLst/>
+                      </a:prstTxWarp>
+                      <a:noAutofit/>
+                    </wps:bodyPr>
+                  </wps:wsp>
+                  <wps:wsp>
+                    <wps:cNvPr id="120" name="Tkd: Lm Lmesd" descr="j389"/>
+                    <wps:cNvSpPr/>
+                    <wps:spPr>
+                      <a:xfrm>
+                        <a:off x="4305304" y="246155"/>
+                        <a:ext cx="60680" cy="21467"/>
                       </a:xfrm>
                       <a:prstGeom prst="roundRect">
                         <a:avLst/>
@@ -7277,12 +7277,12 @@
                               <w:color w:val="000000"/>
                               <w:sz w:val="4"/>
                             </w:rPr>
-                            <w:t xml:space="preserve">"Tkd: Lm Lmesd"</w:t>
-                          </w:r>
-                        </w:p>
-                      </w:txbxContent>
-                    </wps:txbx>
-                    <wps:bodyPr rot="0" spcFirstLastPara="0" vertOverflow="overflow" horzOverflow="overflow" vert="horz" wrap="square" lIns="2826" tIns="1413" rIns="2826" bIns="1413" numCol="1" spcCol="0" rtlCol="0" fromWordArt="0" anchor="ctr" anchorCtr="0" forceAA="0" compatLnSpc="1">
+                            <w:t xml:space="preserve">Tkd: Lm Lmesd</w:t>
+                          </w:r>
+                        </w:p>
+                      </w:txbxContent>
+                    </wps:txbx>
+                    <wps:bodyPr rot="0" spcFirstLastPara="0" vertOverflow="overflow" horzOverflow="overflow" vert="horz" wrap="square" lIns="2748" tIns="1374" rIns="2748" bIns="1374" numCol="1" spcCol="0" rtlCol="0" fromWordArt="0" anchor="ctr" anchorCtr="0" forceAA="0" compatLnSpc="1">
                       <a:prstTxWarp prst="textNoShape">
                         <a:avLst/>
                       </a:prstTxWarp>
@@ -7294,8 +7294,8 @@
                     <wps:cNvSpPr/>
                     <wps:spPr>
                       <a:xfrm>
-                        <a:off x="4200260" y="75076"/>
-                        <a:ext cx="21857" cy="22081"/>
+                        <a:off x="4167457" y="72988"/>
+                        <a:ext cx="21250" cy="21467"/>
                       </a:xfrm>
                       <a:prstGeom prst="rect">
                         <a:avLst/>
@@ -7343,20 +7343,20 @@
                         </w:p>
                       </w:txbxContent>
                     </wps:txbx>
-                    <wps:bodyPr rot="0" spcFirstLastPara="0" vertOverflow="overflow" horzOverflow="overflow" vert="horz" wrap="square" lIns="2826" tIns="1413" rIns="2826" bIns="1413" numCol="1" spcCol="0" rtlCol="0" fromWordArt="0" anchor="ctr" anchorCtr="0" forceAA="0" compatLnSpc="1">
-                      <a:prstTxWarp prst="textNoShape">
-                        <a:avLst/>
-                      </a:prstTxWarp>
-                      <a:noAutofit/>
-                    </wps:bodyPr>
-                  </wps:wsp>
-                  <wps:wsp>
-                    <wps:cNvPr id="122" name="&quot;Adjv elm:&lt;br&gt;Joeeolp = Mlmrab - Tvbjus&lt;br&gt;Hmwwchu = Tknugukv - Ccweuo&quot;" descr="d396"/>
-                    <wps:cNvSpPr/>
-                    <wps:spPr>
-                      <a:xfrm>
-                        <a:off x="3310713" y="360659"/>
-                        <a:ext cx="82907" cy="66243"/>
+                    <wps:bodyPr rot="0" spcFirstLastPara="0" vertOverflow="overflow" horzOverflow="overflow" vert="horz" wrap="square" lIns="2748" tIns="1374" rIns="2748" bIns="1374" numCol="1" spcCol="0" rtlCol="0" fromWordArt="0" anchor="ctr" anchorCtr="0" forceAA="0" compatLnSpc="1">
+                      <a:prstTxWarp prst="textNoShape">
+                        <a:avLst/>
+                      </a:prstTxWarp>
+                      <a:noAutofit/>
+                    </wps:bodyPr>
+                  </wps:wsp>
+                  <wps:wsp>
+                    <wps:cNvPr id="122" name="Adjv elm:&lt;br&gt;Joeeolp = Mlmrab - Tvbjus&lt;br&gt;Hmwwchu = Tknugukv - Ccweuo" descr="d396"/>
+                    <wps:cNvSpPr/>
+                    <wps:spPr>
+                      <a:xfrm>
+                        <a:off x="3257174" y="350628"/>
+                        <a:ext cx="80602" cy="64401"/>
                       </a:xfrm>
                       <a:prstGeom prst="rect">
                         <a:avLst/>
@@ -7399,12 +7399,12 @@
                               <w:color w:val="000000"/>
                               <w:sz w:val="4"/>
                             </w:rPr>
-                            <w:t xml:space="preserve">"Adjv elm:&lt;br&gt;Joeeolp = Mlmrab - Tvbjus&lt;br&gt;Hmwwchu = Tknugukv - Ccweuo"</w:t>
-                          </w:r>
-                        </w:p>
-                      </w:txbxContent>
-                    </wps:txbx>
-                    <wps:bodyPr rot="0" spcFirstLastPara="0" vertOverflow="overflow" horzOverflow="overflow" vert="horz" wrap="square" lIns="2826" tIns="1413" rIns="2826" bIns="1413" numCol="1" spcCol="0" rtlCol="0" fromWordArt="0" anchor="ctr" anchorCtr="0" forceAA="0" compatLnSpc="1">
+                            <w:t xml:space="preserve">Adjv elm:&lt;br&gt;Joeeolp = Mlmrab - Tvbjus&lt;br&gt;Hmwwchu = Tknugukv - Ccweuo</w:t>
+                          </w:r>
+                        </w:p>
+                      </w:txbxContent>
+                    </wps:txbx>
+                    <wps:bodyPr rot="0" spcFirstLastPara="0" vertOverflow="overflow" horzOverflow="overflow" vert="horz" wrap="square" lIns="2748" tIns="1374" rIns="2748" bIns="1374" numCol="1" spcCol="0" rtlCol="0" fromWordArt="0" anchor="ctr" anchorCtr="0" forceAA="0" compatLnSpc="1">
                       <a:prstTxWarp prst="textNoShape">
                         <a:avLst/>
                       </a:prstTxWarp>
@@ -7416,8 +7416,8 @@
                     <wps:cNvSpPr/>
                     <wps:spPr>
                       <a:xfrm>
-                        <a:off x="3339189" y="468121"/>
-                        <a:ext cx="25956" cy="22081"/>
+                        <a:off x="3284858" y="455101"/>
+                        <a:ext cx="25234" cy="21467"/>
                       </a:xfrm>
                       <a:prstGeom prst="rect">
                         <a:avLst/>
@@ -7465,7 +7465,7 @@
                         </w:p>
                       </w:txbxContent>
                     </wps:txbx>
-                    <wps:bodyPr rot="0" spcFirstLastPara="0" vertOverflow="overflow" horzOverflow="overflow" vert="horz" wrap="square" lIns="2826" tIns="1413" rIns="2826" bIns="1413" numCol="1" spcCol="0" rtlCol="0" fromWordArt="0" anchor="ctr" anchorCtr="0" forceAA="0" compatLnSpc="1">
+                    <wps:bodyPr rot="0" spcFirstLastPara="0" vertOverflow="overflow" horzOverflow="overflow" vert="horz" wrap="square" lIns="2748" tIns="1374" rIns="2748" bIns="1374" numCol="1" spcCol="0" rtlCol="0" fromWordArt="0" anchor="ctr" anchorCtr="0" forceAA="0" compatLnSpc="1">
                       <a:prstTxWarp prst="textNoShape">
                         <a:avLst/>
                       </a:prstTxWarp>
@@ -7477,8 +7477,8 @@
                     <wps:cNvSpPr/>
                     <wps:spPr>
                       <a:xfrm>
-                        <a:off x="4377369" y="75076"/>
-                        <a:ext cx="25956" cy="22081"/>
+                        <a:off x="4373300" y="72988"/>
+                        <a:ext cx="25234" cy="21467"/>
                       </a:xfrm>
                       <a:prstGeom prst="rect">
                         <a:avLst/>
@@ -7526,7 +7526,7 @@
                         </w:p>
                       </w:txbxContent>
                     </wps:txbx>
-                    <wps:bodyPr rot="0" spcFirstLastPara="0" vertOverflow="overflow" horzOverflow="overflow" vert="horz" wrap="square" lIns="2826" tIns="1413" rIns="2826" bIns="1413" numCol="1" spcCol="0" rtlCol="0" fromWordArt="0" anchor="ctr" anchorCtr="0" forceAA="0" compatLnSpc="1">
+                    <wps:bodyPr rot="0" spcFirstLastPara="0" vertOverflow="overflow" horzOverflow="overflow" vert="horz" wrap="square" lIns="2748" tIns="1374" rIns="2748" bIns="1374" numCol="1" spcCol="0" rtlCol="0" fromWordArt="0" anchor="ctr" anchorCtr="0" forceAA="0" compatLnSpc="1">
                       <a:prstTxWarp prst="textNoShape">
                         <a:avLst/>
                       </a:prstTxWarp>
@@ -7538,8 +7538,8 @@
                     <wps:cNvSpPr/>
                     <wps:spPr>
                       <a:xfrm>
-                        <a:off x="4401228" y="253197"/>
-                        <a:ext cx="21857" cy="22081"/>
+                        <a:off x="4396496" y="246155"/>
+                        <a:ext cx="21250" cy="21467"/>
                       </a:xfrm>
                       <a:prstGeom prst="rect">
                         <a:avLst/>
@@ -7587,7 +7587,7 @@
                         </w:p>
                       </w:txbxContent>
                     </wps:txbx>
-                    <wps:bodyPr rot="0" spcFirstLastPara="0" vertOverflow="overflow" horzOverflow="overflow" vert="horz" wrap="square" lIns="2826" tIns="1413" rIns="2826" bIns="1413" numCol="1" spcCol="0" rtlCol="0" fromWordArt="0" anchor="ctr" anchorCtr="0" forceAA="0" compatLnSpc="1">
+                    <wps:bodyPr rot="0" spcFirstLastPara="0" vertOverflow="overflow" horzOverflow="overflow" vert="horz" wrap="square" lIns="2748" tIns="1374" rIns="2748" bIns="1374" numCol="1" spcCol="0" rtlCol="0" fromWordArt="0" anchor="ctr" anchorCtr="0" forceAA="0" compatLnSpc="1">
                       <a:prstTxWarp prst="textNoShape">
                         <a:avLst/>
                       </a:prstTxWarp>
@@ -7599,8 +7599,8 @@
                     <wps:cNvSpPr/>
                     <wps:spPr>
                       <a:xfrm>
-                        <a:off x="4420989" y="75076"/>
-                        <a:ext cx="25956" cy="22081"/>
+                        <a:off x="4415708" y="72988"/>
+                        <a:ext cx="25234" cy="21467"/>
                       </a:xfrm>
                       <a:prstGeom prst="rect">
                         <a:avLst/>
@@ -7648,7 +7648,7 @@
                         </w:p>
                       </w:txbxContent>
                     </wps:txbx>
-                    <wps:bodyPr rot="0" spcFirstLastPara="0" vertOverflow="overflow" horzOverflow="overflow" vert="horz" wrap="square" lIns="2826" tIns="1413" rIns="2826" bIns="1413" numCol="1" spcCol="0" rtlCol="0" fromWordArt="0" anchor="ctr" anchorCtr="0" forceAA="0" compatLnSpc="1">
+                    <wps:bodyPr rot="0" spcFirstLastPara="0" vertOverflow="overflow" horzOverflow="overflow" vert="horz" wrap="square" lIns="2748" tIns="1374" rIns="2748" bIns="1374" numCol="1" spcCol="0" rtlCol="0" fromWordArt="0" anchor="ctr" anchorCtr="0" forceAA="0" compatLnSpc="1">
                       <a:prstTxWarp prst="textNoShape">
                         <a:avLst/>
                       </a:prstTxWarp>
@@ -7660,8 +7660,8 @@
                     <wps:cNvSpPr/>
                     <wps:spPr>
                       <a:xfrm>
-                        <a:off x="4476551" y="75076"/>
-                        <a:ext cx="25956" cy="22081"/>
+                        <a:off x="4468694" y="72988"/>
+                        <a:ext cx="25234" cy="21467"/>
                       </a:xfrm>
                       <a:prstGeom prst="rect">
                         <a:avLst/>
@@ -7709,20 +7709,20 @@
                         </w:p>
                       </w:txbxContent>
                     </wps:txbx>
-                    <wps:bodyPr rot="0" spcFirstLastPara="0" vertOverflow="overflow" horzOverflow="overflow" vert="horz" wrap="square" lIns="2826" tIns="1413" rIns="2826" bIns="1413" numCol="1" spcCol="0" rtlCol="0" fromWordArt="0" anchor="ctr" anchorCtr="0" forceAA="0" compatLnSpc="1">
-                      <a:prstTxWarp prst="textNoShape">
-                        <a:avLst/>
-                      </a:prstTxWarp>
-                      <a:noAutofit/>
-                    </wps:bodyPr>
-                  </wps:wsp>
-                  <wps:wsp>
-                    <wps:cNvPr id="128" name="&quot;Sknxqar:&lt;br&gt;(1) Kk vzphyremh = Ccweuo lbpe kcjvvzcc lkmzlp = gfaq 8 zmuminr ziia&lt;br&gt;(2) Kk vzphyremh = Mlmrab lbpe kcjvvzcc lkmzlp = gfaq 20 gfdsipy ziia&quot;" descr="d397"/>
-                    <wps:cNvSpPr/>
-                    <wps:spPr>
-                      <a:xfrm>
-                        <a:off x="4450619" y="200202"/>
-                        <a:ext cx="77820" cy="128071"/>
+                    <wps:bodyPr rot="0" spcFirstLastPara="0" vertOverflow="overflow" horzOverflow="overflow" vert="horz" wrap="square" lIns="2748" tIns="1374" rIns="2748" bIns="1374" numCol="1" spcCol="0" rtlCol="0" fromWordArt="0" anchor="ctr" anchorCtr="0" forceAA="0" compatLnSpc="1">
+                      <a:prstTxWarp prst="textNoShape">
+                        <a:avLst/>
+                      </a:prstTxWarp>
+                      <a:noAutofit/>
+                    </wps:bodyPr>
+                  </wps:wsp>
+                  <wps:wsp>
+                    <wps:cNvPr id="128" name="Sknxqar:&lt;br&gt;(1) Kk vzphyremh = Ccweuo lbpe kcjvvzcc lkmzlp = gfaq 8 zmuminr ziia&lt;br&gt;(2) Kk vzphyremh = Mlmrab lbpe kcjvvzcc lkmzlp = gfaq 20 gfdsipy ziia" descr="d397"/>
+                    <wps:cNvSpPr/>
+                    <wps:spPr>
+                      <a:xfrm>
+                        <a:off x="4445544" y="194635"/>
+                        <a:ext cx="71534" cy="124509"/>
                       </a:xfrm>
                       <a:prstGeom prst="rect">
                         <a:avLst/>
@@ -7765,12 +7765,12 @@
                               <w:color w:val="000000"/>
                               <w:sz w:val="4"/>
                             </w:rPr>
-                            <w:t xml:space="preserve">"Sknxqar:&lt;br&gt;(1) Kk vzphyremh = Ccweuo lbpe kcjvvzcc lkmzlp = gfaq 8 zmuminr ziia&lt;br&gt;(2) Kk vzphyremh = Mlmrab lbpe kcjvvzcc lkmzlp = gfaq 20 gfdsipy ziia"</w:t>
-                          </w:r>
-                        </w:p>
-                      </w:txbxContent>
-                    </wps:txbx>
-                    <wps:bodyPr rot="0" spcFirstLastPara="0" vertOverflow="overflow" horzOverflow="overflow" vert="horz" wrap="square" lIns="2826" tIns="1413" rIns="2826" bIns="1413" numCol="1" spcCol="0" rtlCol="0" fromWordArt="0" anchor="ctr" anchorCtr="0" forceAA="0" compatLnSpc="1">
+                            <w:t xml:space="preserve">Sknxqar:&lt;br&gt;(1) Kk vzphyremh = Ccweuo lbpe kcjvvzcc lkmzlp = gfaq 8 zmuminr ziia&lt;br&gt;(2) Kk vzphyremh = Mlmrab lbpe kcjvvzcc lkmzlp = gfaq 20 gfdsipy ziia</w:t>
+                          </w:r>
+                        </w:p>
+                      </w:txbxContent>
+                    </wps:txbx>
+                    <wps:bodyPr rot="0" spcFirstLastPara="0" vertOverflow="overflow" horzOverflow="overflow" vert="horz" wrap="square" lIns="2748" tIns="1374" rIns="2748" bIns="1374" numCol="1" spcCol="0" rtlCol="0" fromWordArt="0" anchor="ctr" anchorCtr="0" forceAA="0" compatLnSpc="1">
                       <a:prstTxWarp prst="textNoShape">
                         <a:avLst/>
                       </a:prstTxWarp>
@@ -7782,8 +7782,8 @@
                     <wps:cNvSpPr/>
                     <wps:spPr>
                       <a:xfrm>
-                        <a:off x="24236" y="75076"/>
-                        <a:ext cx="25956" cy="22081"/>
+                        <a:off x="23219" y="72988"/>
+                        <a:ext cx="25234" cy="21467"/>
                       </a:xfrm>
                       <a:prstGeom prst="rect">
                         <a:avLst/>
@@ -7831,20 +7831,20 @@
                         </w:p>
                       </w:txbxContent>
                     </wps:txbx>
-                    <wps:bodyPr rot="0" spcFirstLastPara="0" vertOverflow="overflow" horzOverflow="overflow" vert="horz" wrap="square" lIns="2826" tIns="1413" rIns="2826" bIns="1413" numCol="1" spcCol="0" rtlCol="0" fromWordArt="0" anchor="ctr" anchorCtr="0" forceAA="0" compatLnSpc="1">
-                      <a:prstTxWarp prst="textNoShape">
-                        <a:avLst/>
-                      </a:prstTxWarp>
-                      <a:noAutofit/>
-                    </wps:bodyPr>
-                  </wps:wsp>
-                  <wps:wsp>
-                    <wps:cNvPr id="130" name="&quot;Enkezp: EVUA ia piv srbi bmxfjgh yd piv bmxfjgh koyow (gfdsipy/ zmuminr)&quot;" descr="n398"/>
-                    <wps:cNvSpPr/>
-                    <wps:spPr>
-                      <a:xfrm>
-                        <a:off x="4946" y="226700"/>
-                        <a:ext cx="64536" cy="75076"/>
+                    <wps:bodyPr rot="0" spcFirstLastPara="0" vertOverflow="overflow" horzOverflow="overflow" vert="horz" wrap="square" lIns="2748" tIns="1374" rIns="2748" bIns="1374" numCol="1" spcCol="0" rtlCol="0" fromWordArt="0" anchor="ctr" anchorCtr="0" forceAA="0" compatLnSpc="1">
+                      <a:prstTxWarp prst="textNoShape">
+                        <a:avLst/>
+                      </a:prstTxWarp>
+                      <a:noAutofit/>
+                    </wps:bodyPr>
+                  </wps:wsp>
+                  <wps:wsp>
+                    <wps:cNvPr id="130" name="Enkezp: EVUA ia piv srbi bmxfjgh yd piv bmxfjgh koyow (gfdsipy/ zmuminr)" descr="n398"/>
+                    <wps:cNvSpPr/>
+                    <wps:spPr>
+                      <a:xfrm>
+                        <a:off x="4465" y="224688"/>
+                        <a:ext cx="62741" cy="64401"/>
                       </a:xfrm>
                       <a:prstGeom prst="rect">
                         <a:avLst/>
@@ -7887,12 +7887,12 @@
                               <w:color w:val="000000"/>
                               <w:sz w:val="4"/>
                             </w:rPr>
-                            <w:t xml:space="preserve">"Enkezp: EVUA ia piv srbi bmxfjgh yd piv bmxfjgh koyow (gfdsipy/ zmuminr)"</w:t>
-                          </w:r>
-                        </w:p>
-                      </w:txbxContent>
-                    </wps:txbx>
-                    <wps:bodyPr rot="0" spcFirstLastPara="0" vertOverflow="overflow" horzOverflow="overflow" vert="horz" wrap="square" lIns="2826" tIns="1413" rIns="2826" bIns="1413" numCol="1" spcCol="0" rtlCol="0" fromWordArt="0" anchor="ctr" anchorCtr="0" forceAA="0" compatLnSpc="1">
+                            <w:t xml:space="preserve">Enkezp: EVUA ia piv srbi bmxfjgh yd piv bmxfjgh koyow (gfdsipy/ zmuminr)</w:t>
+                          </w:r>
+                        </w:p>
+                      </w:txbxContent>
+                    </wps:txbx>
+                    <wps:bodyPr rot="0" spcFirstLastPara="0" vertOverflow="overflow" horzOverflow="overflow" vert="horz" wrap="square" lIns="2748" tIns="1374" rIns="2748" bIns="1374" numCol="1" spcCol="0" rtlCol="0" fromWordArt="0" anchor="ctr" anchorCtr="0" forceAA="0" compatLnSpc="1">
                       <a:prstTxWarp prst="textNoShape">
                         <a:avLst/>
                       </a:prstTxWarp>
@@ -7904,8 +7904,8 @@
                     <wps:cNvSpPr/>
                     <wps:spPr>
                       <a:xfrm>
-                        <a:off x="2778764" y="75076"/>
-                        <a:ext cx="25956" cy="22081"/>
+                        <a:off x="2717831" y="72988"/>
+                        <a:ext cx="25234" cy="21467"/>
                       </a:xfrm>
                       <a:prstGeom prst="rect">
                         <a:avLst/>
@@ -7953,7 +7953,7 @@
                         </w:p>
                       </w:txbxContent>
                     </wps:txbx>
-                    <wps:bodyPr rot="0" spcFirstLastPara="0" vertOverflow="overflow" horzOverflow="overflow" vert="horz" wrap="square" lIns="2826" tIns="1413" rIns="2826" bIns="1413" numCol="1" spcCol="0" rtlCol="0" fromWordArt="0" anchor="ctr" anchorCtr="0" forceAA="0" compatLnSpc="1">
+                    <wps:bodyPr rot="0" spcFirstLastPara="0" vertOverflow="overflow" horzOverflow="overflow" vert="horz" wrap="square" lIns="2748" tIns="1374" rIns="2748" bIns="1374" numCol="1" spcCol="0" rtlCol="0" fromWordArt="0" anchor="ctr" anchorCtr="0" forceAA="0" compatLnSpc="1">
                       <a:prstTxWarp prst="textNoShape">
                         <a:avLst/>
                       </a:prstTxWarp>
@@ -7965,8 +7965,8 @@
                     <wps:cNvSpPr/>
                     <wps:spPr>
                       <a:xfrm>
-                        <a:off x="4530665" y="75076"/>
-                        <a:ext cx="65949" cy="22081"/>
+                        <a:off x="4520272" y="72988"/>
+                        <a:ext cx="64115" cy="21467"/>
                       </a:xfrm>
                       <a:prstGeom prst="rect">
                         <a:avLst/>
@@ -8014,20 +8014,20 @@
                         </w:p>
                       </w:txbxContent>
                     </wps:txbx>
-                    <wps:bodyPr rot="0" spcFirstLastPara="0" vertOverflow="overflow" horzOverflow="overflow" vert="horz" wrap="square" lIns="2826" tIns="1413" rIns="2826" bIns="1413" numCol="1" spcCol="0" rtlCol="0" fromWordArt="0" anchor="ctr" anchorCtr="0" forceAA="0" compatLnSpc="1">
-                      <a:prstTxWarp prst="textNoShape">
-                        <a:avLst/>
-                      </a:prstTxWarp>
-                      <a:noAutofit/>
-                    </wps:bodyPr>
-                  </wps:wsp>
-                  <wps:wsp>
-                    <wps:cNvPr id="133" name="&quot;Sqcn: bbyytsazizi hrpi fni ixiavrj&quot;" descr="z400"/>
-                    <wps:cNvSpPr/>
-                    <wps:spPr>
-                      <a:xfrm>
-                        <a:off x="4576358" y="239949"/>
-                        <a:ext cx="56057" cy="48579"/>
+                    <wps:bodyPr rot="0" spcFirstLastPara="0" vertOverflow="overflow" horzOverflow="overflow" vert="horz" wrap="square" lIns="2748" tIns="1374" rIns="2748" bIns="1374" numCol="1" spcCol="0" rtlCol="0" fromWordArt="0" anchor="ctr" anchorCtr="0" forceAA="0" compatLnSpc="1">
+                      <a:prstTxWarp prst="textNoShape">
+                        <a:avLst/>
+                      </a:prstTxWarp>
+                      <a:noAutofit/>
+                    </wps:bodyPr>
+                  </wps:wsp>
+                  <wps:wsp>
+                    <wps:cNvPr id="133" name="Sqcn: bbyytsazizi hrpi fni ixiavrj" descr="z400"/>
+                    <wps:cNvSpPr/>
+                    <wps:spPr>
+                      <a:xfrm>
+                        <a:off x="4564695" y="233275"/>
+                        <a:ext cx="54498" cy="47227"/>
                       </a:xfrm>
                       <a:prstGeom prst="rect">
                         <a:avLst/>
@@ -8070,12 +8070,12 @@
                               <w:color w:val="000000"/>
                               <w:sz w:val="4"/>
                             </w:rPr>
-                            <w:t xml:space="preserve">"Sqcn: bbyytsazizi hrpi fni ixiavrj"</w:t>
-                          </w:r>
-                        </w:p>
-                      </w:txbxContent>
-                    </wps:txbx>
-                    <wps:bodyPr rot="0" spcFirstLastPara="0" vertOverflow="overflow" horzOverflow="overflow" vert="horz" wrap="square" lIns="2826" tIns="1413" rIns="2826" bIns="1413" numCol="1" spcCol="0" rtlCol="0" fromWordArt="0" anchor="ctr" anchorCtr="0" forceAA="0" compatLnSpc="1">
+                            <w:t xml:space="preserve">Sqcn: bbyytsazizi hrpi fni ixiavrj</w:t>
+                          </w:r>
+                        </w:p>
+                      </w:txbxContent>
+                    </wps:txbx>
+                    <wps:bodyPr rot="0" spcFirstLastPara="0" vertOverflow="overflow" horzOverflow="overflow" vert="horz" wrap="square" lIns="2748" tIns="1374" rIns="2748" bIns="1374" numCol="1" spcCol="0" rtlCol="0" fromWordArt="0" anchor="ctr" anchorCtr="0" forceAA="0" compatLnSpc="1">
                       <a:prstTxWarp prst="textNoShape">
                         <a:avLst/>
                       </a:prstTxWarp>
@@ -8087,8 +8087,8 @@
                     <wps:cNvSpPr/>
                     <wps:spPr>
                       <a:xfrm>
-                        <a:off x="4634211" y="75076"/>
-                        <a:ext cx="61709" cy="22081"/>
+                        <a:off x="4620938" y="72988"/>
+                        <a:ext cx="59993" cy="21467"/>
                       </a:xfrm>
                       <a:prstGeom prst="rect">
                         <a:avLst/>
@@ -8136,20 +8136,20 @@
                         </w:p>
                       </w:txbxContent>
                     </wps:txbx>
-                    <wps:bodyPr rot="0" spcFirstLastPara="0" vertOverflow="overflow" horzOverflow="overflow" vert="horz" wrap="square" lIns="2826" tIns="1413" rIns="2826" bIns="1413" numCol="1" spcCol="0" rtlCol="0" fromWordArt="0" anchor="ctr" anchorCtr="0" forceAA="0" compatLnSpc="1">
-                      <a:prstTxWarp prst="textNoShape">
-                        <a:avLst/>
-                      </a:prstTxWarp>
-                      <a:noAutofit/>
-                    </wps:bodyPr>
-                  </wps:wsp>
-                  <wps:wsp>
-                    <wps:cNvPr id="135" name="&quot;Rqpth Wdibjoa&quot;] &amp; n418[&quot;Gktfni&quot;] &amp; v419[&quot;Uwxuxhv Ueuy&quot;" descr="Zztk4Myvdy"/>
-                    <wps:cNvSpPr/>
-                    <wps:spPr>
-                      <a:xfrm>
-                        <a:off x="4569858" y="360659"/>
-                        <a:ext cx="69058" cy="66243"/>
+                    <wps:bodyPr rot="0" spcFirstLastPara="0" vertOverflow="overflow" horzOverflow="overflow" vert="horz" wrap="square" lIns="2748" tIns="1374" rIns="2748" bIns="1374" numCol="1" spcCol="0" rtlCol="0" fromWordArt="0" anchor="ctr" anchorCtr="0" forceAA="0" compatLnSpc="1">
+                      <a:prstTxWarp prst="textNoShape">
+                        <a:avLst/>
+                      </a:prstTxWarp>
+                      <a:noAutofit/>
+                    </wps:bodyPr>
+                  </wps:wsp>
+                  <wps:wsp>
+                    <wps:cNvPr id="135" name="Rqpth Wdibjoa&quot;] &amp; n418[&quot;Gktfni&quot;] &amp; v419[&quot;Uwxuxhv Ueuy" descr="Zztk4Myvdy"/>
+                    <wps:cNvSpPr/>
+                    <wps:spPr>
+                      <a:xfrm>
+                        <a:off x="4558375" y="350628"/>
+                        <a:ext cx="67137" cy="64401"/>
                       </a:xfrm>
                       <a:prstGeom prst="rect">
                         <a:avLst/>
@@ -8192,12 +8192,12 @@
                               <w:color w:val="000000"/>
                               <w:sz w:val="4"/>
                             </w:rPr>
-                            <w:t xml:space="preserve">"Rqpth Wdibjoa"] &amp; n418["Gktfni"] &amp; v419["Uwxuxhv Ueuy"</w:t>
-                          </w:r>
-                        </w:p>
-                      </w:txbxContent>
-                    </wps:txbx>
-                    <wps:bodyPr rot="0" spcFirstLastPara="0" vertOverflow="overflow" horzOverflow="overflow" vert="horz" wrap="square" lIns="2826" tIns="1413" rIns="2826" bIns="1413" numCol="1" spcCol="0" rtlCol="0" fromWordArt="0" anchor="ctr" anchorCtr="0" forceAA="0" compatLnSpc="1">
+                            <w:t xml:space="preserve">Rqpth Wdibjoa"] &amp; n418["Gktfni"] &amp; v419["Uwxuxhv Ueuy</w:t>
+                          </w:r>
+                        </w:p>
+                      </w:txbxContent>
+                    </wps:txbx>
+                    <wps:bodyPr rot="0" spcFirstLastPara="0" vertOverflow="overflow" horzOverflow="overflow" vert="horz" wrap="square" lIns="2748" tIns="1374" rIns="2748" bIns="1374" numCol="1" spcCol="0" rtlCol="0" fromWordArt="0" anchor="ctr" anchorCtr="0" forceAA="0" compatLnSpc="1">
                       <a:prstTxWarp prst="textNoShape">
                         <a:avLst/>
                       </a:prstTxWarp>
@@ -8209,8 +8209,8 @@
                     <wps:cNvSpPr/>
                     <wps:spPr>
                       <a:xfrm>
-                        <a:off x="4646830" y="468121"/>
-                        <a:ext cx="45458" cy="22081"/>
+                        <a:off x="4633206" y="455101"/>
+                        <a:ext cx="44193" cy="21467"/>
                       </a:xfrm>
                       <a:prstGeom prst="rect">
                         <a:avLst/>
@@ -8258,20 +8258,20 @@
                         </w:p>
                       </w:txbxContent>
                     </wps:txbx>
-                    <wps:bodyPr rot="0" spcFirstLastPara="0" vertOverflow="overflow" horzOverflow="overflow" vert="horz" wrap="square" lIns="2826" tIns="1413" rIns="2826" bIns="1413" numCol="1" spcCol="0" rtlCol="0" fromWordArt="0" anchor="ctr" anchorCtr="0" forceAA="0" compatLnSpc="1">
-                      <a:prstTxWarp prst="textNoShape">
-                        <a:avLst/>
-                      </a:prstTxWarp>
-                      <a:noAutofit/>
-                    </wps:bodyPr>
-                  </wps:wsp>
-                  <wps:wsp>
-                    <wps:cNvPr id="137" name="&quot;Cc zzoio dnhbqwz &amp;gt;0 oqoh piv gfaq 7 ziia?&quot;" descr="t403"/>
-                    <wps:cNvSpPr/>
-                    <wps:spPr>
-                      <a:xfrm>
-                        <a:off x="4753431" y="454872"/>
-                        <a:ext cx="62275" cy="48579"/>
+                    <wps:bodyPr rot="0" spcFirstLastPara="0" vertOverflow="overflow" horzOverflow="overflow" vert="horz" wrap="square" lIns="2748" tIns="1374" rIns="2748" bIns="1374" numCol="1" spcCol="0" rtlCol="0" fromWordArt="0" anchor="ctr" anchorCtr="0" forceAA="0" compatLnSpc="1">
+                      <a:prstTxWarp prst="textNoShape">
+                        <a:avLst/>
+                      </a:prstTxWarp>
+                      <a:noAutofit/>
+                    </wps:bodyPr>
+                  </wps:wsp>
+                  <wps:wsp>
+                    <wps:cNvPr id="137" name="Cc zzoio dnhbqwz &amp;gt;0 oqoh piv gfaq 7 ziia?" descr="t403"/>
+                    <wps:cNvSpPr/>
+                    <wps:spPr>
+                      <a:xfrm>
+                        <a:off x="4736843" y="442221"/>
+                        <a:ext cx="60543" cy="47227"/>
                       </a:xfrm>
                       <a:prstGeom prst="rect">
                         <a:avLst/>
@@ -8314,25 +8314,25 @@
                               <w:color w:val="000000"/>
                               <w:sz w:val="4"/>
                             </w:rPr>
-                            <w:t xml:space="preserve">"Cc zzoio dnhbqwz &amp;gt;0 oqoh piv gfaq 7 ziia?"</w:t>
-                          </w:r>
-                        </w:p>
-                      </w:txbxContent>
-                    </wps:txbx>
-                    <wps:bodyPr rot="0" spcFirstLastPara="0" vertOverflow="overflow" horzOverflow="overflow" vert="horz" wrap="square" lIns="2826" tIns="1413" rIns="2826" bIns="1413" numCol="1" spcCol="0" rtlCol="0" fromWordArt="0" anchor="ctr" anchorCtr="0" forceAA="0" compatLnSpc="1">
-                      <a:prstTxWarp prst="textNoShape">
-                        <a:avLst/>
-                      </a:prstTxWarp>
-                      <a:noAutofit/>
-                    </wps:bodyPr>
-                  </wps:wsp>
-                  <wps:wsp>
-                    <wps:cNvPr id="138" name="&quot;Kk vnk_nhoyq &amp;gt;10&quot;" descr="y404"/>
-                    <wps:cNvSpPr/>
-                    <wps:spPr>
-                      <a:xfrm>
-                        <a:off x="4753008" y="527004"/>
-                        <a:ext cx="63123" cy="30914"/>
+                            <w:t xml:space="preserve">Cc zzoio dnhbqwz &amp;gt;0 oqoh piv gfaq 7 ziia?</w:t>
+                          </w:r>
+                        </w:p>
+                      </w:txbxContent>
+                    </wps:txbx>
+                    <wps:bodyPr rot="0" spcFirstLastPara="0" vertOverflow="overflow" horzOverflow="overflow" vert="horz" wrap="square" lIns="2748" tIns="1374" rIns="2748" bIns="1374" numCol="1" spcCol="0" rtlCol="0" fromWordArt="0" anchor="ctr" anchorCtr="0" forceAA="0" compatLnSpc="1">
+                      <a:prstTxWarp prst="textNoShape">
+                        <a:avLst/>
+                      </a:prstTxWarp>
+                      <a:noAutofit/>
+                    </wps:bodyPr>
+                  </wps:wsp>
+                  <wps:wsp>
+                    <wps:cNvPr id="138" name="Kk vnk_nhoyq &amp;gt;10" descr="y404"/>
+                    <wps:cNvSpPr/>
+                    <wps:spPr>
+                      <a:xfrm>
+                        <a:off x="4738492" y="512347"/>
+                        <a:ext cx="57245" cy="30054"/>
                       </a:xfrm>
                       <a:prstGeom prst="rect">
                         <a:avLst/>
@@ -8375,25 +8375,25 @@
                               <w:color w:val="000000"/>
                               <w:sz w:val="4"/>
                             </w:rPr>
-                            <w:t xml:space="preserve">"Kk vnk_nhoyq &amp;gt;10"</w:t>
-                          </w:r>
-                        </w:p>
-                      </w:txbxContent>
-                    </wps:txbx>
-                    <wps:bodyPr rot="0" spcFirstLastPara="0" vertOverflow="overflow" horzOverflow="overflow" vert="horz" wrap="square" lIns="2826" tIns="1413" rIns="2826" bIns="1413" numCol="1" spcCol="0" rtlCol="0" fromWordArt="0" anchor="ctr" anchorCtr="0" forceAA="0" compatLnSpc="1">
-                      <a:prstTxWarp prst="textNoShape">
-                        <a:avLst/>
-                      </a:prstTxWarp>
-                      <a:noAutofit/>
-                    </wps:bodyPr>
-                  </wps:wsp>
-                  <wps:wsp>
-                    <wps:cNvPr id="139" name="&quot;🚨 WWKAE: Wdibjoa uayb ri ijmymkdgdi&quot;" descr="o410"/>
-                    <wps:cNvSpPr/>
-                    <wps:spPr>
-                      <a:xfrm>
-                        <a:off x="4830262" y="61827"/>
-                        <a:ext cx="58883" cy="48579"/>
+                            <w:t xml:space="preserve">Kk vnk_nhoyq &amp;gt;10</w:t>
+                          </w:r>
+                        </w:p>
+                      </w:txbxContent>
+                    </wps:txbx>
+                    <wps:bodyPr rot="0" spcFirstLastPara="0" vertOverflow="overflow" horzOverflow="overflow" vert="horz" wrap="square" lIns="2748" tIns="1374" rIns="2748" bIns="1374" numCol="1" spcCol="0" rtlCol="0" fromWordArt="0" anchor="ctr" anchorCtr="0" forceAA="0" compatLnSpc="1">
+                      <a:prstTxWarp prst="textNoShape">
+                        <a:avLst/>
+                      </a:prstTxWarp>
+                      <a:noAutofit/>
+                    </wps:bodyPr>
+                  </wps:wsp>
+                  <wps:wsp>
+                    <wps:cNvPr id="139" name="🚨 WWKAE: Wdibjoa uayb ri ijmymkdgdi" descr="o410"/>
+                    <wps:cNvSpPr/>
+                    <wps:spPr>
+                      <a:xfrm>
+                        <a:off x="4807759" y="64401"/>
+                        <a:ext cx="60680" cy="38641"/>
                       </a:xfrm>
                       <a:prstGeom prst="rect">
                         <a:avLst/>
@@ -8436,25 +8436,25 @@
                               <w:color w:val="000000"/>
                               <w:sz w:val="4"/>
                             </w:rPr>
-                            <w:t xml:space="preserve">"🚨 WWKAE: Wdibjoa uayb ri ijmymkdgdi"</w:t>
-                          </w:r>
-                        </w:p>
-                      </w:txbxContent>
-                    </wps:txbx>
-                    <wps:bodyPr rot="0" spcFirstLastPara="0" vertOverflow="overflow" horzOverflow="overflow" vert="horz" wrap="square" lIns="2826" tIns="1413" rIns="2826" bIns="1413" numCol="1" spcCol="0" rtlCol="0" fromWordArt="0" anchor="ctr" anchorCtr="0" forceAA="0" compatLnSpc="1">
-                      <a:prstTxWarp prst="textNoShape">
-                        <a:avLst/>
-                      </a:prstTxWarp>
-                      <a:noAutofit/>
-                    </wps:bodyPr>
-                  </wps:wsp>
-                  <wps:wsp>
-                    <wps:cNvPr id="140" name="&quot;Tkd: Ayvifo Kyysvd&quot;" descr="z411"/>
-                    <wps:cNvSpPr/>
-                    <wps:spPr>
-                      <a:xfrm>
-                        <a:off x="4829909" y="248781"/>
-                        <a:ext cx="59590" cy="30914"/>
+                            <w:t xml:space="preserve">🚨 WWKAE: Wdibjoa uayb ri ijmymkdgdi</w:t>
+                          </w:r>
+                        </w:p>
+                      </w:txbxContent>
+                    </wps:txbx>
+                    <wps:bodyPr rot="0" spcFirstLastPara="0" vertOverflow="overflow" horzOverflow="overflow" vert="horz" wrap="square" lIns="2748" tIns="1374" rIns="2748" bIns="1374" numCol="1" spcCol="0" rtlCol="0" fromWordArt="0" anchor="ctr" anchorCtr="0" forceAA="0" compatLnSpc="1">
+                      <a:prstTxWarp prst="textNoShape">
+                        <a:avLst/>
+                      </a:prstTxWarp>
+                      <a:noAutofit/>
+                    </wps:bodyPr>
+                  </wps:wsp>
+                  <wps:wsp>
+                    <wps:cNvPr id="140" name="Tkd: Ayvifo Kyysvd" descr="z411"/>
+                    <wps:cNvSpPr/>
+                    <wps:spPr>
+                      <a:xfrm>
+                        <a:off x="4811193" y="241862"/>
+                        <a:ext cx="53811" cy="30054"/>
                       </a:xfrm>
                       <a:prstGeom prst="roundRect">
                         <a:avLst/>
@@ -8497,12 +8497,12 @@
                               <w:color w:val="000000"/>
                               <w:sz w:val="4"/>
                             </w:rPr>
-                            <w:t xml:space="preserve">"Tkd: Ayvifo Kyysvd"</w:t>
-                          </w:r>
-                        </w:p>
-                      </w:txbxContent>
-                    </wps:txbx>
-                    <wps:bodyPr rot="0" spcFirstLastPara="0" vertOverflow="overflow" horzOverflow="overflow" vert="horz" wrap="square" lIns="2826" tIns="1413" rIns="2826" bIns="1413" numCol="1" spcCol="0" rtlCol="0" fromWordArt="0" anchor="ctr" anchorCtr="0" forceAA="0" compatLnSpc="1">
+                            <w:t xml:space="preserve">Tkd: Ayvifo Kyysvd</w:t>
+                          </w:r>
+                        </w:p>
+                      </w:txbxContent>
+                    </wps:txbx>
+                    <wps:bodyPr rot="0" spcFirstLastPara="0" vertOverflow="overflow" horzOverflow="overflow" vert="horz" wrap="square" lIns="2748" tIns="1374" rIns="2748" bIns="1374" numCol="1" spcCol="0" rtlCol="0" fromWordArt="0" anchor="ctr" anchorCtr="0" forceAA="0" compatLnSpc="1">
                       <a:prstTxWarp prst="textNoShape">
                         <a:avLst/>
                       </a:prstTxWarp>
@@ -8514,8 +8514,8 @@
                     <wps:cNvSpPr/>
                     <wps:spPr>
                       <a:xfrm>
-                        <a:off x="4906810" y="75076"/>
-                        <a:ext cx="25956" cy="22081"/>
+                        <a:off x="4885613" y="72988"/>
+                        <a:ext cx="25234" cy="21467"/>
                       </a:xfrm>
                       <a:prstGeom prst="rect">
                         <a:avLst/>
@@ -8563,7 +8563,7 @@
                         </w:p>
                       </w:txbxContent>
                     </wps:txbx>
-                    <wps:bodyPr rot="0" spcFirstLastPara="0" vertOverflow="overflow" horzOverflow="overflow" vert="horz" wrap="square" lIns="2826" tIns="1413" rIns="2826" bIns="1413" numCol="1" spcCol="0" rtlCol="0" fromWordArt="0" anchor="ctr" anchorCtr="0" forceAA="0" compatLnSpc="1">
+                    <wps:bodyPr rot="0" spcFirstLastPara="0" vertOverflow="overflow" horzOverflow="overflow" vert="horz" wrap="square" lIns="2748" tIns="1374" rIns="2748" bIns="1374" numCol="1" spcCol="0" rtlCol="0" fromWordArt="0" anchor="ctr" anchorCtr="0" forceAA="0" compatLnSpc="1">
                       <a:prstTxWarp prst="textNoShape">
                         <a:avLst/>
                       </a:prstTxWarp>
@@ -8575,8 +8575,8 @@
                     <wps:cNvSpPr/>
                     <wps:spPr>
                       <a:xfrm>
-                        <a:off x="4938754" y="253197"/>
-                        <a:ext cx="54644" cy="22081"/>
+                        <a:off x="4913749" y="246155"/>
+                        <a:ext cx="53124" cy="21467"/>
                       </a:xfrm>
                       <a:prstGeom prst="rect">
                         <a:avLst/>
@@ -8624,7 +8624,7 @@
                         </w:p>
                       </w:txbxContent>
                     </wps:txbx>
-                    <wps:bodyPr rot="0" spcFirstLastPara="0" vertOverflow="overflow" horzOverflow="overflow" vert="horz" wrap="square" lIns="2826" tIns="1413" rIns="2826" bIns="1413" numCol="1" spcCol="0" rtlCol="0" fromWordArt="0" anchor="ctr" anchorCtr="0" forceAA="0" compatLnSpc="1">
+                    <wps:bodyPr rot="0" spcFirstLastPara="0" vertOverflow="overflow" horzOverflow="overflow" vert="horz" wrap="square" lIns="2748" tIns="1374" rIns="2748" bIns="1374" numCol="1" spcCol="0" rtlCol="0" fromWordArt="0" anchor="ctr" anchorCtr="0" forceAA="0" compatLnSpc="1">
                       <a:prstTxWarp prst="textNoShape">
                         <a:avLst/>
                       </a:prstTxWarp>
@@ -8636,8 +8636,8 @@
                     <wps:cNvSpPr/>
                     <wps:spPr>
                       <a:xfrm>
-                        <a:off x="4950431" y="75076"/>
-                        <a:ext cx="20609" cy="22081"/>
+                        <a:off x="4928020" y="72988"/>
+                        <a:ext cx="20036" cy="21467"/>
                       </a:xfrm>
                       <a:prstGeom prst="rect">
                         <a:avLst/>
@@ -8685,7 +8685,7 @@
                         </w:p>
                       </w:txbxContent>
                     </wps:txbx>
-                    <wps:bodyPr rot="0" spcFirstLastPara="0" vertOverflow="overflow" horzOverflow="overflow" vert="horz" wrap="square" lIns="2826" tIns="1413" rIns="2826" bIns="1413" numCol="1" spcCol="0" rtlCol="0" fromWordArt="0" anchor="ctr" anchorCtr="0" forceAA="0" compatLnSpc="1">
+                    <wps:bodyPr rot="0" spcFirstLastPara="0" vertOverflow="overflow" horzOverflow="overflow" vert="horz" wrap="square" lIns="2748" tIns="1374" rIns="2748" bIns="1374" numCol="1" spcCol="0" rtlCol="0" fromWordArt="0" anchor="ctr" anchorCtr="0" forceAA="0" compatLnSpc="1">
                       <a:prstTxWarp prst="textNoShape">
                         <a:avLst/>
                       </a:prstTxWarp>
@@ -8697,8 +8697,8 @@
                     <wps:cNvSpPr/>
                     <wps:spPr>
                       <a:xfrm>
-                        <a:off x="4988705" y="75076"/>
-                        <a:ext cx="25956" cy="22081"/>
+                        <a:off x="4965230" y="72988"/>
+                        <a:ext cx="25234" cy="21467"/>
                       </a:xfrm>
                       <a:prstGeom prst="rect">
                         <a:avLst/>
@@ -8746,7 +8746,7 @@
                         </w:p>
                       </w:txbxContent>
                     </wps:txbx>
-                    <wps:bodyPr rot="0" spcFirstLastPara="0" vertOverflow="overflow" horzOverflow="overflow" vert="horz" wrap="square" lIns="2826" tIns="1413" rIns="2826" bIns="1413" numCol="1" spcCol="0" rtlCol="0" fromWordArt="0" anchor="ctr" anchorCtr="0" forceAA="0" compatLnSpc="1">
+                    <wps:bodyPr rot="0" spcFirstLastPara="0" vertOverflow="overflow" horzOverflow="overflow" vert="horz" wrap="square" lIns="2748" tIns="1374" rIns="2748" bIns="1374" numCol="1" spcCol="0" rtlCol="0" fromWordArt="0" anchor="ctr" anchorCtr="0" forceAA="0" compatLnSpc="1">
                       <a:prstTxWarp prst="textNoShape">
                         <a:avLst/>
                       </a:prstTxWarp>
@@ -8758,8 +8758,8 @@
                     <wps:cNvSpPr/>
                     <wps:spPr>
                       <a:xfrm>
-                        <a:off x="4656581" y="382740"/>
-                        <a:ext cx="25956" cy="22081"/>
+                        <a:off x="4642686" y="372095"/>
+                        <a:ext cx="25234" cy="21467"/>
                       </a:xfrm>
                       <a:prstGeom prst="rect">
                         <a:avLst/>
@@ -8807,7 +8807,7 @@
                         </w:p>
                       </w:txbxContent>
                     </wps:txbx>
-                    <wps:bodyPr rot="0" spcFirstLastPara="0" vertOverflow="overflow" horzOverflow="overflow" vert="horz" wrap="square" lIns="2826" tIns="1413" rIns="2826" bIns="1413" numCol="1" spcCol="0" rtlCol="0" fromWordArt="0" anchor="ctr" anchorCtr="0" forceAA="0" compatLnSpc="1">
+                    <wps:bodyPr rot="0" spcFirstLastPara="0" vertOverflow="overflow" horzOverflow="overflow" vert="horz" wrap="square" lIns="2748" tIns="1374" rIns="2748" bIns="1374" numCol="1" spcCol="0" rtlCol="0" fromWordArt="0" anchor="ctr" anchorCtr="0" forceAA="0" compatLnSpc="1">
                       <a:prstTxWarp prst="textNoShape">
                         <a:avLst/>
                       </a:prstTxWarp>
@@ -8819,8 +8819,8 @@
                     <wps:cNvSpPr/>
                     <wps:spPr>
                       <a:xfrm>
-                        <a:off x="4700201" y="382740"/>
-                        <a:ext cx="25956" cy="22081"/>
+                        <a:off x="4685093" y="372095"/>
+                        <a:ext cx="25234" cy="21467"/>
                       </a:xfrm>
                       <a:prstGeom prst="rect">
                         <a:avLst/>
@@ -8868,20 +8868,20 @@
                         </w:p>
                       </w:txbxContent>
                     </wps:txbx>
-                    <wps:bodyPr rot="0" spcFirstLastPara="0" vertOverflow="overflow" horzOverflow="overflow" vert="horz" wrap="square" lIns="2826" tIns="1413" rIns="2826" bIns="1413" numCol="1" spcCol="0" rtlCol="0" fromWordArt="0" anchor="ctr" anchorCtr="0" forceAA="0" compatLnSpc="1">
-                      <a:prstTxWarp prst="textNoShape">
-                        <a:avLst/>
-                      </a:prstTxWarp>
-                      <a:noAutofit/>
-                    </wps:bodyPr>
-                  </wps:wsp>
-                  <wps:wsp>
-                    <wps:cNvPr id="147" name="&quot;x&quot;" descr="x"/>
-                    <wps:cNvSpPr/>
-                    <wps:spPr>
-                      <a:xfrm>
-                        <a:off x="5032325" y="75076"/>
-                        <a:ext cx="22140" cy="22081"/>
+                    <wps:bodyPr rot="0" spcFirstLastPara="0" vertOverflow="overflow" horzOverflow="overflow" vert="horz" wrap="square" lIns="2748" tIns="1374" rIns="2748" bIns="1374" numCol="1" spcCol="0" rtlCol="0" fromWordArt="0" anchor="ctr" anchorCtr="0" forceAA="0" compatLnSpc="1">
+                      <a:prstTxWarp prst="textNoShape">
+                        <a:avLst/>
+                      </a:prstTxWarp>
+                      <a:noAutofit/>
+                    </wps:bodyPr>
+                  </wps:wsp>
+                  <wps:wsp>
+                    <wps:cNvPr id="147" name="x" descr="x"/>
+                    <wps:cNvSpPr/>
+                    <wps:spPr>
+                      <a:xfrm>
+                        <a:off x="5007637" y="72988"/>
+                        <a:ext cx="20036" cy="21467"/>
                       </a:xfrm>
                       <a:prstGeom prst="rect">
                         <a:avLst/>
@@ -8924,25 +8924,25 @@
                               <w:color w:val="000000"/>
                               <w:sz w:val="4"/>
                             </w:rPr>
-                            <w:t xml:space="preserve">"x"</w:t>
-                          </w:r>
-                        </w:p>
-                      </w:txbxContent>
-                    </wps:txbx>
-                    <wps:bodyPr rot="0" spcFirstLastPara="0" vertOverflow="overflow" horzOverflow="overflow" vert="horz" wrap="square" lIns="2826" tIns="1413" rIns="2826" bIns="1413" numCol="1" spcCol="0" rtlCol="0" fromWordArt="0" anchor="ctr" anchorCtr="0" forceAA="0" compatLnSpc="1">
-                      <a:prstTxWarp prst="textNoShape">
-                        <a:avLst/>
-                      </a:prstTxWarp>
-                      <a:noAutofit/>
-                    </wps:bodyPr>
-                  </wps:wsp>
-                  <wps:wsp>
-                    <wps:cNvPr id="148" name="&quot;m&quot;" descr="m"/>
-                    <wps:cNvSpPr/>
-                    <wps:spPr>
-                      <a:xfrm>
-                        <a:off x="5032325" y="253197"/>
-                        <a:ext cx="22140" cy="22081"/>
+                            <w:t xml:space="preserve">x</w:t>
+                          </w:r>
+                        </w:p>
+                      </w:txbxContent>
+                    </wps:txbx>
+                    <wps:bodyPr rot="0" spcFirstLastPara="0" vertOverflow="overflow" horzOverflow="overflow" vert="horz" wrap="square" lIns="2748" tIns="1374" rIns="2748" bIns="1374" numCol="1" spcCol="0" rtlCol="0" fromWordArt="0" anchor="ctr" anchorCtr="0" forceAA="0" compatLnSpc="1">
+                      <a:prstTxWarp prst="textNoShape">
+                        <a:avLst/>
+                      </a:prstTxWarp>
+                      <a:noAutofit/>
+                    </wps:bodyPr>
+                  </wps:wsp>
+                  <wps:wsp>
+                    <wps:cNvPr id="148" name="m" descr="m"/>
+                    <wps:cNvSpPr/>
+                    <wps:spPr>
+                      <a:xfrm>
+                        <a:off x="5007637" y="246155"/>
+                        <a:ext cx="20036" cy="21467"/>
                       </a:xfrm>
                       <a:prstGeom prst="rect">
                         <a:avLst/>
@@ -8985,25 +8985,25 @@
                               <w:color w:val="000000"/>
                               <w:sz w:val="4"/>
                             </w:rPr>
-                            <w:t xml:space="preserve">"m"</w:t>
-                          </w:r>
-                        </w:p>
-                      </w:txbxContent>
-                    </wps:txbx>
-                    <wps:bodyPr rot="0" spcFirstLastPara="0" vertOverflow="overflow" horzOverflow="overflow" vert="horz" wrap="square" lIns="2826" tIns="1413" rIns="2826" bIns="1413" numCol="1" spcCol="0" rtlCol="0" fromWordArt="0" anchor="ctr" anchorCtr="0" forceAA="0" compatLnSpc="1">
-                      <a:prstTxWarp prst="textNoShape">
-                        <a:avLst/>
-                      </a:prstTxWarp>
-                      <a:noAutofit/>
-                    </wps:bodyPr>
-                  </wps:wsp>
-                  <wps:wsp>
-                    <wps:cNvPr id="149" name="&quot; &quot;" descr="s194"/>
-                    <wps:cNvSpPr/>
-                    <wps:spPr>
-                      <a:xfrm>
-                        <a:off x="5072130" y="75076"/>
-                        <a:ext cx="20609" cy="22081"/>
+                            <w:t xml:space="preserve">m</w:t>
+                          </w:r>
+                        </w:p>
+                      </w:txbxContent>
+                    </wps:txbx>
+                    <wps:bodyPr rot="0" spcFirstLastPara="0" vertOverflow="overflow" horzOverflow="overflow" vert="horz" wrap="square" lIns="2748" tIns="1374" rIns="2748" bIns="1374" numCol="1" spcCol="0" rtlCol="0" fromWordArt="0" anchor="ctr" anchorCtr="0" forceAA="0" compatLnSpc="1">
+                      <a:prstTxWarp prst="textNoShape">
+                        <a:avLst/>
+                      </a:prstTxWarp>
+                      <a:noAutofit/>
+                    </wps:bodyPr>
+                  </wps:wsp>
+                  <wps:wsp>
+                    <wps:cNvPr id="149" name=" " descr="s194"/>
+                    <wps:cNvSpPr/>
+                    <wps:spPr>
+                      <a:xfrm>
+                        <a:off x="5044847" y="72988"/>
+                        <a:ext cx="20036" cy="21467"/>
                       </a:xfrm>
                       <a:prstGeom prst="rect">
                         <a:avLst/>
@@ -9046,25 +9046,25 @@
                               <w:color w:val="000000"/>
                               <w:sz w:val="4"/>
                             </w:rPr>
-                            <w:t xml:space="preserve">" "</w:t>
-                          </w:r>
-                        </w:p>
-                      </w:txbxContent>
-                    </wps:txbx>
-                    <wps:bodyPr rot="0" spcFirstLastPara="0" vertOverflow="overflow" horzOverflow="overflow" vert="horz" wrap="square" lIns="2826" tIns="1413" rIns="2826" bIns="1413" numCol="1" spcCol="0" rtlCol="0" fromWordArt="0" anchor="ctr" anchorCtr="0" forceAA="0" compatLnSpc="1">
-                      <a:prstTxWarp prst="textNoShape">
-                        <a:avLst/>
-                      </a:prstTxWarp>
-                      <a:noAutofit/>
-                    </wps:bodyPr>
-                  </wps:wsp>
-                  <wps:wsp>
-                    <wps:cNvPr id="150" name="&quot;&lt;br&gt;&quot;" descr="m42"/>
-                    <wps:cNvSpPr/>
-                    <wps:spPr>
-                      <a:xfrm>
-                        <a:off x="5110404" y="75076"/>
-                        <a:ext cx="34859" cy="22081"/>
+                            <w:t xml:space="preserve"> </w:t>
+                          </w:r>
+                        </w:p>
+                      </w:txbxContent>
+                    </wps:txbx>
+                    <wps:bodyPr rot="0" spcFirstLastPara="0" vertOverflow="overflow" horzOverflow="overflow" vert="horz" wrap="square" lIns="2748" tIns="1374" rIns="2748" bIns="1374" numCol="1" spcCol="0" rtlCol="0" fromWordArt="0" anchor="ctr" anchorCtr="0" forceAA="0" compatLnSpc="1">
+                      <a:prstTxWarp prst="textNoShape">
+                        <a:avLst/>
+                      </a:prstTxWarp>
+                      <a:noAutofit/>
+                    </wps:bodyPr>
+                  </wps:wsp>
+                  <wps:wsp>
+                    <wps:cNvPr id="150" name="&lt;br&gt;" descr="m42"/>
+                    <wps:cNvSpPr/>
+                    <wps:spPr>
+                      <a:xfrm>
+                        <a:off x="5082056" y="72988"/>
+                        <a:ext cx="25646" cy="21467"/>
                       </a:xfrm>
                       <a:prstGeom prst="rect">
                         <a:avLst/>
@@ -9107,25 +9107,25 @@
                               <w:color w:val="000000"/>
                               <w:sz w:val="4"/>
                             </w:rPr>
-                            <w:t xml:space="preserve">"&lt;br&gt;"</w:t>
-                          </w:r>
-                        </w:p>
-                      </w:txbxContent>
-                    </wps:txbx>
-                    <wps:bodyPr rot="0" spcFirstLastPara="0" vertOverflow="overflow" horzOverflow="overflow" vert="horz" wrap="square" lIns="2826" tIns="1413" rIns="2826" bIns="1413" numCol="1" spcCol="0" rtlCol="0" fromWordArt="0" anchor="ctr" anchorCtr="0" forceAA="0" compatLnSpc="1">
-                      <a:prstTxWarp prst="textNoShape">
-                        <a:avLst/>
-                      </a:prstTxWarp>
-                      <a:noAutofit/>
-                    </wps:bodyPr>
-                  </wps:wsp>
-                  <wps:wsp>
-                    <wps:cNvPr id="151" name="&quot;Xqwvx Nmhbgc&quot;" descr="k43"/>
-                    <wps:cNvSpPr/>
-                    <wps:spPr>
-                      <a:xfrm>
-                        <a:off x="5162928" y="70660"/>
-                        <a:ext cx="39805" cy="30914"/>
+                            <w:t xml:space="preserve">&lt;br&gt;</w:t>
+                          </w:r>
+                        </w:p>
+                      </w:txbxContent>
+                    </wps:txbx>
+                    <wps:bodyPr rot="0" spcFirstLastPara="0" vertOverflow="overflow" horzOverflow="overflow" vert="horz" wrap="square" lIns="2748" tIns="1374" rIns="2748" bIns="1374" numCol="1" spcCol="0" rtlCol="0" fromWordArt="0" anchor="ctr" anchorCtr="0" forceAA="0" compatLnSpc="1">
+                      <a:prstTxWarp prst="textNoShape">
+                        <a:avLst/>
+                      </a:prstTxWarp>
+                      <a:noAutofit/>
+                    </wps:bodyPr>
+                  </wps:wsp>
+                  <wps:wsp>
+                    <wps:cNvPr id="151" name="Xqwvx Nmhbgc" descr="k43"/>
+                    <wps:cNvSpPr/>
+                    <wps:spPr>
+                      <a:xfrm>
+                        <a:off x="5124876" y="72988"/>
+                        <a:ext cx="57932" cy="21467"/>
                       </a:xfrm>
                       <a:prstGeom prst="rect">
                         <a:avLst/>
@@ -9168,25 +9168,25 @@
                               <w:color w:val="000000"/>
                               <w:sz w:val="4"/>
                             </w:rPr>
-                            <w:t xml:space="preserve">"Xqwvx Nmhbgc"</w:t>
-                          </w:r>
-                        </w:p>
-                      </w:txbxContent>
-                    </wps:txbx>
-                    <wps:bodyPr rot="0" spcFirstLastPara="0" vertOverflow="overflow" horzOverflow="overflow" vert="horz" wrap="square" lIns="2826" tIns="1413" rIns="2826" bIns="1413" numCol="1" spcCol="0" rtlCol="0" fromWordArt="0" anchor="ctr" anchorCtr="0" forceAA="0" compatLnSpc="1">
-                      <a:prstTxWarp prst="textNoShape">
-                        <a:avLst/>
-                      </a:prstTxWarp>
-                      <a:noAutofit/>
-                    </wps:bodyPr>
-                  </wps:wsp>
-                  <wps:wsp>
-                    <wps:cNvPr id="152" name="&quot;Lsqenrfa dbaf&quot;" descr="x44"/>
-                    <wps:cNvSpPr/>
-                    <wps:spPr>
-                      <a:xfrm>
-                        <a:off x="5220398" y="70660"/>
-                        <a:ext cx="48284" cy="30914"/>
+                            <w:t xml:space="preserve">Xqwvx Nmhbgc</w:t>
+                          </w:r>
+                        </w:p>
+                      </w:txbxContent>
+                    </wps:txbx>
+                    <wps:bodyPr rot="0" spcFirstLastPara="0" vertOverflow="overflow" horzOverflow="overflow" vert="horz" wrap="square" lIns="2748" tIns="1374" rIns="2748" bIns="1374" numCol="1" spcCol="0" rtlCol="0" fromWordArt="0" anchor="ctr" anchorCtr="0" forceAA="0" compatLnSpc="1">
+                      <a:prstTxWarp prst="textNoShape">
+                        <a:avLst/>
+                      </a:prstTxWarp>
+                      <a:noAutofit/>
+                    </wps:bodyPr>
+                  </wps:wsp>
+                  <wps:wsp>
+                    <wps:cNvPr id="152" name="Lsqenrfa dbaf" descr="x44"/>
+                    <wps:cNvSpPr/>
+                    <wps:spPr>
+                      <a:xfrm>
+                        <a:off x="5199982" y="72988"/>
+                        <a:ext cx="61367" cy="21467"/>
                       </a:xfrm>
                       <a:prstGeom prst="rect">
                         <a:avLst/>
@@ -9229,25 +9229,25 @@
                               <w:color w:val="000000"/>
                               <w:sz w:val="4"/>
                             </w:rPr>
-                            <w:t xml:space="preserve">"Lsqenrfa dbaf"</w:t>
-                          </w:r>
-                        </w:p>
-                      </w:txbxContent>
-                    </wps:txbx>
-                    <wps:bodyPr rot="0" spcFirstLastPara="0" vertOverflow="overflow" horzOverflow="overflow" vert="horz" wrap="square" lIns="2826" tIns="1413" rIns="2826" bIns="1413" numCol="1" spcCol="0" rtlCol="0" fromWordArt="0" anchor="ctr" anchorCtr="0" forceAA="0" compatLnSpc="1">
-                      <a:prstTxWarp prst="textNoShape">
-                        <a:avLst/>
-                      </a:prstTxWarp>
-                      <a:noAutofit/>
-                    </wps:bodyPr>
-                  </wps:wsp>
-                  <wps:wsp>
-                    <wps:cNvPr id="153" name="&quot;Adjv elm&lt;br&gt;&quot;" descr="s46"/>
-                    <wps:cNvSpPr/>
-                    <wps:spPr>
-                      <a:xfrm>
-                        <a:off x="5286347" y="70660"/>
-                        <a:ext cx="43338" cy="30914"/>
+                            <w:t xml:space="preserve">Lsqenrfa dbaf</w:t>
+                          </w:r>
+                        </w:p>
+                      </w:txbxContent>
+                    </wps:txbx>
+                    <wps:bodyPr rot="0" spcFirstLastPara="0" vertOverflow="overflow" horzOverflow="overflow" vert="horz" wrap="square" lIns="2748" tIns="1374" rIns="2748" bIns="1374" numCol="1" spcCol="0" rtlCol="0" fromWordArt="0" anchor="ctr" anchorCtr="0" forceAA="0" compatLnSpc="1">
+                      <a:prstTxWarp prst="textNoShape">
+                        <a:avLst/>
+                      </a:prstTxWarp>
+                      <a:noAutofit/>
+                    </wps:bodyPr>
+                  </wps:wsp>
+                  <wps:wsp>
+                    <wps:cNvPr id="153" name="Adjv elm&lt;br&gt;" descr="s46"/>
+                    <wps:cNvSpPr/>
+                    <wps:spPr>
+                      <a:xfrm>
+                        <a:off x="5278522" y="72988"/>
+                        <a:ext cx="57245" cy="21467"/>
                       </a:xfrm>
                       <a:prstGeom prst="rect">
                         <a:avLst/>
@@ -9290,25 +9290,25 @@
                               <w:color w:val="000000"/>
                               <w:sz w:val="4"/>
                             </w:rPr>
-                            <w:t xml:space="preserve">"Adjv elm&lt;br&gt;"</w:t>
-                          </w:r>
-                        </w:p>
-                      </w:txbxContent>
-                    </wps:txbx>
-                    <wps:bodyPr rot="0" spcFirstLastPara="0" vertOverflow="overflow" horzOverflow="overflow" vert="horz" wrap="square" lIns="2826" tIns="1413" rIns="2826" bIns="1413" numCol="1" spcCol="0" rtlCol="0" fromWordArt="0" anchor="ctr" anchorCtr="0" forceAA="0" compatLnSpc="1">
-                      <a:prstTxWarp prst="textNoShape">
-                        <a:avLst/>
-                      </a:prstTxWarp>
-                      <a:noAutofit/>
-                    </wps:bodyPr>
-                  </wps:wsp>
-                  <wps:wsp>
-                    <wps:cNvPr id="154" name="&quot;Lmesd xtjt&quot;" descr="u47"/>
-                    <wps:cNvSpPr/>
-                    <wps:spPr>
-                      <a:xfrm>
-                        <a:off x="5347350" y="75076"/>
-                        <a:ext cx="58883" cy="22081"/>
+                            <w:t xml:space="preserve">Adjv elm&lt;br&gt;</w:t>
+                          </w:r>
+                        </w:p>
+                      </w:txbxContent>
+                    </wps:txbx>
+                    <wps:bodyPr rot="0" spcFirstLastPara="0" vertOverflow="overflow" horzOverflow="overflow" vert="horz" wrap="square" lIns="2748" tIns="1374" rIns="2748" bIns="1374" numCol="1" spcCol="0" rtlCol="0" fromWordArt="0" anchor="ctr" anchorCtr="0" forceAA="0" compatLnSpc="1">
+                      <a:prstTxWarp prst="textNoShape">
+                        <a:avLst/>
+                      </a:prstTxWarp>
+                      <a:noAutofit/>
+                    </wps:bodyPr>
+                  </wps:wsp>
+                  <wps:wsp>
+                    <wps:cNvPr id="154" name="Lmesd xtjt" descr="u47"/>
+                    <wps:cNvSpPr/>
+                    <wps:spPr>
+                      <a:xfrm>
+                        <a:off x="5352941" y="72988"/>
+                        <a:ext cx="49002" cy="21467"/>
                       </a:xfrm>
                       <a:prstGeom prst="rect">
                         <a:avLst/>
@@ -9351,25 +9351,25 @@
                               <w:color w:val="000000"/>
                               <w:sz w:val="4"/>
                             </w:rPr>
-                            <w:t xml:space="preserve">"Lmesd xtjt"</w:t>
-                          </w:r>
-                        </w:p>
-                      </w:txbxContent>
-                    </wps:txbx>
-                    <wps:bodyPr rot="0" spcFirstLastPara="0" vertOverflow="overflow" horzOverflow="overflow" vert="horz" wrap="square" lIns="2826" tIns="1413" rIns="2826" bIns="1413" numCol="1" spcCol="0" rtlCol="0" fromWordArt="0" anchor="ctr" anchorCtr="0" forceAA="0" compatLnSpc="1">
-                      <a:prstTxWarp prst="textNoShape">
-                        <a:avLst/>
-                      </a:prstTxWarp>
-                      <a:noAutofit/>
-                    </wps:bodyPr>
-                  </wps:wsp>
-                  <wps:wsp>
-                    <wps:cNvPr id="155" name="&quot;Viaj lse&quot;" descr="v48"/>
-                    <wps:cNvSpPr/>
-                    <wps:spPr>
-                      <a:xfrm>
-                        <a:off x="5423898" y="75076"/>
-                        <a:ext cx="50404" cy="22081"/>
+                            <w:t xml:space="preserve">Lmesd xtjt</w:t>
+                          </w:r>
+                        </w:p>
+                      </w:txbxContent>
+                    </wps:txbx>
+                    <wps:bodyPr rot="0" spcFirstLastPara="0" vertOverflow="overflow" horzOverflow="overflow" vert="horz" wrap="square" lIns="2748" tIns="1374" rIns="2748" bIns="1374" numCol="1" spcCol="0" rtlCol="0" fromWordArt="0" anchor="ctr" anchorCtr="0" forceAA="0" compatLnSpc="1">
+                      <a:prstTxWarp prst="textNoShape">
+                        <a:avLst/>
+                      </a:prstTxWarp>
+                      <a:noAutofit/>
+                    </wps:bodyPr>
+                  </wps:wsp>
+                  <wps:wsp>
+                    <wps:cNvPr id="155" name="Viaj lse" descr="v48"/>
+                    <wps:cNvSpPr/>
+                    <wps:spPr>
+                      <a:xfrm>
+                        <a:off x="5419117" y="72988"/>
+                        <a:ext cx="40759" cy="21467"/>
                       </a:xfrm>
                       <a:prstGeom prst="roundRect">
                         <a:avLst/>
@@ -9412,25 +9412,25 @@
                               <w:color w:val="000000"/>
                               <w:sz w:val="4"/>
                             </w:rPr>
-                            <w:t xml:space="preserve">"Viaj lse"</w:t>
-                          </w:r>
-                        </w:p>
-                      </w:txbxContent>
-                    </wps:txbx>
-                    <wps:bodyPr rot="0" spcFirstLastPara="0" vertOverflow="overflow" horzOverflow="overflow" vert="horz" wrap="square" lIns="2826" tIns="1413" rIns="2826" bIns="1413" numCol="1" spcCol="0" rtlCol="0" fromWordArt="0" anchor="ctr" anchorCtr="0" forceAA="0" compatLnSpc="1">
-                      <a:prstTxWarp prst="textNoShape">
-                        <a:avLst/>
-                      </a:prstTxWarp>
-                      <a:noAutofit/>
-                    </wps:bodyPr>
-                  </wps:wsp>
-                  <wps:wsp>
-                    <wps:cNvPr id="156" name="&quot;Lm wqxay xtjt&quot;" descr="r50"/>
-                    <wps:cNvSpPr/>
-                    <wps:spPr>
-                      <a:xfrm>
-                        <a:off x="5491967" y="70660"/>
-                        <a:ext cx="46164" cy="30914"/>
+                            <w:t xml:space="preserve">Viaj lse</w:t>
+                          </w:r>
+                        </w:p>
+                      </w:txbxContent>
+                    </wps:txbx>
+                    <wps:bodyPr rot="0" spcFirstLastPara="0" vertOverflow="overflow" horzOverflow="overflow" vert="horz" wrap="square" lIns="2748" tIns="1374" rIns="2748" bIns="1374" numCol="1" spcCol="0" rtlCol="0" fromWordArt="0" anchor="ctr" anchorCtr="0" forceAA="0" compatLnSpc="1">
+                      <a:prstTxWarp prst="textNoShape">
+                        <a:avLst/>
+                      </a:prstTxWarp>
+                      <a:noAutofit/>
+                    </wps:bodyPr>
+                  </wps:wsp>
+                  <wps:wsp>
+                    <wps:cNvPr id="156" name="Lm wqxay xtjt" descr="r50"/>
+                    <wps:cNvSpPr/>
+                    <wps:spPr>
+                      <a:xfrm>
+                        <a:off x="5477050" y="72988"/>
+                        <a:ext cx="59306" cy="21467"/>
                       </a:xfrm>
                       <a:prstGeom prst="rect">
                         <a:avLst/>
@@ -9473,25 +9473,25 @@
                               <w:color w:val="000000"/>
                               <w:sz w:val="4"/>
                             </w:rPr>
-                            <w:t xml:space="preserve">"Lm wqxay xtjt"</w:t>
-                          </w:r>
-                        </w:p>
-                      </w:txbxContent>
-                    </wps:txbx>
-                    <wps:bodyPr rot="0" spcFirstLastPara="0" vertOverflow="overflow" horzOverflow="overflow" vert="horz" wrap="square" lIns="2826" tIns="1413" rIns="2826" bIns="1413" numCol="1" spcCol="0" rtlCol="0" fromWordArt="0" anchor="ctr" anchorCtr="0" forceAA="0" compatLnSpc="1">
-                      <a:prstTxWarp prst="textNoShape">
-                        <a:avLst/>
-                      </a:prstTxWarp>
-                      <a:noAutofit/>
-                    </wps:bodyPr>
-                  </wps:wsp>
-                  <wps:wsp>
-                    <wps:cNvPr id="157" name="&quot;Zsj sd jbhodm&quot;" descr="w52"/>
-                    <wps:cNvSpPr/>
-                    <wps:spPr>
-                      <a:xfrm>
-                        <a:off x="5555796" y="70660"/>
-                        <a:ext cx="39098" cy="30914"/>
+                            <w:t xml:space="preserve">Lm wqxay xtjt</w:t>
+                          </w:r>
+                        </w:p>
+                      </w:txbxContent>
+                    </wps:txbx>
+                    <wps:bodyPr rot="0" spcFirstLastPara="0" vertOverflow="overflow" horzOverflow="overflow" vert="horz" wrap="square" lIns="2748" tIns="1374" rIns="2748" bIns="1374" numCol="1" spcCol="0" rtlCol="0" fromWordArt="0" anchor="ctr" anchorCtr="0" forceAA="0" compatLnSpc="1">
+                      <a:prstTxWarp prst="textNoShape">
+                        <a:avLst/>
+                      </a:prstTxWarp>
+                      <a:noAutofit/>
+                    </wps:bodyPr>
+                  </wps:wsp>
+                  <wps:wsp>
+                    <wps:cNvPr id="157" name="Zsj sd jbhodm" descr="w52"/>
+                    <wps:cNvSpPr/>
+                    <wps:spPr>
+                      <a:xfrm>
+                        <a:off x="5553530" y="72988"/>
+                        <a:ext cx="59306" cy="21467"/>
                       </a:xfrm>
                       <a:prstGeom prst="rect">
                         <a:avLst/>
@@ -9534,25 +9534,25 @@
                               <w:color w:val="000000"/>
                               <w:sz w:val="4"/>
                             </w:rPr>
-                            <w:t xml:space="preserve">"Zsj sd jbhodm"</w:t>
-                          </w:r>
-                        </w:p>
-                      </w:txbxContent>
-                    </wps:txbx>
-                    <wps:bodyPr rot="0" spcFirstLastPara="0" vertOverflow="overflow" horzOverflow="overflow" vert="horz" wrap="square" lIns="2826" tIns="1413" rIns="2826" bIns="1413" numCol="1" spcCol="0" rtlCol="0" fromWordArt="0" anchor="ctr" anchorCtr="0" forceAA="0" compatLnSpc="1">
-                      <a:prstTxWarp prst="textNoShape">
-                        <a:avLst/>
-                      </a:prstTxWarp>
-                      <a:noAutofit/>
-                    </wps:bodyPr>
-                  </wps:wsp>
-                  <wps:wsp>
-                    <wps:cNvPr id="158" name="&quot;Adjv lagbfh&quot;" descr="v59"/>
-                    <wps:cNvSpPr/>
-                    <wps:spPr>
-                      <a:xfrm>
-                        <a:off x="5612559" y="75076"/>
-                        <a:ext cx="63123" cy="22081"/>
+                            <w:t xml:space="preserve">Zsj sd jbhodm</w:t>
+                          </w:r>
+                        </w:p>
+                      </w:txbxContent>
+                    </wps:txbx>
+                    <wps:bodyPr rot="0" spcFirstLastPara="0" vertOverflow="overflow" horzOverflow="overflow" vert="horz" wrap="square" lIns="2748" tIns="1374" rIns="2748" bIns="1374" numCol="1" spcCol="0" rtlCol="0" fromWordArt="0" anchor="ctr" anchorCtr="0" forceAA="0" compatLnSpc="1">
+                      <a:prstTxWarp prst="textNoShape">
+                        <a:avLst/>
+                      </a:prstTxWarp>
+                      <a:noAutofit/>
+                    </wps:bodyPr>
+                  </wps:wsp>
+                  <wps:wsp>
+                    <wps:cNvPr id="158" name="Adjv lagbfh" descr="v59"/>
+                    <wps:cNvSpPr/>
+                    <wps:spPr>
+                      <a:xfrm>
+                        <a:off x="5630009" y="72988"/>
+                        <a:ext cx="53124" cy="21467"/>
                       </a:xfrm>
                       <a:prstGeom prst="rect">
                         <a:avLst/>
@@ -9595,25 +9595,25 @@
                               <w:color w:val="000000"/>
                               <w:sz w:val="4"/>
                             </w:rPr>
-                            <w:t xml:space="preserve">"Adjv lagbfh"</w:t>
-                          </w:r>
-                        </w:p>
-                      </w:txbxContent>
-                    </wps:txbx>
-                    <wps:bodyPr rot="0" spcFirstLastPara="0" vertOverflow="overflow" horzOverflow="overflow" vert="horz" wrap="square" lIns="2826" tIns="1413" rIns="2826" bIns="1413" numCol="1" spcCol="0" rtlCol="0" fromWordArt="0" anchor="ctr" anchorCtr="0" forceAA="0" compatLnSpc="1">
-                      <a:prstTxWarp prst="textNoShape">
-                        <a:avLst/>
-                      </a:prstTxWarp>
-                      <a:noAutofit/>
-                    </wps:bodyPr>
-                  </wps:wsp>
-                  <wps:wsp>
-                    <wps:cNvPr id="159" name="&quot; &quot;" descr="e195"/>
-                    <wps:cNvSpPr/>
-                    <wps:spPr>
-                      <a:xfrm>
-                        <a:off x="5693347" y="75076"/>
-                        <a:ext cx="20609" cy="22081"/>
+                            <w:t xml:space="preserve">Adjv lagbfh</w:t>
+                          </w:r>
+                        </w:p>
+                      </w:txbxContent>
+                    </wps:txbx>
+                    <wps:bodyPr rot="0" spcFirstLastPara="0" vertOverflow="overflow" horzOverflow="overflow" vert="horz" wrap="square" lIns="2748" tIns="1374" rIns="2748" bIns="1374" numCol="1" spcCol="0" rtlCol="0" fromWordArt="0" anchor="ctr" anchorCtr="0" forceAA="0" compatLnSpc="1">
+                      <a:prstTxWarp prst="textNoShape">
+                        <a:avLst/>
+                      </a:prstTxWarp>
+                      <a:noAutofit/>
+                    </wps:bodyPr>
+                  </wps:wsp>
+                  <wps:wsp>
+                    <wps:cNvPr id="159" name=" " descr="e195"/>
+                    <wps:cNvSpPr/>
+                    <wps:spPr>
+                      <a:xfrm>
+                        <a:off x="5700307" y="72988"/>
+                        <a:ext cx="20036" cy="21467"/>
                       </a:xfrm>
                       <a:prstGeom prst="rect">
                         <a:avLst/>
@@ -9656,25 +9656,25 @@
                               <w:color w:val="000000"/>
                               <w:sz w:val="4"/>
                             </w:rPr>
-                            <w:t xml:space="preserve">" "</w:t>
-                          </w:r>
-                        </w:p>
-                      </w:txbxContent>
-                    </wps:txbx>
-                    <wps:bodyPr rot="0" spcFirstLastPara="0" vertOverflow="overflow" horzOverflow="overflow" vert="horz" wrap="square" lIns="2826" tIns="1413" rIns="2826" bIns="1413" numCol="1" spcCol="0" rtlCol="0" fromWordArt="0" anchor="ctr" anchorCtr="0" forceAA="0" compatLnSpc="1">
-                      <a:prstTxWarp prst="textNoShape">
-                        <a:avLst/>
-                      </a:prstTxWarp>
-                      <a:noAutofit/>
-                    </wps:bodyPr>
-                  </wps:wsp>
-                  <wps:wsp>
-                    <wps:cNvPr id="160" name="&quot; &quot;" descr="p196"/>
-                    <wps:cNvSpPr/>
-                    <wps:spPr>
-                      <a:xfrm>
-                        <a:off x="5731621" y="75076"/>
-                        <a:ext cx="20609" cy="22081"/>
+                            <w:t xml:space="preserve"> </w:t>
+                          </w:r>
+                        </w:p>
+                      </w:txbxContent>
+                    </wps:txbx>
+                    <wps:bodyPr rot="0" spcFirstLastPara="0" vertOverflow="overflow" horzOverflow="overflow" vert="horz" wrap="square" lIns="2748" tIns="1374" rIns="2748" bIns="1374" numCol="1" spcCol="0" rtlCol="0" fromWordArt="0" anchor="ctr" anchorCtr="0" forceAA="0" compatLnSpc="1">
+                      <a:prstTxWarp prst="textNoShape">
+                        <a:avLst/>
+                      </a:prstTxWarp>
+                      <a:noAutofit/>
+                    </wps:bodyPr>
+                  </wps:wsp>
+                  <wps:wsp>
+                    <wps:cNvPr id="160" name=" " descr="p196"/>
+                    <wps:cNvSpPr/>
+                    <wps:spPr>
+                      <a:xfrm>
+                        <a:off x="5737516" y="72988"/>
+                        <a:ext cx="20036" cy="21467"/>
                       </a:xfrm>
                       <a:prstGeom prst="rect">
                         <a:avLst/>
@@ -9717,25 +9717,25 @@
                               <w:color w:val="000000"/>
                               <w:sz w:val="4"/>
                             </w:rPr>
-                            <w:t xml:space="preserve">" "</w:t>
-                          </w:r>
-                        </w:p>
-                      </w:txbxContent>
-                    </wps:txbx>
-                    <wps:bodyPr rot="0" spcFirstLastPara="0" vertOverflow="overflow" horzOverflow="overflow" vert="horz" wrap="square" lIns="2826" tIns="1413" rIns="2826" bIns="1413" numCol="1" spcCol="0" rtlCol="0" fromWordArt="0" anchor="ctr" anchorCtr="0" forceAA="0" compatLnSpc="1">
-                      <a:prstTxWarp prst="textNoShape">
-                        <a:avLst/>
-                      </a:prstTxWarp>
-                      <a:noAutofit/>
-                    </wps:bodyPr>
-                  </wps:wsp>
-                  <wps:wsp>
-                    <wps:cNvPr id="161" name="&quot; &quot;" descr="p263"/>
-                    <wps:cNvSpPr/>
-                    <wps:spPr>
-                      <a:xfrm>
-                        <a:off x="5769895" y="75076"/>
-                        <a:ext cx="20609" cy="22081"/>
+                            <w:t xml:space="preserve"> </w:t>
+                          </w:r>
+                        </w:p>
+                      </w:txbxContent>
+                    </wps:txbx>
+                    <wps:bodyPr rot="0" spcFirstLastPara="0" vertOverflow="overflow" horzOverflow="overflow" vert="horz" wrap="square" lIns="2748" tIns="1374" rIns="2748" bIns="1374" numCol="1" spcCol="0" rtlCol="0" fromWordArt="0" anchor="ctr" anchorCtr="0" forceAA="0" compatLnSpc="1">
+                      <a:prstTxWarp prst="textNoShape">
+                        <a:avLst/>
+                      </a:prstTxWarp>
+                      <a:noAutofit/>
+                    </wps:bodyPr>
+                  </wps:wsp>
+                  <wps:wsp>
+                    <wps:cNvPr id="161" name=" " descr="p263"/>
+                    <wps:cNvSpPr/>
+                    <wps:spPr>
+                      <a:xfrm>
+                        <a:off x="5774726" y="72988"/>
+                        <a:ext cx="20036" cy="21467"/>
                       </a:xfrm>
                       <a:prstGeom prst="rect">
                         <a:avLst/>
@@ -9778,25 +9778,25 @@
                               <w:color w:val="000000"/>
                               <w:sz w:val="4"/>
                             </w:rPr>
-                            <w:t xml:space="preserve">" "</w:t>
-                          </w:r>
-                        </w:p>
-                      </w:txbxContent>
-                    </wps:txbx>
-                    <wps:bodyPr rot="0" spcFirstLastPara="0" vertOverflow="overflow" horzOverflow="overflow" vert="horz" wrap="square" lIns="2826" tIns="1413" rIns="2826" bIns="1413" numCol="1" spcCol="0" rtlCol="0" fromWordArt="0" anchor="ctr" anchorCtr="0" forceAA="0" compatLnSpc="1">
-                      <a:prstTxWarp prst="textNoShape">
-                        <a:avLst/>
-                      </a:prstTxWarp>
-                      <a:noAutofit/>
-                    </wps:bodyPr>
-                  </wps:wsp>
-                  <wps:wsp>
-                    <wps:cNvPr id="162" name="&quot; &quot;" descr="z311"/>
-                    <wps:cNvSpPr/>
-                    <wps:spPr>
-                      <a:xfrm>
-                        <a:off x="5808169" y="75076"/>
-                        <a:ext cx="20609" cy="22081"/>
+                            <w:t xml:space="preserve"> </w:t>
+                          </w:r>
+                        </w:p>
+                      </w:txbxContent>
+                    </wps:txbx>
+                    <wps:bodyPr rot="0" spcFirstLastPara="0" vertOverflow="overflow" horzOverflow="overflow" vert="horz" wrap="square" lIns="2748" tIns="1374" rIns="2748" bIns="1374" numCol="1" spcCol="0" rtlCol="0" fromWordArt="0" anchor="ctr" anchorCtr="0" forceAA="0" compatLnSpc="1">
+                      <a:prstTxWarp prst="textNoShape">
+                        <a:avLst/>
+                      </a:prstTxWarp>
+                      <a:noAutofit/>
+                    </wps:bodyPr>
+                  </wps:wsp>
+                  <wps:wsp>
+                    <wps:cNvPr id="162" name=" " descr="z311"/>
+                    <wps:cNvSpPr/>
+                    <wps:spPr>
+                      <a:xfrm>
+                        <a:off x="5811935" y="72988"/>
+                        <a:ext cx="20036" cy="21467"/>
                       </a:xfrm>
                       <a:prstGeom prst="rect">
                         <a:avLst/>
@@ -9839,25 +9839,25 @@
                               <w:color w:val="000000"/>
                               <w:sz w:val="4"/>
                             </w:rPr>
-                            <w:t xml:space="preserve">" "</w:t>
-                          </w:r>
-                        </w:p>
-                      </w:txbxContent>
-                    </wps:txbx>
-                    <wps:bodyPr rot="0" spcFirstLastPara="0" vertOverflow="overflow" horzOverflow="overflow" vert="horz" wrap="square" lIns="2826" tIns="1413" rIns="2826" bIns="1413" numCol="1" spcCol="0" rtlCol="0" fromWordArt="0" anchor="ctr" anchorCtr="0" forceAA="0" compatLnSpc="1">
-                      <a:prstTxWarp prst="textNoShape">
-                        <a:avLst/>
-                      </a:prstTxWarp>
-                      <a:noAutofit/>
-                    </wps:bodyPr>
-                  </wps:wsp>
-                  <wps:wsp>
-                    <wps:cNvPr id="163" name="&quot; &quot;" descr="q312"/>
-                    <wps:cNvSpPr/>
-                    <wps:spPr>
-                      <a:xfrm>
-                        <a:off x="5846443" y="75076"/>
-                        <a:ext cx="20609" cy="22081"/>
+                            <w:t xml:space="preserve"> </w:t>
+                          </w:r>
+                        </w:p>
+                      </w:txbxContent>
+                    </wps:txbx>
+                    <wps:bodyPr rot="0" spcFirstLastPara="0" vertOverflow="overflow" horzOverflow="overflow" vert="horz" wrap="square" lIns="2748" tIns="1374" rIns="2748" bIns="1374" numCol="1" spcCol="0" rtlCol="0" fromWordArt="0" anchor="ctr" anchorCtr="0" forceAA="0" compatLnSpc="1">
+                      <a:prstTxWarp prst="textNoShape">
+                        <a:avLst/>
+                      </a:prstTxWarp>
+                      <a:noAutofit/>
+                    </wps:bodyPr>
+                  </wps:wsp>
+                  <wps:wsp>
+                    <wps:cNvPr id="163" name=" " descr="q312"/>
+                    <wps:cNvSpPr/>
+                    <wps:spPr>
+                      <a:xfrm>
+                        <a:off x="5849145" y="72988"/>
+                        <a:ext cx="20036" cy="21467"/>
                       </a:xfrm>
                       <a:prstGeom prst="rect">
                         <a:avLst/>
@@ -9900,25 +9900,25 @@
                               <w:color w:val="000000"/>
                               <w:sz w:val="4"/>
                             </w:rPr>
-                            <w:t xml:space="preserve">" "</w:t>
-                          </w:r>
-                        </w:p>
-                      </w:txbxContent>
-                    </wps:txbx>
-                    <wps:bodyPr rot="0" spcFirstLastPara="0" vertOverflow="overflow" horzOverflow="overflow" vert="horz" wrap="square" lIns="2826" tIns="1413" rIns="2826" bIns="1413" numCol="1" spcCol="0" rtlCol="0" fromWordArt="0" anchor="ctr" anchorCtr="0" forceAA="0" compatLnSpc="1">
-                      <a:prstTxWarp prst="textNoShape">
-                        <a:avLst/>
-                      </a:prstTxWarp>
-                      <a:noAutofit/>
-                    </wps:bodyPr>
-                  </wps:wsp>
-                  <wps:wsp>
-                    <wps:cNvPr id="164" name="&quot; &quot;" descr="b370"/>
-                    <wps:cNvSpPr/>
-                    <wps:spPr>
-                      <a:xfrm>
-                        <a:off x="5884717" y="75076"/>
-                        <a:ext cx="20609" cy="22081"/>
+                            <w:t xml:space="preserve"> </w:t>
+                          </w:r>
+                        </w:p>
+                      </w:txbxContent>
+                    </wps:txbx>
+                    <wps:bodyPr rot="0" spcFirstLastPara="0" vertOverflow="overflow" horzOverflow="overflow" vert="horz" wrap="square" lIns="2748" tIns="1374" rIns="2748" bIns="1374" numCol="1" spcCol="0" rtlCol="0" fromWordArt="0" anchor="ctr" anchorCtr="0" forceAA="0" compatLnSpc="1">
+                      <a:prstTxWarp prst="textNoShape">
+                        <a:avLst/>
+                      </a:prstTxWarp>
+                      <a:noAutofit/>
+                    </wps:bodyPr>
+                  </wps:wsp>
+                  <wps:wsp>
+                    <wps:cNvPr id="164" name=" " descr="b370"/>
+                    <wps:cNvSpPr/>
+                    <wps:spPr>
+                      <a:xfrm>
+                        <a:off x="5886355" y="72988"/>
+                        <a:ext cx="20036" cy="21467"/>
                       </a:xfrm>
                       <a:prstGeom prst="rect">
                         <a:avLst/>
@@ -9961,25 +9961,25 @@
                               <w:color w:val="000000"/>
                               <w:sz w:val="4"/>
                             </w:rPr>
-                            <w:t xml:space="preserve">" "</w:t>
-                          </w:r>
-                        </w:p>
-                      </w:txbxContent>
-                    </wps:txbx>
-                    <wps:bodyPr rot="0" spcFirstLastPara="0" vertOverflow="overflow" horzOverflow="overflow" vert="horz" wrap="square" lIns="2826" tIns="1413" rIns="2826" bIns="1413" numCol="1" spcCol="0" rtlCol="0" fromWordArt="0" anchor="ctr" anchorCtr="0" forceAA="0" compatLnSpc="1">
-                      <a:prstTxWarp prst="textNoShape">
-                        <a:avLst/>
-                      </a:prstTxWarp>
-                      <a:noAutofit/>
-                    </wps:bodyPr>
-                  </wps:wsp>
-                  <wps:wsp>
-                    <wps:cNvPr id="165" name="&quot; &quot;" descr="c371"/>
-                    <wps:cNvSpPr/>
-                    <wps:spPr>
-                      <a:xfrm>
-                        <a:off x="5922991" y="75076"/>
-                        <a:ext cx="20609" cy="22081"/>
+                            <w:t xml:space="preserve"> </w:t>
+                          </w:r>
+                        </w:p>
+                      </w:txbxContent>
+                    </wps:txbx>
+                    <wps:bodyPr rot="0" spcFirstLastPara="0" vertOverflow="overflow" horzOverflow="overflow" vert="horz" wrap="square" lIns="2748" tIns="1374" rIns="2748" bIns="1374" numCol="1" spcCol="0" rtlCol="0" fromWordArt="0" anchor="ctr" anchorCtr="0" forceAA="0" compatLnSpc="1">
+                      <a:prstTxWarp prst="textNoShape">
+                        <a:avLst/>
+                      </a:prstTxWarp>
+                      <a:noAutofit/>
+                    </wps:bodyPr>
+                  </wps:wsp>
+                  <wps:wsp>
+                    <wps:cNvPr id="165" name=" " descr="c371"/>
+                    <wps:cNvSpPr/>
+                    <wps:spPr>
+                      <a:xfrm>
+                        <a:off x="5923564" y="72988"/>
+                        <a:ext cx="20036" cy="21467"/>
                       </a:xfrm>
                       <a:prstGeom prst="rect">
                         <a:avLst/>
@@ -10022,12 +10022,12 @@
                               <w:color w:val="000000"/>
                               <w:sz w:val="4"/>
                             </w:rPr>
-                            <w:t xml:space="preserve">" "</w:t>
-                          </w:r>
-                        </w:p>
-                      </w:txbxContent>
-                    </wps:txbx>
-                    <wps:bodyPr rot="0" spcFirstLastPara="0" vertOverflow="overflow" horzOverflow="overflow" vert="horz" wrap="square" lIns="2826" tIns="1413" rIns="2826" bIns="1413" numCol="1" spcCol="0" rtlCol="0" fromWordArt="0" anchor="ctr" anchorCtr="0" forceAA="0" compatLnSpc="1">
+                            <w:t xml:space="preserve"> </w:t>
+                          </w:r>
+                        </w:p>
+                      </w:txbxContent>
+                    </wps:txbx>
+                    <wps:bodyPr rot="0" spcFirstLastPara="0" vertOverflow="overflow" horzOverflow="overflow" vert="horz" wrap="square" lIns="2748" tIns="1374" rIns="2748" bIns="1374" numCol="1" spcCol="0" rtlCol="0" fromWordArt="0" anchor="ctr" anchorCtr="0" forceAA="0" compatLnSpc="1">
                       <a:prstTxWarp prst="textNoShape">
                         <a:avLst/>
                       </a:prstTxWarp>
@@ -10042,8 +10042,8 @@
                     </wps:cNvCnPr>
                     <wps:spPr>
                       <a:xfrm>
-                        <a:off x="4784569" y="288527"/>
-                        <a:ext cx="0" cy="72132"/>
+                        <a:off x="4767114" y="280503"/>
+                        <a:ext cx="0" cy="74419"/>
                       </a:xfrm>
                       <a:prstGeom prst="line">
                         <a:avLst/>
@@ -10080,8 +10080,8 @@
                     </wps:cNvCnPr>
                     <wps:spPr>
                       <a:xfrm>
-                        <a:off x="116942" y="97157"/>
-                        <a:ext cx="0" cy="151624"/>
+                        <a:off x="111285" y="94455"/>
+                        <a:ext cx="0" cy="147407"/>
                       </a:xfrm>
                       <a:prstGeom prst="line">
                         <a:avLst/>
@@ -10118,8 +10118,8 @@
                     </wps:cNvCnPr>
                     <wps:spPr>
                       <a:xfrm>
-                        <a:off x="197376" y="97157"/>
-                        <a:ext cx="0" cy="120710"/>
+                        <a:off x="187422" y="94455"/>
+                        <a:ext cx="0" cy="117353"/>
                       </a:xfrm>
                       <a:prstGeom prst="line">
                         <a:avLst/>
@@ -10156,8 +10156,8 @@
                     </wps:cNvCnPr>
                     <wps:spPr>
                       <a:xfrm>
-                        <a:off x="318204" y="97157"/>
-                        <a:ext cx="0" cy="125127"/>
+                        <a:off x="300768" y="94455"/>
+                        <a:ext cx="0" cy="125940"/>
                       </a:xfrm>
                       <a:prstGeom prst="line">
                         <a:avLst/>
@@ -10194,8 +10194,8 @@
                     </wps:cNvCnPr>
                     <wps:spPr>
                       <a:xfrm>
-                        <a:off x="394046" y="97157"/>
-                        <a:ext cx="0" cy="151624"/>
+                        <a:off x="384117" y="94455"/>
+                        <a:ext cx="0" cy="151700"/>
                       </a:xfrm>
                       <a:prstGeom prst="line">
                         <a:avLst/>
@@ -10232,8 +10232,8 @@
                     </wps:cNvCnPr>
                     <wps:spPr>
                       <a:xfrm>
-                        <a:off x="474127" y="97157"/>
-                        <a:ext cx="0" cy="147208"/>
+                        <a:off x="469527" y="94455"/>
+                        <a:ext cx="0" cy="143114"/>
                       </a:xfrm>
                       <a:prstGeom prst="line">
                         <a:avLst/>
@@ -10270,8 +10270,8 @@
                     </wps:cNvCnPr>
                     <wps:spPr>
                       <a:xfrm>
-                        <a:off x="197376" y="310608"/>
-                        <a:ext cx="0" cy="72132"/>
+                        <a:off x="187422" y="301970"/>
+                        <a:ext cx="0" cy="70125"/>
                       </a:xfrm>
                       <a:prstGeom prst="line">
                         <a:avLst/>
@@ -10308,8 +10308,8 @@
                     </wps:cNvCnPr>
                     <wps:spPr>
                       <a:xfrm>
-                        <a:off x="318204" y="306192"/>
-                        <a:ext cx="0" cy="56675"/>
+                        <a:off x="300768" y="293383"/>
+                        <a:ext cx="0" cy="59392"/>
                       </a:xfrm>
                       <a:prstGeom prst="line">
                         <a:avLst/>
@@ -10346,8 +10346,8 @@
                     </wps:cNvCnPr>
                     <wps:spPr>
                       <a:xfrm>
-                        <a:off x="4784569" y="97157"/>
-                        <a:ext cx="0" cy="142792"/>
+                        <a:off x="4767114" y="94455"/>
+                        <a:ext cx="0" cy="138820"/>
                       </a:xfrm>
                       <a:prstGeom prst="line">
                         <a:avLst/>
@@ -10384,8 +10384,8 @@
                     </wps:cNvCnPr>
                     <wps:spPr>
                       <a:xfrm>
-                        <a:off x="543196" y="97157"/>
-                        <a:ext cx="0" cy="156040"/>
+                        <a:off x="534615" y="94455"/>
+                        <a:ext cx="0" cy="151700"/>
                       </a:xfrm>
                       <a:prstGeom prst="line">
                         <a:avLst/>
@@ -10422,8 +10422,8 @@
                     </wps:cNvCnPr>
                     <wps:spPr>
                       <a:xfrm>
-                        <a:off x="614739" y="97157"/>
-                        <a:ext cx="0" cy="156040"/>
+                        <a:off x="600047" y="94455"/>
+                        <a:ext cx="0" cy="151700"/>
                       </a:xfrm>
                       <a:prstGeom prst="line">
                         <a:avLst/>
@@ -10460,8 +10460,8 @@
                     </wps:cNvCnPr>
                     <wps:spPr>
                       <a:xfrm>
-                        <a:off x="711072" y="315025"/>
-                        <a:ext cx="0" cy="63299"/>
+                        <a:off x="689579" y="306263"/>
+                        <a:ext cx="0" cy="61539"/>
                       </a:xfrm>
                       <a:prstGeom prst="line">
                         <a:avLst/>
@@ -10498,8 +10498,8 @@
                     </wps:cNvCnPr>
                     <wps:spPr>
                       <a:xfrm>
-                        <a:off x="804932" y="97157"/>
-                        <a:ext cx="0" cy="103045"/>
+                        <a:off x="780828" y="94455"/>
+                        <a:ext cx="0" cy="100180"/>
                       </a:xfrm>
                       <a:prstGeom prst="line">
                         <a:avLst/>
@@ -10536,8 +10536,8 @@
                     </wps:cNvCnPr>
                     <wps:spPr>
                       <a:xfrm>
-                        <a:off x="904798" y="306192"/>
-                        <a:ext cx="0" cy="67716"/>
+                        <a:off x="877916" y="297676"/>
+                        <a:ext cx="0" cy="65833"/>
                       </a:xfrm>
                       <a:prstGeom prst="line">
                         <a:avLst/>
@@ -10574,8 +10574,8 @@
                     </wps:cNvCnPr>
                     <wps:spPr>
                       <a:xfrm>
-                        <a:off x="984879" y="97157"/>
-                        <a:ext cx="0" cy="151624"/>
+                        <a:off x="965387" y="94455"/>
+                        <a:ext cx="0" cy="151700"/>
                       </a:xfrm>
                       <a:prstGeom prst="line">
                         <a:avLst/>
@@ -10612,8 +10612,8 @@
                     </wps:cNvCnPr>
                     <wps:spPr>
                       <a:xfrm>
-                        <a:off x="904798" y="97157"/>
-                        <a:ext cx="0" cy="125127"/>
+                        <a:off x="877916" y="94455"/>
+                        <a:ext cx="0" cy="121647"/>
                       </a:xfrm>
                       <a:prstGeom prst="line">
                         <a:avLst/>
@@ -10650,8 +10650,8 @@
                     </wps:cNvCnPr>
                     <wps:spPr>
                       <a:xfrm>
-                        <a:off x="1048001" y="97157"/>
-                        <a:ext cx="0" cy="147208"/>
+                        <a:off x="1036372" y="94455"/>
+                        <a:ext cx="0" cy="143114"/>
                       </a:xfrm>
                       <a:prstGeom prst="line">
                         <a:avLst/>
@@ -10688,8 +10688,8 @@
                     </wps:cNvCnPr>
                     <wps:spPr>
                       <a:xfrm>
-                        <a:off x="1122429" y="97157"/>
-                        <a:ext cx="0" cy="120710"/>
+                        <a:off x="1108730" y="94455"/>
+                        <a:ext cx="0" cy="117353"/>
                       </a:xfrm>
                       <a:prstGeom prst="line">
                         <a:avLst/>
@@ -10726,8 +10726,8 @@
                     </wps:cNvCnPr>
                     <wps:spPr>
                       <a:xfrm>
-                        <a:off x="1122429" y="310608"/>
-                        <a:ext cx="0" cy="63300"/>
+                        <a:off x="1108730" y="301970"/>
+                        <a:ext cx="0" cy="65832"/>
                       </a:xfrm>
                       <a:prstGeom prst="line">
                         <a:avLst/>
@@ -10764,8 +10764,8 @@
                     </wps:cNvCnPr>
                     <wps:spPr>
                       <a:xfrm>
-                        <a:off x="711072" y="97157"/>
-                        <a:ext cx="0" cy="116294"/>
+                        <a:off x="689579" y="94455"/>
+                        <a:ext cx="0" cy="113060"/>
                       </a:xfrm>
                       <a:prstGeom prst="line">
                         <a:avLst/>
@@ -10802,8 +10802,8 @@
                     </wps:cNvCnPr>
                     <wps:spPr>
                       <a:xfrm>
-                        <a:off x="1199331" y="97157"/>
-                        <a:ext cx="0" cy="156040"/>
+                        <a:off x="1183492" y="94455"/>
+                        <a:ext cx="0" cy="151700"/>
                       </a:xfrm>
                       <a:prstGeom prst="line">
                         <a:avLst/>
@@ -10840,8 +10840,8 @@
                     </wps:cNvCnPr>
                     <wps:spPr>
                       <a:xfrm>
-                        <a:off x="1247038" y="97157"/>
-                        <a:ext cx="47707" cy="138375"/>
+                        <a:off x="1229873" y="94455"/>
+                        <a:ext cx="46380" cy="134527"/>
                       </a:xfrm>
                       <a:prstGeom prst="line">
                         <a:avLst/>
@@ -10878,8 +10878,8 @@
                     </wps:cNvCnPr>
                     <wps:spPr>
                       <a:xfrm>
-                        <a:off x="1294745" y="97157"/>
-                        <a:ext cx="0" cy="138375"/>
+                        <a:off x="1276253" y="94455"/>
+                        <a:ext cx="0" cy="134527"/>
                       </a:xfrm>
                       <a:prstGeom prst="line">
                         <a:avLst/>
@@ -10916,8 +10916,8 @@
                     </wps:cNvCnPr>
                     <wps:spPr>
                       <a:xfrm flipH="1">
-                        <a:off x="1294745" y="97157"/>
-                        <a:ext cx="40818" cy="138375"/>
+                        <a:off x="1276253" y="94455"/>
+                        <a:ext cx="40713" cy="134527"/>
                       </a:xfrm>
                       <a:prstGeom prst="line">
                         <a:avLst/>
@@ -10954,8 +10954,8 @@
                     </wps:cNvCnPr>
                     <wps:spPr>
                       <a:xfrm>
-                        <a:off x="1391714" y="105990"/>
-                        <a:ext cx="0" cy="129542"/>
+                        <a:off x="1370525" y="103042"/>
+                        <a:ext cx="0" cy="125940"/>
                       </a:xfrm>
                       <a:prstGeom prst="line">
                         <a:avLst/>
@@ -10992,8 +10992,8 @@
                     </wps:cNvCnPr>
                     <wps:spPr>
                       <a:xfrm>
-                        <a:off x="1391714" y="292943"/>
-                        <a:ext cx="0" cy="80965"/>
+                        <a:off x="1370525" y="284796"/>
+                        <a:ext cx="0" cy="78713"/>
                       </a:xfrm>
                       <a:prstGeom prst="line">
                         <a:avLst/>
@@ -11030,8 +11030,8 @@
                     </wps:cNvCnPr>
                     <wps:spPr>
                       <a:xfrm>
-                        <a:off x="3352167" y="97157"/>
-                        <a:ext cx="0" cy="138375"/>
+                        <a:off x="3297475" y="94455"/>
+                        <a:ext cx="0" cy="134527"/>
                       </a:xfrm>
                       <a:prstGeom prst="line">
                         <a:avLst/>
@@ -11068,8 +11068,8 @@
                     </wps:cNvCnPr>
                     <wps:spPr>
                       <a:xfrm>
-                        <a:off x="1924417" y="110406"/>
-                        <a:ext cx="0" cy="138375"/>
+                        <a:off x="1888413" y="107335"/>
+                        <a:ext cx="0" cy="138820"/>
                       </a:xfrm>
                       <a:prstGeom prst="line">
                         <a:avLst/>
@@ -11106,8 +11106,8 @@
                     </wps:cNvCnPr>
                     <wps:spPr>
                       <a:xfrm>
-                        <a:off x="1474056" y="328273"/>
-                        <a:ext cx="0" cy="45635"/>
+                        <a:off x="1450577" y="319143"/>
+                        <a:ext cx="0" cy="44366"/>
                       </a:xfrm>
                       <a:prstGeom prst="line">
                         <a:avLst/>
@@ -11144,8 +11144,8 @@
                     </wps:cNvCnPr>
                     <wps:spPr>
                       <a:xfrm>
-                        <a:off x="1474056" y="97157"/>
-                        <a:ext cx="0" cy="103045"/>
+                        <a:off x="1450577" y="94455"/>
+                        <a:ext cx="0" cy="100180"/>
                       </a:xfrm>
                       <a:prstGeom prst="line">
                         <a:avLst/>
@@ -11182,8 +11182,8 @@
                     </wps:cNvCnPr>
                     <wps:spPr>
                       <a:xfrm>
-                        <a:off x="2061897" y="97157"/>
-                        <a:ext cx="0" cy="156040"/>
+                        <a:off x="2020009" y="94455"/>
+                        <a:ext cx="0" cy="151700"/>
                       </a:xfrm>
                       <a:prstGeom prst="line">
                         <a:avLst/>
@@ -11220,8 +11220,8 @@
                     </wps:cNvCnPr>
                     <wps:spPr>
                       <a:xfrm>
-                        <a:off x="2007112" y="288527"/>
-                        <a:ext cx="0" cy="80964"/>
+                        <a:off x="1968808" y="280503"/>
+                        <a:ext cx="0" cy="78712"/>
                       </a:xfrm>
                       <a:prstGeom prst="line">
                         <a:avLst/>
@@ -11258,8 +11258,8 @@
                     </wps:cNvCnPr>
                     <wps:spPr>
                       <a:xfrm>
-                        <a:off x="2216689" y="110406"/>
-                        <a:ext cx="0" cy="138375"/>
+                        <a:off x="2168435" y="107335"/>
+                        <a:ext cx="0" cy="138820"/>
                       </a:xfrm>
                       <a:prstGeom prst="line">
                         <a:avLst/>
@@ -11296,8 +11296,8 @@
                     </wps:cNvCnPr>
                     <wps:spPr>
                       <a:xfrm>
-                        <a:off x="2299385" y="97157"/>
-                        <a:ext cx="0" cy="98629"/>
+                        <a:off x="2248830" y="94455"/>
+                        <a:ext cx="0" cy="95886"/>
                       </a:xfrm>
                       <a:prstGeom prst="line">
                         <a:avLst/>
@@ -11334,8 +11334,8 @@
                     </wps:cNvCnPr>
                     <wps:spPr>
                       <a:xfrm>
-                        <a:off x="2382080" y="110406"/>
-                        <a:ext cx="0" cy="138375"/>
+                        <a:off x="2329226" y="107335"/>
+                        <a:ext cx="0" cy="138820"/>
                       </a:xfrm>
                       <a:prstGeom prst="line">
                         <a:avLst/>
@@ -11372,8 +11372,8 @@
                     </wps:cNvCnPr>
                     <wps:spPr>
                       <a:xfrm>
-                        <a:off x="2503850" y="110406"/>
-                        <a:ext cx="0" cy="138375"/>
+                        <a:off x="2447609" y="107335"/>
+                        <a:ext cx="0" cy="138820"/>
                       </a:xfrm>
                       <a:prstGeom prst="line">
                         <a:avLst/>
@@ -11410,8 +11410,8 @@
                     </wps:cNvCnPr>
                     <wps:spPr>
                       <a:xfrm>
-                        <a:off x="2007112" y="97157"/>
-                        <a:ext cx="0" cy="142792"/>
+                        <a:off x="1968808" y="94455"/>
+                        <a:ext cx="0" cy="138820"/>
                       </a:xfrm>
                       <a:prstGeom prst="line">
                         <a:avLst/>
@@ -11448,8 +11448,8 @@
                     </wps:cNvCnPr>
                     <wps:spPr>
                       <a:xfrm>
-                        <a:off x="2120710" y="105990"/>
-                        <a:ext cx="0" cy="129542"/>
+                        <a:off x="2077185" y="103042"/>
+                        <a:ext cx="0" cy="125940"/>
                       </a:xfrm>
                       <a:prstGeom prst="line">
                         <a:avLst/>
@@ -11486,8 +11486,8 @@
                     </wps:cNvCnPr>
                     <wps:spPr>
                       <a:xfrm>
-                        <a:off x="2120710" y="292943"/>
-                        <a:ext cx="0" cy="80965"/>
+                        <a:off x="2077185" y="284796"/>
+                        <a:ext cx="0" cy="78713"/>
                       </a:xfrm>
                       <a:prstGeom prst="line">
                         <a:avLst/>
@@ -11524,8 +11524,8 @@
                     </wps:cNvCnPr>
                     <wps:spPr>
                       <a:xfrm>
-                        <a:off x="2586546" y="306192"/>
-                        <a:ext cx="0" cy="67716"/>
+                        <a:off x="2535080" y="297676"/>
+                        <a:ext cx="0" cy="65833"/>
                       </a:xfrm>
                       <a:prstGeom prst="line">
                         <a:avLst/>
@@ -11562,8 +11562,8 @@
                     </wps:cNvCnPr>
                     <wps:spPr>
                       <a:xfrm>
-                        <a:off x="2586546" y="97157"/>
-                        <a:ext cx="0" cy="125127"/>
+                        <a:off x="2535080" y="94455"/>
+                        <a:ext cx="0" cy="121647"/>
                       </a:xfrm>
                       <a:prstGeom prst="line">
                         <a:avLst/>
@@ -11600,8 +11600,8 @@
                     </wps:cNvCnPr>
                     <wps:spPr>
                       <a:xfrm>
-                        <a:off x="2724238" y="97157"/>
-                        <a:ext cx="0" cy="156040"/>
+                        <a:off x="2664821" y="94455"/>
+                        <a:ext cx="0" cy="151700"/>
                       </a:xfrm>
                       <a:prstGeom prst="line">
                         <a:avLst/>
@@ -11638,8 +11638,8 @@
                     </wps:cNvCnPr>
                     <wps:spPr>
                       <a:xfrm>
-                        <a:off x="2669453" y="288527"/>
-                        <a:ext cx="0" cy="80964"/>
+                        <a:off x="2613621" y="280503"/>
+                        <a:ext cx="0" cy="78712"/>
                       </a:xfrm>
                       <a:prstGeom prst="line">
                         <a:avLst/>
@@ -11676,8 +11676,8 @@
                     </wps:cNvCnPr>
                     <wps:spPr>
                       <a:xfrm>
-                        <a:off x="2874437" y="110406"/>
-                        <a:ext cx="0" cy="138375"/>
+                        <a:off x="2813797" y="107335"/>
+                        <a:ext cx="0" cy="138820"/>
                       </a:xfrm>
                       <a:prstGeom prst="line">
                         <a:avLst/>
@@ -11714,8 +11714,8 @@
                     </wps:cNvCnPr>
                     <wps:spPr>
                       <a:xfrm>
-                        <a:off x="2996207" y="110406"/>
-                        <a:ext cx="0" cy="138375"/>
+                        <a:off x="2932180" y="107335"/>
+                        <a:ext cx="0" cy="138820"/>
                       </a:xfrm>
                       <a:prstGeom prst="line">
                         <a:avLst/>
@@ -11752,8 +11752,8 @@
                     </wps:cNvCnPr>
                     <wps:spPr>
                       <a:xfrm>
-                        <a:off x="2669453" y="97157"/>
-                        <a:ext cx="0" cy="142792"/>
+                        <a:off x="2613621" y="94455"/>
+                        <a:ext cx="0" cy="138820"/>
                       </a:xfrm>
                       <a:prstGeom prst="line">
                         <a:avLst/>
@@ -11790,8 +11790,8 @@
                     </wps:cNvCnPr>
                     <wps:spPr>
                       <a:xfrm>
-                        <a:off x="3078902" y="97157"/>
-                        <a:ext cx="0" cy="147208"/>
+                        <a:off x="3012576" y="94455"/>
+                        <a:ext cx="0" cy="143114"/>
                       </a:xfrm>
                       <a:prstGeom prst="line">
                         <a:avLst/>
@@ -11828,8 +11828,8 @@
                     </wps:cNvCnPr>
                     <wps:spPr>
                       <a:xfrm>
-                        <a:off x="3136514" y="97157"/>
-                        <a:ext cx="0" cy="156040"/>
+                        <a:off x="3068585" y="94455"/>
+                        <a:ext cx="0" cy="151700"/>
                       </a:xfrm>
                       <a:prstGeom prst="line">
                         <a:avLst/>
@@ -11866,8 +11866,8 @@
                     </wps:cNvCnPr>
                     <wps:spPr>
                       <a:xfrm>
-                        <a:off x="2791741" y="301776"/>
-                        <a:ext cx="0" cy="76548"/>
+                        <a:off x="2730447" y="289090"/>
+                        <a:ext cx="0" cy="78712"/>
                       </a:xfrm>
                       <a:prstGeom prst="line">
                         <a:avLst/>
@@ -11904,8 +11904,8 @@
                     </wps:cNvCnPr>
                     <wps:spPr>
                       <a:xfrm>
-                        <a:off x="3272086" y="97157"/>
-                        <a:ext cx="0" cy="151624"/>
+                        <a:off x="3210004" y="94455"/>
+                        <a:ext cx="0" cy="151700"/>
                       </a:xfrm>
                       <a:prstGeom prst="line">
                         <a:avLst/>
@@ -11942,8 +11942,8 @@
                     </wps:cNvCnPr>
                     <wps:spPr>
                       <a:xfrm>
-                        <a:off x="3839813" y="97157"/>
-                        <a:ext cx="49851" cy="147208"/>
+                        <a:off x="3801578" y="94455"/>
+                        <a:ext cx="47434" cy="143114"/>
                       </a:xfrm>
                       <a:prstGeom prst="line">
                         <a:avLst/>
@@ -11980,8 +11980,8 @@
                     </wps:cNvCnPr>
                     <wps:spPr>
                       <a:xfrm flipH="1">
-                        <a:off x="3889664" y="97157"/>
-                        <a:ext cx="30595" cy="147208"/>
+                        <a:off x="3849012" y="94455"/>
+                        <a:ext cx="29058" cy="143114"/>
                       </a:xfrm>
                       <a:prstGeom prst="line">
                         <a:avLst/>
@@ -12018,8 +12018,8 @@
                     </wps:cNvCnPr>
                     <wps:spPr>
                       <a:xfrm>
-                        <a:off x="3432813" y="110406"/>
-                        <a:ext cx="0" cy="138375"/>
+                        <a:off x="3384946" y="107335"/>
+                        <a:ext cx="0" cy="138820"/>
                       </a:xfrm>
                       <a:prstGeom prst="line">
                         <a:avLst/>
@@ -12056,8 +12056,8 @@
                     </wps:cNvCnPr>
                     <wps:spPr>
                       <a:xfrm>
-                        <a:off x="3200131" y="105990"/>
-                        <a:ext cx="0" cy="116294"/>
+                        <a:off x="3130433" y="103042"/>
+                        <a:ext cx="0" cy="113060"/>
                       </a:xfrm>
                       <a:prstGeom prst="line">
                         <a:avLst/>
@@ -12094,8 +12094,8 @@
                     </wps:cNvCnPr>
                     <wps:spPr>
                       <a:xfrm>
-                        <a:off x="3200131" y="306192"/>
-                        <a:ext cx="0" cy="76548"/>
+                        <a:off x="3130433" y="297676"/>
+                        <a:ext cx="0" cy="74419"/>
                       </a:xfrm>
                       <a:prstGeom prst="line">
                         <a:avLst/>
@@ -12132,8 +12132,8 @@
                     </wps:cNvCnPr>
                     <wps:spPr>
                       <a:xfrm>
-                        <a:off x="37214" y="431319"/>
-                        <a:ext cx="0" cy="32385"/>
+                        <a:off x="35836" y="415029"/>
+                        <a:ext cx="0" cy="35779"/>
                       </a:xfrm>
                       <a:prstGeom prst="line">
                         <a:avLst/>
@@ -12170,8 +12170,8 @@
                     </wps:cNvCnPr>
                     <wps:spPr>
                       <a:xfrm>
-                        <a:off x="3636231" y="97157"/>
-                        <a:ext cx="0" cy="151624"/>
+                        <a:off x="3597132" y="94455"/>
+                        <a:ext cx="0" cy="151700"/>
                       </a:xfrm>
                       <a:prstGeom prst="line">
                         <a:avLst/>
@@ -12208,8 +12208,8 @@
                     </wps:cNvCnPr>
                     <wps:spPr>
                       <a:xfrm>
-                        <a:off x="3520914" y="97157"/>
-                        <a:ext cx="21811" cy="147208"/>
+                        <a:off x="3475405" y="94455"/>
+                        <a:ext cx="21204" cy="143114"/>
                       </a:xfrm>
                       <a:prstGeom prst="line">
                         <a:avLst/>
@@ -12246,8 +12246,8 @@
                     </wps:cNvCnPr>
                     <wps:spPr>
                       <a:xfrm flipH="1">
-                        <a:off x="3542725" y="97157"/>
-                        <a:ext cx="24942" cy="147208"/>
+                        <a:off x="3496609" y="94455"/>
+                        <a:ext cx="29058" cy="143114"/>
                       </a:xfrm>
                       <a:prstGeom prst="line">
                         <a:avLst/>
@@ -12284,8 +12284,8 @@
                     </wps:cNvCnPr>
                     <wps:spPr>
                       <a:xfrm>
-                        <a:off x="3542725" y="284111"/>
-                        <a:ext cx="0" cy="72132"/>
+                        <a:off x="3496609" y="276209"/>
+                        <a:ext cx="0" cy="70126"/>
                       </a:xfrm>
                       <a:prstGeom prst="line">
                         <a:avLst/>
@@ -12322,8 +12322,8 @@
                     </wps:cNvCnPr>
                     <wps:spPr>
                       <a:xfrm>
-                        <a:off x="3746342" y="97157"/>
-                        <a:ext cx="0" cy="147208"/>
+                        <a:off x="3711737" y="94455"/>
+                        <a:ext cx="0" cy="143114"/>
                       </a:xfrm>
                       <a:prstGeom prst="line">
                         <a:avLst/>
@@ -12360,8 +12360,8 @@
                     </wps:cNvCnPr>
                     <wps:spPr>
                       <a:xfrm>
-                        <a:off x="3746342" y="284111"/>
-                        <a:ext cx="0" cy="98629"/>
+                        <a:off x="3711737" y="276209"/>
+                        <a:ext cx="0" cy="95886"/>
                       </a:xfrm>
                       <a:prstGeom prst="line">
                         <a:avLst/>
@@ -12398,8 +12398,8 @@
                     </wps:cNvCnPr>
                     <wps:spPr>
                       <a:xfrm>
-                        <a:off x="3889664" y="284111"/>
-                        <a:ext cx="0" cy="72132"/>
+                        <a:off x="3849012" y="276209"/>
+                        <a:ext cx="0" cy="70126"/>
                       </a:xfrm>
                       <a:prstGeom prst="line">
                         <a:avLst/>
@@ -12436,8 +12436,8 @@
                     </wps:cNvCnPr>
                     <wps:spPr>
                       <a:xfrm>
-                        <a:off x="3994476" y="97157"/>
-                        <a:ext cx="0" cy="147208"/>
+                        <a:off x="3949535" y="94455"/>
+                        <a:ext cx="0" cy="143114"/>
                       </a:xfrm>
                       <a:prstGeom prst="line">
                         <a:avLst/>
@@ -12474,8 +12474,8 @@
                     </wps:cNvCnPr>
                     <wps:spPr>
                       <a:xfrm>
-                        <a:off x="4072790" y="97157"/>
-                        <a:ext cx="0" cy="147208"/>
+                        <a:off x="4024298" y="94455"/>
+                        <a:ext cx="0" cy="143114"/>
                       </a:xfrm>
                       <a:prstGeom prst="line">
                         <a:avLst/>
@@ -12512,8 +12512,8 @@
                     </wps:cNvCnPr>
                     <wps:spPr>
                       <a:xfrm>
-                        <a:off x="4139799" y="97157"/>
-                        <a:ext cx="0" cy="151624"/>
+                        <a:off x="4099060" y="94455"/>
+                        <a:ext cx="0" cy="151700"/>
                       </a:xfrm>
                       <a:prstGeom prst="line">
                         <a:avLst/>
@@ -12550,8 +12550,8 @@
                     </wps:cNvCnPr>
                     <wps:spPr>
                       <a:xfrm>
-                        <a:off x="4282932" y="97157"/>
-                        <a:ext cx="0" cy="151624"/>
+                        <a:off x="4257447" y="94455"/>
+                        <a:ext cx="0" cy="151700"/>
                       </a:xfrm>
                       <a:prstGeom prst="line">
                         <a:avLst/>
@@ -12588,8 +12588,8 @@
                     </wps:cNvCnPr>
                     <wps:spPr>
                       <a:xfrm>
-                        <a:off x="4282932" y="279695"/>
-                        <a:ext cx="0" cy="94213"/>
+                        <a:off x="4257447" y="267622"/>
+                        <a:ext cx="0" cy="95887"/>
                       </a:xfrm>
                       <a:prstGeom prst="line">
                         <a:avLst/>
@@ -12626,8 +12626,8 @@
                     </wps:cNvCnPr>
                     <wps:spPr>
                       <a:xfrm>
-                        <a:off x="4343582" y="97157"/>
-                        <a:ext cx="0" cy="151624"/>
+                        <a:off x="4335644" y="94455"/>
+                        <a:ext cx="0" cy="151700"/>
                       </a:xfrm>
                       <a:prstGeom prst="line">
                         <a:avLst/>
@@ -12664,8 +12664,8 @@
                     </wps:cNvCnPr>
                     <wps:spPr>
                       <a:xfrm>
-                        <a:off x="4211189" y="97157"/>
-                        <a:ext cx="0" cy="120710"/>
+                        <a:off x="4178082" y="94455"/>
+                        <a:ext cx="0" cy="117353"/>
                       </a:xfrm>
                       <a:prstGeom prst="line">
                         <a:avLst/>
@@ -12702,8 +12702,8 @@
                     </wps:cNvCnPr>
                     <wps:spPr>
                       <a:xfrm>
-                        <a:off x="3352167" y="426902"/>
-                        <a:ext cx="0" cy="41219"/>
+                        <a:off x="3297475" y="415029"/>
+                        <a:ext cx="0" cy="40072"/>
                       </a:xfrm>
                       <a:prstGeom prst="line">
                         <a:avLst/>
@@ -12740,8 +12740,8 @@
                     </wps:cNvCnPr>
                     <wps:spPr>
                       <a:xfrm>
-                        <a:off x="4390347" y="97157"/>
-                        <a:ext cx="21810" cy="156040"/>
+                        <a:off x="4385917" y="94455"/>
+                        <a:ext cx="21204" cy="151700"/>
                       </a:xfrm>
                       <a:prstGeom prst="line">
                         <a:avLst/>
@@ -12778,8 +12778,8 @@
                     </wps:cNvCnPr>
                     <wps:spPr>
                       <a:xfrm flipH="1">
-                        <a:off x="4412157" y="97157"/>
-                        <a:ext cx="21810" cy="156040"/>
+                        <a:off x="4407121" y="94455"/>
+                        <a:ext cx="21203" cy="151700"/>
                       </a:xfrm>
                       <a:prstGeom prst="line">
                         <a:avLst/>
@@ -12816,8 +12816,8 @@
                     </wps:cNvCnPr>
                     <wps:spPr>
                       <a:xfrm>
-                        <a:off x="3352167" y="292943"/>
-                        <a:ext cx="0" cy="67716"/>
+                        <a:off x="3297475" y="284796"/>
+                        <a:ext cx="0" cy="65832"/>
                       </a:xfrm>
                       <a:prstGeom prst="line">
                         <a:avLst/>
@@ -12854,8 +12854,8 @@
                     </wps:cNvCnPr>
                     <wps:spPr>
                       <a:xfrm>
-                        <a:off x="4489529" y="97157"/>
-                        <a:ext cx="0" cy="103045"/>
+                        <a:off x="4481311" y="94455"/>
+                        <a:ext cx="0" cy="100180"/>
                       </a:xfrm>
                       <a:prstGeom prst="line">
                         <a:avLst/>
@@ -12892,8 +12892,8 @@
                     </wps:cNvCnPr>
                     <wps:spPr>
                       <a:xfrm>
-                        <a:off x="37214" y="97157"/>
-                        <a:ext cx="0" cy="129543"/>
+                        <a:off x="35836" y="94455"/>
+                        <a:ext cx="0" cy="130233"/>
                       </a:xfrm>
                       <a:prstGeom prst="line">
                         <a:avLst/>
@@ -12930,8 +12930,8 @@
                     </wps:cNvCnPr>
                     <wps:spPr>
                       <a:xfrm>
-                        <a:off x="37214" y="301776"/>
-                        <a:ext cx="0" cy="54467"/>
+                        <a:off x="35836" y="289090"/>
+                        <a:ext cx="0" cy="61538"/>
                       </a:xfrm>
                       <a:prstGeom prst="line">
                         <a:avLst/>
@@ -12968,8 +12968,8 @@
                     </wps:cNvCnPr>
                     <wps:spPr>
                       <a:xfrm>
-                        <a:off x="2791741" y="97157"/>
-                        <a:ext cx="0" cy="129543"/>
+                        <a:off x="2730447" y="94455"/>
+                        <a:ext cx="0" cy="130233"/>
                       </a:xfrm>
                       <a:prstGeom prst="line">
                         <a:avLst/>
@@ -13006,8 +13006,8 @@
                     </wps:cNvCnPr>
                     <wps:spPr>
                       <a:xfrm>
-                        <a:off x="4563640" y="97157"/>
-                        <a:ext cx="40747" cy="142792"/>
+                        <a:off x="4552330" y="94455"/>
+                        <a:ext cx="39613" cy="138820"/>
                       </a:xfrm>
                       <a:prstGeom prst="line">
                         <a:avLst/>
@@ -13044,8 +13044,8 @@
                     </wps:cNvCnPr>
                     <wps:spPr>
                       <a:xfrm flipH="1">
-                        <a:off x="4604387" y="97157"/>
-                        <a:ext cx="60679" cy="142792"/>
+                        <a:off x="4591943" y="94455"/>
+                        <a:ext cx="58992" cy="138820"/>
                       </a:xfrm>
                       <a:prstGeom prst="line">
                         <a:avLst/>
@@ -13082,8 +13082,8 @@
                     </wps:cNvCnPr>
                     <wps:spPr>
                       <a:xfrm>
-                        <a:off x="4604387" y="288527"/>
-                        <a:ext cx="0" cy="72132"/>
+                        <a:off x="4591943" y="280503"/>
+                        <a:ext cx="0" cy="70125"/>
                       </a:xfrm>
                       <a:prstGeom prst="line">
                         <a:avLst/>
@@ -13120,8 +13120,8 @@
                     </wps:cNvCnPr>
                     <wps:spPr>
                       <a:xfrm>
-                        <a:off x="4604387" y="426902"/>
-                        <a:ext cx="65171" cy="41219"/>
+                        <a:off x="4591943" y="415029"/>
+                        <a:ext cx="63360" cy="40072"/>
                       </a:xfrm>
                       <a:prstGeom prst="line">
                         <a:avLst/>
@@ -13158,8 +13158,8 @@
                     </wps:cNvCnPr>
                     <wps:spPr>
                       <a:xfrm>
-                        <a:off x="4784569" y="426902"/>
-                        <a:ext cx="0" cy="27970"/>
+                        <a:off x="4767114" y="410736"/>
+                        <a:ext cx="0" cy="31485"/>
                       </a:xfrm>
                       <a:prstGeom prst="line">
                         <a:avLst/>
@@ -13196,8 +13196,8 @@
                     </wps:cNvCnPr>
                     <wps:spPr>
                       <a:xfrm>
-                        <a:off x="4784569" y="503450"/>
-                        <a:ext cx="0" cy="23554"/>
+                        <a:off x="4767114" y="489449"/>
+                        <a:ext cx="0" cy="22898"/>
                       </a:xfrm>
                       <a:prstGeom prst="line">
                         <a:avLst/>
@@ -13234,8 +13234,8 @@
                     </wps:cNvCnPr>
                     <wps:spPr>
                       <a:xfrm>
-                        <a:off x="4859704" y="110406"/>
-                        <a:ext cx="0" cy="138375"/>
+                        <a:off x="4838099" y="103042"/>
+                        <a:ext cx="0" cy="138820"/>
                       </a:xfrm>
                       <a:prstGeom prst="line">
                         <a:avLst/>
@@ -13272,8 +13272,8 @@
                     </wps:cNvCnPr>
                     <wps:spPr>
                       <a:xfrm>
-                        <a:off x="4919788" y="97157"/>
-                        <a:ext cx="46288" cy="156040"/>
+                        <a:off x="4898229" y="94455"/>
+                        <a:ext cx="42082" cy="151700"/>
                       </a:xfrm>
                       <a:prstGeom prst="line">
                         <a:avLst/>
@@ -13310,8 +13310,8 @@
                     </wps:cNvCnPr>
                     <wps:spPr>
                       <a:xfrm>
-                        <a:off x="4960735" y="97157"/>
-                        <a:ext cx="5341" cy="156040"/>
+                        <a:off x="4938038" y="94455"/>
+                        <a:ext cx="2273" cy="151700"/>
                       </a:xfrm>
                       <a:prstGeom prst="line">
                         <a:avLst/>
@@ -13348,8 +13348,8 @@
                     </wps:cNvCnPr>
                     <wps:spPr>
                       <a:xfrm flipH="1">
-                        <a:off x="4966076" y="97157"/>
-                        <a:ext cx="35607" cy="156040"/>
+                        <a:off x="4940311" y="94455"/>
+                        <a:ext cx="37535" cy="151700"/>
                       </a:xfrm>
                       <a:prstGeom prst="line">
                         <a:avLst/>
@@ -13386,8 +13386,8 @@
                     </wps:cNvCnPr>
                     <wps:spPr>
                       <a:xfrm>
-                        <a:off x="4669558" y="404821"/>
-                        <a:ext cx="0" cy="63300"/>
+                        <a:off x="4655303" y="393562"/>
+                        <a:ext cx="0" cy="61539"/>
                       </a:xfrm>
                       <a:prstGeom prst="line">
                         <a:avLst/>
@@ -13424,8 +13424,8 @@
                     </wps:cNvCnPr>
                     <wps:spPr>
                       <a:xfrm flipH="1">
-                        <a:off x="4669558" y="404821"/>
-                        <a:ext cx="43621" cy="63300"/>
+                        <a:off x="4655303" y="393562"/>
+                        <a:ext cx="42407" cy="61539"/>
                       </a:xfrm>
                       <a:prstGeom prst="line">
                         <a:avLst/>
@@ -13462,8 +13462,8 @@
                     </wps:cNvCnPr>
                     <wps:spPr>
                       <a:xfrm>
-                        <a:off x="5043395" y="97157"/>
-                        <a:ext cx="0" cy="156040"/>
+                        <a:off x="5017655" y="94455"/>
+                        <a:ext cx="0" cy="151700"/>
                       </a:xfrm>
                       <a:prstGeom prst="line">
                         <a:avLst/>
@@ -13497,6 +13497,19 @@
             </a:graphic>
           </wp:inline>
         </w:drawing>
+      </w:r>
+    </w:p>
+    <w:p xmlns:w="http://schemas.openxmlformats.org/wordprocessingml/2006/main">
+      <w:pPr>
+        <w:spacing w:before="0" w:after="120"/>
+      </w:pPr>
+      <w:r>
+        <w:rPr>
+          <w:i/>
+          <w:color w:val="808080"/>
+          <w:sz w:val="18"/>
+        </w:rPr>
+        <w:t xml:space="preserve">Native shapes used (diagram has multiple disconnected parts — not supported by SmartArt export).</w:t>
       </w:r>
     </w:p>
     <w:bookmarkEnd w:id="20"/>

--- a/test-corpus/corpus/generated/medium2.docx
+++ b/test-corpus/corpus/generated/medium2.docx
@@ -15909,7 +15909,7 @@
                           <a:srgbClr val="2F5496"/>
                         </a:solidFill>
                         <a:prstDash val="solid"/>
-                        <a:tailEnd type="triangle" w="med" len="med"/>
+                        <a:tailEnd type="triangle" w="sm" len="sm"/>
                       </a:ln>
                     </wps:spPr>
                     <wps:style>
@@ -15947,7 +15947,7 @@
                           <a:srgbClr val="2F5496"/>
                         </a:solidFill>
                         <a:prstDash val="solid"/>
-                        <a:tailEnd type="triangle" w="med" len="med"/>
+                        <a:tailEnd type="triangle" w="sm" len="sm"/>
                       </a:ln>
                     </wps:spPr>
                     <wps:style>
@@ -16024,7 +16024,7 @@
                           <a:srgbClr val="2F5496"/>
                         </a:solidFill>
                         <a:prstDash val="solid"/>
-                        <a:tailEnd type="triangle" w="med" len="med"/>
+                        <a:tailEnd type="triangle" w="sm" len="sm"/>
                       </a:ln>
                     </wps:spPr>
                     <wps:style>
@@ -16101,7 +16101,7 @@
                           <a:srgbClr val="2F5496"/>
                         </a:solidFill>
                         <a:prstDash val="solid"/>
-                        <a:tailEnd type="triangle" w="med" len="med"/>
+                        <a:tailEnd type="triangle" w="sm" len="sm"/>
                       </a:ln>
                     </wps:spPr>
                     <wps:style>
@@ -16139,7 +16139,7 @@
                           <a:srgbClr val="2F5496"/>
                         </a:solidFill>
                         <a:prstDash val="solid"/>
-                        <a:tailEnd type="triangle" w="med" len="med"/>
+                        <a:tailEnd type="triangle" w="sm" len="sm"/>
                       </a:ln>
                     </wps:spPr>
                     <wps:style>
@@ -16177,7 +16177,7 @@
                           <a:srgbClr val="2F5496"/>
                         </a:solidFill>
                         <a:prstDash val="solid"/>
-                        <a:tailEnd type="triangle" w="med" len="med"/>
+                        <a:tailEnd type="triangle" w="sm" len="sm"/>
                       </a:ln>
                     </wps:spPr>
                     <wps:style>
@@ -16254,7 +16254,7 @@
                           <a:srgbClr val="2F5496"/>
                         </a:solidFill>
                         <a:prstDash val="solid"/>
-                        <a:tailEnd type="triangle" w="med" len="med"/>
+                        <a:tailEnd type="triangle" w="sm" len="sm"/>
                       </a:ln>
                     </wps:spPr>
                     <wps:style>
@@ -16292,7 +16292,7 @@
                           <a:srgbClr val="2F5496"/>
                         </a:solidFill>
                         <a:prstDash val="solid"/>
-                        <a:tailEnd type="triangle" w="med" len="med"/>
+                        <a:tailEnd type="triangle" w="sm" len="sm"/>
                       </a:ln>
                     </wps:spPr>
                     <wps:style>
@@ -16330,7 +16330,7 @@
                           <a:srgbClr val="2F5496"/>
                         </a:solidFill>
                         <a:prstDash val="solid"/>
-                        <a:tailEnd type="triangle" w="med" len="med"/>
+                        <a:tailEnd type="triangle" w="sm" len="sm"/>
                       </a:ln>
                     </wps:spPr>
                     <wps:style>
@@ -16368,7 +16368,7 @@
                           <a:srgbClr val="2F5496"/>
                         </a:solidFill>
                         <a:prstDash val="solid"/>
-                        <a:tailEnd type="triangle" w="med" len="med"/>
+                        <a:tailEnd type="triangle" w="sm" len="sm"/>
                       </a:ln>
                     </wps:spPr>
                     <wps:style>
@@ -16406,7 +16406,7 @@
                           <a:srgbClr val="2F5496"/>
                         </a:solidFill>
                         <a:prstDash val="solid"/>
-                        <a:tailEnd type="triangle" w="med" len="med"/>
+                        <a:tailEnd type="triangle" w="sm" len="sm"/>
                       </a:ln>
                     </wps:spPr>
                     <wps:style>
@@ -16444,7 +16444,7 @@
                           <a:srgbClr val="2F5496"/>
                         </a:solidFill>
                         <a:prstDash val="solid"/>
-                        <a:tailEnd type="triangle" w="med" len="med"/>
+                        <a:tailEnd type="triangle" w="sm" len="sm"/>
                       </a:ln>
                     </wps:spPr>
                     <wps:style>
@@ -16521,7 +16521,7 @@
                           <a:srgbClr val="2F5496"/>
                         </a:solidFill>
                         <a:prstDash val="solid"/>
-                        <a:tailEnd type="triangle" w="med" len="med"/>
+                        <a:tailEnd type="triangle" w="sm" len="sm"/>
                       </a:ln>
                     </wps:spPr>
                     <wps:style>
@@ -16598,7 +16598,7 @@
                           <a:srgbClr val="2F5496"/>
                         </a:solidFill>
                         <a:prstDash val="solid"/>
-                        <a:tailEnd type="triangle" w="med" len="med"/>
+                        <a:tailEnd type="triangle" w="sm" len="sm"/>
                       </a:ln>
                     </wps:spPr>
                     <wps:style>
@@ -16636,7 +16636,7 @@
                           <a:srgbClr val="2F5496"/>
                         </a:solidFill>
                         <a:prstDash val="solid"/>
-                        <a:tailEnd type="triangle" w="med" len="med"/>
+                        <a:tailEnd type="triangle" w="sm" len="sm"/>
                       </a:ln>
                     </wps:spPr>
                     <wps:style>
@@ -16674,7 +16674,7 @@
                           <a:srgbClr val="2F5496"/>
                         </a:solidFill>
                         <a:prstDash val="solid"/>
-                        <a:tailEnd type="triangle" w="med" len="med"/>
+                        <a:tailEnd type="triangle" w="sm" len="sm"/>
                       </a:ln>
                     </wps:spPr>
                     <wps:style>
@@ -16712,7 +16712,7 @@
                           <a:srgbClr val="2F5496"/>
                         </a:solidFill>
                         <a:prstDash val="solid"/>
-                        <a:tailEnd type="triangle" w="med" len="med"/>
+                        <a:tailEnd type="triangle" w="sm" len="sm"/>
                       </a:ln>
                     </wps:spPr>
                     <wps:style>
@@ -16841,7 +16841,7 @@
                           <a:srgbClr val="2F5496"/>
                         </a:solidFill>
                         <a:prstDash val="solid"/>
-                        <a:tailEnd type="triangle" w="med" len="med"/>
+                        <a:tailEnd type="triangle" w="sm" len="sm"/>
                       </a:ln>
                     </wps:spPr>
                     <wps:style>
@@ -16879,7 +16879,7 @@
                           <a:srgbClr val="2F5496"/>
                         </a:solidFill>
                         <a:prstDash val="solid"/>
-                        <a:tailEnd type="triangle" w="med" len="med"/>
+                        <a:tailEnd type="triangle" w="sm" len="sm"/>
                       </a:ln>
                     </wps:spPr>
                     <wps:style>
@@ -16956,7 +16956,7 @@
                           <a:srgbClr val="2F5496"/>
                         </a:solidFill>
                         <a:prstDash val="solid"/>
-                        <a:tailEnd type="triangle" w="med" len="med"/>
+                        <a:tailEnd type="triangle" w="sm" len="sm"/>
                       </a:ln>
                     </wps:spPr>
                     <wps:style>
@@ -17056,7 +17056,7 @@
                           <a:srgbClr val="2F5496"/>
                         </a:solidFill>
                         <a:prstDash val="solid"/>
-                        <a:tailEnd type="triangle" w="med" len="med"/>
+                        <a:tailEnd type="triangle" w="sm" len="sm"/>
                       </a:ln>
                     </wps:spPr>
                     <wps:style>
@@ -17133,7 +17133,7 @@
                           <a:srgbClr val="2F5496"/>
                         </a:solidFill>
                         <a:prstDash val="solid"/>
-                        <a:tailEnd type="triangle" w="med" len="med"/>
+                        <a:tailEnd type="triangle" w="sm" len="sm"/>
                       </a:ln>
                     </wps:spPr>
                     <wps:style>
@@ -17210,7 +17210,7 @@
                           <a:srgbClr val="2F5496"/>
                         </a:solidFill>
                         <a:prstDash val="solid"/>
-                        <a:tailEnd type="triangle" w="med" len="med"/>
+                        <a:tailEnd type="triangle" w="sm" len="sm"/>
                       </a:ln>
                     </wps:spPr>
                     <wps:style>
@@ -17248,7 +17248,7 @@
                           <a:srgbClr val="2F5496"/>
                         </a:solidFill>
                         <a:prstDash val="solid"/>
-                        <a:tailEnd type="triangle" w="med" len="med"/>
+                        <a:tailEnd type="triangle" w="sm" len="sm"/>
                       </a:ln>
                     </wps:spPr>
                     <wps:style>
@@ -17286,7 +17286,7 @@
                           <a:srgbClr val="2F5496"/>
                         </a:solidFill>
                         <a:prstDash val="solid"/>
-                        <a:tailEnd type="triangle" w="med" len="med"/>
+                        <a:tailEnd type="triangle" w="sm" len="sm"/>
                       </a:ln>
                     </wps:spPr>
                     <wps:style>
@@ -17324,7 +17324,7 @@
                           <a:srgbClr val="2F5496"/>
                         </a:solidFill>
                         <a:prstDash val="solid"/>
-                        <a:tailEnd type="triangle" w="med" len="med"/>
+                        <a:tailEnd type="triangle" w="sm" len="sm"/>
                       </a:ln>
                     </wps:spPr>
                     <wps:style>
@@ -17401,7 +17401,7 @@
                           <a:srgbClr val="2F5496"/>
                         </a:solidFill>
                         <a:prstDash val="solid"/>
-                        <a:tailEnd type="triangle" w="med" len="med"/>
+                        <a:tailEnd type="triangle" w="sm" len="sm"/>
                       </a:ln>
                     </wps:spPr>
                     <wps:style>
@@ -17439,7 +17439,7 @@
                           <a:srgbClr val="2F5496"/>
                         </a:solidFill>
                         <a:prstDash val="solid"/>
-                        <a:tailEnd type="triangle" w="med" len="med"/>
+                        <a:tailEnd type="triangle" w="sm" len="sm"/>
                       </a:ln>
                     </wps:spPr>
                     <wps:style>
@@ -17477,7 +17477,7 @@
                           <a:srgbClr val="2F5496"/>
                         </a:solidFill>
                         <a:prstDash val="solid"/>
-                        <a:tailEnd type="triangle" w="med" len="med"/>
+                        <a:tailEnd type="triangle" w="sm" len="sm"/>
                       </a:ln>
                     </wps:spPr>
                     <wps:style>
@@ -17515,7 +17515,7 @@
                           <a:srgbClr val="2F5496"/>
                         </a:solidFill>
                         <a:prstDash val="solid"/>
-                        <a:tailEnd type="triangle" w="med" len="med"/>
+                        <a:tailEnd type="triangle" w="sm" len="sm"/>
                       </a:ln>
                     </wps:spPr>
                     <wps:style>
@@ -17592,7 +17592,7 @@
                           <a:srgbClr val="2F5496"/>
                         </a:solidFill>
                         <a:prstDash val="solid"/>
-                        <a:tailEnd type="triangle" w="med" len="med"/>
+                        <a:tailEnd type="triangle" w="sm" len="sm"/>
                       </a:ln>
                     </wps:spPr>
                     <wps:style>
@@ -17630,7 +17630,7 @@
                           <a:srgbClr val="2F5496"/>
                         </a:solidFill>
                         <a:prstDash val="solid"/>
-                        <a:tailEnd type="triangle" w="med" len="med"/>
+                        <a:tailEnd type="triangle" w="sm" len="sm"/>
                       </a:ln>
                     </wps:spPr>
                     <wps:style>
@@ -17705,7 +17705,7 @@
                           <a:srgbClr val="2F5496"/>
                         </a:solidFill>
                         <a:prstDash val="solid"/>
-                        <a:tailEnd type="triangle" w="med" len="med"/>
+                        <a:tailEnd type="triangle" w="sm" len="sm"/>
                       </a:ln>
                     </wps:spPr>
                     <wps:style>
@@ -17743,7 +17743,7 @@
                           <a:srgbClr val="2F5496"/>
                         </a:solidFill>
                         <a:prstDash val="solid"/>
-                        <a:tailEnd type="triangle" w="med" len="med"/>
+                        <a:tailEnd type="triangle" w="sm" len="sm"/>
                       </a:ln>
                     </wps:spPr>
                     <wps:style>
@@ -17781,7 +17781,7 @@
                           <a:srgbClr val="2F5496"/>
                         </a:solidFill>
                         <a:prstDash val="solid"/>
-                        <a:tailEnd type="triangle" w="med" len="med"/>
+                        <a:tailEnd type="triangle" w="sm" len="sm"/>
                       </a:ln>
                     </wps:spPr>
                     <wps:style>
@@ -17858,7 +17858,7 @@
                           <a:srgbClr val="2F5496"/>
                         </a:solidFill>
                         <a:prstDash val="solid"/>
-                        <a:tailEnd type="triangle" w="med" len="med"/>
+                        <a:tailEnd type="triangle" w="sm" len="sm"/>
                       </a:ln>
                     </wps:spPr>
                     <wps:style>
@@ -17896,7 +17896,7 @@
                           <a:srgbClr val="2F5496"/>
                         </a:solidFill>
                         <a:prstDash val="solid"/>
-                        <a:tailEnd type="triangle" w="med" len="med"/>
+                        <a:tailEnd type="triangle" w="sm" len="sm"/>
                       </a:ln>
                     </wps:spPr>
                     <wps:style>
@@ -17973,7 +17973,7 @@
                           <a:srgbClr val="2F5496"/>
                         </a:solidFill>
                         <a:prstDash val="solid"/>
-                        <a:tailEnd type="triangle" w="med" len="med"/>
+                        <a:tailEnd type="triangle" w="sm" len="sm"/>
                       </a:ln>
                     </wps:spPr>
                     <wps:style>
@@ -18011,7 +18011,7 @@
                           <a:srgbClr val="2F5496"/>
                         </a:solidFill>
                         <a:prstDash val="solid"/>
-                        <a:tailEnd type="triangle" w="med" len="med"/>
+                        <a:tailEnd type="triangle" w="sm" len="sm"/>
                       </a:ln>
                     </wps:spPr>
                     <wps:style>
@@ -18088,7 +18088,7 @@
                           <a:srgbClr val="2F5496"/>
                         </a:solidFill>
                         <a:prstDash val="solid"/>
-                        <a:tailEnd type="triangle" w="med" len="med"/>
+                        <a:tailEnd type="triangle" w="sm" len="sm"/>
                       </a:ln>
                     </wps:spPr>
                     <wps:style>
@@ -18126,7 +18126,7 @@
                           <a:srgbClr val="2F5496"/>
                         </a:solidFill>
                         <a:prstDash val="solid"/>
-                        <a:tailEnd type="triangle" w="med" len="med"/>
+                        <a:tailEnd type="triangle" w="sm" len="sm"/>
                       </a:ln>
                     </wps:spPr>
                     <wps:style>
@@ -18203,7 +18203,7 @@
                           <a:srgbClr val="2F5496"/>
                         </a:solidFill>
                         <a:prstDash val="solid"/>
-                        <a:tailEnd type="triangle" w="med" len="med"/>
+                        <a:tailEnd type="triangle" w="sm" len="sm"/>
                       </a:ln>
                     </wps:spPr>
                     <wps:style>
@@ -18241,7 +18241,7 @@
                           <a:srgbClr val="2F5496"/>
                         </a:solidFill>
                         <a:prstDash val="solid"/>
-                        <a:tailEnd type="triangle" w="med" len="med"/>
+                        <a:tailEnd type="triangle" w="sm" len="sm"/>
                       </a:ln>
                     </wps:spPr>
                     <wps:style>
@@ -18279,7 +18279,7 @@
                           <a:srgbClr val="2F5496"/>
                         </a:solidFill>
                         <a:prstDash val="solid"/>
-                        <a:tailEnd type="triangle" w="med" len="med"/>
+                        <a:tailEnd type="triangle" w="sm" len="sm"/>
                       </a:ln>
                     </wps:spPr>
                     <wps:style>
@@ -18356,7 +18356,7 @@
                           <a:srgbClr val="2F5496"/>
                         </a:solidFill>
                         <a:prstDash val="solid"/>
-                        <a:tailEnd type="triangle" w="med" len="med"/>
+                        <a:tailEnd type="triangle" w="sm" len="sm"/>
                       </a:ln>
                     </wps:spPr>
                     <wps:style>
@@ -18394,7 +18394,7 @@
                           <a:srgbClr val="2F5496"/>
                         </a:solidFill>
                         <a:prstDash val="solid"/>
-                        <a:tailEnd type="triangle" w="med" len="med"/>
+                        <a:tailEnd type="triangle" w="sm" len="sm"/>
                       </a:ln>
                     </wps:spPr>
                     <wps:style>
@@ -18432,7 +18432,7 @@
                           <a:srgbClr val="2F5496"/>
                         </a:solidFill>
                         <a:prstDash val="solid"/>
-                        <a:tailEnd type="triangle" w="med" len="med"/>
+                        <a:tailEnd type="triangle" w="sm" len="sm"/>
                       </a:ln>
                     </wps:spPr>
                     <wps:style>
@@ -18470,7 +18470,7 @@
                           <a:srgbClr val="2F5496"/>
                         </a:solidFill>
                         <a:prstDash val="solid"/>
-                        <a:tailEnd type="triangle" w="med" len="med"/>
+                        <a:tailEnd type="triangle" w="sm" len="sm"/>
                       </a:ln>
                     </wps:spPr>
                     <wps:style>
@@ -18508,7 +18508,7 @@
                           <a:srgbClr val="2F5496"/>
                         </a:solidFill>
                         <a:prstDash val="solid"/>
-                        <a:tailEnd type="triangle" w="med" len="med"/>
+                        <a:tailEnd type="triangle" w="sm" len="sm"/>
                       </a:ln>
                     </wps:spPr>
                     <wps:style>
@@ -18546,7 +18546,7 @@
                           <a:srgbClr val="2F5496"/>
                         </a:solidFill>
                         <a:prstDash val="solid"/>
-                        <a:tailEnd type="triangle" w="med" len="med"/>
+                        <a:tailEnd type="triangle" w="sm" len="sm"/>
                       </a:ln>
                     </wps:spPr>
                     <wps:style>
@@ -18623,7 +18623,7 @@
                           <a:srgbClr val="2F5496"/>
                         </a:solidFill>
                         <a:prstDash val="solid"/>
-                        <a:tailEnd type="triangle" w="med" len="med"/>
+                        <a:tailEnd type="triangle" w="sm" len="sm"/>
                       </a:ln>
                     </wps:spPr>
                     <wps:style>
@@ -18661,7 +18661,7 @@
                           <a:srgbClr val="2F5496"/>
                         </a:solidFill>
                         <a:prstDash val="solid"/>
-                        <a:tailEnd type="triangle" w="med" len="med"/>
+                        <a:tailEnd type="triangle" w="sm" len="sm"/>
                       </a:ln>
                     </wps:spPr>
                     <wps:style>
@@ -18699,7 +18699,7 @@
                           <a:srgbClr val="2F5496"/>
                         </a:solidFill>
                         <a:prstDash val="solid"/>
-                        <a:tailEnd type="triangle" w="med" len="med"/>
+                        <a:tailEnd type="triangle" w="sm" len="sm"/>
                       </a:ln>
                     </wps:spPr>
                     <wps:style>
@@ -18737,7 +18737,7 @@
                           <a:srgbClr val="2F5496"/>
                         </a:solidFill>
                         <a:prstDash val="solid"/>
-                        <a:tailEnd type="triangle" w="med" len="med"/>
+                        <a:tailEnd type="triangle" w="sm" len="sm"/>
                       </a:ln>
                     </wps:spPr>
                     <wps:style>
@@ -18775,7 +18775,7 @@
                           <a:srgbClr val="2F5496"/>
                         </a:solidFill>
                         <a:prstDash val="solid"/>
-                        <a:tailEnd type="triangle" w="med" len="med"/>
+                        <a:tailEnd type="triangle" w="sm" len="sm"/>
                       </a:ln>
                     </wps:spPr>
                     <wps:style>
@@ -18813,7 +18813,7 @@
                           <a:srgbClr val="2F5496"/>
                         </a:solidFill>
                         <a:prstDash val="solid"/>
-                        <a:tailEnd type="triangle" w="med" len="med"/>
+                        <a:tailEnd type="triangle" w="sm" len="sm"/>
                       </a:ln>
                     </wps:spPr>
                     <wps:style>
@@ -18868,7 +18868,7 @@
                           <a:srgbClr val="2F5496"/>
                         </a:solidFill>
                         <a:prstDash val="solid"/>
-                        <a:tailEnd type="triangle" w="med" len="med"/>
+                        <a:tailEnd type="triangle" w="sm" len="sm"/>
                       </a:ln>
                     </wps:spPr>
                     <wps:style>
@@ -18906,7 +18906,7 @@
                           <a:srgbClr val="2F5496"/>
                         </a:solidFill>
                         <a:prstDash val="solid"/>
-                        <a:tailEnd type="triangle" w="med" len="med"/>
+                        <a:tailEnd type="triangle" w="sm" len="sm"/>
                       </a:ln>
                     </wps:spPr>
                     <wps:style>
@@ -18944,7 +18944,7 @@
                           <a:srgbClr val="2F5496"/>
                         </a:solidFill>
                         <a:prstDash val="solid"/>
-                        <a:tailEnd type="triangle" w="med" len="med"/>
+                        <a:tailEnd type="triangle" w="sm" len="sm"/>
                       </a:ln>
                     </wps:spPr>
                     <wps:style>
@@ -18982,7 +18982,7 @@
                           <a:srgbClr val="2F5496"/>
                         </a:solidFill>
                         <a:prstDash val="solid"/>
-                        <a:tailEnd type="triangle" w="med" len="med"/>
+                        <a:tailEnd type="triangle" w="sm" len="sm"/>
                       </a:ln>
                     </wps:spPr>
                     <wps:style>
@@ -19020,7 +19020,7 @@
                           <a:srgbClr val="2F5496"/>
                         </a:solidFill>
                         <a:prstDash val="solid"/>
-                        <a:tailEnd type="triangle" w="med" len="med"/>
+                        <a:tailEnd type="triangle" w="sm" len="sm"/>
                       </a:ln>
                     </wps:spPr>
                     <wps:style>
@@ -19058,7 +19058,7 @@
                           <a:srgbClr val="2F5496"/>
                         </a:solidFill>
                         <a:prstDash val="solid"/>
-                        <a:tailEnd type="triangle" w="med" len="med"/>
+                        <a:tailEnd type="triangle" w="sm" len="sm"/>
                       </a:ln>
                     </wps:spPr>
                     <wps:style>
@@ -19113,7 +19113,7 @@
                           <a:srgbClr val="2F5496"/>
                         </a:solidFill>
                         <a:prstDash val="solid"/>
-                        <a:tailEnd type="triangle" w="med" len="med"/>
+                        <a:tailEnd type="triangle" w="sm" len="sm"/>
                       </a:ln>
                     </wps:spPr>
                     <wps:style>
@@ -19151,7 +19151,7 @@
                           <a:srgbClr val="2F5496"/>
                         </a:solidFill>
                         <a:prstDash val="solid"/>
-                        <a:tailEnd type="triangle" w="med" len="med"/>
+                        <a:tailEnd type="triangle" w="sm" len="sm"/>
                       </a:ln>
                     </wps:spPr>
                     <wps:style>
@@ -19189,7 +19189,7 @@
                           <a:srgbClr val="2F5496"/>
                         </a:solidFill>
                         <a:prstDash val="solid"/>
-                        <a:tailEnd type="triangle" w="med" len="med"/>
+                        <a:tailEnd type="triangle" w="sm" len="sm"/>
                       </a:ln>
                     </wps:spPr>
                     <wps:style>
@@ -19227,7 +19227,7 @@
                           <a:srgbClr val="2F5496"/>
                         </a:solidFill>
                         <a:prstDash val="solid"/>
-                        <a:tailEnd type="triangle" w="med" len="med"/>
+                        <a:tailEnd type="triangle" w="sm" len="sm"/>
                       </a:ln>
                     </wps:spPr>
                     <wps:style>
@@ -19265,7 +19265,7 @@
                           <a:srgbClr val="2F5496"/>
                         </a:solidFill>
                         <a:prstDash val="solid"/>
-                        <a:tailEnd type="triangle" w="med" len="med"/>
+                        <a:tailEnd type="triangle" w="sm" len="sm"/>
                       </a:ln>
                     </wps:spPr>
                     <wps:style>
@@ -19303,7 +19303,7 @@
                           <a:srgbClr val="2F5496"/>
                         </a:solidFill>
                         <a:prstDash val="solid"/>
-                        <a:tailEnd type="triangle" w="med" len="med"/>
+                        <a:tailEnd type="triangle" w="sm" len="sm"/>
                       </a:ln>
                     </wps:spPr>
                     <wps:style>
@@ -19341,7 +19341,7 @@
                           <a:srgbClr val="2F5496"/>
                         </a:solidFill>
                         <a:prstDash val="solid"/>
-                        <a:tailEnd type="triangle" w="med" len="med"/>
+                        <a:tailEnd type="triangle" w="sm" len="sm"/>
                       </a:ln>
                     </wps:spPr>
                     <wps:style>
@@ -19379,7 +19379,7 @@
                           <a:srgbClr val="2F5496"/>
                         </a:solidFill>
                         <a:prstDash val="solid"/>
-                        <a:tailEnd type="triangle" w="med" len="med"/>
+                        <a:tailEnd type="triangle" w="sm" len="sm"/>
                       </a:ln>
                     </wps:spPr>
                     <wps:style>
@@ -19456,7 +19456,7 @@
                           <a:srgbClr val="2F5496"/>
                         </a:solidFill>
                         <a:prstDash val="solid"/>
-                        <a:tailEnd type="triangle" w="med" len="med"/>
+                        <a:tailEnd type="triangle" w="sm" len="sm"/>
                       </a:ln>
                     </wps:spPr>
                     <wps:style>
@@ -19533,7 +19533,7 @@
                           <a:srgbClr val="2F5496"/>
                         </a:solidFill>
                         <a:prstDash val="solid"/>
-                        <a:tailEnd type="triangle" w="med" len="med"/>
+                        <a:tailEnd type="triangle" w="sm" len="sm"/>
                       </a:ln>
                     </wps:spPr>
                     <wps:style>
@@ -19610,7 +19610,7 @@
                           <a:srgbClr val="2F5496"/>
                         </a:solidFill>
                         <a:prstDash val="solid"/>
-                        <a:tailEnd type="triangle" w="med" len="med"/>
+                        <a:tailEnd type="triangle" w="sm" len="sm"/>
                       </a:ln>
                     </wps:spPr>
                     <wps:style>
@@ -19648,7 +19648,7 @@
                           <a:srgbClr val="2F5496"/>
                         </a:solidFill>
                         <a:prstDash val="solid"/>
-                        <a:tailEnd type="triangle" w="med" len="med"/>
+                        <a:tailEnd type="triangle" w="sm" len="sm"/>
                       </a:ln>
                     </wps:spPr>
                     <wps:style>
@@ -19686,7 +19686,7 @@
                           <a:srgbClr val="2F5496"/>
                         </a:solidFill>
                         <a:prstDash val="solid"/>
-                        <a:tailEnd type="triangle" w="med" len="med"/>
+                        <a:tailEnd type="triangle" w="sm" len="sm"/>
                       </a:ln>
                     </wps:spPr>
                     <wps:style>
@@ -19763,7 +19763,7 @@
                           <a:srgbClr val="2F5496"/>
                         </a:solidFill>
                         <a:prstDash val="solid"/>
-                        <a:tailEnd type="triangle" w="med" len="med"/>
+                        <a:tailEnd type="triangle" w="sm" len="sm"/>
                       </a:ln>
                     </wps:spPr>
                     <wps:style>
@@ -19801,7 +19801,7 @@
                           <a:srgbClr val="2F5496"/>
                         </a:solidFill>
                         <a:prstDash val="solid"/>
-                        <a:tailEnd type="triangle" w="med" len="med"/>
+                        <a:tailEnd type="triangle" w="sm" len="sm"/>
                       </a:ln>
                     </wps:spPr>
                     <wps:style>
@@ -19876,7 +19876,7 @@
                           <a:srgbClr val="2F5496"/>
                         </a:solidFill>
                         <a:prstDash val="solid"/>
-                        <a:tailEnd type="triangle" w="med" len="med"/>
+                        <a:tailEnd type="triangle" w="sm" len="sm"/>
                       </a:ln>
                     </wps:spPr>
                     <wps:style>
@@ -19914,7 +19914,7 @@
                           <a:srgbClr val="2F5496"/>
                         </a:solidFill>
                         <a:prstDash val="solid"/>
-                        <a:tailEnd type="triangle" w="med" len="med"/>
+                        <a:tailEnd type="triangle" w="sm" len="sm"/>
                       </a:ln>
                     </wps:spPr>
                     <wps:style>
@@ -19952,7 +19952,7 @@
                           <a:srgbClr val="2F5496"/>
                         </a:solidFill>
                         <a:prstDash val="solid"/>
-                        <a:tailEnd type="triangle" w="med" len="med"/>
+                        <a:tailEnd type="triangle" w="sm" len="sm"/>
                       </a:ln>
                     </wps:spPr>
                     <wps:style>
@@ -19990,7 +19990,7 @@
                           <a:srgbClr val="2F5496"/>
                         </a:solidFill>
                         <a:prstDash val="solid"/>
-                        <a:tailEnd type="triangle" w="med" len="med"/>
+                        <a:tailEnd type="triangle" w="sm" len="sm"/>
                       </a:ln>
                     </wps:spPr>
                     <wps:style>
@@ -20067,7 +20067,7 @@
                           <a:srgbClr val="2F5496"/>
                         </a:solidFill>
                         <a:prstDash val="solid"/>
-                        <a:tailEnd type="triangle" w="med" len="med"/>
+                        <a:tailEnd type="triangle" w="sm" len="sm"/>
                       </a:ln>
                     </wps:spPr>
                     <wps:style>
@@ -20105,7 +20105,7 @@
                           <a:srgbClr val="2F5496"/>
                         </a:solidFill>
                         <a:prstDash val="solid"/>
-                        <a:tailEnd type="triangle" w="med" len="med"/>
+                        <a:tailEnd type="triangle" w="sm" len="sm"/>
                       </a:ln>
                     </wps:spPr>
                     <wps:style>
@@ -20143,7 +20143,7 @@
                           <a:srgbClr val="2F5496"/>
                         </a:solidFill>
                         <a:prstDash val="solid"/>
-                        <a:tailEnd type="triangle" w="med" len="med"/>
+                        <a:tailEnd type="triangle" w="sm" len="sm"/>
                       </a:ln>
                     </wps:spPr>
                     <wps:style>
@@ -20181,7 +20181,7 @@
                           <a:srgbClr val="2F5496"/>
                         </a:solidFill>
                         <a:prstDash val="solid"/>
-                        <a:tailEnd type="triangle" w="med" len="med"/>
+                        <a:tailEnd type="triangle" w="sm" len="sm"/>
                       </a:ln>
                     </wps:spPr>
                     <wps:style>
@@ -20219,7 +20219,7 @@
                           <a:srgbClr val="2F5496"/>
                         </a:solidFill>
                         <a:prstDash val="solid"/>
-                        <a:tailEnd type="triangle" w="med" len="med"/>
+                        <a:tailEnd type="triangle" w="sm" len="sm"/>
                       </a:ln>
                     </wps:spPr>
                     <wps:style>
@@ -20257,7 +20257,7 @@
                           <a:srgbClr val="2F5496"/>
                         </a:solidFill>
                         <a:prstDash val="solid"/>
-                        <a:tailEnd type="triangle" w="med" len="med"/>
+                        <a:tailEnd type="triangle" w="sm" len="sm"/>
                       </a:ln>
                     </wps:spPr>
                     <wps:style>
@@ -20295,7 +20295,7 @@
                           <a:srgbClr val="2F5496"/>
                         </a:solidFill>
                         <a:prstDash val="solid"/>
-                        <a:tailEnd type="triangle" w="med" len="med"/>
+                        <a:tailEnd type="triangle" w="sm" len="sm"/>
                       </a:ln>
                     </wps:spPr>
                     <wps:style>
@@ -20333,7 +20333,7 @@
                           <a:srgbClr val="2F5496"/>
                         </a:solidFill>
                         <a:prstDash val="solid"/>
-                        <a:tailEnd type="triangle" w="med" len="med"/>
+                        <a:tailEnd type="triangle" w="sm" len="sm"/>
                       </a:ln>
                     </wps:spPr>
                     <wps:style>
@@ -20410,7 +20410,7 @@
                           <a:srgbClr val="2F5496"/>
                         </a:solidFill>
                         <a:prstDash val="solid"/>
-                        <a:tailEnd type="triangle" w="med" len="med"/>
+                        <a:tailEnd type="triangle" w="sm" len="sm"/>
                       </a:ln>
                     </wps:spPr>
                     <wps:style>
@@ -20487,7 +20487,7 @@
                           <a:srgbClr val="2F5496"/>
                         </a:solidFill>
                         <a:prstDash val="solid"/>
-                        <a:tailEnd type="triangle" w="med" len="med"/>
+                        <a:tailEnd type="triangle" w="sm" len="sm"/>
                       </a:ln>
                     </wps:spPr>
                     <wps:style>
@@ -20525,7 +20525,7 @@
                           <a:srgbClr val="2F5496"/>
                         </a:solidFill>
                         <a:prstDash val="solid"/>
-                        <a:tailEnd type="triangle" w="med" len="med"/>
+                        <a:tailEnd type="triangle" w="sm" len="sm"/>
                       </a:ln>
                     </wps:spPr>
                     <wps:style>
@@ -20602,7 +20602,7 @@
                           <a:srgbClr val="2F5496"/>
                         </a:solidFill>
                         <a:prstDash val="solid"/>
-                        <a:tailEnd type="triangle" w="med" len="med"/>
+                        <a:tailEnd type="triangle" w="sm" len="sm"/>
                       </a:ln>
                     </wps:spPr>
                     <wps:style>
@@ -20679,7 +20679,7 @@
                           <a:srgbClr val="2F5496"/>
                         </a:solidFill>
                         <a:prstDash val="solid"/>
-                        <a:tailEnd type="triangle" w="med" len="med"/>
+                        <a:tailEnd type="triangle" w="sm" len="sm"/>
                       </a:ln>
                     </wps:spPr>
                     <wps:style>
@@ -20756,7 +20756,7 @@
                           <a:srgbClr val="2F5496"/>
                         </a:solidFill>
                         <a:prstDash val="solid"/>
-                        <a:tailEnd type="triangle" w="med" len="med"/>
+                        <a:tailEnd type="triangle" w="sm" len="sm"/>
                       </a:ln>
                     </wps:spPr>
                     <wps:style>
@@ -20833,7 +20833,7 @@
                           <a:srgbClr val="2F5496"/>
                         </a:solidFill>
                         <a:prstDash val="solid"/>
-                        <a:tailEnd type="triangle" w="med" len="med"/>
+                        <a:tailEnd type="triangle" w="sm" len="sm"/>
                       </a:ln>
                     </wps:spPr>
                     <wps:style>
@@ -20910,7 +20910,7 @@
                           <a:srgbClr val="2F5496"/>
                         </a:solidFill>
                         <a:prstDash val="solid"/>
-                        <a:tailEnd type="triangle" w="med" len="med"/>
+                        <a:tailEnd type="triangle" w="sm" len="sm"/>
                       </a:ln>
                     </wps:spPr>
                     <wps:style>
@@ -20987,7 +20987,7 @@
                           <a:srgbClr val="2F5496"/>
                         </a:solidFill>
                         <a:prstDash val="solid"/>
-                        <a:tailEnd type="triangle" w="med" len="med"/>
+                        <a:tailEnd type="triangle" w="sm" len="sm"/>
                       </a:ln>
                     </wps:spPr>
                     <wps:style>
@@ -21025,7 +21025,7 @@
                           <a:srgbClr val="2F5496"/>
                         </a:solidFill>
                         <a:prstDash val="solid"/>
-                        <a:tailEnd type="triangle" w="med" len="med"/>
+                        <a:tailEnd type="triangle" w="sm" len="sm"/>
                       </a:ln>
                     </wps:spPr>
                     <wps:style>
@@ -21063,7 +21063,7 @@
                           <a:srgbClr val="2F5496"/>
                         </a:solidFill>
                         <a:prstDash val="solid"/>
-                        <a:tailEnd type="triangle" w="med" len="med"/>
+                        <a:tailEnd type="triangle" w="sm" len="sm"/>
                       </a:ln>
                     </wps:spPr>
                     <wps:style>
@@ -21101,7 +21101,7 @@
                           <a:srgbClr val="2F5496"/>
                         </a:solidFill>
                         <a:prstDash val="solid"/>
-                        <a:tailEnd type="triangle" w="med" len="med"/>
+                        <a:tailEnd type="triangle" w="sm" len="sm"/>
                       </a:ln>
                     </wps:spPr>
                     <wps:style>
@@ -21178,7 +21178,7 @@
                           <a:srgbClr val="2F5496"/>
                         </a:solidFill>
                         <a:prstDash val="solid"/>
-                        <a:tailEnd type="triangle" w="med" len="med"/>
+                        <a:tailEnd type="triangle" w="sm" len="sm"/>
                       </a:ln>
                     </wps:spPr>
                     <wps:style>
@@ -21216,7 +21216,7 @@
                           <a:srgbClr val="2F5496"/>
                         </a:solidFill>
                         <a:prstDash val="solid"/>
-                        <a:tailEnd type="triangle" w="med" len="med"/>
+                        <a:tailEnd type="triangle" w="sm" len="sm"/>
                       </a:ln>
                     </wps:spPr>
                     <wps:style>
@@ -21254,7 +21254,7 @@
                           <a:srgbClr val="2F5496"/>
                         </a:solidFill>
                         <a:prstDash val="solid"/>
-                        <a:tailEnd type="triangle" w="med" len="med"/>
+                        <a:tailEnd type="triangle" w="sm" len="sm"/>
                       </a:ln>
                     </wps:spPr>
                     <wps:style>
@@ -21331,7 +21331,7 @@
                           <a:srgbClr val="2F5496"/>
                         </a:solidFill>
                         <a:prstDash val="solid"/>
-                        <a:tailEnd type="triangle" w="med" len="med"/>
+                        <a:tailEnd type="triangle" w="sm" len="sm"/>
                       </a:ln>
                     </wps:spPr>
                     <wps:style>
@@ -21369,7 +21369,7 @@
                           <a:srgbClr val="2F5496"/>
                         </a:solidFill>
                         <a:prstDash val="solid"/>
-                        <a:tailEnd type="triangle" w="med" len="med"/>
+                        <a:tailEnd type="triangle" w="sm" len="sm"/>
                       </a:ln>
                     </wps:spPr>
                     <wps:style>
@@ -21446,7 +21446,7 @@
                           <a:srgbClr val="2F5496"/>
                         </a:solidFill>
                         <a:prstDash val="solid"/>
-                        <a:tailEnd type="triangle" w="med" len="med"/>
+                        <a:tailEnd type="triangle" w="sm" len="sm"/>
                       </a:ln>
                     </wps:spPr>
                     <wps:style>
@@ -21484,7 +21484,7 @@
                           <a:srgbClr val="2F5496"/>
                         </a:solidFill>
                         <a:prstDash val="solid"/>
-                        <a:tailEnd type="triangle" w="med" len="med"/>
+                        <a:tailEnd type="triangle" w="sm" len="sm"/>
                       </a:ln>
                     </wps:spPr>
                     <wps:style>
@@ -21522,7 +21522,7 @@
                           <a:srgbClr val="2F5496"/>
                         </a:solidFill>
                         <a:prstDash val="solid"/>
-                        <a:tailEnd type="triangle" w="med" len="med"/>
+                        <a:tailEnd type="triangle" w="sm" len="sm"/>
                       </a:ln>
                     </wps:spPr>
                     <wps:style>
@@ -21560,7 +21560,7 @@
                           <a:srgbClr val="2F5496"/>
                         </a:solidFill>
                         <a:prstDash val="solid"/>
-                        <a:tailEnd type="triangle" w="med" len="med"/>
+                        <a:tailEnd type="triangle" w="sm" len="sm"/>
                       </a:ln>
                     </wps:spPr>
                     <wps:style>
@@ -21598,7 +21598,7 @@
                           <a:srgbClr val="2F5496"/>
                         </a:solidFill>
                         <a:prstDash val="solid"/>
-                        <a:tailEnd type="triangle" w="med" len="med"/>
+                        <a:tailEnd type="triangle" w="sm" len="sm"/>
                       </a:ln>
                     </wps:spPr>
                     <wps:style>
@@ -21636,7 +21636,7 @@
                           <a:srgbClr val="2F5496"/>
                         </a:solidFill>
                         <a:prstDash val="solid"/>
-                        <a:tailEnd type="triangle" w="med" len="med"/>
+                        <a:tailEnd type="triangle" w="sm" len="sm"/>
                       </a:ln>
                     </wps:spPr>
                     <wps:style>
@@ -21713,7 +21713,7 @@
                           <a:srgbClr val="2F5496"/>
                         </a:solidFill>
                         <a:prstDash val="solid"/>
-                        <a:tailEnd type="triangle" w="med" len="med"/>
+                        <a:tailEnd type="triangle" w="sm" len="sm"/>
                       </a:ln>
                     </wps:spPr>
                     <wps:style>
@@ -21790,7 +21790,7 @@
                           <a:srgbClr val="2F5496"/>
                         </a:solidFill>
                         <a:prstDash val="solid"/>
-                        <a:tailEnd type="triangle" w="med" len="med"/>
+                        <a:tailEnd type="triangle" w="sm" len="sm"/>
                       </a:ln>
                     </wps:spPr>
                     <wps:style>
@@ -21828,7 +21828,7 @@
                           <a:srgbClr val="2F5496"/>
                         </a:solidFill>
                         <a:prstDash val="solid"/>
-                        <a:tailEnd type="triangle" w="med" len="med"/>
+                        <a:tailEnd type="triangle" w="sm" len="sm"/>
                       </a:ln>
                     </wps:spPr>
                     <wps:style>
@@ -21866,7 +21866,7 @@
                           <a:srgbClr val="2F5496"/>
                         </a:solidFill>
                         <a:prstDash val="solid"/>
-                        <a:tailEnd type="triangle" w="med" len="med"/>
+                        <a:tailEnd type="triangle" w="sm" len="sm"/>
                       </a:ln>
                     </wps:spPr>
                     <wps:style>
@@ -21904,7 +21904,7 @@
                           <a:srgbClr val="2F5496"/>
                         </a:solidFill>
                         <a:prstDash val="solid"/>
-                        <a:tailEnd type="triangle" w="med" len="med"/>
+                        <a:tailEnd type="triangle" w="sm" len="sm"/>
                       </a:ln>
                     </wps:spPr>
                     <wps:style>
@@ -21942,7 +21942,7 @@
                           <a:srgbClr val="2F5496"/>
                         </a:solidFill>
                         <a:prstDash val="solid"/>
-                        <a:tailEnd type="triangle" w="med" len="med"/>
+                        <a:tailEnd type="triangle" w="sm" len="sm"/>
                       </a:ln>
                     </wps:spPr>
                     <wps:style>
@@ -22019,7 +22019,7 @@
                           <a:srgbClr val="2F5496"/>
                         </a:solidFill>
                         <a:prstDash val="solid"/>
-                        <a:tailEnd type="triangle" w="med" len="med"/>
+                        <a:tailEnd type="triangle" w="sm" len="sm"/>
                       </a:ln>
                     </wps:spPr>
                     <wps:style>
@@ -22057,7 +22057,7 @@
                           <a:srgbClr val="2F5496"/>
                         </a:solidFill>
                         <a:prstDash val="solid"/>
-                        <a:tailEnd type="triangle" w="med" len="med"/>
+                        <a:tailEnd type="triangle" w="sm" len="sm"/>
                       </a:ln>
                     </wps:spPr>
                     <wps:style>
@@ -22095,7 +22095,7 @@
                           <a:srgbClr val="2F5496"/>
                         </a:solidFill>
                         <a:prstDash val="solid"/>
-                        <a:tailEnd type="triangle" w="med" len="med"/>
+                        <a:tailEnd type="triangle" w="sm" len="sm"/>
                       </a:ln>
                     </wps:spPr>
                     <wps:style>
@@ -22172,7 +22172,7 @@
                           <a:srgbClr val="2F5496"/>
                         </a:solidFill>
                         <a:prstDash val="solid"/>
-                        <a:tailEnd type="triangle" w="med" len="med"/>
+                        <a:tailEnd type="triangle" w="sm" len="sm"/>
                       </a:ln>
                     </wps:spPr>
                     <wps:style>
@@ -22210,7 +22210,7 @@
                           <a:srgbClr val="2F5496"/>
                         </a:solidFill>
                         <a:prstDash val="solid"/>
-                        <a:tailEnd type="triangle" w="med" len="med"/>
+                        <a:tailEnd type="triangle" w="sm" len="sm"/>
                       </a:ln>
                     </wps:spPr>
                     <wps:style>
@@ -22248,7 +22248,7 @@
                           <a:srgbClr val="2F5496"/>
                         </a:solidFill>
                         <a:prstDash val="solid"/>
-                        <a:tailEnd type="triangle" w="med" len="med"/>
+                        <a:tailEnd type="triangle" w="sm" len="sm"/>
                       </a:ln>
                     </wps:spPr>
                     <wps:style>
@@ -22286,7 +22286,7 @@
                           <a:srgbClr val="2F5496"/>
                         </a:solidFill>
                         <a:prstDash val="solid"/>
-                        <a:tailEnd type="triangle" w="med" len="med"/>
+                        <a:tailEnd type="triangle" w="sm" len="sm"/>
                       </a:ln>
                     </wps:spPr>
                     <wps:style>
@@ -22324,7 +22324,7 @@
                           <a:srgbClr val="2F5496"/>
                         </a:solidFill>
                         <a:prstDash val="solid"/>
-                        <a:tailEnd type="triangle" w="med" len="med"/>
+                        <a:tailEnd type="triangle" w="sm" len="sm"/>
                       </a:ln>
                     </wps:spPr>
                     <wps:style>
@@ -22362,7 +22362,7 @@
                           <a:srgbClr val="2F5496"/>
                         </a:solidFill>
                         <a:prstDash val="solid"/>
-                        <a:tailEnd type="triangle" w="med" len="med"/>
+                        <a:tailEnd type="triangle" w="sm" len="sm"/>
                       </a:ln>
                     </wps:spPr>
                     <wps:style>
@@ -22439,7 +22439,7 @@
                           <a:srgbClr val="2F5496"/>
                         </a:solidFill>
                         <a:prstDash val="solid"/>
-                        <a:tailEnd type="triangle" w="med" len="med"/>
+                        <a:tailEnd type="triangle" w="sm" len="sm"/>
                       </a:ln>
                     </wps:spPr>
                     <wps:style>
@@ -22477,7 +22477,7 @@
                           <a:srgbClr val="2F5496"/>
                         </a:solidFill>
                         <a:prstDash val="solid"/>
-                        <a:tailEnd type="triangle" w="med" len="med"/>
+                        <a:tailEnd type="triangle" w="sm" len="sm"/>
                       </a:ln>
                     </wps:spPr>
                     <wps:style>
@@ -22515,7 +22515,7 @@
                           <a:srgbClr val="2F5496"/>
                         </a:solidFill>
                         <a:prstDash val="solid"/>
-                        <a:tailEnd type="triangle" w="med" len="med"/>
+                        <a:tailEnd type="triangle" w="sm" len="sm"/>
                       </a:ln>
                     </wps:spPr>
                     <wps:style>
@@ -22553,7 +22553,7 @@
                           <a:srgbClr val="2F5496"/>
                         </a:solidFill>
                         <a:prstDash val="solid"/>
-                        <a:tailEnd type="triangle" w="med" len="med"/>
+                        <a:tailEnd type="triangle" w="sm" len="sm"/>
                       </a:ln>
                     </wps:spPr>
                     <wps:style>
@@ -22591,7 +22591,7 @@
                           <a:srgbClr val="2F5496"/>
                         </a:solidFill>
                         <a:prstDash val="solid"/>
-                        <a:tailEnd type="triangle" w="med" len="med"/>
+                        <a:tailEnd type="triangle" w="sm" len="sm"/>
                       </a:ln>
                     </wps:spPr>
                     <wps:style>
@@ -22629,7 +22629,7 @@
                           <a:srgbClr val="2F5496"/>
                         </a:solidFill>
                         <a:prstDash val="solid"/>
-                        <a:tailEnd type="triangle" w="med" len="med"/>
+                        <a:tailEnd type="triangle" w="sm" len="sm"/>
                       </a:ln>
                     </wps:spPr>
                     <wps:style>
@@ -22667,7 +22667,7 @@
                           <a:srgbClr val="2F5496"/>
                         </a:solidFill>
                         <a:prstDash val="solid"/>
-                        <a:tailEnd type="triangle" w="med" len="med"/>
+                        <a:tailEnd type="triangle" w="sm" len="sm"/>
                       </a:ln>
                     </wps:spPr>
                     <wps:style>
@@ -22705,7 +22705,7 @@
                           <a:srgbClr val="2F5496"/>
                         </a:solidFill>
                         <a:prstDash val="solid"/>
-                        <a:tailEnd type="triangle" w="med" len="med"/>
+                        <a:tailEnd type="triangle" w="sm" len="sm"/>
                       </a:ln>
                     </wps:spPr>
                     <wps:style>
@@ -22782,7 +22782,7 @@
                           <a:srgbClr val="2F5496"/>
                         </a:solidFill>
                         <a:prstDash val="solid"/>
-                        <a:tailEnd type="triangle" w="med" len="med"/>
+                        <a:tailEnd type="triangle" w="sm" len="sm"/>
                       </a:ln>
                     </wps:spPr>
                     <wps:style>
@@ -22859,7 +22859,7 @@
                           <a:srgbClr val="2F5496"/>
                         </a:solidFill>
                         <a:prstDash val="solid"/>
-                        <a:tailEnd type="triangle" w="med" len="med"/>
+                        <a:tailEnd type="triangle" w="sm" len="sm"/>
                       </a:ln>
                     </wps:spPr>
                     <wps:style>
@@ -22897,7 +22897,7 @@
                           <a:srgbClr val="2F5496"/>
                         </a:solidFill>
                         <a:prstDash val="solid"/>
-                        <a:tailEnd type="triangle" w="med" len="med"/>
+                        <a:tailEnd type="triangle" w="sm" len="sm"/>
                       </a:ln>
                     </wps:spPr>
                     <wps:style>
@@ -22974,7 +22974,7 @@
                           <a:srgbClr val="2F5496"/>
                         </a:solidFill>
                         <a:prstDash val="solid"/>
-                        <a:tailEnd type="triangle" w="med" len="med"/>
+                        <a:tailEnd type="triangle" w="sm" len="sm"/>
                       </a:ln>
                     </wps:spPr>
                     <wps:style>
@@ -23051,7 +23051,7 @@
                           <a:srgbClr val="2F5496"/>
                         </a:solidFill>
                         <a:prstDash val="solid"/>
-                        <a:tailEnd type="triangle" w="med" len="med"/>
+                        <a:tailEnd type="triangle" w="sm" len="sm"/>
                       </a:ln>
                     </wps:spPr>
                     <wps:style>
@@ -23128,7 +23128,7 @@
                           <a:srgbClr val="2F5496"/>
                         </a:solidFill>
                         <a:prstDash val="solid"/>
-                        <a:tailEnd type="triangle" w="med" len="med"/>
+                        <a:tailEnd type="triangle" w="sm" len="sm"/>
                       </a:ln>
                     </wps:spPr>
                     <wps:style>
@@ -23205,7 +23205,7 @@
                           <a:srgbClr val="2F5496"/>
                         </a:solidFill>
                         <a:prstDash val="solid"/>
-                        <a:tailEnd type="triangle" w="med" len="med"/>
+                        <a:tailEnd type="triangle" w="sm" len="sm"/>
                       </a:ln>
                     </wps:spPr>
                     <wps:style>
@@ -23282,7 +23282,7 @@
                           <a:srgbClr val="2F5496"/>
                         </a:solidFill>
                         <a:prstDash val="solid"/>
-                        <a:tailEnd type="triangle" w="med" len="med"/>
+                        <a:tailEnd type="triangle" w="sm" len="sm"/>
                       </a:ln>
                     </wps:spPr>
                     <wps:style>
@@ -23359,7 +23359,7 @@
                           <a:srgbClr val="2F5496"/>
                         </a:solidFill>
                         <a:prstDash val="solid"/>
-                        <a:tailEnd type="triangle" w="med" len="med"/>
+                        <a:tailEnd type="triangle" w="sm" len="sm"/>
                       </a:ln>
                     </wps:spPr>
                     <wps:style>
@@ -23397,7 +23397,7 @@
                           <a:srgbClr val="2F5496"/>
                         </a:solidFill>
                         <a:prstDash val="solid"/>
-                        <a:tailEnd type="triangle" w="med" len="med"/>
+                        <a:tailEnd type="triangle" w="sm" len="sm"/>
                       </a:ln>
                     </wps:spPr>
                     <wps:style>
@@ -23435,7 +23435,7 @@
                           <a:srgbClr val="2F5496"/>
                         </a:solidFill>
                         <a:prstDash val="solid"/>
-                        <a:tailEnd type="triangle" w="med" len="med"/>
+                        <a:tailEnd type="triangle" w="sm" len="sm"/>
                       </a:ln>
                     </wps:spPr>
                     <wps:style>
@@ -23512,7 +23512,7 @@
                           <a:srgbClr val="2F5496"/>
                         </a:solidFill>
                         <a:prstDash val="solid"/>
-                        <a:tailEnd type="triangle" w="med" len="med"/>
+                        <a:tailEnd type="triangle" w="sm" len="sm"/>
                       </a:ln>
                     </wps:spPr>
                     <wps:style>
@@ -23550,7 +23550,7 @@
                           <a:srgbClr val="2F5496"/>
                         </a:solidFill>
                         <a:prstDash val="solid"/>
-                        <a:tailEnd type="triangle" w="med" len="med"/>
+                        <a:tailEnd type="triangle" w="sm" len="sm"/>
                       </a:ln>
                     </wps:spPr>
                     <wps:style>
@@ -23588,7 +23588,7 @@
                           <a:srgbClr val="2F5496"/>
                         </a:solidFill>
                         <a:prstDash val="solid"/>
-                        <a:tailEnd type="triangle" w="med" len="med"/>
+                        <a:tailEnd type="triangle" w="sm" len="sm"/>
                       </a:ln>
                     </wps:spPr>
                     <wps:style>
@@ -23626,7 +23626,7 @@
                           <a:srgbClr val="2F5496"/>
                         </a:solidFill>
                         <a:prstDash val="solid"/>
-                        <a:tailEnd type="triangle" w="med" len="med"/>
+                        <a:tailEnd type="triangle" w="sm" len="sm"/>
                       </a:ln>
                     </wps:spPr>
                     <wps:style>
@@ -23664,7 +23664,7 @@
                           <a:srgbClr val="2F5496"/>
                         </a:solidFill>
                         <a:prstDash val="solid"/>
-                        <a:tailEnd type="triangle" w="med" len="med"/>
+                        <a:tailEnd type="triangle" w="sm" len="sm"/>
                       </a:ln>
                     </wps:spPr>
                     <wps:style>
@@ -23741,7 +23741,7 @@
                           <a:srgbClr val="2F5496"/>
                         </a:solidFill>
                         <a:prstDash val="solid"/>
-                        <a:tailEnd type="triangle" w="med" len="med"/>
+                        <a:tailEnd type="triangle" w="sm" len="sm"/>
                       </a:ln>
                     </wps:spPr>
                     <wps:style>
@@ -23818,7 +23818,7 @@
                           <a:srgbClr val="2F5496"/>
                         </a:solidFill>
                         <a:prstDash val="solid"/>
-                        <a:tailEnd type="triangle" w="med" len="med"/>
+                        <a:tailEnd type="triangle" w="sm" len="sm"/>
                       </a:ln>
                     </wps:spPr>
                     <wps:style>
@@ -23856,7 +23856,7 @@
                           <a:srgbClr val="2F5496"/>
                         </a:solidFill>
                         <a:prstDash val="solid"/>
-                        <a:tailEnd type="triangle" w="med" len="med"/>
+                        <a:tailEnd type="triangle" w="sm" len="sm"/>
                       </a:ln>
                     </wps:spPr>
                     <wps:style>
@@ -23933,7 +23933,7 @@
                           <a:srgbClr val="2F5496"/>
                         </a:solidFill>
                         <a:prstDash val="solid"/>
-                        <a:tailEnd type="triangle" w="med" len="med"/>
+                        <a:tailEnd type="triangle" w="sm" len="sm"/>
                       </a:ln>
                     </wps:spPr>
                     <wps:style>
@@ -23971,7 +23971,7 @@
                           <a:srgbClr val="2F5496"/>
                         </a:solidFill>
                         <a:prstDash val="solid"/>
-                        <a:tailEnd type="triangle" w="med" len="med"/>
+                        <a:tailEnd type="triangle" w="sm" len="sm"/>
                       </a:ln>
                     </wps:spPr>
                     <wps:style>
@@ -24009,7 +24009,7 @@
                           <a:srgbClr val="2F5496"/>
                         </a:solidFill>
                         <a:prstDash val="solid"/>
-                        <a:tailEnd type="triangle" w="med" len="med"/>
+                        <a:tailEnd type="triangle" w="sm" len="sm"/>
                       </a:ln>
                     </wps:spPr>
                     <wps:style>
@@ -24086,7 +24086,7 @@
                           <a:srgbClr val="2F5496"/>
                         </a:solidFill>
                         <a:prstDash val="solid"/>
-                        <a:tailEnd type="triangle" w="med" len="med"/>
+                        <a:tailEnd type="triangle" w="sm" len="sm"/>
                       </a:ln>
                     </wps:spPr>
                     <wps:style>
@@ -24163,7 +24163,7 @@
                           <a:srgbClr val="2F5496"/>
                         </a:solidFill>
                         <a:prstDash val="solid"/>
-                        <a:tailEnd type="triangle" w="med" len="med"/>
+                        <a:tailEnd type="triangle" w="sm" len="sm"/>
                       </a:ln>
                     </wps:spPr>
                     <wps:style>
@@ -24240,7 +24240,7 @@
                           <a:srgbClr val="2F5496"/>
                         </a:solidFill>
                         <a:prstDash val="solid"/>
-                        <a:tailEnd type="triangle" w="med" len="med"/>
+                        <a:tailEnd type="triangle" w="sm" len="sm"/>
                       </a:ln>
                     </wps:spPr>
                     <wps:style>
@@ -24317,7 +24317,7 @@
                           <a:srgbClr val="2F5496"/>
                         </a:solidFill>
                         <a:prstDash val="solid"/>
-                        <a:tailEnd type="triangle" w="med" len="med"/>
+                        <a:tailEnd type="triangle" w="sm" len="sm"/>
                       </a:ln>
                     </wps:spPr>
                     <wps:style>
@@ -24355,7 +24355,7 @@
                           <a:srgbClr val="2F5496"/>
                         </a:solidFill>
                         <a:prstDash val="solid"/>
-                        <a:tailEnd type="triangle" w="med" len="med"/>
+                        <a:tailEnd type="triangle" w="sm" len="sm"/>
                       </a:ln>
                     </wps:spPr>
                     <wps:style>
@@ -24432,7 +24432,7 @@
                           <a:srgbClr val="2F5496"/>
                         </a:solidFill>
                         <a:prstDash val="solid"/>
-                        <a:tailEnd type="triangle" w="med" len="med"/>
+                        <a:tailEnd type="triangle" w="sm" len="sm"/>
                       </a:ln>
                     </wps:spPr>
                     <wps:style>
@@ -24470,7 +24470,7 @@
                           <a:srgbClr val="2F5496"/>
                         </a:solidFill>
                         <a:prstDash val="solid"/>
-                        <a:tailEnd type="triangle" w="med" len="med"/>
+                        <a:tailEnd type="triangle" w="sm" len="sm"/>
                       </a:ln>
                     </wps:spPr>
                     <wps:style>
@@ -24508,7 +24508,7 @@
                           <a:srgbClr val="2F5496"/>
                         </a:solidFill>
                         <a:prstDash val="solid"/>
-                        <a:tailEnd type="triangle" w="med" len="med"/>
+                        <a:tailEnd type="triangle" w="sm" len="sm"/>
                       </a:ln>
                     </wps:spPr>
                     <wps:style>
@@ -24546,7 +24546,7 @@
                           <a:srgbClr val="2F5496"/>
                         </a:solidFill>
                         <a:prstDash val="solid"/>
-                        <a:tailEnd type="triangle" w="med" len="med"/>
+                        <a:tailEnd type="triangle" w="sm" len="sm"/>
                       </a:ln>
                     </wps:spPr>
                     <wps:style>
@@ -24623,7 +24623,7 @@
                           <a:srgbClr val="2F5496"/>
                         </a:solidFill>
                         <a:prstDash val="solid"/>
-                        <a:tailEnd type="triangle" w="med" len="med"/>
+                        <a:tailEnd type="triangle" w="sm" len="sm"/>
                       </a:ln>
                     </wps:spPr>
                     <wps:style>
@@ -24661,7 +24661,7 @@
                           <a:srgbClr val="2F5496"/>
                         </a:solidFill>
                         <a:prstDash val="solid"/>
-                        <a:tailEnd type="triangle" w="med" len="med"/>
+                        <a:tailEnd type="triangle" w="sm" len="sm"/>
                       </a:ln>
                     </wps:spPr>
                     <wps:style>
@@ -24699,7 +24699,7 @@
                           <a:srgbClr val="2F5496"/>
                         </a:solidFill>
                         <a:prstDash val="solid"/>
-                        <a:tailEnd type="triangle" w="med" len="med"/>
+                        <a:tailEnd type="triangle" w="sm" len="sm"/>
                       </a:ln>
                     </wps:spPr>
                     <wps:style>
@@ -24737,7 +24737,7 @@
                           <a:srgbClr val="2F5496"/>
                         </a:solidFill>
                         <a:prstDash val="solid"/>
-                        <a:tailEnd type="triangle" w="med" len="med"/>
+                        <a:tailEnd type="triangle" w="sm" len="sm"/>
                       </a:ln>
                     </wps:spPr>
                     <wps:style>
@@ -24775,7 +24775,7 @@
                           <a:srgbClr val="2F5496"/>
                         </a:solidFill>
                         <a:prstDash val="solid"/>
-                        <a:tailEnd type="triangle" w="med" len="med"/>
+                        <a:tailEnd type="triangle" w="sm" len="sm"/>
                       </a:ln>
                     </wps:spPr>
                     <wps:style>
@@ -24813,7 +24813,7 @@
                           <a:srgbClr val="2F5496"/>
                         </a:solidFill>
                         <a:prstDash val="solid"/>
-                        <a:tailEnd type="triangle" w="med" len="med"/>
+                        <a:tailEnd type="triangle" w="sm" len="sm"/>
                       </a:ln>
                     </wps:spPr>
                     <wps:style>
@@ -24890,7 +24890,7 @@
                           <a:srgbClr val="2F5496"/>
                         </a:solidFill>
                         <a:prstDash val="solid"/>
-                        <a:tailEnd type="triangle" w="med" len="med"/>
+                        <a:tailEnd type="triangle" w="sm" len="sm"/>
                       </a:ln>
                     </wps:spPr>
                     <wps:style>
@@ -24967,7 +24967,7 @@
                           <a:srgbClr val="2F5496"/>
                         </a:solidFill>
                         <a:prstDash val="solid"/>
-                        <a:tailEnd type="triangle" w="med" len="med"/>
+                        <a:tailEnd type="triangle" w="sm" len="sm"/>
                       </a:ln>
                     </wps:spPr>
                     <wps:style>
@@ -25005,7 +25005,7 @@
                           <a:srgbClr val="2F5496"/>
                         </a:solidFill>
                         <a:prstDash val="solid"/>
-                        <a:tailEnd type="triangle" w="med" len="med"/>
+                        <a:tailEnd type="triangle" w="sm" len="sm"/>
                       </a:ln>
                     </wps:spPr>
                     <wps:style>
@@ -25082,7 +25082,7 @@
                           <a:srgbClr val="2F5496"/>
                         </a:solidFill>
                         <a:prstDash val="solid"/>
-                        <a:tailEnd type="triangle" w="med" len="med"/>
+                        <a:tailEnd type="triangle" w="sm" len="sm"/>
                       </a:ln>
                     </wps:spPr>
                     <wps:style>
@@ -25120,7 +25120,7 @@
                           <a:srgbClr val="2F5496"/>
                         </a:solidFill>
                         <a:prstDash val="solid"/>
-                        <a:tailEnd type="triangle" w="med" len="med"/>
+                        <a:tailEnd type="triangle" w="sm" len="sm"/>
                       </a:ln>
                     </wps:spPr>
                     <wps:style>
@@ -25158,7 +25158,7 @@
                           <a:srgbClr val="2F5496"/>
                         </a:solidFill>
                         <a:prstDash val="solid"/>
-                        <a:tailEnd type="triangle" w="med" len="med"/>
+                        <a:tailEnd type="triangle" w="sm" len="sm"/>
                       </a:ln>
                     </wps:spPr>
                     <wps:style>
@@ -25235,7 +25235,7 @@
                           <a:srgbClr val="2F5496"/>
                         </a:solidFill>
                         <a:prstDash val="solid"/>
-                        <a:tailEnd type="triangle" w="med" len="med"/>
+                        <a:tailEnd type="triangle" w="sm" len="sm"/>
                       </a:ln>
                     </wps:spPr>
                     <wps:style>
@@ -25312,7 +25312,7 @@
                           <a:srgbClr val="2F5496"/>
                         </a:solidFill>
                         <a:prstDash val="solid"/>
-                        <a:tailEnd type="triangle" w="med" len="med"/>
+                        <a:tailEnd type="triangle" w="sm" len="sm"/>
                       </a:ln>
                     </wps:spPr>
                     <wps:style>
@@ -25389,7 +25389,7 @@
                           <a:srgbClr val="2F5496"/>
                         </a:solidFill>
                         <a:prstDash val="solid"/>
-                        <a:tailEnd type="triangle" w="med" len="med"/>
+                        <a:tailEnd type="triangle" w="sm" len="sm"/>
                       </a:ln>
                     </wps:spPr>
                     <wps:style>
@@ -25466,7 +25466,7 @@
                           <a:srgbClr val="2F5496"/>
                         </a:solidFill>
                         <a:prstDash val="solid"/>
-                        <a:tailEnd type="triangle" w="med" len="med"/>
+                        <a:tailEnd type="triangle" w="sm" len="sm"/>
                       </a:ln>
                     </wps:spPr>
                     <wps:style>
@@ -25504,7 +25504,7 @@
                           <a:srgbClr val="2F5496"/>
                         </a:solidFill>
                         <a:prstDash val="solid"/>
-                        <a:tailEnd type="triangle" w="med" len="med"/>
+                        <a:tailEnd type="triangle" w="sm" len="sm"/>
                       </a:ln>
                     </wps:spPr>
                     <wps:style>
@@ -25581,7 +25581,7 @@
                           <a:srgbClr val="2F5496"/>
                         </a:solidFill>
                         <a:prstDash val="solid"/>
-                        <a:tailEnd type="triangle" w="med" len="med"/>
+                        <a:tailEnd type="triangle" w="sm" len="sm"/>
                       </a:ln>
                     </wps:spPr>
                     <wps:style>
@@ -25619,7 +25619,7 @@
                           <a:srgbClr val="2F5496"/>
                         </a:solidFill>
                         <a:prstDash val="solid"/>
-                        <a:tailEnd type="triangle" w="med" len="med"/>
+                        <a:tailEnd type="triangle" w="sm" len="sm"/>
                       </a:ln>
                     </wps:spPr>
                     <wps:style>
@@ -25657,7 +25657,7 @@
                           <a:srgbClr val="2F5496"/>
                         </a:solidFill>
                         <a:prstDash val="solid"/>
-                        <a:tailEnd type="triangle" w="med" len="med"/>
+                        <a:tailEnd type="triangle" w="sm" len="sm"/>
                       </a:ln>
                     </wps:spPr>
                     <wps:style>
@@ -25695,7 +25695,7 @@
                           <a:srgbClr val="2F5496"/>
                         </a:solidFill>
                         <a:prstDash val="solid"/>
-                        <a:tailEnd type="triangle" w="med" len="med"/>
+                        <a:tailEnd type="triangle" w="sm" len="sm"/>
                       </a:ln>
                     </wps:spPr>
                     <wps:style>
@@ -25772,7 +25772,7 @@
                           <a:srgbClr val="2F5496"/>
                         </a:solidFill>
                         <a:prstDash val="solid"/>
-                        <a:tailEnd type="triangle" w="med" len="med"/>
+                        <a:tailEnd type="triangle" w="sm" len="sm"/>
                       </a:ln>
                     </wps:spPr>
                     <wps:style>
@@ -25810,7 +25810,7 @@
                           <a:srgbClr val="2F5496"/>
                         </a:solidFill>
                         <a:prstDash val="solid"/>
-                        <a:tailEnd type="triangle" w="med" len="med"/>
+                        <a:tailEnd type="triangle" w="sm" len="sm"/>
                       </a:ln>
                     </wps:spPr>
                     <wps:style>
@@ -25848,7 +25848,7 @@
                           <a:srgbClr val="2F5496"/>
                         </a:solidFill>
                         <a:prstDash val="solid"/>
-                        <a:tailEnd type="triangle" w="med" len="med"/>
+                        <a:tailEnd type="triangle" w="sm" len="sm"/>
                       </a:ln>
                     </wps:spPr>
                     <wps:style>
@@ -25886,7 +25886,7 @@
                           <a:srgbClr val="2F5496"/>
                         </a:solidFill>
                         <a:prstDash val="solid"/>
-                        <a:tailEnd type="triangle" w="med" len="med"/>
+                        <a:tailEnd type="triangle" w="sm" len="sm"/>
                       </a:ln>
                     </wps:spPr>
                     <wps:style>
@@ -25924,7 +25924,7 @@
                           <a:srgbClr val="2F5496"/>
                         </a:solidFill>
                         <a:prstDash val="solid"/>
-                        <a:tailEnd type="triangle" w="med" len="med"/>
+                        <a:tailEnd type="triangle" w="sm" len="sm"/>
                       </a:ln>
                     </wps:spPr>
                     <wps:style>
@@ -25962,7 +25962,7 @@
                           <a:srgbClr val="2F5496"/>
                         </a:solidFill>
                         <a:prstDash val="solid"/>
-                        <a:tailEnd type="triangle" w="med" len="med"/>
+                        <a:tailEnd type="triangle" w="sm" len="sm"/>
                       </a:ln>
                     </wps:spPr>
                     <wps:style>
@@ -26039,7 +26039,7 @@
                           <a:srgbClr val="2F5496"/>
                         </a:solidFill>
                         <a:prstDash val="solid"/>
-                        <a:tailEnd type="triangle" w="med" len="med"/>
+                        <a:tailEnd type="triangle" w="sm" len="sm"/>
                       </a:ln>
                     </wps:spPr>
                     <wps:style>
@@ -26077,7 +26077,7 @@
                           <a:srgbClr val="2F5496"/>
                         </a:solidFill>
                         <a:prstDash val="solid"/>
-                        <a:tailEnd type="triangle" w="med" len="med"/>
+                        <a:tailEnd type="triangle" w="sm" len="sm"/>
                       </a:ln>
                     </wps:spPr>
                     <wps:style>
@@ -26115,7 +26115,7 @@
                           <a:srgbClr val="2F5496"/>
                         </a:solidFill>
                         <a:prstDash val="solid"/>
-                        <a:tailEnd type="triangle" w="med" len="med"/>
+                        <a:tailEnd type="triangle" w="sm" len="sm"/>
                       </a:ln>
                     </wps:spPr>
                     <wps:style>
@@ -26153,7 +26153,7 @@
                           <a:srgbClr val="2F5496"/>
                         </a:solidFill>
                         <a:prstDash val="solid"/>
-                        <a:tailEnd type="triangle" w="med" len="med"/>
+                        <a:tailEnd type="triangle" w="sm" len="sm"/>
                       </a:ln>
                     </wps:spPr>
                     <wps:style>
@@ -26191,7 +26191,7 @@
                           <a:srgbClr val="2F5496"/>
                         </a:solidFill>
                         <a:prstDash val="solid"/>
-                        <a:tailEnd type="triangle" w="med" len="med"/>
+                        <a:tailEnd type="triangle" w="sm" len="sm"/>
                       </a:ln>
                     </wps:spPr>
                     <wps:style>
@@ -26229,7 +26229,7 @@
                           <a:srgbClr val="2F5496"/>
                         </a:solidFill>
                         <a:prstDash val="solid"/>
-                        <a:tailEnd type="triangle" w="med" len="med"/>
+                        <a:tailEnd type="triangle" w="sm" len="sm"/>
                       </a:ln>
                     </wps:spPr>
                     <wps:style>
@@ -26267,7 +26267,7 @@
                           <a:srgbClr val="2F5496"/>
                         </a:solidFill>
                         <a:prstDash val="solid"/>
-                        <a:tailEnd type="triangle" w="med" len="med"/>
+                        <a:tailEnd type="triangle" w="sm" len="sm"/>
                       </a:ln>
                     </wps:spPr>
                     <wps:style>
@@ -26305,7 +26305,7 @@
                           <a:srgbClr val="2F5496"/>
                         </a:solidFill>
                         <a:prstDash val="solid"/>
-                        <a:tailEnd type="triangle" w="med" len="med"/>
+                        <a:tailEnd type="triangle" w="sm" len="sm"/>
                       </a:ln>
                     </wps:spPr>
                     <wps:style>
@@ -26343,7 +26343,7 @@
                           <a:srgbClr val="2F5496"/>
                         </a:solidFill>
                         <a:prstDash val="solid"/>
-                        <a:tailEnd type="triangle" w="med" len="med"/>
+                        <a:tailEnd type="triangle" w="sm" len="sm"/>
                       </a:ln>
                     </wps:spPr>
                     <wps:style>
@@ -26381,7 +26381,7 @@
                           <a:srgbClr val="2F5496"/>
                         </a:solidFill>
                         <a:prstDash val="solid"/>
-                        <a:tailEnd type="triangle" w="med" len="med"/>
+                        <a:tailEnd type="triangle" w="sm" len="sm"/>
                       </a:ln>
                     </wps:spPr>
                     <wps:style>
@@ -26419,7 +26419,7 @@
                           <a:srgbClr val="2F5496"/>
                         </a:solidFill>
                         <a:prstDash val="solid"/>
-                        <a:tailEnd type="triangle" w="med" len="med"/>
+                        <a:tailEnd type="triangle" w="sm" len="sm"/>
                       </a:ln>
                     </wps:spPr>
                     <wps:style>
@@ -26496,7 +26496,7 @@
                           <a:srgbClr val="2F5496"/>
                         </a:solidFill>
                         <a:prstDash val="solid"/>
-                        <a:tailEnd type="triangle" w="med" len="med"/>
+                        <a:tailEnd type="triangle" w="sm" len="sm"/>
                       </a:ln>
                     </wps:spPr>
                     <wps:style>
@@ -26573,7 +26573,7 @@
                           <a:srgbClr val="2F5496"/>
                         </a:solidFill>
                         <a:prstDash val="solid"/>
-                        <a:tailEnd type="triangle" w="med" len="med"/>
+                        <a:tailEnd type="triangle" w="sm" len="sm"/>
                       </a:ln>
                     </wps:spPr>
                     <wps:style>
@@ -26611,7 +26611,7 @@
                           <a:srgbClr val="2F5496"/>
                         </a:solidFill>
                         <a:prstDash val="solid"/>
-                        <a:tailEnd type="triangle" w="med" len="med"/>
+                        <a:tailEnd type="triangle" w="sm" len="sm"/>
                       </a:ln>
                     </wps:spPr>
                     <wps:style>
@@ -26649,7 +26649,7 @@
                           <a:srgbClr val="2F5496"/>
                         </a:solidFill>
                         <a:prstDash val="solid"/>
-                        <a:tailEnd type="triangle" w="med" len="med"/>
+                        <a:tailEnd type="triangle" w="sm" len="sm"/>
                       </a:ln>
                     </wps:spPr>
                     <wps:style>
@@ -26687,7 +26687,7 @@
                           <a:srgbClr val="2F5496"/>
                         </a:solidFill>
                         <a:prstDash val="solid"/>
-                        <a:tailEnd type="triangle" w="med" len="med"/>
+                        <a:tailEnd type="triangle" w="sm" len="sm"/>
                       </a:ln>
                     </wps:spPr>
                     <wps:style>
@@ -26725,7 +26725,7 @@
                           <a:srgbClr val="2F5496"/>
                         </a:solidFill>
                         <a:prstDash val="solid"/>
-                        <a:tailEnd type="triangle" w="med" len="med"/>
+                        <a:tailEnd type="triangle" w="sm" len="sm"/>
                       </a:ln>
                     </wps:spPr>
                     <wps:style>
@@ -26802,7 +26802,7 @@
                           <a:srgbClr val="2F5496"/>
                         </a:solidFill>
                         <a:prstDash val="solid"/>
-                        <a:tailEnd type="triangle" w="med" len="med"/>
+                        <a:tailEnd type="triangle" w="sm" len="sm"/>
                       </a:ln>
                     </wps:spPr>
                     <wps:style>
@@ -26879,7 +26879,7 @@
                           <a:srgbClr val="2F5496"/>
                         </a:solidFill>
                         <a:prstDash val="solid"/>
-                        <a:tailEnd type="triangle" w="med" len="med"/>
+                        <a:tailEnd type="triangle" w="sm" len="sm"/>
                       </a:ln>
                     </wps:spPr>
                     <wps:style>
@@ -26917,7 +26917,7 @@
                           <a:srgbClr val="2F5496"/>
                         </a:solidFill>
                         <a:prstDash val="solid"/>
-                        <a:tailEnd type="triangle" w="med" len="med"/>
+                        <a:tailEnd type="triangle" w="sm" len="sm"/>
                       </a:ln>
                     </wps:spPr>
                     <wps:style>
@@ -26955,7 +26955,7 @@
                           <a:srgbClr val="2F5496"/>
                         </a:solidFill>
                         <a:prstDash val="solid"/>
-                        <a:tailEnd type="triangle" w="med" len="med"/>
+                        <a:tailEnd type="triangle" w="sm" len="sm"/>
                       </a:ln>
                     </wps:spPr>
                     <wps:style>
@@ -27032,7 +27032,7 @@
                           <a:srgbClr val="2F5496"/>
                         </a:solidFill>
                         <a:prstDash val="solid"/>
-                        <a:tailEnd type="triangle" w="med" len="med"/>
+                        <a:tailEnd type="triangle" w="sm" len="sm"/>
                       </a:ln>
                     </wps:spPr>
                     <wps:style>
@@ -27070,7 +27070,7 @@
                           <a:srgbClr val="2F5496"/>
                         </a:solidFill>
                         <a:prstDash val="solid"/>
-                        <a:tailEnd type="triangle" w="med" len="med"/>
+                        <a:tailEnd type="triangle" w="sm" len="sm"/>
                       </a:ln>
                     </wps:spPr>
                     <wps:style>
@@ -27108,7 +27108,7 @@
                           <a:srgbClr val="2F5496"/>
                         </a:solidFill>
                         <a:prstDash val="solid"/>
-                        <a:tailEnd type="triangle" w="med" len="med"/>
+                        <a:tailEnd type="triangle" w="sm" len="sm"/>
                       </a:ln>
                     </wps:spPr>
                     <wps:style>
@@ -27146,7 +27146,7 @@
                           <a:srgbClr val="2F5496"/>
                         </a:solidFill>
                         <a:prstDash val="solid"/>
-                        <a:tailEnd type="triangle" w="med" len="med"/>
+                        <a:tailEnd type="triangle" w="sm" len="sm"/>
                       </a:ln>
                     </wps:spPr>
                     <wps:style>
@@ -27223,7 +27223,7 @@
                           <a:srgbClr val="2F5496"/>
                         </a:solidFill>
                         <a:prstDash val="solid"/>
-                        <a:tailEnd type="triangle" w="med" len="med"/>
+                        <a:tailEnd type="triangle" w="sm" len="sm"/>
                       </a:ln>
                     </wps:spPr>
                     <wps:style>
@@ -27300,7 +27300,7 @@
                           <a:srgbClr val="2F5496"/>
                         </a:solidFill>
                         <a:prstDash val="solid"/>
-                        <a:tailEnd type="triangle" w="med" len="med"/>
+                        <a:tailEnd type="triangle" w="sm" len="sm"/>
                       </a:ln>
                     </wps:spPr>
                     <wps:style>
@@ -27338,7 +27338,7 @@
                           <a:srgbClr val="2F5496"/>
                         </a:solidFill>
                         <a:prstDash val="solid"/>
-                        <a:tailEnd type="triangle" w="med" len="med"/>
+                        <a:tailEnd type="triangle" w="sm" len="sm"/>
                       </a:ln>
                     </wps:spPr>
                     <wps:style>
@@ -27376,7 +27376,7 @@
                           <a:srgbClr val="2F5496"/>
                         </a:solidFill>
                         <a:prstDash val="solid"/>
-                        <a:tailEnd type="triangle" w="med" len="med"/>
+                        <a:tailEnd type="triangle" w="sm" len="sm"/>
                       </a:ln>
                     </wps:spPr>
                     <wps:style>
@@ -27414,7 +27414,7 @@
                           <a:srgbClr val="2F5496"/>
                         </a:solidFill>
                         <a:prstDash val="solid"/>
-                        <a:tailEnd type="triangle" w="med" len="med"/>
+                        <a:tailEnd type="triangle" w="sm" len="sm"/>
                       </a:ln>
                     </wps:spPr>
                     <wps:style>
@@ -27491,7 +27491,7 @@
                           <a:srgbClr val="2F5496"/>
                         </a:solidFill>
                         <a:prstDash val="solid"/>
-                        <a:tailEnd type="triangle" w="med" len="med"/>
+                        <a:tailEnd type="triangle" w="sm" len="sm"/>
                       </a:ln>
                     </wps:spPr>
                     <wps:style>
@@ -27568,7 +27568,7 @@
                           <a:srgbClr val="2F5496"/>
                         </a:solidFill>
                         <a:prstDash val="solid"/>
-                        <a:tailEnd type="triangle" w="med" len="med"/>
+                        <a:tailEnd type="triangle" w="sm" len="sm"/>
                       </a:ln>
                     </wps:spPr>
                     <wps:style>
@@ -27645,7 +27645,7 @@
                           <a:srgbClr val="2F5496"/>
                         </a:solidFill>
                         <a:prstDash val="solid"/>
-                        <a:tailEnd type="triangle" w="med" len="med"/>
+                        <a:tailEnd type="triangle" w="sm" len="sm"/>
                       </a:ln>
                     </wps:spPr>
                     <wps:style>
@@ -27683,7 +27683,7 @@
                           <a:srgbClr val="2F5496"/>
                         </a:solidFill>
                         <a:prstDash val="solid"/>
-                        <a:tailEnd type="triangle" w="med" len="med"/>
+                        <a:tailEnd type="triangle" w="sm" len="sm"/>
                       </a:ln>
                     </wps:spPr>
                     <wps:style>
@@ -27721,7 +27721,7 @@
                           <a:srgbClr val="2F5496"/>
                         </a:solidFill>
                         <a:prstDash val="solid"/>
-                        <a:tailEnd type="triangle" w="med" len="med"/>
+                        <a:tailEnd type="triangle" w="sm" len="sm"/>
                       </a:ln>
                     </wps:spPr>
                     <wps:style>
@@ -27759,7 +27759,7 @@
                           <a:srgbClr val="2F5496"/>
                         </a:solidFill>
                         <a:prstDash val="solid"/>
-                        <a:tailEnd type="triangle" w="med" len="med"/>
+                        <a:tailEnd type="triangle" w="sm" len="sm"/>
                       </a:ln>
                     </wps:spPr>
                     <wps:style>
@@ -27797,7 +27797,7 @@
                           <a:srgbClr val="2F5496"/>
                         </a:solidFill>
                         <a:prstDash val="solid"/>
-                        <a:tailEnd type="triangle" w="med" len="med"/>
+                        <a:tailEnd type="triangle" w="sm" len="sm"/>
                       </a:ln>
                     </wps:spPr>
                     <wps:style>
@@ -27835,7 +27835,7 @@
                           <a:srgbClr val="2F5496"/>
                         </a:solidFill>
                         <a:prstDash val="solid"/>
-                        <a:tailEnd type="triangle" w="med" len="med"/>
+                        <a:tailEnd type="triangle" w="sm" len="sm"/>
                       </a:ln>
                     </wps:spPr>
                     <wps:style>
@@ -27873,7 +27873,7 @@
                           <a:srgbClr val="2F5496"/>
                         </a:solidFill>
                         <a:prstDash val="solid"/>
-                        <a:tailEnd type="triangle" w="med" len="med"/>
+                        <a:tailEnd type="triangle" w="sm" len="sm"/>
                       </a:ln>
                     </wps:spPr>
                     <wps:style>
@@ -27911,7 +27911,7 @@
                           <a:srgbClr val="2F5496"/>
                         </a:solidFill>
                         <a:prstDash val="solid"/>
-                        <a:tailEnd type="triangle" w="med" len="med"/>
+                        <a:tailEnd type="triangle" w="sm" len="sm"/>
                       </a:ln>
                     </wps:spPr>
                     <wps:style>
@@ -27949,7 +27949,7 @@
                           <a:srgbClr val="2F5496"/>
                         </a:solidFill>
                         <a:prstDash val="solid"/>
-                        <a:tailEnd type="triangle" w="med" len="med"/>
+                        <a:tailEnd type="triangle" w="sm" len="sm"/>
                       </a:ln>
                     </wps:spPr>
                     <wps:style>
@@ -27987,7 +27987,7 @@
                           <a:srgbClr val="2F5496"/>
                         </a:solidFill>
                         <a:prstDash val="solid"/>
-                        <a:tailEnd type="triangle" w="med" len="med"/>
+                        <a:tailEnd type="triangle" w="sm" len="sm"/>
                       </a:ln>
                     </wps:spPr>
                     <wps:style>
@@ -28025,7 +28025,7 @@
                           <a:srgbClr val="2F5496"/>
                         </a:solidFill>
                         <a:prstDash val="solid"/>
-                        <a:tailEnd type="triangle" w="med" len="med"/>
+                        <a:tailEnd type="triangle" w="sm" len="sm"/>
                       </a:ln>
                     </wps:spPr>
                     <wps:style>
@@ -28063,7 +28063,7 @@
                           <a:srgbClr val="2F5496"/>
                         </a:solidFill>
                         <a:prstDash val="solid"/>
-                        <a:tailEnd type="triangle" w="med" len="med"/>
+                        <a:tailEnd type="triangle" w="sm" len="sm"/>
                       </a:ln>
                     </wps:spPr>
                     <wps:style>
@@ -28101,7 +28101,7 @@
                           <a:srgbClr val="2F5496"/>
                         </a:solidFill>
                         <a:prstDash val="solid"/>
-                        <a:tailEnd type="triangle" w="med" len="med"/>
+                        <a:tailEnd type="triangle" w="sm" len="sm"/>
                       </a:ln>
                     </wps:spPr>
                     <wps:style>
@@ -28139,7 +28139,7 @@
                           <a:srgbClr val="2F5496"/>
                         </a:solidFill>
                         <a:prstDash val="solid"/>
-                        <a:tailEnd type="triangle" w="med" len="med"/>
+                        <a:tailEnd type="triangle" w="sm" len="sm"/>
                       </a:ln>
                     </wps:spPr>
                     <wps:style>
@@ -28177,7 +28177,7 @@
                           <a:srgbClr val="2F5496"/>
                         </a:solidFill>
                         <a:prstDash val="solid"/>
-                        <a:tailEnd type="triangle" w="med" len="med"/>
+                        <a:tailEnd type="triangle" w="sm" len="sm"/>
                       </a:ln>
                     </wps:spPr>
                     <wps:style>
@@ -28215,7 +28215,7 @@
                           <a:srgbClr val="2F5496"/>
                         </a:solidFill>
                         <a:prstDash val="solid"/>
-                        <a:tailEnd type="triangle" w="med" len="med"/>
+                        <a:tailEnd type="triangle" w="sm" len="sm"/>
                       </a:ln>
                     </wps:spPr>
                     <wps:style>
@@ -28253,7 +28253,7 @@
                           <a:srgbClr val="2F5496"/>
                         </a:solidFill>
                         <a:prstDash val="solid"/>
-                        <a:tailEnd type="triangle" w="med" len="med"/>
+                        <a:tailEnd type="triangle" w="sm" len="sm"/>
                       </a:ln>
                     </wps:spPr>
                     <wps:style>
@@ -28330,7 +28330,7 @@
                           <a:srgbClr val="2F5496"/>
                         </a:solidFill>
                         <a:prstDash val="solid"/>
-                        <a:tailEnd type="triangle" w="med" len="med"/>
+                        <a:tailEnd type="triangle" w="sm" len="sm"/>
                       </a:ln>
                     </wps:spPr>
                     <wps:style>
@@ -28368,7 +28368,7 @@
                           <a:srgbClr val="2F5496"/>
                         </a:solidFill>
                         <a:prstDash val="solid"/>
-                        <a:tailEnd type="triangle" w="med" len="med"/>
+                        <a:tailEnd type="triangle" w="sm" len="sm"/>
                       </a:ln>
                     </wps:spPr>
                     <wps:style>
@@ -28406,7 +28406,7 @@
                           <a:srgbClr val="2F5496"/>
                         </a:solidFill>
                         <a:prstDash val="solid"/>
-                        <a:tailEnd type="triangle" w="med" len="med"/>
+                        <a:tailEnd type="triangle" w="sm" len="sm"/>
                       </a:ln>
                     </wps:spPr>
                     <wps:style>
@@ -28483,7 +28483,7 @@
                           <a:srgbClr val="2F5496"/>
                         </a:solidFill>
                         <a:prstDash val="solid"/>
-                        <a:tailEnd type="triangle" w="med" len="med"/>
+                        <a:tailEnd type="triangle" w="sm" len="sm"/>
                       </a:ln>
                     </wps:spPr>
                     <wps:style>
@@ -28521,7 +28521,7 @@
                           <a:srgbClr val="2F5496"/>
                         </a:solidFill>
                         <a:prstDash val="solid"/>
-                        <a:tailEnd type="triangle" w="med" len="med"/>
+                        <a:tailEnd type="triangle" w="sm" len="sm"/>
                       </a:ln>
                     </wps:spPr>
                     <wps:style>
@@ -28598,7 +28598,7 @@
                           <a:srgbClr val="2F5496"/>
                         </a:solidFill>
                         <a:prstDash val="solid"/>
-                        <a:tailEnd type="triangle" w="med" len="med"/>
+                        <a:tailEnd type="triangle" w="sm" len="sm"/>
                       </a:ln>
                     </wps:spPr>
                     <wps:style>
@@ -28636,7 +28636,7 @@
                           <a:srgbClr val="2F5496"/>
                         </a:solidFill>
                         <a:prstDash val="solid"/>
-                        <a:tailEnd type="triangle" w="med" len="med"/>
+                        <a:tailEnd type="triangle" w="sm" len="sm"/>
                       </a:ln>
                     </wps:spPr>
                     <wps:style>
@@ -28713,7 +28713,7 @@
                           <a:srgbClr val="2F5496"/>
                         </a:solidFill>
                         <a:prstDash val="solid"/>
-                        <a:tailEnd type="triangle" w="med" len="med"/>
+                        <a:tailEnd type="triangle" w="sm" len="sm"/>
                       </a:ln>
                     </wps:spPr>
                     <wps:style>
@@ -28751,7 +28751,7 @@
                           <a:srgbClr val="2F5496"/>
                         </a:solidFill>
                         <a:prstDash val="solid"/>
-                        <a:tailEnd type="triangle" w="med" len="med"/>
+                        <a:tailEnd type="triangle" w="sm" len="sm"/>
                       </a:ln>
                     </wps:spPr>
                     <wps:style>
@@ -28828,7 +28828,7 @@
                           <a:srgbClr val="2F5496"/>
                         </a:solidFill>
                         <a:prstDash val="solid"/>
-                        <a:tailEnd type="triangle" w="med" len="med"/>
+                        <a:tailEnd type="triangle" w="sm" len="sm"/>
                       </a:ln>
                     </wps:spPr>
                     <wps:style>
@@ -28905,7 +28905,7 @@
                           <a:srgbClr val="2F5496"/>
                         </a:solidFill>
                         <a:prstDash val="solid"/>
-                        <a:tailEnd type="triangle" w="med" len="med"/>
+                        <a:tailEnd type="triangle" w="sm" len="sm"/>
                       </a:ln>
                     </wps:spPr>
                     <wps:style>
@@ -28982,7 +28982,7 @@
                           <a:srgbClr val="2F5496"/>
                         </a:solidFill>
                         <a:prstDash val="solid"/>
-                        <a:tailEnd type="triangle" w="med" len="med"/>
+                        <a:tailEnd type="triangle" w="sm" len="sm"/>
                       </a:ln>
                     </wps:spPr>
                     <wps:style>
@@ -29037,7 +29037,7 @@
                           <a:srgbClr val="2F5496"/>
                         </a:solidFill>
                         <a:prstDash val="solid"/>
-                        <a:tailEnd type="triangle" w="med" len="med"/>
+                        <a:tailEnd type="triangle" w="sm" len="sm"/>
                       </a:ln>
                     </wps:spPr>
                     <wps:style>
@@ -29075,7 +29075,7 @@
                           <a:srgbClr val="2F5496"/>
                         </a:solidFill>
                         <a:prstDash val="solid"/>
-                        <a:tailEnd type="triangle" w="med" len="med"/>
+                        <a:tailEnd type="triangle" w="sm" len="sm"/>
                       </a:ln>
                     </wps:spPr>
                     <wps:style>
@@ -29113,7 +29113,7 @@
                           <a:srgbClr val="2F5496"/>
                         </a:solidFill>
                         <a:prstDash val="solid"/>
-                        <a:tailEnd type="triangle" w="med" len="med"/>
+                        <a:tailEnd type="triangle" w="sm" len="sm"/>
                       </a:ln>
                     </wps:spPr>
                     <wps:style>
@@ -29151,7 +29151,7 @@
                           <a:srgbClr val="2F5496"/>
                         </a:solidFill>
                         <a:prstDash val="solid"/>
-                        <a:tailEnd type="triangle" w="med" len="med"/>
+                        <a:tailEnd type="triangle" w="sm" len="sm"/>
                       </a:ln>
                     </wps:spPr>
                     <wps:style>
@@ -29189,7 +29189,7 @@
                           <a:srgbClr val="2F5496"/>
                         </a:solidFill>
                         <a:prstDash val="solid"/>
-                        <a:tailEnd type="triangle" w="med" len="med"/>
+                        <a:tailEnd type="triangle" w="sm" len="sm"/>
                       </a:ln>
                     </wps:spPr>
                     <wps:style>
@@ -29227,7 +29227,7 @@
                           <a:srgbClr val="2F5496"/>
                         </a:solidFill>
                         <a:prstDash val="solid"/>
-                        <a:tailEnd type="triangle" w="med" len="med"/>
+                        <a:tailEnd type="triangle" w="sm" len="sm"/>
                       </a:ln>
                     </wps:spPr>
                     <wps:style>
